--- a/dokumentacio/DOKUMENTÁCIÓ.docx
+++ b/dokumentacio/DOKUMENTÁCIÓ.docx
@@ -1,6 +1,6 @@
 
 <file path=word/document.xml><?xml version="1.0" encoding="utf-8"?>
-<w:document xmlns:wpc="http://schemas.microsoft.com/office/word/2010/wordprocessingCanvas" xmlns:cx="http://schemas.microsoft.com/office/drawing/2014/chartex" xmlns:cx1="http://schemas.microsoft.com/office/drawing/2015/9/8/chartex" xmlns:cx2="http://schemas.microsoft.com/office/drawing/2015/10/21/chartex" xmlns:cx3="http://schemas.microsoft.com/office/drawing/2016/5/9/chartex" xmlns:cx4="http://schemas.microsoft.com/office/drawing/2016/5/10/chartex" xmlns:cx5="http://schemas.microsoft.com/office/drawing/2016/5/11/chartex" xmlns:cx6="http://schemas.microsoft.com/office/drawing/2016/5/12/chartex" xmlns:cx7="http://schemas.microsoft.com/office/drawing/2016/5/13/chartex" xmlns:cx8="http://schemas.microsoft.com/office/drawing/2016/5/14/chartex" xmlns:mc="http://schemas.openxmlformats.org/markup-compatibility/2006" xmlns:aink="http://schemas.microsoft.com/office/drawing/2016/ink" xmlns:am3d="http://schemas.microsoft.com/office/drawing/2017/model3d" xmlns:o="urn:schemas-microsoft-com:office:office" xmlns:r="http://schemas.openxmlformats.org/officeDocument/2006/relationships" xmlns:m="http://schemas.openxmlformats.org/officeDocument/2006/math" xmlns:v="urn:schemas-microsoft-com:vml" xmlns:wp14="http://schemas.microsoft.com/office/word/2010/wordprocessingDrawing" xmlns:wp="http://schemas.openxmlformats.org/drawingml/2006/wordprocessingDrawing" xmlns:w10="urn:schemas-microsoft-com:office:word" xmlns:w="http://schemas.openxmlformats.org/wordprocessingml/2006/main" xmlns:w14="http://schemas.microsoft.com/office/word/2010/wordml" xmlns:w15="http://schemas.microsoft.com/office/word/2012/wordml" xmlns:w16cex="http://schemas.microsoft.com/office/word/2018/wordml/cex" xmlns:w16cid="http://schemas.microsoft.com/office/word/2016/wordml/cid" xmlns:w16="http://schemas.microsoft.com/office/word/2018/wordml" xmlns:w16sdtdh="http://schemas.microsoft.com/office/word/2020/wordml/sdtdatahash" xmlns:w16se="http://schemas.microsoft.com/office/word/2015/wordml/symex" xmlns:wpg="http://schemas.microsoft.com/office/word/2010/wordprocessingGroup" xmlns:wpi="http://schemas.microsoft.com/office/word/2010/wordprocessingInk" xmlns:wne="http://schemas.microsoft.com/office/word/2006/wordml" xmlns:wps="http://schemas.microsoft.com/office/word/2010/wordprocessingShape" mc:Ignorable="w14 w15 w16se w16cid w16 w16cex w16sdtdh wp14">
+<w:document xmlns:wpc="http://schemas.microsoft.com/office/word/2010/wordprocessingCanvas" xmlns:cx="http://schemas.microsoft.com/office/drawing/2014/chartex" xmlns:cx1="http://schemas.microsoft.com/office/drawing/2015/9/8/chartex" xmlns:cx2="http://schemas.microsoft.com/office/drawing/2015/10/21/chartex" xmlns:cx3="http://schemas.microsoft.com/office/drawing/2016/5/9/chartex" xmlns:cx4="http://schemas.microsoft.com/office/drawing/2016/5/10/chartex" xmlns:cx5="http://schemas.microsoft.com/office/drawing/2016/5/11/chartex" xmlns:cx6="http://schemas.microsoft.com/office/drawing/2016/5/12/chartex" xmlns:cx7="http://schemas.microsoft.com/office/drawing/2016/5/13/chartex" xmlns:cx8="http://schemas.microsoft.com/office/drawing/2016/5/14/chartex" xmlns:mc="http://schemas.openxmlformats.org/markup-compatibility/2006" xmlns:aink="http://schemas.microsoft.com/office/drawing/2016/ink" xmlns:am3d="http://schemas.microsoft.com/office/drawing/2017/model3d" xmlns:o="urn:schemas-microsoft-com:office:office" xmlns:r="http://schemas.openxmlformats.org/officeDocument/2006/relationships" xmlns:m="http://schemas.openxmlformats.org/officeDocument/2006/math" xmlns:v="urn:schemas-microsoft-com:vml" xmlns:wp14="http://schemas.microsoft.com/office/word/2010/wordprocessingDrawing" xmlns:wp="http://schemas.openxmlformats.org/drawingml/2006/wordprocessingDrawing" xmlns:w10="urn:schemas-microsoft-com:office:word" xmlns:w="http://schemas.openxmlformats.org/wordprocessingml/2006/main" xmlns:w14="http://schemas.microsoft.com/office/word/2010/wordml" xmlns:w15="http://schemas.microsoft.com/office/word/2012/wordml" xmlns:w16cid="http://schemas.microsoft.com/office/word/2016/wordml/cid" xmlns:w16se="http://schemas.microsoft.com/office/word/2015/wordml/symex" xmlns:wpg="http://schemas.microsoft.com/office/word/2010/wordprocessingGroup" xmlns:wpi="http://schemas.microsoft.com/office/word/2010/wordprocessingInk" xmlns:wne="http://schemas.microsoft.com/office/word/2006/wordml" xmlns:wps="http://schemas.microsoft.com/office/word/2010/wordprocessingShape" mc:Ignorable="w14 w15 w16se w16cid wp14">
   <w:body>
     <w:p>
       <w:pPr>
@@ -207,7 +207,7 @@
               </wp:anchor>
             </w:drawing>
           </mc:Choice>
-          <mc:Fallback>
+          <mc:Fallback xmlns:w16sdtdh="http://schemas.microsoft.com/office/word/2020/wordml/sdtdatahash" xmlns:w16="http://schemas.microsoft.com/office/word/2018/wordml" xmlns:w16cex="http://schemas.microsoft.com/office/word/2018/wordml/cex">
             <w:pict>
               <v:shapetype w14:anchorId="0DEFAE49" id="_x0000_t202" coordsize="21600,21600" o:spt="202" path="m,l,21600r21600,l21600,xe">
                 <v:stroke joinstyle="miter"/>
@@ -404,7 +404,7 @@
               </wp:anchor>
             </w:drawing>
           </mc:Choice>
-          <mc:Fallback>
+          <mc:Fallback xmlns:w16sdtdh="http://schemas.microsoft.com/office/word/2020/wordml/sdtdatahash" xmlns:w16="http://schemas.microsoft.com/office/word/2018/wordml" xmlns:w16cex="http://schemas.microsoft.com/office/word/2018/wordml/cex">
             <w:pict>
               <v:shape w14:anchorId="50A9AB1B" id="_x0000_s1027" type="#_x0000_t202" style="position:absolute;margin-left:-69.55pt;margin-top:513.5pt;width:592.85pt;height:110.6pt;z-index:251661312;visibility:visible;mso-wrap-style:square;mso-width-percent:0;mso-height-percent:200;mso-wrap-distance-left:9pt;mso-wrap-distance-top:3.6pt;mso-wrap-distance-right:9pt;mso-wrap-distance-bottom:3.6pt;mso-position-horizontal:absolute;mso-position-horizontal-relative:text;mso-position-vertical:absolute;mso-position-vertical-relative:text;mso-width-percent:0;mso-height-percent:200;mso-width-relative:margin;mso-height-relative:margin;v-text-anchor:top" o:gfxdata="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" stroked="f">
                 <v:textbox style="mso-fit-shape-to-text:t">
@@ -578,7 +578,7 @@
               </wp:anchor>
             </w:drawing>
           </mc:Choice>
-          <mc:Fallback>
+          <mc:Fallback xmlns:w16sdtdh="http://schemas.microsoft.com/office/word/2020/wordml/sdtdatahash" xmlns:w16="http://schemas.microsoft.com/office/word/2018/wordml" xmlns:w16cex="http://schemas.microsoft.com/office/word/2018/wordml/cex">
             <w:pict>
               <v:shape w14:anchorId="55187DCE" id="_x0000_s1028" type="#_x0000_t202" style="position:absolute;margin-left:89.65pt;margin-top:9.4pt;width:276pt;height:110.6pt;z-index:251659264;visibility:visible;mso-wrap-style:square;mso-width-percent:0;mso-height-percent:200;mso-wrap-distance-left:9pt;mso-wrap-distance-top:3.6pt;mso-wrap-distance-right:9pt;mso-wrap-distance-bottom:3.6pt;mso-position-horizontal:absolute;mso-position-horizontal-relative:text;mso-position-vertical:absolute;mso-position-vertical-relative:text;mso-width-percent:0;mso-height-percent:200;mso-width-relative:margin;mso-height-relative:margin;v-text-anchor:top" o:gfxdata="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" stroked="f">
                 <v:textbox style="mso-fit-shape-to-text:t">
@@ -640,11 +640,53 @@
         <w:br w:type="page"/>
       </w:r>
     </w:p>
-    <w:p/>
-    <w:p/>
     <w:p>
       <w:r>
-        <w:br w:type="page"/>
+        <w:rPr>
+          <w:noProof/>
+        </w:rPr>
+        <w:lastRenderedPageBreak/>
+        <w:drawing>
+          <wp:inline distT="0" distB="0" distL="0" distR="0" wp14:anchorId="2DDA9DF5" wp14:editId="237E6613">
+            <wp:extent cx="5760720" cy="8145145"/>
+            <wp:effectExtent l="0" t="0" r="0" b="8255"/>
+            <wp:docPr id="1" name="Kép 1"/>
+            <wp:cNvGraphicFramePr>
+              <a:graphicFrameLocks xmlns:a="http://schemas.openxmlformats.org/drawingml/2006/main" noChangeAspect="1"/>
+            </wp:cNvGraphicFramePr>
+            <a:graphic xmlns:a="http://schemas.openxmlformats.org/drawingml/2006/main">
+              <a:graphicData uri="http://schemas.openxmlformats.org/drawingml/2006/picture">
+                <pic:pic xmlns:pic="http://schemas.openxmlformats.org/drawingml/2006/picture">
+                  <pic:nvPicPr>
+                    <pic:cNvPr id="1" name="00b12616-1 másolata.png"/>
+                    <pic:cNvPicPr/>
+                  </pic:nvPicPr>
+                  <pic:blipFill>
+                    <a:blip r:embed="rId9" cstate="print">
+                      <a:extLst>
+                        <a:ext uri="{28A0092B-C50C-407E-A947-70E740481C1C}">
+                          <a14:useLocalDpi xmlns:a14="http://schemas.microsoft.com/office/drawing/2010/main" val="0"/>
+                        </a:ext>
+                      </a:extLst>
+                    </a:blip>
+                    <a:stretch>
+                      <a:fillRect/>
+                    </a:stretch>
+                  </pic:blipFill>
+                  <pic:spPr>
+                    <a:xfrm>
+                      <a:off x="0" y="0"/>
+                      <a:ext cx="5760720" cy="8145145"/>
+                    </a:xfrm>
+                    <a:prstGeom prst="rect">
+                      <a:avLst/>
+                    </a:prstGeom>
+                  </pic:spPr>
+                </pic:pic>
+              </a:graphicData>
+            </a:graphic>
+          </wp:inline>
+        </w:drawing>
       </w:r>
     </w:p>
     <w:p/>
@@ -653,14 +695,125 @@
         <w:br w:type="page"/>
       </w:r>
     </w:p>
-    <w:p/>
     <w:p>
       <w:r>
+        <w:rPr>
+          <w:noProof/>
+        </w:rPr>
+        <w:lastRenderedPageBreak/>
+        <w:drawing>
+          <wp:inline distT="0" distB="0" distL="0" distR="0" wp14:anchorId="6962057F" wp14:editId="3D18BF7F">
+            <wp:extent cx="5760720" cy="8145145"/>
+            <wp:effectExtent l="0" t="0" r="0" b="8255"/>
+            <wp:docPr id="3" name="Kép 3"/>
+            <wp:cNvGraphicFramePr>
+              <a:graphicFrameLocks xmlns:a="http://schemas.openxmlformats.org/drawingml/2006/main" noChangeAspect="1"/>
+            </wp:cNvGraphicFramePr>
+            <a:graphic xmlns:a="http://schemas.openxmlformats.org/drawingml/2006/main">
+              <a:graphicData uri="http://schemas.openxmlformats.org/drawingml/2006/picture">
+                <pic:pic xmlns:pic="http://schemas.openxmlformats.org/drawingml/2006/picture">
+                  <pic:nvPicPr>
+                    <pic:cNvPr id="3" name="9bc51996-1 másolata.png"/>
+                    <pic:cNvPicPr/>
+                  </pic:nvPicPr>
+                  <pic:blipFill>
+                    <a:blip r:embed="rId10" cstate="print">
+                      <a:extLst>
+                        <a:ext uri="{28A0092B-C50C-407E-A947-70E740481C1C}">
+                          <a14:useLocalDpi xmlns:a14="http://schemas.microsoft.com/office/drawing/2010/main" val="0"/>
+                        </a:ext>
+                      </a:extLst>
+                    </a:blip>
+                    <a:stretch>
+                      <a:fillRect/>
+                    </a:stretch>
+                  </pic:blipFill>
+                  <pic:spPr>
+                    <a:xfrm>
+                      <a:off x="0" y="0"/>
+                      <a:ext cx="5760720" cy="8145145"/>
+                    </a:xfrm>
+                    <a:prstGeom prst="rect">
+                      <a:avLst/>
+                    </a:prstGeom>
+                  </pic:spPr>
+                </pic:pic>
+              </a:graphicData>
+            </a:graphic>
+          </wp:inline>
+        </w:drawing>
+      </w:r>
+    </w:p>
+    <w:p>
+      <w:r>
         <w:br w:type="page"/>
       </w:r>
+    </w:p>
+    <w:p>
+      <w:r>
+        <w:rPr>
+          <w:noProof/>
+        </w:rPr>
+        <w:lastRenderedPageBreak/>
+        <w:drawing>
+          <wp:inline distT="0" distB="0" distL="0" distR="0" wp14:anchorId="6A49F196" wp14:editId="606FF548">
+            <wp:extent cx="5760720" cy="8145145"/>
+            <wp:effectExtent l="0" t="0" r="0" b="8255"/>
+            <wp:docPr id="6" name="Kép 6"/>
+            <wp:cNvGraphicFramePr>
+              <a:graphicFrameLocks xmlns:a="http://schemas.openxmlformats.org/drawingml/2006/main" noChangeAspect="1"/>
+            </wp:cNvGraphicFramePr>
+            <a:graphic xmlns:a="http://schemas.openxmlformats.org/drawingml/2006/main">
+              <a:graphicData uri="http://schemas.openxmlformats.org/drawingml/2006/picture">
+                <pic:pic xmlns:pic="http://schemas.openxmlformats.org/drawingml/2006/picture">
+                  <pic:nvPicPr>
+                    <pic:cNvPr id="6" name="fb7fb277-1 másolata.png"/>
+                    <pic:cNvPicPr/>
+                  </pic:nvPicPr>
+                  <pic:blipFill>
+                    <a:blip r:embed="rId11" cstate="print">
+                      <a:extLst>
+                        <a:ext uri="{28A0092B-C50C-407E-A947-70E740481C1C}">
+                          <a14:useLocalDpi xmlns:a14="http://schemas.microsoft.com/office/drawing/2010/main" val="0"/>
+                        </a:ext>
+                      </a:extLst>
+                    </a:blip>
+                    <a:stretch>
+                      <a:fillRect/>
+                    </a:stretch>
+                  </pic:blipFill>
+                  <pic:spPr>
+                    <a:xfrm>
+                      <a:off x="0" y="0"/>
+                      <a:ext cx="5760720" cy="8145145"/>
+                    </a:xfrm>
+                    <a:prstGeom prst="rect">
+                      <a:avLst/>
+                    </a:prstGeom>
+                  </pic:spPr>
+                </pic:pic>
+              </a:graphicData>
+            </a:graphic>
+          </wp:inline>
+        </w:drawing>
+      </w:r>
+    </w:p>
+    <w:p>
+      <w:r>
+        <w:br w:type="page"/>
+      </w:r>
+      <w:bookmarkStart w:id="0" w:name="_GoBack"/>
+      <w:bookmarkEnd w:id="0"/>
     </w:p>
     <w:sdt>
       <w:sdtPr>
+        <w:rPr>
+          <w:rFonts w:ascii="Times New Roman" w:eastAsiaTheme="minorHAnsi" w:hAnsi="Times New Roman" w:cstheme="minorBidi"/>
+          <w:color w:val="auto"/>
+          <w:sz w:val="24"/>
+          <w:szCs w:val="22"/>
+          <w:lang w:eastAsia="en-US"/>
+        </w:rPr>
         <w:id w:val="2009404318"/>
         <w:docPartObj>
           <w:docPartGallery w:val="Table of Contents"/>
@@ -669,13 +822,8 @@
       </w:sdtPr>
       <w:sdtEndPr>
         <w:rPr>
-          <w:rFonts w:ascii="Times New Roman" w:eastAsiaTheme="minorHAnsi" w:hAnsi="Times New Roman" w:cstheme="minorBidi"/>
           <w:b/>
           <w:bCs/>
-          <w:color w:val="auto"/>
-          <w:sz w:val="24"/>
-          <w:szCs w:val="22"/>
-          <w:lang w:eastAsia="en-US"/>
         </w:rPr>
       </w:sdtEndPr>
       <w:sdtContent>
@@ -3705,7 +3853,7 @@
         </w:p>
       </w:sdtContent>
     </w:sdt>
-    <w:bookmarkStart w:id="0" w:name="_Toc222743196" w:displacedByCustomXml="prev"/>
+    <w:bookmarkStart w:id="1" w:name="_Toc222743196" w:displacedByCustomXml="prev"/>
     <w:p>
       <w:pPr>
         <w:rPr>
@@ -3733,7 +3881,7 @@
         <w:lastRenderedPageBreak/>
         <w:t>Cégünk</w:t>
       </w:r>
-      <w:bookmarkEnd w:id="0"/>
+      <w:bookmarkEnd w:id="1"/>
     </w:p>
     <w:p>
       <w:pPr>
@@ -3744,11 +3892,11 @@
         </w:numPr>
         <w:spacing w:line="360" w:lineRule="auto"/>
       </w:pPr>
-      <w:bookmarkStart w:id="1" w:name="_Toc222743197"/>
+      <w:bookmarkStart w:id="2" w:name="_Toc222743197"/>
       <w:r>
         <w:t>Leírás</w:t>
       </w:r>
-      <w:bookmarkEnd w:id="1"/>
+      <w:bookmarkEnd w:id="2"/>
     </w:p>
     <w:p>
       <w:pPr>
@@ -3788,11 +3936,11 @@
           <w:numId w:val="1"/>
         </w:numPr>
       </w:pPr>
-      <w:bookmarkStart w:id="2" w:name="_Toc222743198"/>
+      <w:bookmarkStart w:id="3" w:name="_Toc222743198"/>
       <w:r>
         <w:t>Szolgáltatások</w:t>
       </w:r>
-      <w:bookmarkEnd w:id="2"/>
+      <w:bookmarkEnd w:id="3"/>
     </w:p>
     <w:p>
       <w:pPr>
@@ -3806,40 +3954,30 @@
       <w:pPr>
         <w:pStyle w:val="Cmsor1"/>
       </w:pPr>
-      <w:bookmarkStart w:id="3" w:name="_Toc222743199"/>
+      <w:bookmarkStart w:id="4" w:name="_Toc222743199"/>
       <w:r>
         <w:lastRenderedPageBreak/>
         <w:t>2. Projekt feladat</w:t>
       </w:r>
-      <w:bookmarkEnd w:id="3"/>
+      <w:bookmarkEnd w:id="4"/>
     </w:p>
     <w:p>
       <w:pPr>
         <w:pStyle w:val="Cmsor1"/>
       </w:pPr>
-      <w:bookmarkStart w:id="4" w:name="_Toc222743200"/>
+      <w:bookmarkStart w:id="5" w:name="_Toc222743200"/>
       <w:r>
         <w:t>3. Épületek</w:t>
       </w:r>
-      <w:bookmarkEnd w:id="4"/>
+      <w:bookmarkEnd w:id="5"/>
     </w:p>
     <w:p>
       <w:pPr>
         <w:pStyle w:val="Cmsor2"/>
       </w:pPr>
-      <w:bookmarkStart w:id="5" w:name="_Toc222743201"/>
+      <w:bookmarkStart w:id="6" w:name="_Toc222743201"/>
       <w:r>
         <w:t>3.1 Iroda telephely</w:t>
-      </w:r>
-      <w:bookmarkEnd w:id="5"/>
-    </w:p>
-    <w:p>
-      <w:pPr>
-        <w:pStyle w:val="Cmsor3"/>
-      </w:pPr>
-      <w:bookmarkStart w:id="6" w:name="_Toc222743202"/>
-      <w:r>
-        <w:t>3.1.1 Eszközlista</w:t>
       </w:r>
       <w:bookmarkEnd w:id="6"/>
     </w:p>
@@ -3847,9 +3985,9 @@
       <w:pPr>
         <w:pStyle w:val="Cmsor3"/>
       </w:pPr>
-      <w:bookmarkStart w:id="7" w:name="_Toc222743203"/>
-      <w:r>
-        <w:t>3.1.2 Topológia</w:t>
+      <w:bookmarkStart w:id="7" w:name="_Toc222743202"/>
+      <w:r>
+        <w:t>3.1.1 Eszközlista</w:t>
       </w:r>
       <w:bookmarkEnd w:id="7"/>
     </w:p>
@@ -3857,29 +3995,29 @@
       <w:pPr>
         <w:pStyle w:val="Cmsor3"/>
       </w:pPr>
-      <w:bookmarkStart w:id="8" w:name="_Toc222743204"/>
+      <w:bookmarkStart w:id="8" w:name="_Toc222743203"/>
+      <w:r>
+        <w:t>3.1.2 Topológia</w:t>
+      </w:r>
+      <w:bookmarkEnd w:id="8"/>
+    </w:p>
+    <w:p>
+      <w:pPr>
+        <w:pStyle w:val="Cmsor3"/>
+      </w:pPr>
+      <w:bookmarkStart w:id="9" w:name="_Toc222743204"/>
       <w:r>
         <w:t>3.1.3 IPv4 címzés</w:t>
       </w:r>
-      <w:bookmarkEnd w:id="8"/>
+      <w:bookmarkEnd w:id="9"/>
     </w:p>
     <w:p>
       <w:pPr>
         <w:pStyle w:val="Cmsor2"/>
       </w:pPr>
-      <w:bookmarkStart w:id="9" w:name="_Toc222743205"/>
+      <w:bookmarkStart w:id="10" w:name="_Toc222743205"/>
       <w:r>
         <w:t>3.2 Gyárüzem telephely</w:t>
-      </w:r>
-      <w:bookmarkEnd w:id="9"/>
-    </w:p>
-    <w:p>
-      <w:pPr>
-        <w:pStyle w:val="Cmsor3"/>
-      </w:pPr>
-      <w:bookmarkStart w:id="10" w:name="_Toc222743206"/>
-      <w:r>
-        <w:t>3.2.1 Eszközlista</w:t>
       </w:r>
       <w:bookmarkEnd w:id="10"/>
     </w:p>
@@ -3887,9 +4025,9 @@
       <w:pPr>
         <w:pStyle w:val="Cmsor3"/>
       </w:pPr>
-      <w:bookmarkStart w:id="11" w:name="_Toc222743207"/>
-      <w:r>
-        <w:t>3.2.2 Topológia</w:t>
+      <w:bookmarkStart w:id="11" w:name="_Toc222743206"/>
+      <w:r>
+        <w:t>3.2.1 Eszközlista</w:t>
       </w:r>
       <w:bookmarkEnd w:id="11"/>
     </w:p>
@@ -3897,9 +4035,9 @@
       <w:pPr>
         <w:pStyle w:val="Cmsor3"/>
       </w:pPr>
-      <w:bookmarkStart w:id="12" w:name="_Toc222743208"/>
-      <w:r>
-        <w:t>3.2.3 IPv4 címzés</w:t>
+      <w:bookmarkStart w:id="12" w:name="_Toc222743207"/>
+      <w:r>
+        <w:t>3.2.2 Topológia</w:t>
       </w:r>
       <w:bookmarkEnd w:id="12"/>
     </w:p>
@@ -3907,11 +4045,21 @@
       <w:pPr>
         <w:pStyle w:val="Cmsor3"/>
       </w:pPr>
-      <w:bookmarkStart w:id="13" w:name="_Toc222743209"/>
+      <w:bookmarkStart w:id="13" w:name="_Toc222743208"/>
+      <w:r>
+        <w:t>3.2.3 IPv4 címzés</w:t>
+      </w:r>
+      <w:bookmarkEnd w:id="13"/>
+    </w:p>
+    <w:p>
+      <w:pPr>
+        <w:pStyle w:val="Cmsor3"/>
+      </w:pPr>
+      <w:bookmarkStart w:id="14" w:name="_Toc222743209"/>
       <w:r>
         <w:t>3.2.4 IPv6 címzés</w:t>
       </w:r>
-      <w:bookmarkEnd w:id="13"/>
+      <w:bookmarkEnd w:id="14"/>
     </w:p>
     <w:p>
       <w:pPr>
@@ -3920,25 +4068,9 @@
       <w:r>
         <w:tab/>
       </w:r>
-      <w:bookmarkStart w:id="14" w:name="_Toc222743210"/>
+      <w:bookmarkStart w:id="15" w:name="_Toc222743210"/>
       <w:r>
         <w:t>3.3 Szaküzlet telephely</w:t>
-      </w:r>
-      <w:bookmarkEnd w:id="14"/>
-    </w:p>
-    <w:p>
-      <w:pPr>
-        <w:pStyle w:val="Cmsor3"/>
-      </w:pPr>
-      <w:r>
-        <w:tab/>
-      </w:r>
-      <w:r>
-        <w:tab/>
-      </w:r>
-      <w:bookmarkStart w:id="15" w:name="_Toc222743211"/>
-      <w:r>
-        <w:t>3.3.1 Eszközlista</w:t>
       </w:r>
       <w:bookmarkEnd w:id="15"/>
     </w:p>
@@ -3952,9 +4084,9 @@
       <w:r>
         <w:tab/>
       </w:r>
-      <w:bookmarkStart w:id="16" w:name="_Toc222743212"/>
-      <w:r>
-        <w:t>3.3.2 Topológia</w:t>
+      <w:bookmarkStart w:id="16" w:name="_Toc222743211"/>
+      <w:r>
+        <w:t>3.3.1 Eszközlista</w:t>
       </w:r>
       <w:bookmarkEnd w:id="16"/>
     </w:p>
@@ -3968,11 +4100,27 @@
       <w:r>
         <w:tab/>
       </w:r>
-      <w:bookmarkStart w:id="17" w:name="_Toc222743213"/>
+      <w:bookmarkStart w:id="17" w:name="_Toc222743212"/>
+      <w:r>
+        <w:t>3.3.2 Topológia</w:t>
+      </w:r>
+      <w:bookmarkEnd w:id="17"/>
+    </w:p>
+    <w:p>
+      <w:pPr>
+        <w:pStyle w:val="Cmsor3"/>
+      </w:pPr>
+      <w:r>
+        <w:tab/>
+      </w:r>
+      <w:r>
+        <w:tab/>
+      </w:r>
+      <w:bookmarkStart w:id="18" w:name="_Toc222743213"/>
       <w:r>
         <w:t>3.3.3 IPv4 címzés</w:t>
       </w:r>
-      <w:bookmarkEnd w:id="17"/>
+      <w:bookmarkEnd w:id="18"/>
     </w:p>
     <w:p>
       <w:pPr>
@@ -3981,7 +4129,7 @@
       <w:r>
         <w:tab/>
       </w:r>
-      <w:bookmarkStart w:id="18" w:name="_Toc222743214"/>
+      <w:bookmarkStart w:id="19" w:name="_Toc222743214"/>
       <w:r>
         <w:t xml:space="preserve">3.4 </w:t>
       </w:r>
@@ -3992,22 +4140,6 @@
       <w:proofErr w:type="spellEnd"/>
       <w:r>
         <w:t xml:space="preserve"> adatközpont</w:t>
-      </w:r>
-      <w:bookmarkEnd w:id="18"/>
-    </w:p>
-    <w:p>
-      <w:pPr>
-        <w:pStyle w:val="Cmsor3"/>
-      </w:pPr>
-      <w:r>
-        <w:tab/>
-      </w:r>
-      <w:r>
-        <w:tab/>
-      </w:r>
-      <w:bookmarkStart w:id="19" w:name="_Toc222743215"/>
-      <w:r>
-        <w:t>3.4.1 Eszközlista</w:t>
       </w:r>
       <w:bookmarkEnd w:id="19"/>
     </w:p>
@@ -4021,9 +4153,9 @@
       <w:r>
         <w:tab/>
       </w:r>
-      <w:bookmarkStart w:id="20" w:name="_Toc222743216"/>
-      <w:r>
-        <w:t>3.4.2 Topológia</w:t>
+      <w:bookmarkStart w:id="20" w:name="_Toc222743215"/>
+      <w:r>
+        <w:t>3.4.1 Eszközlista</w:t>
       </w:r>
       <w:bookmarkEnd w:id="20"/>
     </w:p>
@@ -4037,32 +4169,35 @@
       <w:r>
         <w:tab/>
       </w:r>
-      <w:bookmarkStart w:id="21" w:name="_Toc222743217"/>
+      <w:bookmarkStart w:id="21" w:name="_Toc222743216"/>
+      <w:r>
+        <w:t>3.4.2 Topológia</w:t>
+      </w:r>
+      <w:bookmarkEnd w:id="21"/>
+    </w:p>
+    <w:p>
+      <w:pPr>
+        <w:pStyle w:val="Cmsor3"/>
+      </w:pPr>
+      <w:r>
+        <w:tab/>
+      </w:r>
+      <w:r>
+        <w:tab/>
+      </w:r>
+      <w:bookmarkStart w:id="22" w:name="_Toc222743217"/>
       <w:r>
         <w:t>3.4.3 IPv4 címzés</w:t>
       </w:r>
-      <w:bookmarkEnd w:id="21"/>
+      <w:bookmarkEnd w:id="22"/>
     </w:p>
     <w:p>
       <w:pPr>
         <w:pStyle w:val="Cmsor1"/>
       </w:pPr>
-      <w:bookmarkStart w:id="22" w:name="_Toc222743218"/>
+      <w:bookmarkStart w:id="23" w:name="_Toc222743218"/>
       <w:r>
         <w:t>4. Hálózati szolgáltatások</w:t>
-      </w:r>
-      <w:bookmarkEnd w:id="22"/>
-    </w:p>
-    <w:p>
-      <w:pPr>
-        <w:pStyle w:val="Cmsor2"/>
-      </w:pPr>
-      <w:r>
-        <w:tab/>
-      </w:r>
-      <w:bookmarkStart w:id="23" w:name="_Toc222743219"/>
-      <w:r>
-        <w:t>4.1 ACL</w:t>
       </w:r>
       <w:bookmarkEnd w:id="23"/>
     </w:p>
@@ -4073,9 +4208,9 @@
       <w:r>
         <w:tab/>
       </w:r>
-      <w:bookmarkStart w:id="24" w:name="_Toc222743220"/>
-      <w:r>
-        <w:t>4.2 DHCP</w:t>
+      <w:bookmarkStart w:id="24" w:name="_Toc222743219"/>
+      <w:r>
+        <w:t>4.1 ACL</w:t>
       </w:r>
       <w:bookmarkEnd w:id="24"/>
     </w:p>
@@ -4086,16 +4221,11 @@
       <w:r>
         <w:tab/>
       </w:r>
-      <w:bookmarkStart w:id="25" w:name="_Toc222743221"/>
-      <w:r>
-        <w:t xml:space="preserve">4.3 DHCP </w:t>
-      </w:r>
-      <w:proofErr w:type="spellStart"/>
-      <w:r>
-        <w:t>snooping</w:t>
+      <w:bookmarkStart w:id="25" w:name="_Toc222743220"/>
+      <w:r>
+        <w:t>4.2 DHCP</w:t>
       </w:r>
       <w:bookmarkEnd w:id="25"/>
-      <w:proofErr w:type="spellEnd"/>
     </w:p>
     <w:p>
       <w:pPr>
@@ -4104,21 +4234,13 @@
       <w:r>
         <w:tab/>
       </w:r>
-      <w:bookmarkStart w:id="26" w:name="_Toc222743222"/>
-      <w:r>
-        <w:t xml:space="preserve">4.4 GRE </w:t>
+      <w:bookmarkStart w:id="26" w:name="_Toc222743221"/>
+      <w:r>
+        <w:t xml:space="preserve">4.3 DHCP </w:t>
       </w:r>
       <w:proofErr w:type="spellStart"/>
       <w:r>
-        <w:t>Tunnel</w:t>
-      </w:r>
-      <w:proofErr w:type="spellEnd"/>
-      <w:r>
-        <w:t xml:space="preserve"> over </w:t>
-      </w:r>
-      <w:proofErr w:type="spellStart"/>
-      <w:r>
-        <w:t>IPsec</w:t>
+        <w:t>snooping</w:t>
       </w:r>
       <w:bookmarkEnd w:id="26"/>
       <w:proofErr w:type="spellEnd"/>
@@ -4130,11 +4252,24 @@
       <w:r>
         <w:tab/>
       </w:r>
-      <w:bookmarkStart w:id="27" w:name="_Toc222743223"/>
-      <w:r>
-        <w:t>4.5 HSRP</w:t>
+      <w:bookmarkStart w:id="27" w:name="_Toc222743222"/>
+      <w:r>
+        <w:t xml:space="preserve">4.4 GRE </w:t>
+      </w:r>
+      <w:proofErr w:type="spellStart"/>
+      <w:r>
+        <w:t>Tunnel</w:t>
+      </w:r>
+      <w:proofErr w:type="spellEnd"/>
+      <w:r>
+        <w:t xml:space="preserve"> over </w:t>
+      </w:r>
+      <w:proofErr w:type="spellStart"/>
+      <w:r>
+        <w:t>IPsec</w:t>
       </w:r>
       <w:bookmarkEnd w:id="27"/>
+      <w:proofErr w:type="spellEnd"/>
     </w:p>
     <w:p>
       <w:pPr>
@@ -4143,9 +4278,9 @@
       <w:r>
         <w:tab/>
       </w:r>
-      <w:bookmarkStart w:id="28" w:name="_Toc222743224"/>
-      <w:r>
-        <w:t>4.6 NAT</w:t>
+      <w:bookmarkStart w:id="28" w:name="_Toc222743223"/>
+      <w:r>
+        <w:t>4.5 HSRP</w:t>
       </w:r>
       <w:bookmarkEnd w:id="28"/>
     </w:p>
@@ -4154,12 +4289,11 @@
         <w:pStyle w:val="Cmsor2"/>
       </w:pPr>
       <w:r>
-        <w:lastRenderedPageBreak/>
         <w:tab/>
       </w:r>
-      <w:bookmarkStart w:id="29" w:name="_Toc222743225"/>
-      <w:r>
-        <w:t>4.7 EIGRP</w:t>
+      <w:bookmarkStart w:id="29" w:name="_Toc222743224"/>
+      <w:r>
+        <w:t>4.6 NAT</w:t>
       </w:r>
       <w:bookmarkEnd w:id="29"/>
     </w:p>
@@ -4168,9 +4302,23 @@
         <w:pStyle w:val="Cmsor2"/>
       </w:pPr>
       <w:r>
+        <w:lastRenderedPageBreak/>
         <w:tab/>
       </w:r>
-      <w:bookmarkStart w:id="30" w:name="_Toc222743226"/>
+      <w:bookmarkStart w:id="30" w:name="_Toc222743225"/>
+      <w:r>
+        <w:t>4.7 EIGRP</w:t>
+      </w:r>
+      <w:bookmarkEnd w:id="30"/>
+    </w:p>
+    <w:p>
+      <w:pPr>
+        <w:pStyle w:val="Cmsor2"/>
+      </w:pPr>
+      <w:r>
+        <w:tab/>
+      </w:r>
+      <w:bookmarkStart w:id="31" w:name="_Toc222743226"/>
       <w:r>
         <w:t xml:space="preserve">4.8 </w:t>
       </w:r>
@@ -4178,7 +4326,7 @@
       <w:r>
         <w:t>Spanning-Tree</w:t>
       </w:r>
-      <w:bookmarkEnd w:id="30"/>
+      <w:bookmarkEnd w:id="31"/>
       <w:proofErr w:type="spellEnd"/>
     </w:p>
     <w:p>
@@ -4188,11 +4336,11 @@
       <w:r>
         <w:tab/>
       </w:r>
-      <w:bookmarkStart w:id="31" w:name="_Toc222743227"/>
+      <w:bookmarkStart w:id="32" w:name="_Toc222743227"/>
       <w:r>
         <w:t>4.9 SSH</w:t>
       </w:r>
-      <w:bookmarkEnd w:id="31"/>
+      <w:bookmarkEnd w:id="32"/>
     </w:p>
     <w:p>
       <w:r>
@@ -4217,32 +4365,19 @@
       <w:pPr>
         <w:pStyle w:val="Cmsor1"/>
       </w:pPr>
-      <w:bookmarkStart w:id="32" w:name="_Toc222743228"/>
+      <w:bookmarkStart w:id="33" w:name="_Toc222743228"/>
       <w:r>
         <w:t>5. Felhasznált szerverek</w:t>
       </w:r>
-      <w:bookmarkEnd w:id="32"/>
+      <w:bookmarkEnd w:id="33"/>
     </w:p>
     <w:p>
       <w:pPr>
         <w:pStyle w:val="Cmsor1"/>
       </w:pPr>
-      <w:bookmarkStart w:id="33" w:name="_Toc222743229"/>
+      <w:bookmarkStart w:id="34" w:name="_Toc222743229"/>
       <w:r>
         <w:t>6. Szerverszolgáltatások</w:t>
-      </w:r>
-      <w:bookmarkEnd w:id="33"/>
-    </w:p>
-    <w:p>
-      <w:pPr>
-        <w:pStyle w:val="Cmsor2"/>
-      </w:pPr>
-      <w:r>
-        <w:tab/>
-      </w:r>
-      <w:bookmarkStart w:id="34" w:name="_Toc222743230"/>
-      <w:r>
-        <w:t>6.1 Iroda telephely</w:t>
       </w:r>
       <w:bookmarkEnd w:id="34"/>
     </w:p>
@@ -4253,9 +4388,9 @@
       <w:r>
         <w:tab/>
       </w:r>
-      <w:bookmarkStart w:id="35" w:name="_Toc222743231"/>
-      <w:r>
-        <w:t>6.2 Gyárüzem telephely</w:t>
+      <w:bookmarkStart w:id="35" w:name="_Toc222743230"/>
+      <w:r>
+        <w:t>6.1 Iroda telephely</w:t>
       </w:r>
       <w:bookmarkEnd w:id="35"/>
     </w:p>
@@ -4266,9 +4401,9 @@
       <w:r>
         <w:tab/>
       </w:r>
-      <w:bookmarkStart w:id="36" w:name="_Toc222743232"/>
-      <w:r>
-        <w:t>6.3 Szaküzlet telephely</w:t>
+      <w:bookmarkStart w:id="36" w:name="_Toc222743231"/>
+      <w:r>
+        <w:t>6.2 Gyárüzem telephely</w:t>
       </w:r>
       <w:bookmarkEnd w:id="36"/>
     </w:p>
@@ -4279,27 +4414,30 @@
       <w:r>
         <w:tab/>
       </w:r>
-      <w:bookmarkStart w:id="37" w:name="_Toc222743233"/>
-      <w:r>
-        <w:t xml:space="preserve">6.4 </w:t>
-      </w:r>
-      <w:proofErr w:type="spellStart"/>
-      <w:r>
-        <w:t>Oceandata</w:t>
-      </w:r>
-      <w:proofErr w:type="spellEnd"/>
-      <w:r>
-        <w:t xml:space="preserve"> telephely</w:t>
+      <w:bookmarkStart w:id="37" w:name="_Toc222743232"/>
+      <w:r>
+        <w:t>6.3 Szaküzlet telephely</w:t>
       </w:r>
       <w:bookmarkEnd w:id="37"/>
     </w:p>
     <w:p>
       <w:pPr>
-        <w:pStyle w:val="Cmsor1"/>
+        <w:pStyle w:val="Cmsor2"/>
       </w:pPr>
-      <w:bookmarkStart w:id="38" w:name="_Toc222743234"/>
-      <w:r>
-        <w:t>7. Hálózatprogramozás</w:t>
+      <w:r>
+        <w:tab/>
+      </w:r>
+      <w:bookmarkStart w:id="38" w:name="_Toc222743233"/>
+      <w:r>
+        <w:t xml:space="preserve">6.4 </w:t>
+      </w:r>
+      <w:proofErr w:type="spellStart"/>
+      <w:r>
+        <w:t>Oceandata</w:t>
+      </w:r>
+      <w:proofErr w:type="spellEnd"/>
+      <w:r>
+        <w:t xml:space="preserve"> telephely</w:t>
       </w:r>
       <w:bookmarkEnd w:id="38"/>
     </w:p>
@@ -4307,9 +4445,9 @@
       <w:pPr>
         <w:pStyle w:val="Cmsor1"/>
       </w:pPr>
-      <w:bookmarkStart w:id="39" w:name="_Toc222743235"/>
-      <w:r>
-        <w:t>8. Feladatmegosztás</w:t>
+      <w:bookmarkStart w:id="39" w:name="_Toc222743234"/>
+      <w:r>
+        <w:t>7. Hálózatprogramozás</w:t>
       </w:r>
       <w:bookmarkEnd w:id="39"/>
     </w:p>
@@ -4317,9 +4455,9 @@
       <w:pPr>
         <w:pStyle w:val="Cmsor1"/>
       </w:pPr>
-      <w:bookmarkStart w:id="40" w:name="_Toc222743236"/>
-      <w:r>
-        <w:t>9. Források</w:t>
+      <w:bookmarkStart w:id="40" w:name="_Toc222743235"/>
+      <w:r>
+        <w:t>8. Feladatmegosztás</w:t>
       </w:r>
       <w:bookmarkEnd w:id="40"/>
     </w:p>
@@ -4327,16 +4465,26 @@
       <w:pPr>
         <w:pStyle w:val="Cmsor1"/>
       </w:pPr>
-      <w:bookmarkStart w:id="41" w:name="_Toc222743237"/>
-      <w:r>
-        <w:t>10. Ábrajegyzék</w:t>
+      <w:bookmarkStart w:id="41" w:name="_Toc222743236"/>
+      <w:r>
+        <w:t>9. Források</w:t>
       </w:r>
       <w:bookmarkEnd w:id="41"/>
     </w:p>
+    <w:p>
+      <w:pPr>
+        <w:pStyle w:val="Cmsor1"/>
+      </w:pPr>
+      <w:bookmarkStart w:id="42" w:name="_Toc222743237"/>
+      <w:r>
+        <w:t>10. Ábrajegyzék</w:t>
+      </w:r>
+      <w:bookmarkEnd w:id="42"/>
+    </w:p>
     <w:sectPr>
-      <w:headerReference w:type="default" r:id="rId9"/>
-      <w:footerReference w:type="default" r:id="rId10"/>
-      <w:headerReference w:type="first" r:id="rId11"/>
+      <w:headerReference w:type="default" r:id="rId12"/>
+      <w:footerReference w:type="default" r:id="rId13"/>
+      <w:headerReference w:type="first" r:id="rId14"/>
       <w:pgSz w:w="11906" w:h="16838"/>
       <w:pgMar w:top="1417" w:right="1417" w:bottom="1417" w:left="1417" w:header="708" w:footer="708" w:gutter="0"/>
       <w:pgNumType w:start="0"/>
@@ -4349,7 +4497,7 @@
 </file>
 
 <file path=word/endnotes.xml><?xml version="1.0" encoding="utf-8"?>
-<w:endnotes xmlns:wpc="http://schemas.microsoft.com/office/word/2010/wordprocessingCanvas" xmlns:cx="http://schemas.microsoft.com/office/drawing/2014/chartex" xmlns:cx1="http://schemas.microsoft.com/office/drawing/2015/9/8/chartex" xmlns:cx2="http://schemas.microsoft.com/office/drawing/2015/10/21/chartex" xmlns:cx3="http://schemas.microsoft.com/office/drawing/2016/5/9/chartex" xmlns:cx4="http://schemas.microsoft.com/office/drawing/2016/5/10/chartex" xmlns:cx5="http://schemas.microsoft.com/office/drawing/2016/5/11/chartex" xmlns:cx6="http://schemas.microsoft.com/office/drawing/2016/5/12/chartex" xmlns:cx7="http://schemas.microsoft.com/office/drawing/2016/5/13/chartex" xmlns:cx8="http://schemas.microsoft.com/office/drawing/2016/5/14/chartex" xmlns:mc="http://schemas.openxmlformats.org/markup-compatibility/2006" xmlns:aink="http://schemas.microsoft.com/office/drawing/2016/ink" xmlns:am3d="http://schemas.microsoft.com/office/drawing/2017/model3d" xmlns:o="urn:schemas-microsoft-com:office:office" xmlns:r="http://schemas.openxmlformats.org/officeDocument/2006/relationships" xmlns:m="http://schemas.openxmlformats.org/officeDocument/2006/math" xmlns:v="urn:schemas-microsoft-com:vml" xmlns:wp14="http://schemas.microsoft.com/office/word/2010/wordprocessingDrawing" xmlns:wp="http://schemas.openxmlformats.org/drawingml/2006/wordprocessingDrawing" xmlns:w10="urn:schemas-microsoft-com:office:word" xmlns:w="http://schemas.openxmlformats.org/wordprocessingml/2006/main" xmlns:w14="http://schemas.microsoft.com/office/word/2010/wordml" xmlns:w15="http://schemas.microsoft.com/office/word/2012/wordml" xmlns:w16cex="http://schemas.microsoft.com/office/word/2018/wordml/cex" xmlns:w16cid="http://schemas.microsoft.com/office/word/2016/wordml/cid" xmlns:w16="http://schemas.microsoft.com/office/word/2018/wordml" xmlns:w16sdtdh="http://schemas.microsoft.com/office/word/2020/wordml/sdtdatahash" xmlns:w16se="http://schemas.microsoft.com/office/word/2015/wordml/symex" xmlns:wpg="http://schemas.microsoft.com/office/word/2010/wordprocessingGroup" xmlns:wpi="http://schemas.microsoft.com/office/word/2010/wordprocessingInk" xmlns:wne="http://schemas.microsoft.com/office/word/2006/wordml" xmlns:wps="http://schemas.microsoft.com/office/word/2010/wordprocessingShape" mc:Ignorable="w14 w15 w16se w16cid w16 w16cex w16sdtdh wp14">
+<w:endnotes xmlns:wpc="http://schemas.microsoft.com/office/word/2010/wordprocessingCanvas" xmlns:cx="http://schemas.microsoft.com/office/drawing/2014/chartex" xmlns:cx1="http://schemas.microsoft.com/office/drawing/2015/9/8/chartex" xmlns:cx2="http://schemas.microsoft.com/office/drawing/2015/10/21/chartex" xmlns:cx3="http://schemas.microsoft.com/office/drawing/2016/5/9/chartex" xmlns:cx4="http://schemas.microsoft.com/office/drawing/2016/5/10/chartex" xmlns:cx5="http://schemas.microsoft.com/office/drawing/2016/5/11/chartex" xmlns:cx6="http://schemas.microsoft.com/office/drawing/2016/5/12/chartex" xmlns:cx7="http://schemas.microsoft.com/office/drawing/2016/5/13/chartex" xmlns:cx8="http://schemas.microsoft.com/office/drawing/2016/5/14/chartex" xmlns:mc="http://schemas.openxmlformats.org/markup-compatibility/2006" xmlns:aink="http://schemas.microsoft.com/office/drawing/2016/ink" xmlns:am3d="http://schemas.microsoft.com/office/drawing/2017/model3d" xmlns:o="urn:schemas-microsoft-com:office:office" xmlns:r="http://schemas.openxmlformats.org/officeDocument/2006/relationships" xmlns:m="http://schemas.openxmlformats.org/officeDocument/2006/math" xmlns:v="urn:schemas-microsoft-com:vml" xmlns:wp14="http://schemas.microsoft.com/office/word/2010/wordprocessingDrawing" xmlns:wp="http://schemas.openxmlformats.org/drawingml/2006/wordprocessingDrawing" xmlns:w10="urn:schemas-microsoft-com:office:word" xmlns:w="http://schemas.openxmlformats.org/wordprocessingml/2006/main" xmlns:w14="http://schemas.microsoft.com/office/word/2010/wordml" xmlns:w15="http://schemas.microsoft.com/office/word/2012/wordml" xmlns:w16cid="http://schemas.microsoft.com/office/word/2016/wordml/cid" xmlns:w16se="http://schemas.microsoft.com/office/word/2015/wordml/symex" xmlns:wpg="http://schemas.microsoft.com/office/word/2010/wordprocessingGroup" xmlns:wpi="http://schemas.microsoft.com/office/word/2010/wordprocessingInk" xmlns:wne="http://schemas.microsoft.com/office/word/2006/wordml" xmlns:wps="http://schemas.microsoft.com/office/word/2010/wordprocessingShape" mc:Ignorable="w14 w15 w16se w16cid wp14">
   <w:endnote w:type="separator" w:id="-1">
     <w:p>
       <w:pPr>
@@ -4374,7 +4522,7 @@
 </file>
 
 <file path=word/footer1.xml><?xml version="1.0" encoding="utf-8"?>
-<w:ftr xmlns:wpc="http://schemas.microsoft.com/office/word/2010/wordprocessingCanvas" xmlns:cx="http://schemas.microsoft.com/office/drawing/2014/chartex" xmlns:cx1="http://schemas.microsoft.com/office/drawing/2015/9/8/chartex" xmlns:cx2="http://schemas.microsoft.com/office/drawing/2015/10/21/chartex" xmlns:cx3="http://schemas.microsoft.com/office/drawing/2016/5/9/chartex" xmlns:cx4="http://schemas.microsoft.com/office/drawing/2016/5/10/chartex" xmlns:cx5="http://schemas.microsoft.com/office/drawing/2016/5/11/chartex" xmlns:cx6="http://schemas.microsoft.com/office/drawing/2016/5/12/chartex" xmlns:cx7="http://schemas.microsoft.com/office/drawing/2016/5/13/chartex" xmlns:cx8="http://schemas.microsoft.com/office/drawing/2016/5/14/chartex" xmlns:mc="http://schemas.openxmlformats.org/markup-compatibility/2006" xmlns:aink="http://schemas.microsoft.com/office/drawing/2016/ink" xmlns:am3d="http://schemas.microsoft.com/office/drawing/2017/model3d" xmlns:o="urn:schemas-microsoft-com:office:office" xmlns:r="http://schemas.openxmlformats.org/officeDocument/2006/relationships" xmlns:m="http://schemas.openxmlformats.org/officeDocument/2006/math" xmlns:v="urn:schemas-microsoft-com:vml" xmlns:wp14="http://schemas.microsoft.com/office/word/2010/wordprocessingDrawing" xmlns:wp="http://schemas.openxmlformats.org/drawingml/2006/wordprocessingDrawing" xmlns:w10="urn:schemas-microsoft-com:office:word" xmlns:w="http://schemas.openxmlformats.org/wordprocessingml/2006/main" xmlns:w14="http://schemas.microsoft.com/office/word/2010/wordml" xmlns:w15="http://schemas.microsoft.com/office/word/2012/wordml" xmlns:w16cex="http://schemas.microsoft.com/office/word/2018/wordml/cex" xmlns:w16cid="http://schemas.microsoft.com/office/word/2016/wordml/cid" xmlns:w16="http://schemas.microsoft.com/office/word/2018/wordml" xmlns:w16sdtdh="http://schemas.microsoft.com/office/word/2020/wordml/sdtdatahash" xmlns:w16se="http://schemas.microsoft.com/office/word/2015/wordml/symex" xmlns:wpg="http://schemas.microsoft.com/office/word/2010/wordprocessingGroup" xmlns:wpi="http://schemas.microsoft.com/office/word/2010/wordprocessingInk" xmlns:wne="http://schemas.microsoft.com/office/word/2006/wordml" xmlns:wps="http://schemas.microsoft.com/office/word/2010/wordprocessingShape" mc:Ignorable="w14 w15 w16se w16cid w16 w16cex w16sdtdh wp14">
+<w:ftr xmlns:wpc="http://schemas.microsoft.com/office/word/2010/wordprocessingCanvas" xmlns:cx="http://schemas.microsoft.com/office/drawing/2014/chartex" xmlns:cx1="http://schemas.microsoft.com/office/drawing/2015/9/8/chartex" xmlns:cx2="http://schemas.microsoft.com/office/drawing/2015/10/21/chartex" xmlns:cx3="http://schemas.microsoft.com/office/drawing/2016/5/9/chartex" xmlns:cx4="http://schemas.microsoft.com/office/drawing/2016/5/10/chartex" xmlns:cx5="http://schemas.microsoft.com/office/drawing/2016/5/11/chartex" xmlns:cx6="http://schemas.microsoft.com/office/drawing/2016/5/12/chartex" xmlns:cx7="http://schemas.microsoft.com/office/drawing/2016/5/13/chartex" xmlns:cx8="http://schemas.microsoft.com/office/drawing/2016/5/14/chartex" xmlns:mc="http://schemas.openxmlformats.org/markup-compatibility/2006" xmlns:aink="http://schemas.microsoft.com/office/drawing/2016/ink" xmlns:am3d="http://schemas.microsoft.com/office/drawing/2017/model3d" xmlns:o="urn:schemas-microsoft-com:office:office" xmlns:r="http://schemas.openxmlformats.org/officeDocument/2006/relationships" xmlns:m="http://schemas.openxmlformats.org/officeDocument/2006/math" xmlns:v="urn:schemas-microsoft-com:vml" xmlns:wp14="http://schemas.microsoft.com/office/word/2010/wordprocessingDrawing" xmlns:wp="http://schemas.openxmlformats.org/drawingml/2006/wordprocessingDrawing" xmlns:w10="urn:schemas-microsoft-com:office:word" xmlns:w="http://schemas.openxmlformats.org/wordprocessingml/2006/main" xmlns:w14="http://schemas.microsoft.com/office/word/2010/wordml" xmlns:w15="http://schemas.microsoft.com/office/word/2012/wordml" xmlns:w16cid="http://schemas.microsoft.com/office/word/2016/wordml/cid" xmlns:w16se="http://schemas.microsoft.com/office/word/2015/wordml/symex" xmlns:wpg="http://schemas.microsoft.com/office/word/2010/wordprocessingGroup" xmlns:wpi="http://schemas.microsoft.com/office/word/2010/wordprocessingInk" xmlns:wne="http://schemas.microsoft.com/office/word/2006/wordml" xmlns:wps="http://schemas.microsoft.com/office/word/2010/wordprocessingShape" mc:Ignorable="w14 w15 w16se w16cid wp14">
   <w:sdt>
     <w:sdtPr>
       <w:id w:val="1475951432"/>
@@ -4383,6 +4531,7 @@
         <w:docPartUnique/>
       </w:docPartObj>
     </w:sdtPr>
+    <w:sdtEndPr/>
     <w:sdtContent>
       <w:p>
         <w:pPr>
@@ -4424,7 +4573,7 @@
 </file>
 
 <file path=word/footnotes.xml><?xml version="1.0" encoding="utf-8"?>
-<w:footnotes xmlns:wpc="http://schemas.microsoft.com/office/word/2010/wordprocessingCanvas" xmlns:cx="http://schemas.microsoft.com/office/drawing/2014/chartex" xmlns:cx1="http://schemas.microsoft.com/office/drawing/2015/9/8/chartex" xmlns:cx2="http://schemas.microsoft.com/office/drawing/2015/10/21/chartex" xmlns:cx3="http://schemas.microsoft.com/office/drawing/2016/5/9/chartex" xmlns:cx4="http://schemas.microsoft.com/office/drawing/2016/5/10/chartex" xmlns:cx5="http://schemas.microsoft.com/office/drawing/2016/5/11/chartex" xmlns:cx6="http://schemas.microsoft.com/office/drawing/2016/5/12/chartex" xmlns:cx7="http://schemas.microsoft.com/office/drawing/2016/5/13/chartex" xmlns:cx8="http://schemas.microsoft.com/office/drawing/2016/5/14/chartex" xmlns:mc="http://schemas.openxmlformats.org/markup-compatibility/2006" xmlns:aink="http://schemas.microsoft.com/office/drawing/2016/ink" xmlns:am3d="http://schemas.microsoft.com/office/drawing/2017/model3d" xmlns:o="urn:schemas-microsoft-com:office:office" xmlns:r="http://schemas.openxmlformats.org/officeDocument/2006/relationships" xmlns:m="http://schemas.openxmlformats.org/officeDocument/2006/math" xmlns:v="urn:schemas-microsoft-com:vml" xmlns:wp14="http://schemas.microsoft.com/office/word/2010/wordprocessingDrawing" xmlns:wp="http://schemas.openxmlformats.org/drawingml/2006/wordprocessingDrawing" xmlns:w10="urn:schemas-microsoft-com:office:word" xmlns:w="http://schemas.openxmlformats.org/wordprocessingml/2006/main" xmlns:w14="http://schemas.microsoft.com/office/word/2010/wordml" xmlns:w15="http://schemas.microsoft.com/office/word/2012/wordml" xmlns:w16cex="http://schemas.microsoft.com/office/word/2018/wordml/cex" xmlns:w16cid="http://schemas.microsoft.com/office/word/2016/wordml/cid" xmlns:w16="http://schemas.microsoft.com/office/word/2018/wordml" xmlns:w16sdtdh="http://schemas.microsoft.com/office/word/2020/wordml/sdtdatahash" xmlns:w16se="http://schemas.microsoft.com/office/word/2015/wordml/symex" xmlns:wpg="http://schemas.microsoft.com/office/word/2010/wordprocessingGroup" xmlns:wpi="http://schemas.microsoft.com/office/word/2010/wordprocessingInk" xmlns:wne="http://schemas.microsoft.com/office/word/2006/wordml" xmlns:wps="http://schemas.microsoft.com/office/word/2010/wordprocessingShape" mc:Ignorable="w14 w15 w16se w16cid w16 w16cex w16sdtdh wp14">
+<w:footnotes xmlns:wpc="http://schemas.microsoft.com/office/word/2010/wordprocessingCanvas" xmlns:cx="http://schemas.microsoft.com/office/drawing/2014/chartex" xmlns:cx1="http://schemas.microsoft.com/office/drawing/2015/9/8/chartex" xmlns:cx2="http://schemas.microsoft.com/office/drawing/2015/10/21/chartex" xmlns:cx3="http://schemas.microsoft.com/office/drawing/2016/5/9/chartex" xmlns:cx4="http://schemas.microsoft.com/office/drawing/2016/5/10/chartex" xmlns:cx5="http://schemas.microsoft.com/office/drawing/2016/5/11/chartex" xmlns:cx6="http://schemas.microsoft.com/office/drawing/2016/5/12/chartex" xmlns:cx7="http://schemas.microsoft.com/office/drawing/2016/5/13/chartex" xmlns:cx8="http://schemas.microsoft.com/office/drawing/2016/5/14/chartex" xmlns:mc="http://schemas.openxmlformats.org/markup-compatibility/2006" xmlns:aink="http://schemas.microsoft.com/office/drawing/2016/ink" xmlns:am3d="http://schemas.microsoft.com/office/drawing/2017/model3d" xmlns:o="urn:schemas-microsoft-com:office:office" xmlns:r="http://schemas.openxmlformats.org/officeDocument/2006/relationships" xmlns:m="http://schemas.openxmlformats.org/officeDocument/2006/math" xmlns:v="urn:schemas-microsoft-com:vml" xmlns:wp14="http://schemas.microsoft.com/office/word/2010/wordprocessingDrawing" xmlns:wp="http://schemas.openxmlformats.org/drawingml/2006/wordprocessingDrawing" xmlns:w10="urn:schemas-microsoft-com:office:word" xmlns:w="http://schemas.openxmlformats.org/wordprocessingml/2006/main" xmlns:w14="http://schemas.microsoft.com/office/word/2010/wordml" xmlns:w15="http://schemas.microsoft.com/office/word/2012/wordml" xmlns:w16cid="http://schemas.microsoft.com/office/word/2016/wordml/cid" xmlns:w16se="http://schemas.microsoft.com/office/word/2015/wordml/symex" xmlns:wpg="http://schemas.microsoft.com/office/word/2010/wordprocessingGroup" xmlns:wpi="http://schemas.microsoft.com/office/word/2010/wordprocessingInk" xmlns:wne="http://schemas.microsoft.com/office/word/2006/wordml" xmlns:wps="http://schemas.microsoft.com/office/word/2010/wordprocessingShape" mc:Ignorable="w14 w15 w16se w16cid wp14">
   <w:footnote w:type="separator" w:id="-1">
     <w:p>
       <w:pPr>
@@ -4449,7 +4598,7 @@
 </file>
 
 <file path=word/header1.xml><?xml version="1.0" encoding="utf-8"?>
-<w:hdr xmlns:wpc="http://schemas.microsoft.com/office/word/2010/wordprocessingCanvas" xmlns:cx="http://schemas.microsoft.com/office/drawing/2014/chartex" xmlns:cx1="http://schemas.microsoft.com/office/drawing/2015/9/8/chartex" xmlns:cx2="http://schemas.microsoft.com/office/drawing/2015/10/21/chartex" xmlns:cx3="http://schemas.microsoft.com/office/drawing/2016/5/9/chartex" xmlns:cx4="http://schemas.microsoft.com/office/drawing/2016/5/10/chartex" xmlns:cx5="http://schemas.microsoft.com/office/drawing/2016/5/11/chartex" xmlns:cx6="http://schemas.microsoft.com/office/drawing/2016/5/12/chartex" xmlns:cx7="http://schemas.microsoft.com/office/drawing/2016/5/13/chartex" xmlns:cx8="http://schemas.microsoft.com/office/drawing/2016/5/14/chartex" xmlns:mc="http://schemas.openxmlformats.org/markup-compatibility/2006" xmlns:aink="http://schemas.microsoft.com/office/drawing/2016/ink" xmlns:am3d="http://schemas.microsoft.com/office/drawing/2017/model3d" xmlns:o="urn:schemas-microsoft-com:office:office" xmlns:r="http://schemas.openxmlformats.org/officeDocument/2006/relationships" xmlns:m="http://schemas.openxmlformats.org/officeDocument/2006/math" xmlns:v="urn:schemas-microsoft-com:vml" xmlns:wp14="http://schemas.microsoft.com/office/word/2010/wordprocessingDrawing" xmlns:wp="http://schemas.openxmlformats.org/drawingml/2006/wordprocessingDrawing" xmlns:w10="urn:schemas-microsoft-com:office:word" xmlns:w="http://schemas.openxmlformats.org/wordprocessingml/2006/main" xmlns:w14="http://schemas.microsoft.com/office/word/2010/wordml" xmlns:w15="http://schemas.microsoft.com/office/word/2012/wordml" xmlns:w16cex="http://schemas.microsoft.com/office/word/2018/wordml/cex" xmlns:w16cid="http://schemas.microsoft.com/office/word/2016/wordml/cid" xmlns:w16="http://schemas.microsoft.com/office/word/2018/wordml" xmlns:w16sdtdh="http://schemas.microsoft.com/office/word/2020/wordml/sdtdatahash" xmlns:w16se="http://schemas.microsoft.com/office/word/2015/wordml/symex" xmlns:wpg="http://schemas.microsoft.com/office/word/2010/wordprocessingGroup" xmlns:wpi="http://schemas.microsoft.com/office/word/2010/wordprocessingInk" xmlns:wne="http://schemas.microsoft.com/office/word/2006/wordml" xmlns:wps="http://schemas.microsoft.com/office/word/2010/wordprocessingShape" mc:Ignorable="w14 w15 w16se w16cid w16 w16cex w16sdtdh wp14">
+<w:hdr xmlns:wpc="http://schemas.microsoft.com/office/word/2010/wordprocessingCanvas" xmlns:cx="http://schemas.microsoft.com/office/drawing/2014/chartex" xmlns:cx1="http://schemas.microsoft.com/office/drawing/2015/9/8/chartex" xmlns:cx2="http://schemas.microsoft.com/office/drawing/2015/10/21/chartex" xmlns:cx3="http://schemas.microsoft.com/office/drawing/2016/5/9/chartex" xmlns:cx4="http://schemas.microsoft.com/office/drawing/2016/5/10/chartex" xmlns:cx5="http://schemas.microsoft.com/office/drawing/2016/5/11/chartex" xmlns:cx6="http://schemas.microsoft.com/office/drawing/2016/5/12/chartex" xmlns:cx7="http://schemas.microsoft.com/office/drawing/2016/5/13/chartex" xmlns:cx8="http://schemas.microsoft.com/office/drawing/2016/5/14/chartex" xmlns:mc="http://schemas.openxmlformats.org/markup-compatibility/2006" xmlns:aink="http://schemas.microsoft.com/office/drawing/2016/ink" xmlns:am3d="http://schemas.microsoft.com/office/drawing/2017/model3d" xmlns:o="urn:schemas-microsoft-com:office:office" xmlns:r="http://schemas.openxmlformats.org/officeDocument/2006/relationships" xmlns:m="http://schemas.openxmlformats.org/officeDocument/2006/math" xmlns:v="urn:schemas-microsoft-com:vml" xmlns:wp14="http://schemas.microsoft.com/office/word/2010/wordprocessingDrawing" xmlns:wp="http://schemas.openxmlformats.org/drawingml/2006/wordprocessingDrawing" xmlns:w10="urn:schemas-microsoft-com:office:word" xmlns:w="http://schemas.openxmlformats.org/wordprocessingml/2006/main" xmlns:w14="http://schemas.microsoft.com/office/word/2010/wordml" xmlns:w15="http://schemas.microsoft.com/office/word/2012/wordml" xmlns:w16cid="http://schemas.microsoft.com/office/word/2016/wordml/cid" xmlns:w16se="http://schemas.microsoft.com/office/word/2015/wordml/symex" xmlns:wpg="http://schemas.microsoft.com/office/word/2010/wordprocessingGroup" xmlns:wpi="http://schemas.microsoft.com/office/word/2010/wordprocessingInk" xmlns:wne="http://schemas.microsoft.com/office/word/2006/wordml" xmlns:wps="http://schemas.microsoft.com/office/word/2010/wordprocessingShape" mc:Ignorable="w14 w15 w16se w16cid wp14">
   <w:p>
     <w:pPr>
       <w:pStyle w:val="lfej"/>
@@ -4601,7 +4750,7 @@
             </wp:anchor>
           </w:drawing>
         </mc:Choice>
-        <mc:Fallback>
+        <mc:Fallback xmlns:w16sdtdh="http://schemas.microsoft.com/office/word/2020/wordml/sdtdatahash" xmlns:w16="http://schemas.microsoft.com/office/word/2018/wordml" xmlns:w16cex="http://schemas.microsoft.com/office/word/2018/wordml/cex">
           <w:pict>
             <v:shapetype w14:anchorId="06F29125" id="_x0000_t202" coordsize="21600,21600" o:spt="202" path="m,l,21600r21600,l21600,xe">
               <v:stroke joinstyle="miter"/>
@@ -4695,7 +4844,7 @@
             </wp:anchor>
           </w:drawing>
         </mc:Choice>
-        <mc:Fallback>
+        <mc:Fallback xmlns:w16sdtdh="http://schemas.microsoft.com/office/word/2020/wordml/sdtdatahash" xmlns:w16="http://schemas.microsoft.com/office/word/2018/wordml" xmlns:w16cex="http://schemas.microsoft.com/office/word/2018/wordml/cex">
           <w:pict>
             <v:line w14:anchorId="6C882C81" id="Egyenes összekötő 2" o:spid="_x0000_s1026" style="position:absolute;z-index:251659264;visibility:visible;mso-wrap-style:square;mso-wrap-distance-left:9pt;mso-wrap-distance-top:0;mso-wrap-distance-right:9pt;mso-wrap-distance-bottom:0;mso-position-horizontal:absolute;mso-position-horizontal-relative:text;mso-position-vertical:absolute;mso-position-vertical-relative:text" from="-.85pt,34.1pt" to="452.65pt,34.1pt" o:gfxdata="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" strokecolor="black [3200]">
               <v:stroke joinstyle="miter"/>
@@ -4731,7 +4880,7 @@
 </file>
 
 <file path=word/header2.xml><?xml version="1.0" encoding="utf-8"?>
-<w:hdr xmlns:wpc="http://schemas.microsoft.com/office/word/2010/wordprocessingCanvas" xmlns:cx="http://schemas.microsoft.com/office/drawing/2014/chartex" xmlns:cx1="http://schemas.microsoft.com/office/drawing/2015/9/8/chartex" xmlns:cx2="http://schemas.microsoft.com/office/drawing/2015/10/21/chartex" xmlns:cx3="http://schemas.microsoft.com/office/drawing/2016/5/9/chartex" xmlns:cx4="http://schemas.microsoft.com/office/drawing/2016/5/10/chartex" xmlns:cx5="http://schemas.microsoft.com/office/drawing/2016/5/11/chartex" xmlns:cx6="http://schemas.microsoft.com/office/drawing/2016/5/12/chartex" xmlns:cx7="http://schemas.microsoft.com/office/drawing/2016/5/13/chartex" xmlns:cx8="http://schemas.microsoft.com/office/drawing/2016/5/14/chartex" xmlns:mc="http://schemas.openxmlformats.org/markup-compatibility/2006" xmlns:aink="http://schemas.microsoft.com/office/drawing/2016/ink" xmlns:am3d="http://schemas.microsoft.com/office/drawing/2017/model3d" xmlns:o="urn:schemas-microsoft-com:office:office" xmlns:r="http://schemas.openxmlformats.org/officeDocument/2006/relationships" xmlns:m="http://schemas.openxmlformats.org/officeDocument/2006/math" xmlns:v="urn:schemas-microsoft-com:vml" xmlns:wp14="http://schemas.microsoft.com/office/word/2010/wordprocessingDrawing" xmlns:wp="http://schemas.openxmlformats.org/drawingml/2006/wordprocessingDrawing" xmlns:w10="urn:schemas-microsoft-com:office:word" xmlns:w="http://schemas.openxmlformats.org/wordprocessingml/2006/main" xmlns:w14="http://schemas.microsoft.com/office/word/2010/wordml" xmlns:w15="http://schemas.microsoft.com/office/word/2012/wordml" xmlns:w16cex="http://schemas.microsoft.com/office/word/2018/wordml/cex" xmlns:w16cid="http://schemas.microsoft.com/office/word/2016/wordml/cid" xmlns:w16="http://schemas.microsoft.com/office/word/2018/wordml" xmlns:w16sdtdh="http://schemas.microsoft.com/office/word/2020/wordml/sdtdatahash" xmlns:w16se="http://schemas.microsoft.com/office/word/2015/wordml/symex" xmlns:wpg="http://schemas.microsoft.com/office/word/2010/wordprocessingGroup" xmlns:wpi="http://schemas.microsoft.com/office/word/2010/wordprocessingInk" xmlns:wne="http://schemas.microsoft.com/office/word/2006/wordml" xmlns:wps="http://schemas.microsoft.com/office/word/2010/wordprocessingShape" mc:Ignorable="w14 w15 w16se w16cid w16 w16cex w16sdtdh wp14">
+<w:hdr xmlns:wpc="http://schemas.microsoft.com/office/word/2010/wordprocessingCanvas" xmlns:cx="http://schemas.microsoft.com/office/drawing/2014/chartex" xmlns:cx1="http://schemas.microsoft.com/office/drawing/2015/9/8/chartex" xmlns:cx2="http://schemas.microsoft.com/office/drawing/2015/10/21/chartex" xmlns:cx3="http://schemas.microsoft.com/office/drawing/2016/5/9/chartex" xmlns:cx4="http://schemas.microsoft.com/office/drawing/2016/5/10/chartex" xmlns:cx5="http://schemas.microsoft.com/office/drawing/2016/5/11/chartex" xmlns:cx6="http://schemas.microsoft.com/office/drawing/2016/5/12/chartex" xmlns:cx7="http://schemas.microsoft.com/office/drawing/2016/5/13/chartex" xmlns:cx8="http://schemas.microsoft.com/office/drawing/2016/5/14/chartex" xmlns:mc="http://schemas.openxmlformats.org/markup-compatibility/2006" xmlns:aink="http://schemas.microsoft.com/office/drawing/2016/ink" xmlns:am3d="http://schemas.microsoft.com/office/drawing/2017/model3d" xmlns:o="urn:schemas-microsoft-com:office:office" xmlns:r="http://schemas.openxmlformats.org/officeDocument/2006/relationships" xmlns:m="http://schemas.openxmlformats.org/officeDocument/2006/math" xmlns:v="urn:schemas-microsoft-com:vml" xmlns:wp14="http://schemas.microsoft.com/office/word/2010/wordprocessingDrawing" xmlns:wp="http://schemas.openxmlformats.org/drawingml/2006/wordprocessingDrawing" xmlns:w10="urn:schemas-microsoft-com:office:word" xmlns:w="http://schemas.openxmlformats.org/wordprocessingml/2006/main" xmlns:w14="http://schemas.microsoft.com/office/word/2010/wordml" xmlns:w15="http://schemas.microsoft.com/office/word/2012/wordml" xmlns:w16cid="http://schemas.microsoft.com/office/word/2016/wordml/cid" xmlns:w16se="http://schemas.microsoft.com/office/word/2015/wordml/symex" xmlns:wpg="http://schemas.microsoft.com/office/word/2010/wordprocessingGroup" xmlns:wpi="http://schemas.microsoft.com/office/word/2010/wordprocessingInk" xmlns:wne="http://schemas.microsoft.com/office/word/2006/wordml" xmlns:wps="http://schemas.microsoft.com/office/word/2010/wordprocessingShape" mc:Ignorable="w14 w15 w16se w16cid wp14">
   <w:p>
     <w:pPr>
       <w:pStyle w:val="lfej"/>
@@ -4788,7 +4937,7 @@
 </file>
 
 <file path=word/numbering.xml><?xml version="1.0" encoding="utf-8"?>
-<w:numbering xmlns:wpc="http://schemas.microsoft.com/office/word/2010/wordprocessingCanvas" xmlns:cx="http://schemas.microsoft.com/office/drawing/2014/chartex" xmlns:cx1="http://schemas.microsoft.com/office/drawing/2015/9/8/chartex" xmlns:cx2="http://schemas.microsoft.com/office/drawing/2015/10/21/chartex" xmlns:cx3="http://schemas.microsoft.com/office/drawing/2016/5/9/chartex" xmlns:cx4="http://schemas.microsoft.com/office/drawing/2016/5/10/chartex" xmlns:cx5="http://schemas.microsoft.com/office/drawing/2016/5/11/chartex" xmlns:cx6="http://schemas.microsoft.com/office/drawing/2016/5/12/chartex" xmlns:cx7="http://schemas.microsoft.com/office/drawing/2016/5/13/chartex" xmlns:cx8="http://schemas.microsoft.com/office/drawing/2016/5/14/chartex" xmlns:mc="http://schemas.openxmlformats.org/markup-compatibility/2006" xmlns:aink="http://schemas.microsoft.com/office/drawing/2016/ink" xmlns:am3d="http://schemas.microsoft.com/office/drawing/2017/model3d" xmlns:o="urn:schemas-microsoft-com:office:office" xmlns:r="http://schemas.openxmlformats.org/officeDocument/2006/relationships" xmlns:m="http://schemas.openxmlformats.org/officeDocument/2006/math" xmlns:v="urn:schemas-microsoft-com:vml" xmlns:wp14="http://schemas.microsoft.com/office/word/2010/wordprocessingDrawing" xmlns:wp="http://schemas.openxmlformats.org/drawingml/2006/wordprocessingDrawing" xmlns:w10="urn:schemas-microsoft-com:office:word" xmlns:w="http://schemas.openxmlformats.org/wordprocessingml/2006/main" xmlns:w14="http://schemas.microsoft.com/office/word/2010/wordml" xmlns:w15="http://schemas.microsoft.com/office/word/2012/wordml" xmlns:w16cex="http://schemas.microsoft.com/office/word/2018/wordml/cex" xmlns:w16cid="http://schemas.microsoft.com/office/word/2016/wordml/cid" xmlns:w16="http://schemas.microsoft.com/office/word/2018/wordml" xmlns:w16sdtdh="http://schemas.microsoft.com/office/word/2020/wordml/sdtdatahash" xmlns:w16se="http://schemas.microsoft.com/office/word/2015/wordml/symex" xmlns:wpg="http://schemas.microsoft.com/office/word/2010/wordprocessingGroup" xmlns:wpi="http://schemas.microsoft.com/office/word/2010/wordprocessingInk" xmlns:wne="http://schemas.microsoft.com/office/word/2006/wordml" xmlns:wps="http://schemas.microsoft.com/office/word/2010/wordprocessingShape" mc:Ignorable="w14 w15 w16se w16cid w16 w16cex w16sdtdh wp14">
+<w:numbering xmlns:wpc="http://schemas.microsoft.com/office/word/2010/wordprocessingCanvas" xmlns:cx="http://schemas.microsoft.com/office/drawing/2014/chartex" xmlns:cx1="http://schemas.microsoft.com/office/drawing/2015/9/8/chartex" xmlns:cx2="http://schemas.microsoft.com/office/drawing/2015/10/21/chartex" xmlns:cx3="http://schemas.microsoft.com/office/drawing/2016/5/9/chartex" xmlns:cx4="http://schemas.microsoft.com/office/drawing/2016/5/10/chartex" xmlns:cx5="http://schemas.microsoft.com/office/drawing/2016/5/11/chartex" xmlns:cx6="http://schemas.microsoft.com/office/drawing/2016/5/12/chartex" xmlns:cx7="http://schemas.microsoft.com/office/drawing/2016/5/13/chartex" xmlns:cx8="http://schemas.microsoft.com/office/drawing/2016/5/14/chartex" xmlns:mc="http://schemas.openxmlformats.org/markup-compatibility/2006" xmlns:aink="http://schemas.microsoft.com/office/drawing/2016/ink" xmlns:am3d="http://schemas.microsoft.com/office/drawing/2017/model3d" xmlns:o="urn:schemas-microsoft-com:office:office" xmlns:r="http://schemas.openxmlformats.org/officeDocument/2006/relationships" xmlns:m="http://schemas.openxmlformats.org/officeDocument/2006/math" xmlns:v="urn:schemas-microsoft-com:vml" xmlns:wp14="http://schemas.microsoft.com/office/word/2010/wordprocessingDrawing" xmlns:wp="http://schemas.openxmlformats.org/drawingml/2006/wordprocessingDrawing" xmlns:w10="urn:schemas-microsoft-com:office:word" xmlns:w="http://schemas.openxmlformats.org/wordprocessingml/2006/main" xmlns:w14="http://schemas.microsoft.com/office/word/2010/wordml" xmlns:w15="http://schemas.microsoft.com/office/word/2012/wordml" xmlns:w16cid="http://schemas.microsoft.com/office/word/2016/wordml/cid" xmlns:w16se="http://schemas.microsoft.com/office/word/2015/wordml/symex" xmlns:wpg="http://schemas.microsoft.com/office/word/2010/wordprocessingGroup" xmlns:wpi="http://schemas.microsoft.com/office/word/2010/wordprocessingInk" xmlns:wne="http://schemas.microsoft.com/office/word/2006/wordml" xmlns:wps="http://schemas.microsoft.com/office/word/2010/wordprocessingShape" mc:Ignorable="w14 w15 w16se w16cid wp14">
   <w:abstractNum w:abstractNumId="0" w15:restartNumberingAfterBreak="0">
     <w:nsid w:val="1C79062B"/>
     <w:multiLevelType w:val="multilevel"/>
@@ -4917,7 +5066,7 @@
 </file>
 
 <file path=word/styles.xml><?xml version="1.0" encoding="utf-8"?>
-<w:styles xmlns:mc="http://schemas.openxmlformats.org/markup-compatibility/2006" xmlns:r="http://schemas.openxmlformats.org/officeDocument/2006/relationships" xmlns:w="http://schemas.openxmlformats.org/wordprocessingml/2006/main" xmlns:w14="http://schemas.microsoft.com/office/word/2010/wordml" xmlns:w15="http://schemas.microsoft.com/office/word/2012/wordml" xmlns:w16cex="http://schemas.microsoft.com/office/word/2018/wordml/cex" xmlns:w16cid="http://schemas.microsoft.com/office/word/2016/wordml/cid" xmlns:w16="http://schemas.microsoft.com/office/word/2018/wordml" xmlns:w16sdtdh="http://schemas.microsoft.com/office/word/2020/wordml/sdtdatahash" xmlns:w16se="http://schemas.microsoft.com/office/word/2015/wordml/symex" mc:Ignorable="w14 w15 w16se w16cid w16 w16cex w16sdtdh">
+<w:styles xmlns:mc="http://schemas.openxmlformats.org/markup-compatibility/2006" xmlns:r="http://schemas.openxmlformats.org/officeDocument/2006/relationships" xmlns:w="http://schemas.openxmlformats.org/wordprocessingml/2006/main" xmlns:w14="http://schemas.microsoft.com/office/word/2010/wordml" xmlns:w15="http://schemas.microsoft.com/office/word/2012/wordml" xmlns:w16cid="http://schemas.microsoft.com/office/word/2016/wordml/cid" xmlns:w16se="http://schemas.microsoft.com/office/word/2015/wordml/symex" mc:Ignorable="w14 w15 w16se w16cid">
   <w:docDefaults>
     <w:rPrDefault>
       <w:rPr>
@@ -4933,7 +5082,7 @@
       </w:pPr>
     </w:pPrDefault>
   </w:docDefaults>
-  <w:latentStyles w:defLockedState="0" w:defUIPriority="99" w:defSemiHidden="0" w:defUnhideWhenUsed="0" w:defQFormat="0" w:count="376">
+  <w:latentStyles w:defLockedState="0" w:defUIPriority="99" w:defSemiHidden="0" w:defUnhideWhenUsed="0" w:defQFormat="0" w:count="375">
     <w:lsdException w:name="Normal" w:uiPriority="0" w:qFormat="1"/>
     <w:lsdException w:name="heading 1" w:uiPriority="9" w:qFormat="1"/>
     <w:lsdException w:name="heading 2" w:semiHidden="1" w:uiPriority="9" w:unhideWhenUsed="1" w:qFormat="1"/>
@@ -5309,7 +5458,6 @@
     <w:lsdException w:name="Smart Hyperlink" w:semiHidden="1" w:unhideWhenUsed="1"/>
     <w:lsdException w:name="Hashtag" w:semiHidden="1" w:unhideWhenUsed="1"/>
     <w:lsdException w:name="Unresolved Mention" w:semiHidden="1" w:unhideWhenUsed="1"/>
-    <w:lsdException w:name="Smart Link" w:semiHidden="1" w:unhideWhenUsed="1"/>
   </w:latentStyles>
   <w:style w:type="paragraph" w:default="1" w:styleId="Norml">
     <w:name w:val="Normal"/>
@@ -5913,7 +6061,7 @@
 </file>
 
 <file path=customXml/itemProps1.xml><?xml version="1.0" encoding="utf-8"?>
-<ds:datastoreItem xmlns:ds="http://schemas.openxmlformats.org/officeDocument/2006/customXml" ds:itemID="{8304A196-053C-4339-8CDA-731A5B37C594}">
+<ds:datastoreItem xmlns:ds="http://schemas.openxmlformats.org/officeDocument/2006/customXml" ds:itemID="{5D4BB73D-E94F-4854-B374-FEFD42414BBB}">
   <ds:schemaRefs>
     <ds:schemaRef ds:uri="http://schemas.openxmlformats.org/officeDocument/2006/bibliography"/>
   </ds:schemaRefs>

--- a/dokumentacio/DOKUMENTÁCIÓ.docx
+++ b/dokumentacio/DOKUMENTÁCIÓ.docx
@@ -1,9 +1,10 @@
 
 <file path=word/document.xml><?xml version="1.0" encoding="utf-8"?>
-<w:document xmlns:wpc="http://schemas.microsoft.com/office/word/2010/wordprocessingCanvas" xmlns:cx="http://schemas.microsoft.com/office/drawing/2014/chartex" xmlns:cx1="http://schemas.microsoft.com/office/drawing/2015/9/8/chartex" xmlns:cx2="http://schemas.microsoft.com/office/drawing/2015/10/21/chartex" xmlns:cx3="http://schemas.microsoft.com/office/drawing/2016/5/9/chartex" xmlns:cx4="http://schemas.microsoft.com/office/drawing/2016/5/10/chartex" xmlns:cx5="http://schemas.microsoft.com/office/drawing/2016/5/11/chartex" xmlns:cx6="http://schemas.microsoft.com/office/drawing/2016/5/12/chartex" xmlns:cx7="http://schemas.microsoft.com/office/drawing/2016/5/13/chartex" xmlns:cx8="http://schemas.microsoft.com/office/drawing/2016/5/14/chartex" xmlns:mc="http://schemas.openxmlformats.org/markup-compatibility/2006" xmlns:aink="http://schemas.microsoft.com/office/drawing/2016/ink" xmlns:am3d="http://schemas.microsoft.com/office/drawing/2017/model3d" xmlns:o="urn:schemas-microsoft-com:office:office" xmlns:r="http://schemas.openxmlformats.org/officeDocument/2006/relationships" xmlns:m="http://schemas.openxmlformats.org/officeDocument/2006/math" xmlns:v="urn:schemas-microsoft-com:vml" xmlns:wp14="http://schemas.microsoft.com/office/word/2010/wordprocessingDrawing" xmlns:wp="http://schemas.openxmlformats.org/drawingml/2006/wordprocessingDrawing" xmlns:w10="urn:schemas-microsoft-com:office:word" xmlns:w="http://schemas.openxmlformats.org/wordprocessingml/2006/main" xmlns:w14="http://schemas.microsoft.com/office/word/2010/wordml" xmlns:w15="http://schemas.microsoft.com/office/word/2012/wordml" xmlns:w16cid="http://schemas.microsoft.com/office/word/2016/wordml/cid" xmlns:w16se="http://schemas.microsoft.com/office/word/2015/wordml/symex" xmlns:wpg="http://schemas.microsoft.com/office/word/2010/wordprocessingGroup" xmlns:wpi="http://schemas.microsoft.com/office/word/2010/wordprocessingInk" xmlns:wne="http://schemas.microsoft.com/office/word/2006/wordml" xmlns:wps="http://schemas.microsoft.com/office/word/2010/wordprocessingShape" mc:Ignorable="w14 w15 w16se w16cid wp14">
+<w:document xmlns:wpc="http://schemas.microsoft.com/office/word/2010/wordprocessingCanvas" xmlns:cx="http://schemas.microsoft.com/office/drawing/2014/chartex" xmlns:cx1="http://schemas.microsoft.com/office/drawing/2015/9/8/chartex" xmlns:cx2="http://schemas.microsoft.com/office/drawing/2015/10/21/chartex" xmlns:cx3="http://schemas.microsoft.com/office/drawing/2016/5/9/chartex" xmlns:cx4="http://schemas.microsoft.com/office/drawing/2016/5/10/chartex" xmlns:cx5="http://schemas.microsoft.com/office/drawing/2016/5/11/chartex" xmlns:cx6="http://schemas.microsoft.com/office/drawing/2016/5/12/chartex" xmlns:cx7="http://schemas.microsoft.com/office/drawing/2016/5/13/chartex" xmlns:cx8="http://schemas.microsoft.com/office/drawing/2016/5/14/chartex" xmlns:mc="http://schemas.openxmlformats.org/markup-compatibility/2006" xmlns:aink="http://schemas.microsoft.com/office/drawing/2016/ink" xmlns:am3d="http://schemas.microsoft.com/office/drawing/2017/model3d" xmlns:o="urn:schemas-microsoft-com:office:office" xmlns:oel="http://schemas.microsoft.com/office/2019/extlst" xmlns:r="http://schemas.openxmlformats.org/officeDocument/2006/relationships" xmlns:m="http://schemas.openxmlformats.org/officeDocument/2006/math" xmlns:v="urn:schemas-microsoft-com:vml" xmlns:wp14="http://schemas.microsoft.com/office/word/2010/wordprocessingDrawing" xmlns:wp="http://schemas.openxmlformats.org/drawingml/2006/wordprocessingDrawing" xmlns:w10="urn:schemas-microsoft-com:office:word" xmlns:w="http://schemas.openxmlformats.org/wordprocessingml/2006/main" xmlns:w14="http://schemas.microsoft.com/office/word/2010/wordml" xmlns:w15="http://schemas.microsoft.com/office/word/2012/wordml" xmlns:w16cex="http://schemas.microsoft.com/office/word/2018/wordml/cex" xmlns:w16cid="http://schemas.microsoft.com/office/word/2016/wordml/cid" xmlns:w16="http://schemas.microsoft.com/office/word/2018/wordml" xmlns:w16du="http://schemas.microsoft.com/office/word/2023/wordml/word16du" xmlns:w16sdtdh="http://schemas.microsoft.com/office/word/2020/wordml/sdtdatahash" xmlns:w16sdtfl="http://schemas.microsoft.com/office/word/2024/wordml/sdtformatlock" xmlns:w16se="http://schemas.microsoft.com/office/word/2015/wordml/symex" xmlns:wpg="http://schemas.microsoft.com/office/word/2010/wordprocessingGroup" xmlns:wpi="http://schemas.microsoft.com/office/word/2010/wordprocessingInk" xmlns:wne="http://schemas.microsoft.com/office/word/2006/wordml" xmlns:wps="http://schemas.microsoft.com/office/word/2010/wordprocessingShape" mc:Ignorable="w14 w15 w16se w16cid w16 w16cex w16sdtdh w16sdtfl w16du wp14">
   <w:body>
     <w:p>
       <w:pPr>
+        <w:jc w:val="both"/>
         <w:rPr>
           <w:noProof/>
         </w:rPr>
@@ -130,14 +131,14 @@
                             <w:pPr>
                               <w:jc w:val="center"/>
                               <w:rPr>
-                                <w:color w:val="4472C4" w:themeColor="accent1"/>
+                                <w:color w:val="156082" w:themeColor="accent1"/>
                                 <w:sz w:val="32"/>
                                 <w:szCs w:val="28"/>
                               </w:rPr>
                             </w:pPr>
                             <w:r>
                               <w:rPr>
-                                <w:color w:val="4472C4" w:themeColor="accent1"/>
+                                <w:color w:val="156082" w:themeColor="accent1"/>
                                 <w:sz w:val="32"/>
                                 <w:szCs w:val="28"/>
                               </w:rPr>
@@ -148,42 +149,32 @@
                             <w:pPr>
                               <w:jc w:val="center"/>
                               <w:rPr>
-                                <w:color w:val="4472C4" w:themeColor="accent1"/>
+                                <w:color w:val="156082" w:themeColor="accent1"/>
                                 <w:sz w:val="32"/>
                                 <w:szCs w:val="28"/>
                               </w:rPr>
                             </w:pPr>
-                            <w:proofErr w:type="spellStart"/>
                             <w:r>
                               <w:rPr>
-                                <w:color w:val="4472C4" w:themeColor="accent1"/>
+                                <w:color w:val="156082" w:themeColor="accent1"/>
                                 <w:sz w:val="32"/>
                                 <w:szCs w:val="28"/>
                               </w:rPr>
-                              <w:t>Utli</w:t>
-                            </w:r>
-                            <w:proofErr w:type="spellEnd"/>
-                            <w:r>
-                              <w:rPr>
-                                <w:color w:val="4472C4" w:themeColor="accent1"/>
-                                <w:sz w:val="32"/>
-                                <w:szCs w:val="28"/>
-                              </w:rPr>
-                              <w:t xml:space="preserve"> Barnabás</w:t>
+                              <w:t>Utli Barnabás</w:t>
                             </w:r>
                           </w:p>
                           <w:p>
                             <w:pPr>
                               <w:jc w:val="center"/>
                               <w:rPr>
-                                <w:color w:val="4472C4" w:themeColor="accent1"/>
+                                <w:color w:val="156082" w:themeColor="accent1"/>
                                 <w:sz w:val="32"/>
                                 <w:szCs w:val="28"/>
                               </w:rPr>
                             </w:pPr>
                             <w:r>
                               <w:rPr>
-                                <w:color w:val="4472C4" w:themeColor="accent1"/>
+                                <w:color w:val="156082" w:themeColor="accent1"/>
                                 <w:sz w:val="32"/>
                                 <w:szCs w:val="28"/>
                               </w:rPr>
@@ -207,27 +198,27 @@
               </wp:anchor>
             </w:drawing>
           </mc:Choice>
-          <mc:Fallback xmlns:w16sdtdh="http://schemas.microsoft.com/office/word/2020/wordml/sdtdatahash" xmlns:w16="http://schemas.microsoft.com/office/word/2018/wordml" xmlns:w16cex="http://schemas.microsoft.com/office/word/2018/wordml/cex">
+          <mc:Fallback>
             <w:pict>
               <v:shapetype w14:anchorId="0DEFAE49" id="_x0000_t202" coordsize="21600,21600" o:spt="202" path="m,l,21600r21600,l21600,xe">
                 <v:stroke joinstyle="miter"/>
                 <v:path gradientshapeok="t" o:connecttype="rect"/>
               </v:shapetype>
-              <v:shape id="Szövegdoboz 2" o:spid="_x0000_s1026" type="#_x0000_t202" style="position:absolute;margin-left:136.1pt;margin-top:403.5pt;width:185.9pt;height:110.6pt;z-index:251663360;visibility:visible;mso-wrap-style:square;mso-width-percent:400;mso-height-percent:200;mso-wrap-distance-left:9pt;mso-wrap-distance-top:3.6pt;mso-wrap-distance-right:9pt;mso-wrap-distance-bottom:3.6pt;mso-position-horizontal:absolute;mso-position-horizontal-relative:text;mso-position-vertical:absolute;mso-position-vertical-relative:text;mso-width-percent:400;mso-height-percent:200;mso-width-relative:margin;mso-height-relative:margin;v-text-anchor:top" o:gfxdata="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" stroked="f">
+              <v:shape id="Szövegdoboz 2" o:spid="_x0000_s1026" type="#_x0000_t202" style="position:absolute;left:0;text-align:left;margin-left:136.1pt;margin-top:403.5pt;width:185.9pt;height:110.6pt;z-index:251663360;visibility:visible;mso-wrap-style:square;mso-width-percent:400;mso-height-percent:200;mso-wrap-distance-left:9pt;mso-wrap-distance-top:3.6pt;mso-wrap-distance-right:9pt;mso-wrap-distance-bottom:3.6pt;mso-position-horizontal:absolute;mso-position-horizontal-relative:text;mso-position-vertical:absolute;mso-position-vertical-relative:text;mso-width-percent:400;mso-height-percent:200;mso-width-relative:margin;mso-height-relative:margin;v-text-anchor:top" o:gfxdata="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" stroked="f">
                 <v:textbox style="mso-fit-shape-to-text:t">
                   <w:txbxContent>
                     <w:p>
                       <w:pPr>
                         <w:jc w:val="center"/>
                         <w:rPr>
-                          <w:color w:val="4472C4" w:themeColor="accent1"/>
+                          <w:color w:val="156082" w:themeColor="accent1"/>
                           <w:sz w:val="32"/>
                           <w:szCs w:val="28"/>
                         </w:rPr>
                       </w:pPr>
                       <w:r>
                         <w:rPr>
-                          <w:color w:val="4472C4" w:themeColor="accent1"/>
+                          <w:color w:val="156082" w:themeColor="accent1"/>
                           <w:sz w:val="32"/>
                           <w:szCs w:val="28"/>
                         </w:rPr>
@@ -238,42 +229,32 @@
                       <w:pPr>
                         <w:jc w:val="center"/>
                         <w:rPr>
-                          <w:color w:val="4472C4" w:themeColor="accent1"/>
+                          <w:color w:val="156082" w:themeColor="accent1"/>
                           <w:sz w:val="32"/>
                           <w:szCs w:val="28"/>
                         </w:rPr>
                       </w:pPr>
-                      <w:proofErr w:type="spellStart"/>
                       <w:r>
                         <w:rPr>
-                          <w:color w:val="4472C4" w:themeColor="accent1"/>
+                          <w:color w:val="156082" w:themeColor="accent1"/>
                           <w:sz w:val="32"/>
                           <w:szCs w:val="28"/>
                         </w:rPr>
-                        <w:t>Utli</w:t>
-                      </w:r>
-                      <w:proofErr w:type="spellEnd"/>
-                      <w:r>
-                        <w:rPr>
-                          <w:color w:val="4472C4" w:themeColor="accent1"/>
-                          <w:sz w:val="32"/>
-                          <w:szCs w:val="28"/>
-                        </w:rPr>
-                        <w:t xml:space="preserve"> Barnabás</w:t>
+                        <w:t>Utli Barnabás</w:t>
                       </w:r>
                     </w:p>
                     <w:p>
                       <w:pPr>
                         <w:jc w:val="center"/>
                         <w:rPr>
-                          <w:color w:val="4472C4" w:themeColor="accent1"/>
+                          <w:color w:val="156082" w:themeColor="accent1"/>
                           <w:sz w:val="32"/>
                           <w:szCs w:val="28"/>
                         </w:rPr>
                       </w:pPr>
                       <w:r>
                         <w:rPr>
-                          <w:color w:val="4472C4" w:themeColor="accent1"/>
+                          <w:color w:val="156082" w:themeColor="accent1"/>
                           <w:sz w:val="32"/>
                           <w:szCs w:val="28"/>
                         </w:rPr>
@@ -404,9 +385,9 @@
               </wp:anchor>
             </w:drawing>
           </mc:Choice>
-          <mc:Fallback xmlns:w16sdtdh="http://schemas.microsoft.com/office/word/2020/wordml/sdtdatahash" xmlns:w16="http://schemas.microsoft.com/office/word/2018/wordml" xmlns:w16cex="http://schemas.microsoft.com/office/word/2018/wordml/cex">
+          <mc:Fallback>
             <w:pict>
-              <v:shape w14:anchorId="50A9AB1B" id="_x0000_s1027" type="#_x0000_t202" style="position:absolute;margin-left:-69.55pt;margin-top:513.5pt;width:592.85pt;height:110.6pt;z-index:251661312;visibility:visible;mso-wrap-style:square;mso-width-percent:0;mso-height-percent:200;mso-wrap-distance-left:9pt;mso-wrap-distance-top:3.6pt;mso-wrap-distance-right:9pt;mso-wrap-distance-bottom:3.6pt;mso-position-horizontal:absolute;mso-position-horizontal-relative:text;mso-position-vertical:absolute;mso-position-vertical-relative:text;mso-width-percent:0;mso-height-percent:200;mso-width-relative:margin;mso-height-relative:margin;v-text-anchor:top" o:gfxdata="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" stroked="f">
+              <v:shape w14:anchorId="50A9AB1B" id="_x0000_s1027" type="#_x0000_t202" style="position:absolute;left:0;text-align:left;margin-left:-69.55pt;margin-top:513.5pt;width:592.85pt;height:110.6pt;z-index:251661312;visibility:visible;mso-wrap-style:square;mso-width-percent:0;mso-height-percent:200;mso-wrap-distance-left:9pt;mso-wrap-distance-top:3.6pt;mso-wrap-distance-right:9pt;mso-wrap-distance-bottom:3.6pt;mso-position-horizontal:absolute;mso-position-horizontal-relative:text;mso-position-vertical:absolute;mso-position-vertical-relative:text;mso-width-percent:0;mso-height-percent:200;mso-width-relative:margin;mso-height-relative:margin;v-text-anchor:top" o:gfxdata="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" stroked="f">
                 <v:textbox style="mso-fit-shape-to-text:t">
                   <w:txbxContent>
                     <w:p>
@@ -537,28 +518,18 @@
                               <w:spacing w:line="360" w:lineRule="auto"/>
                               <w:jc w:val="center"/>
                               <w:rPr>
-                                <w:color w:val="4472C4" w:themeColor="accent1"/>
+                                <w:color w:val="156082" w:themeColor="accent1"/>
                                 <w:sz w:val="52"/>
                                 <w:szCs w:val="48"/>
                               </w:rPr>
                             </w:pPr>
-                            <w:proofErr w:type="spellStart"/>
                             <w:r>
                               <w:rPr>
-                                <w:color w:val="4472C4" w:themeColor="accent1"/>
+                                <w:color w:val="156082" w:themeColor="accent1"/>
                                 <w:sz w:val="52"/>
                                 <w:szCs w:val="48"/>
                               </w:rPr>
-                              <w:t>Migazzi</w:t>
-                            </w:r>
-                            <w:proofErr w:type="spellEnd"/>
-                            <w:r>
-                              <w:rPr>
-                                <w:color w:val="4472C4" w:themeColor="accent1"/>
-                                <w:sz w:val="52"/>
-                                <w:szCs w:val="48"/>
-                              </w:rPr>
-                              <w:t xml:space="preserve"> Kft.</w:t>
+                              <w:t>Migazzi Kft.</w:t>
                             </w:r>
                           </w:p>
                         </w:txbxContent>
@@ -578,9 +549,9 @@
               </wp:anchor>
             </w:drawing>
           </mc:Choice>
-          <mc:Fallback xmlns:w16sdtdh="http://schemas.microsoft.com/office/word/2020/wordml/sdtdatahash" xmlns:w16="http://schemas.microsoft.com/office/word/2018/wordml" xmlns:w16cex="http://schemas.microsoft.com/office/word/2018/wordml/cex">
+          <mc:Fallback>
             <w:pict>
-              <v:shape w14:anchorId="55187DCE" id="_x0000_s1028" type="#_x0000_t202" style="position:absolute;margin-left:89.65pt;margin-top:9.4pt;width:276pt;height:110.6pt;z-index:251659264;visibility:visible;mso-wrap-style:square;mso-width-percent:0;mso-height-percent:200;mso-wrap-distance-left:9pt;mso-wrap-distance-top:3.6pt;mso-wrap-distance-right:9pt;mso-wrap-distance-bottom:3.6pt;mso-position-horizontal:absolute;mso-position-horizontal-relative:text;mso-position-vertical:absolute;mso-position-vertical-relative:text;mso-width-percent:0;mso-height-percent:200;mso-width-relative:margin;mso-height-relative:margin;v-text-anchor:top" o:gfxdata="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" stroked="f">
+              <v:shape w14:anchorId="55187DCE" id="_x0000_s1028" type="#_x0000_t202" style="position:absolute;left:0;text-align:left;margin-left:89.65pt;margin-top:9.4pt;width:276pt;height:110.6pt;z-index:251659264;visibility:visible;mso-wrap-style:square;mso-width-percent:0;mso-height-percent:200;mso-wrap-distance-left:9pt;mso-wrap-distance-top:3.6pt;mso-wrap-distance-right:9pt;mso-wrap-distance-bottom:3.6pt;mso-position-horizontal:absolute;mso-position-horizontal-relative:text;mso-position-vertical:absolute;mso-position-vertical-relative:text;mso-width-percent:0;mso-height-percent:200;mso-width-relative:margin;mso-height-relative:margin;v-text-anchor:top" o:gfxdata="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" stroked="f">
                 <v:textbox style="mso-fit-shape-to-text:t">
                   <w:txbxContent>
                     <w:p>
@@ -604,28 +575,18 @@
                         <w:spacing w:line="360" w:lineRule="auto"/>
                         <w:jc w:val="center"/>
                         <w:rPr>
-                          <w:color w:val="4472C4" w:themeColor="accent1"/>
+                          <w:color w:val="156082" w:themeColor="accent1"/>
                           <w:sz w:val="52"/>
                           <w:szCs w:val="48"/>
                         </w:rPr>
                       </w:pPr>
-                      <w:proofErr w:type="spellStart"/>
                       <w:r>
                         <w:rPr>
-                          <w:color w:val="4472C4" w:themeColor="accent1"/>
+                          <w:color w:val="156082" w:themeColor="accent1"/>
                           <w:sz w:val="52"/>
                           <w:szCs w:val="48"/>
                         </w:rPr>
-                        <w:t>Migazzi</w:t>
-                      </w:r>
-                      <w:proofErr w:type="spellEnd"/>
-                      <w:r>
-                        <w:rPr>
-                          <w:color w:val="4472C4" w:themeColor="accent1"/>
-                          <w:sz w:val="52"/>
-                          <w:szCs w:val="48"/>
-                        </w:rPr>
-                        <w:t xml:space="preserve"> Kft.</w:t>
+                        <w:t>Migazzi Kft.</w:t>
                       </w:r>
                     </w:p>
                   </w:txbxContent>
@@ -641,6 +602,9 @@
       </w:r>
     </w:p>
     <w:p>
+      <w:pPr>
+        <w:jc w:val="both"/>
+      </w:pPr>
       <w:r>
         <w:rPr>
           <w:noProof/>
@@ -689,13 +653,23 @@
         </w:drawing>
       </w:r>
     </w:p>
-    <w:p/>
-    <w:p>
+    <w:p>
+      <w:pPr>
+        <w:jc w:val="both"/>
+      </w:pPr>
+    </w:p>
+    <w:p>
+      <w:pPr>
+        <w:jc w:val="both"/>
+      </w:pPr>
       <w:r>
         <w:br w:type="page"/>
       </w:r>
     </w:p>
     <w:p>
+      <w:pPr>
+        <w:jc w:val="both"/>
+      </w:pPr>
       <w:r>
         <w:rPr>
           <w:noProof/>
@@ -745,11 +719,17 @@
       </w:r>
     </w:p>
     <w:p>
+      <w:pPr>
+        <w:jc w:val="both"/>
+      </w:pPr>
       <w:r>
         <w:br w:type="page"/>
       </w:r>
     </w:p>
     <w:p>
+      <w:pPr>
+        <w:jc w:val="both"/>
+      </w:pPr>
       <w:r>
         <w:rPr>
           <w:noProof/>
@@ -799,11 +779,12 @@
       </w:r>
     </w:p>
     <w:p>
+      <w:pPr>
+        <w:jc w:val="both"/>
+      </w:pPr>
       <w:r>
         <w:br w:type="page"/>
       </w:r>
-      <w:bookmarkStart w:id="0" w:name="_GoBack"/>
-      <w:bookmarkEnd w:id="0"/>
     </w:p>
     <w:sdt>
       <w:sdtPr>
@@ -831,6 +812,7 @@
           <w:pPr>
             <w:pStyle w:val="Tartalomjegyzkcmsora"/>
             <w:ind w:firstLine="708"/>
+            <w:jc w:val="both"/>
             <w:rPr>
               <w:color w:val="auto"/>
               <w:u w:val="single"/>
@@ -851,6 +833,7 @@
               <w:tab w:val="right" w:leader="dot" w:pos="9062"/>
             </w:tabs>
             <w:spacing w:line="360" w:lineRule="auto"/>
+            <w:jc w:val="both"/>
             <w:rPr>
               <w:rFonts w:eastAsiaTheme="minorEastAsia"/>
               <w:noProof/>
@@ -931,6 +914,7 @@
               <w:tab w:val="right" w:leader="dot" w:pos="9062"/>
             </w:tabs>
             <w:spacing w:line="360" w:lineRule="auto"/>
+            <w:jc w:val="both"/>
             <w:rPr>
               <w:rFonts w:eastAsiaTheme="minorEastAsia"/>
               <w:noProof/>
@@ -1002,6 +986,7 @@
               <w:tab w:val="right" w:leader="dot" w:pos="9062"/>
             </w:tabs>
             <w:spacing w:line="360" w:lineRule="auto"/>
+            <w:jc w:val="both"/>
             <w:rPr>
               <w:rFonts w:eastAsiaTheme="minorEastAsia"/>
               <w:noProof/>
@@ -1073,6 +1058,7 @@
               <w:tab w:val="right" w:leader="dot" w:pos="9062"/>
             </w:tabs>
             <w:spacing w:line="360" w:lineRule="auto"/>
+            <w:jc w:val="both"/>
             <w:rPr>
               <w:rFonts w:eastAsiaTheme="minorEastAsia"/>
               <w:noProof/>
@@ -1144,6 +1130,7 @@
               <w:tab w:val="right" w:leader="dot" w:pos="9062"/>
             </w:tabs>
             <w:spacing w:line="360" w:lineRule="auto"/>
+            <w:jc w:val="both"/>
             <w:rPr>
               <w:rFonts w:eastAsiaTheme="minorEastAsia"/>
               <w:noProof/>
@@ -1215,6 +1202,7 @@
               <w:tab w:val="right" w:leader="dot" w:pos="9062"/>
             </w:tabs>
             <w:spacing w:line="360" w:lineRule="auto"/>
+            <w:jc w:val="both"/>
             <w:rPr>
               <w:rFonts w:eastAsiaTheme="minorEastAsia"/>
               <w:noProof/>
@@ -1286,6 +1274,7 @@
               <w:tab w:val="right" w:leader="dot" w:pos="9062"/>
             </w:tabs>
             <w:spacing w:line="360" w:lineRule="auto"/>
+            <w:jc w:val="both"/>
             <w:rPr>
               <w:rFonts w:eastAsiaTheme="minorEastAsia"/>
               <w:noProof/>
@@ -1357,6 +1346,7 @@
               <w:tab w:val="right" w:leader="dot" w:pos="9062"/>
             </w:tabs>
             <w:spacing w:line="360" w:lineRule="auto"/>
+            <w:jc w:val="both"/>
             <w:rPr>
               <w:rFonts w:eastAsiaTheme="minorEastAsia"/>
               <w:noProof/>
@@ -1428,6 +1418,7 @@
               <w:tab w:val="right" w:leader="dot" w:pos="9062"/>
             </w:tabs>
             <w:spacing w:line="360" w:lineRule="auto"/>
+            <w:jc w:val="both"/>
             <w:rPr>
               <w:rFonts w:eastAsiaTheme="minorEastAsia"/>
               <w:noProof/>
@@ -1499,6 +1490,7 @@
               <w:tab w:val="right" w:leader="dot" w:pos="9062"/>
             </w:tabs>
             <w:spacing w:line="360" w:lineRule="auto"/>
+            <w:jc w:val="both"/>
             <w:rPr>
               <w:rFonts w:eastAsiaTheme="minorEastAsia"/>
               <w:noProof/>
@@ -1570,6 +1562,7 @@
               <w:tab w:val="right" w:leader="dot" w:pos="9062"/>
             </w:tabs>
             <w:spacing w:line="360" w:lineRule="auto"/>
+            <w:jc w:val="both"/>
             <w:rPr>
               <w:rFonts w:eastAsiaTheme="minorEastAsia"/>
               <w:noProof/>
@@ -1641,6 +1634,7 @@
               <w:tab w:val="right" w:leader="dot" w:pos="9062"/>
             </w:tabs>
             <w:spacing w:line="360" w:lineRule="auto"/>
+            <w:jc w:val="both"/>
             <w:rPr>
               <w:rFonts w:eastAsiaTheme="minorEastAsia"/>
               <w:noProof/>
@@ -1712,6 +1706,7 @@
               <w:tab w:val="right" w:leader="dot" w:pos="9062"/>
             </w:tabs>
             <w:spacing w:line="360" w:lineRule="auto"/>
+            <w:jc w:val="both"/>
             <w:rPr>
               <w:rFonts w:eastAsiaTheme="minorEastAsia"/>
               <w:noProof/>
@@ -1783,6 +1778,7 @@
               <w:tab w:val="right" w:leader="dot" w:pos="9062"/>
             </w:tabs>
             <w:spacing w:line="360" w:lineRule="auto"/>
+            <w:jc w:val="both"/>
             <w:rPr>
               <w:rFonts w:eastAsiaTheme="minorEastAsia"/>
               <w:noProof/>
@@ -1854,6 +1850,7 @@
               <w:tab w:val="right" w:leader="dot" w:pos="9062"/>
             </w:tabs>
             <w:spacing w:line="360" w:lineRule="auto"/>
+            <w:jc w:val="both"/>
             <w:rPr>
               <w:rFonts w:eastAsiaTheme="minorEastAsia"/>
               <w:noProof/>
@@ -1925,6 +1922,7 @@
               <w:tab w:val="right" w:leader="dot" w:pos="9062"/>
             </w:tabs>
             <w:spacing w:line="360" w:lineRule="auto"/>
+            <w:jc w:val="both"/>
             <w:rPr>
               <w:rFonts w:eastAsiaTheme="minorEastAsia"/>
               <w:noProof/>
@@ -1996,6 +1994,7 @@
               <w:tab w:val="right" w:leader="dot" w:pos="9062"/>
             </w:tabs>
             <w:spacing w:line="360" w:lineRule="auto"/>
+            <w:jc w:val="both"/>
             <w:rPr>
               <w:rFonts w:eastAsiaTheme="minorEastAsia"/>
               <w:noProof/>
@@ -2067,6 +2066,7 @@
               <w:tab w:val="right" w:leader="dot" w:pos="9062"/>
             </w:tabs>
             <w:spacing w:line="360" w:lineRule="auto"/>
+            <w:jc w:val="both"/>
             <w:rPr>
               <w:rFonts w:eastAsiaTheme="minorEastAsia"/>
               <w:noProof/>
@@ -2138,6 +2138,7 @@
               <w:tab w:val="right" w:leader="dot" w:pos="9062"/>
             </w:tabs>
             <w:spacing w:line="360" w:lineRule="auto"/>
+            <w:jc w:val="both"/>
             <w:rPr>
               <w:rFonts w:eastAsiaTheme="minorEastAsia"/>
               <w:noProof/>
@@ -2150,7 +2151,21 @@
                 <w:rStyle w:val="Hiperhivatkozs"/>
                 <w:noProof/>
               </w:rPr>
-              <w:t>3.4 Oceandata adatközpont</w:t>
+              <w:t xml:space="preserve">3.4 </w:t>
+            </w:r>
+            <w:r>
+              <w:rPr>
+                <w:rStyle w:val="Hiperhivatkozs"/>
+                <w:noProof/>
+              </w:rPr>
+              <w:t>OceanData</w:t>
+            </w:r>
+            <w:r>
+              <w:rPr>
+                <w:rStyle w:val="Hiperhivatkozs"/>
+                <w:noProof/>
+              </w:rPr>
+              <w:t xml:space="preserve"> adatközpont</w:t>
             </w:r>
             <w:r>
               <w:rPr>
@@ -2209,6 +2224,7 @@
               <w:tab w:val="right" w:leader="dot" w:pos="9062"/>
             </w:tabs>
             <w:spacing w:line="360" w:lineRule="auto"/>
+            <w:jc w:val="both"/>
             <w:rPr>
               <w:rFonts w:eastAsiaTheme="minorEastAsia"/>
               <w:noProof/>
@@ -2280,6 +2296,7 @@
               <w:tab w:val="right" w:leader="dot" w:pos="9062"/>
             </w:tabs>
             <w:spacing w:line="360" w:lineRule="auto"/>
+            <w:jc w:val="both"/>
             <w:rPr>
               <w:rFonts w:eastAsiaTheme="minorEastAsia"/>
               <w:noProof/>
@@ -2351,6 +2368,7 @@
               <w:tab w:val="right" w:leader="dot" w:pos="9062"/>
             </w:tabs>
             <w:spacing w:line="360" w:lineRule="auto"/>
+            <w:jc w:val="both"/>
             <w:rPr>
               <w:rFonts w:eastAsiaTheme="minorEastAsia"/>
               <w:noProof/>
@@ -2422,6 +2440,7 @@
               <w:tab w:val="right" w:leader="dot" w:pos="9062"/>
             </w:tabs>
             <w:spacing w:line="360" w:lineRule="auto"/>
+            <w:jc w:val="both"/>
             <w:rPr>
               <w:rFonts w:eastAsiaTheme="minorEastAsia"/>
               <w:noProof/>
@@ -2493,6 +2512,7 @@
               <w:tab w:val="right" w:leader="dot" w:pos="9062"/>
             </w:tabs>
             <w:spacing w:line="360" w:lineRule="auto"/>
+            <w:jc w:val="both"/>
             <w:rPr>
               <w:rFonts w:eastAsiaTheme="minorEastAsia"/>
               <w:noProof/>
@@ -2564,6 +2584,7 @@
               <w:tab w:val="right" w:leader="dot" w:pos="9062"/>
             </w:tabs>
             <w:spacing w:line="360" w:lineRule="auto"/>
+            <w:jc w:val="both"/>
             <w:rPr>
               <w:rFonts w:eastAsiaTheme="minorEastAsia"/>
               <w:noProof/>
@@ -2635,6 +2656,7 @@
               <w:tab w:val="right" w:leader="dot" w:pos="9062"/>
             </w:tabs>
             <w:spacing w:line="360" w:lineRule="auto"/>
+            <w:jc w:val="both"/>
             <w:rPr>
               <w:rFonts w:eastAsiaTheme="minorEastAsia"/>
               <w:noProof/>
@@ -2706,6 +2728,7 @@
               <w:tab w:val="right" w:leader="dot" w:pos="9062"/>
             </w:tabs>
             <w:spacing w:line="360" w:lineRule="auto"/>
+            <w:jc w:val="both"/>
             <w:rPr>
               <w:rFonts w:eastAsiaTheme="minorEastAsia"/>
               <w:noProof/>
@@ -2777,6 +2800,7 @@
               <w:tab w:val="right" w:leader="dot" w:pos="9062"/>
             </w:tabs>
             <w:spacing w:line="360" w:lineRule="auto"/>
+            <w:jc w:val="both"/>
             <w:rPr>
               <w:rFonts w:eastAsiaTheme="minorEastAsia"/>
               <w:noProof/>
@@ -2848,6 +2872,7 @@
               <w:tab w:val="right" w:leader="dot" w:pos="9062"/>
             </w:tabs>
             <w:spacing w:line="360" w:lineRule="auto"/>
+            <w:jc w:val="both"/>
             <w:rPr>
               <w:rFonts w:eastAsiaTheme="minorEastAsia"/>
               <w:noProof/>
@@ -2919,6 +2944,7 @@
               <w:tab w:val="right" w:leader="dot" w:pos="9062"/>
             </w:tabs>
             <w:spacing w:line="360" w:lineRule="auto"/>
+            <w:jc w:val="both"/>
             <w:rPr>
               <w:rFonts w:eastAsiaTheme="minorEastAsia"/>
               <w:noProof/>
@@ -2990,6 +3016,7 @@
               <w:tab w:val="right" w:leader="dot" w:pos="9062"/>
             </w:tabs>
             <w:spacing w:line="360" w:lineRule="auto"/>
+            <w:jc w:val="both"/>
             <w:rPr>
               <w:rFonts w:eastAsiaTheme="minorEastAsia"/>
               <w:noProof/>
@@ -3061,6 +3088,7 @@
               <w:tab w:val="right" w:leader="dot" w:pos="9062"/>
             </w:tabs>
             <w:spacing w:line="360" w:lineRule="auto"/>
+            <w:jc w:val="both"/>
             <w:rPr>
               <w:rFonts w:eastAsiaTheme="minorEastAsia"/>
               <w:noProof/>
@@ -3132,6 +3160,7 @@
               <w:tab w:val="right" w:leader="dot" w:pos="9062"/>
             </w:tabs>
             <w:spacing w:line="360" w:lineRule="auto"/>
+            <w:jc w:val="both"/>
             <w:rPr>
               <w:rFonts w:eastAsiaTheme="minorEastAsia"/>
               <w:noProof/>
@@ -3203,6 +3232,7 @@
               <w:tab w:val="right" w:leader="dot" w:pos="9062"/>
             </w:tabs>
             <w:spacing w:line="360" w:lineRule="auto"/>
+            <w:jc w:val="both"/>
             <w:rPr>
               <w:rFonts w:eastAsiaTheme="minorEastAsia"/>
               <w:noProof/>
@@ -3274,6 +3304,7 @@
               <w:tab w:val="right" w:leader="dot" w:pos="9062"/>
             </w:tabs>
             <w:spacing w:line="360" w:lineRule="auto"/>
+            <w:jc w:val="both"/>
             <w:rPr>
               <w:rFonts w:eastAsiaTheme="minorEastAsia"/>
               <w:noProof/>
@@ -3345,6 +3376,7 @@
               <w:tab w:val="right" w:leader="dot" w:pos="9062"/>
             </w:tabs>
             <w:spacing w:line="360" w:lineRule="auto"/>
+            <w:jc w:val="both"/>
             <w:rPr>
               <w:rFonts w:eastAsiaTheme="minorEastAsia"/>
               <w:noProof/>
@@ -3416,6 +3448,7 @@
               <w:tab w:val="right" w:leader="dot" w:pos="9062"/>
             </w:tabs>
             <w:spacing w:line="360" w:lineRule="auto"/>
+            <w:jc w:val="both"/>
             <w:rPr>
               <w:rFonts w:eastAsiaTheme="minorEastAsia"/>
               <w:noProof/>
@@ -3487,6 +3520,7 @@
               <w:tab w:val="right" w:leader="dot" w:pos="9062"/>
             </w:tabs>
             <w:spacing w:line="360" w:lineRule="auto"/>
+            <w:jc w:val="both"/>
             <w:rPr>
               <w:rFonts w:eastAsiaTheme="minorEastAsia"/>
               <w:noProof/>
@@ -3499,7 +3533,21 @@
                 <w:rStyle w:val="Hiperhivatkozs"/>
                 <w:noProof/>
               </w:rPr>
-              <w:t>6.4 Oceandata telephely</w:t>
+              <w:t xml:space="preserve">6.4 </w:t>
+            </w:r>
+            <w:r>
+              <w:rPr>
+                <w:rStyle w:val="Hiperhivatkozs"/>
+                <w:noProof/>
+              </w:rPr>
+              <w:t>OceanData</w:t>
+            </w:r>
+            <w:r>
+              <w:rPr>
+                <w:rStyle w:val="Hiperhivatkozs"/>
+                <w:noProof/>
+              </w:rPr>
+              <w:t xml:space="preserve"> telephely</w:t>
             </w:r>
             <w:r>
               <w:rPr>
@@ -3558,6 +3606,7 @@
               <w:tab w:val="right" w:leader="dot" w:pos="9062"/>
             </w:tabs>
             <w:spacing w:line="360" w:lineRule="auto"/>
+            <w:jc w:val="both"/>
             <w:rPr>
               <w:rFonts w:eastAsiaTheme="minorEastAsia"/>
               <w:noProof/>
@@ -3629,6 +3678,7 @@
               <w:tab w:val="right" w:leader="dot" w:pos="9062"/>
             </w:tabs>
             <w:spacing w:line="360" w:lineRule="auto"/>
+            <w:jc w:val="both"/>
             <w:rPr>
               <w:rFonts w:eastAsiaTheme="minorEastAsia"/>
               <w:noProof/>
@@ -3700,6 +3750,7 @@
               <w:tab w:val="right" w:leader="dot" w:pos="9062"/>
             </w:tabs>
             <w:spacing w:line="360" w:lineRule="auto"/>
+            <w:jc w:val="both"/>
             <w:rPr>
               <w:rFonts w:eastAsiaTheme="minorEastAsia"/>
               <w:noProof/>
@@ -3771,6 +3822,7 @@
               <w:tab w:val="right" w:leader="dot" w:pos="9062"/>
             </w:tabs>
             <w:spacing w:line="360" w:lineRule="auto"/>
+            <w:jc w:val="both"/>
             <w:rPr>
               <w:rFonts w:eastAsiaTheme="minorEastAsia"/>
               <w:noProof/>
@@ -3838,6 +3890,7 @@
         <w:p>
           <w:pPr>
             <w:spacing w:line="360" w:lineRule="auto"/>
+            <w:jc w:val="both"/>
             <w:rPr>
               <w:b/>
               <w:bCs/>
@@ -3853,9 +3906,10 @@
         </w:p>
       </w:sdtContent>
     </w:sdt>
-    <w:bookmarkStart w:id="1" w:name="_Toc222743196" w:displacedByCustomXml="prev"/>
-    <w:p>
-      <w:pPr>
+    <w:bookmarkStart w:id="0" w:name="_Toc222743196" w:displacedByCustomXml="prev"/>
+    <w:p>
+      <w:pPr>
+        <w:jc w:val="both"/>
         <w:rPr>
           <w:b/>
           <w:bCs/>
@@ -3876,12 +3930,13 @@
           <w:ilvl w:val="0"/>
           <w:numId w:val="1"/>
         </w:numPr>
+        <w:jc w:val="both"/>
       </w:pPr>
       <w:r>
         <w:lastRenderedPageBreak/>
         <w:t>Cégünk</w:t>
       </w:r>
-      <w:bookmarkEnd w:id="1"/>
+      <w:bookmarkEnd w:id="0"/>
     </w:p>
     <w:p>
       <w:pPr>
@@ -3891,17 +3946,18 @@
           <w:numId w:val="1"/>
         </w:numPr>
         <w:spacing w:line="360" w:lineRule="auto"/>
-      </w:pPr>
-      <w:bookmarkStart w:id="2" w:name="_Toc222743197"/>
+        <w:jc w:val="both"/>
+      </w:pPr>
+      <w:bookmarkStart w:id="1" w:name="_Toc222743197"/>
       <w:r>
         <w:t>Leírás</w:t>
       </w:r>
-      <w:bookmarkEnd w:id="2"/>
+      <w:bookmarkEnd w:id="1"/>
     </w:p>
     <w:p>
       <w:pPr>
         <w:spacing w:line="360" w:lineRule="auto"/>
-        <w:ind w:left="708" w:firstLine="250"/>
+        <w:ind w:left="708" w:firstLine="708"/>
         <w:jc w:val="both"/>
         <w:rPr>
           <w:rFonts w:cs="Times New Roman"/>
@@ -3909,23 +3965,237 @@
       </w:pPr>
       <w:r>
         <w:rPr>
-          <w:rFonts w:cs="Times New Roman"/>
+          <w:noProof/>
         </w:rPr>
-        <w:t xml:space="preserve">A </w:t>
-      </w:r>
-      <w:proofErr w:type="spellStart"/>
+        <mc:AlternateContent>
+          <mc:Choice Requires="wps">
+            <w:drawing>
+              <wp:anchor distT="0" distB="0" distL="114300" distR="114300" simplePos="0" relativeHeight="251669504" behindDoc="0" locked="0" layoutInCell="1" allowOverlap="1" wp14:anchorId="3B2329B9" wp14:editId="39886A24">
+                <wp:simplePos x="0" y="0"/>
+                <wp:positionH relativeFrom="column">
+                  <wp:posOffset>3874770</wp:posOffset>
+                </wp:positionH>
+                <wp:positionV relativeFrom="paragraph">
+                  <wp:posOffset>1607820</wp:posOffset>
+                </wp:positionV>
+                <wp:extent cx="1877695" cy="635"/>
+                <wp:effectExtent l="0" t="0" r="0" b="0"/>
+                <wp:wrapSquare wrapText="bothSides"/>
+                <wp:docPr id="654698809" name="Szövegdoboz 1"/>
+                <wp:cNvGraphicFramePr/>
+                <a:graphic xmlns:a="http://schemas.openxmlformats.org/drawingml/2006/main">
+                  <a:graphicData uri="http://schemas.microsoft.com/office/word/2010/wordprocessingShape">
+                    <wps:wsp>
+                      <wps:cNvSpPr txBox="1"/>
+                      <wps:spPr>
+                        <a:xfrm>
+                          <a:off x="0" y="0"/>
+                          <a:ext cx="1877695" cy="635"/>
+                        </a:xfrm>
+                        <a:prstGeom prst="rect">
+                          <a:avLst/>
+                        </a:prstGeom>
+                        <a:solidFill>
+                          <a:prstClr val="white"/>
+                        </a:solidFill>
+                        <a:ln>
+                          <a:noFill/>
+                        </a:ln>
+                      </wps:spPr>
+                      <wps:txbx>
+                        <w:txbxContent>
+                          <w:p>
+                            <w:pPr>
+                              <w:pStyle w:val="Kpalrs"/>
+                              <w:rPr>
+                                <w:noProof/>
+                                <w:szCs w:val="22"/>
+                              </w:rPr>
+                            </w:pPr>
+                            <w:r>
+                              <w:rPr>
+                                <w:noProof/>
+                              </w:rPr>
+                              <w:fldChar w:fldCharType="begin"/>
+                            </w:r>
+                            <w:r>
+                              <w:rPr>
+                                <w:noProof/>
+                              </w:rPr>
+                              <w:instrText xml:space="preserve"> SEQ ábra \* ARABIC </w:instrText>
+                            </w:r>
+                            <w:r>
+                              <w:rPr>
+                                <w:noProof/>
+                              </w:rPr>
+                              <w:fldChar w:fldCharType="separate"/>
+                            </w:r>
+                            <w:r>
+                              <w:rPr>
+                                <w:noProof/>
+                              </w:rPr>
+                              <w:t>1</w:t>
+                            </w:r>
+                            <w:r>
+                              <w:rPr>
+                                <w:noProof/>
+                              </w:rPr>
+                              <w:fldChar w:fldCharType="end"/>
+                            </w:r>
+                            <w:r>
+                              <w:t>. ábra: A Migazzi logója</w:t>
+                            </w:r>
+                          </w:p>
+                        </w:txbxContent>
+                      </wps:txbx>
+                      <wps:bodyPr rot="0" spcFirstLastPara="0" vertOverflow="overflow" horzOverflow="overflow" vert="horz" wrap="square" lIns="0" tIns="0" rIns="0" bIns="0" numCol="1" spcCol="0" rtlCol="0" fromWordArt="0" anchor="t" anchorCtr="0" forceAA="0" compatLnSpc="1">
+                        <a:prstTxWarp prst="textNoShape">
+                          <a:avLst/>
+                        </a:prstTxWarp>
+                        <a:spAutoFit/>
+                      </wps:bodyPr>
+                    </wps:wsp>
+                  </a:graphicData>
+                </a:graphic>
+              </wp:anchor>
+            </w:drawing>
+          </mc:Choice>
+          <mc:Fallback>
+            <w:pict>
+              <v:shape w14:anchorId="3B2329B9" id="Szövegdoboz 1" o:spid="_x0000_s1029" type="#_x0000_t202" style="position:absolute;left:0;text-align:left;margin-left:305.1pt;margin-top:126.6pt;width:147.85pt;height:.05pt;z-index:251669504;visibility:visible;mso-wrap-style:square;mso-wrap-distance-left:9pt;mso-wrap-distance-top:0;mso-wrap-distance-right:9pt;mso-wrap-distance-bottom:0;mso-position-horizontal:absolute;mso-position-horizontal-relative:text;mso-position-vertical:absolute;mso-position-vertical-relative:text;v-text-anchor:top" o:gfxdata="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" stroked="f">
+                <v:textbox style="mso-fit-shape-to-text:t" inset="0,0,0,0">
+                  <w:txbxContent>
+                    <w:p>
+                      <w:pPr>
+                        <w:pStyle w:val="Kpalrs"/>
+                        <w:rPr>
+                          <w:noProof/>
+                          <w:szCs w:val="22"/>
+                        </w:rPr>
+                      </w:pPr>
+                      <w:r>
+                        <w:rPr>
+                          <w:noProof/>
+                        </w:rPr>
+                        <w:fldChar w:fldCharType="begin"/>
+                      </w:r>
+                      <w:r>
+                        <w:rPr>
+                          <w:noProof/>
+                        </w:rPr>
+                        <w:instrText xml:space="preserve"> SEQ ábra \* ARABIC </w:instrText>
+                      </w:r>
+                      <w:r>
+                        <w:rPr>
+                          <w:noProof/>
+                        </w:rPr>
+                        <w:fldChar w:fldCharType="separate"/>
+                      </w:r>
+                      <w:r>
+                        <w:rPr>
+                          <w:noProof/>
+                        </w:rPr>
+                        <w:t>1</w:t>
+                      </w:r>
+                      <w:r>
+                        <w:rPr>
+                          <w:noProof/>
+                        </w:rPr>
+                        <w:fldChar w:fldCharType="end"/>
+                      </w:r>
+                      <w:r>
+                        <w:t>. ábra: A Migazzi logója</w:t>
+                      </w:r>
+                    </w:p>
+                  </w:txbxContent>
+                </v:textbox>
+                <w10:wrap type="square"/>
+              </v:shape>
+            </w:pict>
+          </mc:Fallback>
+        </mc:AlternateContent>
+      </w:r>
+      <w:r>
+        <w:rPr>
+          <w:noProof/>
+        </w:rPr>
+        <w:drawing>
+          <wp:anchor distT="0" distB="0" distL="114300" distR="114300" simplePos="0" relativeHeight="251667456" behindDoc="0" locked="0" layoutInCell="1" allowOverlap="1" wp14:anchorId="69D0F9F5" wp14:editId="1BFAFB04">
+            <wp:simplePos x="0" y="0"/>
+            <wp:positionH relativeFrom="margin">
+              <wp:align>right</wp:align>
+            </wp:positionH>
+            <wp:positionV relativeFrom="paragraph">
+              <wp:posOffset>69215</wp:posOffset>
+            </wp:positionV>
+            <wp:extent cx="1877695" cy="1481455"/>
+            <wp:effectExtent l="0" t="0" r="8255" b="4445"/>
+            <wp:wrapSquare wrapText="bothSides"/>
+            <wp:docPr id="1719482904" name="Kép 1719482904" descr="A képen óra, szöveg, Betűtípus, szimbólum látható&#10;&#10;Előfordulhat, hogy az AI által létrehozott tartalom helytelen."/>
+            <wp:cNvGraphicFramePr>
+              <a:graphicFrameLocks xmlns:a="http://schemas.openxmlformats.org/drawingml/2006/main" noChangeAspect="1"/>
+            </wp:cNvGraphicFramePr>
+            <a:graphic xmlns:a="http://schemas.openxmlformats.org/drawingml/2006/main">
+              <a:graphicData uri="http://schemas.openxmlformats.org/drawingml/2006/picture">
+                <pic:pic xmlns:pic="http://schemas.openxmlformats.org/drawingml/2006/picture">
+                  <pic:nvPicPr>
+                    <pic:cNvPr id="1719482904" name="Kép 1719482904" descr="A képen óra, szöveg, Betűtípus, szimbólum látható&#10;&#10;Előfordulhat, hogy az AI által létrehozott tartalom helytelen."/>
+                    <pic:cNvPicPr>
+                      <a:picLocks noChangeAspect="1" noChangeArrowheads="1"/>
+                    </pic:cNvPicPr>
+                  </pic:nvPicPr>
+                  <pic:blipFill rotWithShape="1">
+                    <a:blip r:embed="rId8" cstate="print">
+                      <a:extLst>
+                        <a:ext uri="{28A0092B-C50C-407E-A947-70E740481C1C}">
+                          <a14:useLocalDpi xmlns:a14="http://schemas.microsoft.com/office/drawing/2010/main" val="0"/>
+                        </a:ext>
+                      </a:extLst>
+                    </a:blip>
+                    <a:srcRect l="9492" t="15122" r="9382" b="20861"/>
+                    <a:stretch/>
+                  </pic:blipFill>
+                  <pic:spPr bwMode="auto">
+                    <a:xfrm>
+                      <a:off x="0" y="0"/>
+                      <a:ext cx="1877695" cy="1481455"/>
+                    </a:xfrm>
+                    <a:prstGeom prst="rect">
+                      <a:avLst/>
+                    </a:prstGeom>
+                    <a:noFill/>
+                    <a:ln>
+                      <a:noFill/>
+                    </a:ln>
+                    <a:extLst>
+                      <a:ext uri="{53640926-AAD7-44D8-BBD7-CCE9431645EC}">
+                        <a14:shadowObscured xmlns:a14="http://schemas.microsoft.com/office/drawing/2010/main"/>
+                      </a:ext>
+                    </a:extLst>
+                  </pic:spPr>
+                </pic:pic>
+              </a:graphicData>
+            </a:graphic>
+            <wp14:sizeRelH relativeFrom="margin">
+              <wp14:pctWidth>0</wp14:pctWidth>
+            </wp14:sizeRelH>
+            <wp14:sizeRelV relativeFrom="margin">
+              <wp14:pctHeight>0</wp14:pctHeight>
+            </wp14:sizeRelV>
+          </wp:anchor>
+        </w:drawing>
+      </w:r>
       <w:r>
         <w:rPr>
           <w:rFonts w:cs="Times New Roman"/>
         </w:rPr>
-        <w:t>Migazzi</w:t>
-      </w:r>
-      <w:proofErr w:type="spellEnd"/>
+        <w:t>A Migazzi Kft. egy magyar tulajdonú prémium óragyártó vállalkozás, mely évszázadok óta foglalkozik időmérő eszközök gyártásával, tervezésével és forgalmazásával, minden kategóriában. A váci székhelyű cég célja, hogy magas minőségű, precíziós mechanikus, kvarc, sport-, elegáns és luxus karórákat tervezzen és gyártson, a magyar ipari hagyományokat ötvözve a modern technológiai innovációval.</w:t>
+      </w:r>
       <w:r>
         <w:rPr>
-          <w:rFonts w:cs="Times New Roman"/>
+          <w:noProof/>
         </w:rPr>
-        <w:t xml:space="preserve"> Kft. egy magyar tulajdonú prémium óragyártó vállalkozás, mely évszázadok óta foglalkozik időmérő eszközök gyártásával, tervezésével és forgalmazásával, minden kategóriában. A váci székhelyű cég célja, hogy magas minőségű, precíziós mechanikus, kvarc, sport-, elegáns és luxus karórákat tervezzen és gyártson, a magyar ipari hagyományokat ötvözve a modern technológiai innovációval.</w:t>
+        <w:t xml:space="preserve"> </w:t>
       </w:r>
     </w:p>
     <w:p>
@@ -3935,414 +4205,796 @@
           <w:ilvl w:val="1"/>
           <w:numId w:val="1"/>
         </w:numPr>
-      </w:pPr>
-      <w:bookmarkStart w:id="3" w:name="_Toc222743198"/>
-      <w:r>
-        <w:t>Szolgáltatások</w:t>
+        <w:spacing w:line="360" w:lineRule="auto"/>
+        <w:jc w:val="both"/>
+      </w:pPr>
+      <w:r>
+        <w:t>Tevékenységeink</w:t>
+      </w:r>
+    </w:p>
+    <w:p>
+      <w:pPr>
+        <w:spacing w:line="360" w:lineRule="auto"/>
+        <w:ind w:left="708"/>
+        <w:jc w:val="both"/>
+      </w:pPr>
+      <w:r>
+        <w:t>– A Migazzi fő tevékenysége a karórák teljes körű tervezése és fejlesztése, amely magában foglalja a formatervezést, a szerkezetkialakítást, az anyagválasztást, valamint a prototípusgyártást. A tervezési folyamat során modern CAD-rendszereket és mérnöki szimulációkat alkalmazunk annak érdekében, hogy termékeink esztétikai és műszaki szempontból egyaránt megfeleljenek a prémium minőségi elvárásoknak.</w:t>
+      </w:r>
+    </w:p>
+    <w:p>
+      <w:pPr>
+        <w:spacing w:line="360" w:lineRule="auto"/>
+        <w:ind w:left="708"/>
+        <w:jc w:val="both"/>
+      </w:pPr>
+      <w:r>
+        <w:t>– A vállalat tevékenységi körébe tartozik az alkatrészek gyártása és az órák összeszerelése, beleértve a tokok megmunkálását, a számlapok és mutatók előállítását, valamint a szerkezetek beépítését. A gyártási folyamat szigorú minőségellenőrzési rendszer mellett zajlik, amely kiterjed a pontossági, vízállósági és tartóssági vizsgálatokra is.</w:t>
+      </w:r>
+    </w:p>
+    <w:p>
+      <w:pPr>
+        <w:spacing w:line="360" w:lineRule="auto"/>
+        <w:ind w:left="708"/>
+        <w:jc w:val="both"/>
+      </w:pPr>
+      <w:r>
+        <w:t>– A Migazzi emellett ellátja a késztermékek logisztikai kezelését, értékesítését és márkamenedzsmentjét, valamint biztosítja a garanciális és garancián túli szervizszolgáltatásokat. Célunk egy vertikálisan integrált, magas hozzáadott értékű gyártási modell fenntartása, amely hosszú távon garantálja a megbízhatóságot és az ügyfél-elégedettséget.</w:t>
+      </w:r>
+    </w:p>
+    <w:p>
+      <w:pPr>
+        <w:jc w:val="both"/>
+      </w:pPr>
+      <w:r>
+        <w:br w:type="page"/>
+      </w:r>
+    </w:p>
+    <w:p>
+      <w:pPr>
+        <w:pStyle w:val="Cmsor1"/>
+        <w:numPr>
+          <w:ilvl w:val="0"/>
+          <w:numId w:val="1"/>
+        </w:numPr>
+        <w:jc w:val="both"/>
+      </w:pPr>
+      <w:bookmarkStart w:id="2" w:name="_Toc222743199"/>
+      <w:r>
+        <w:lastRenderedPageBreak/>
+        <w:t>Projekt feladat</w:t>
+      </w:r>
+      <w:bookmarkEnd w:id="2"/>
+    </w:p>
+    <w:p>
+      <w:pPr>
+        <w:pStyle w:val="Listaszerbekezds"/>
+        <w:spacing w:line="360" w:lineRule="auto"/>
+        <w:ind w:firstLine="696"/>
+        <w:jc w:val="both"/>
+      </w:pPr>
+      <w:r>
+        <w:t>A projekt célja a Migazzi óragyártó vállalat teljes körű, vállalati szintű IT-infrastruktúrájának megtervezése és kiépítése, amely megbízható, biztonságos és skálázható módon támogatja a gyártási, adminisztratív és üzleti folyamatokat. A rendszer magában foglalja a strukturált belső hálózat kialakítását, a logikailag elkülönített hálózati szegmensek (pl. gyártás, irodai környezet, menedzsment, vendéghálózat) létrehozását, valamint a központi szerverarchitektúra implementálását. A cél egy olyan integrált környezet létrehozása, amely egységes felhasználókezelést, központi hitelesítést, fájl- és alkalmazásszolgáltatásokat, valamint biztonságos távoli elérést biztosít.</w:t>
+      </w:r>
+    </w:p>
+    <w:p>
+      <w:pPr>
+        <w:pStyle w:val="Listaszerbekezds"/>
+        <w:spacing w:line="360" w:lineRule="auto"/>
+        <w:ind w:firstLine="696"/>
+        <w:jc w:val="both"/>
+      </w:pPr>
+      <w:r>
+        <w:rPr>
+          <w:noProof/>
+        </w:rPr>
+        <w:drawing>
+          <wp:anchor distT="0" distB="0" distL="114300" distR="114300" simplePos="0" relativeHeight="251670528" behindDoc="0" locked="0" layoutInCell="1" allowOverlap="1" wp14:anchorId="65AAE482" wp14:editId="1D067B4E">
+            <wp:simplePos x="0" y="0"/>
+            <wp:positionH relativeFrom="margin">
+              <wp:posOffset>2757170</wp:posOffset>
+            </wp:positionH>
+            <wp:positionV relativeFrom="paragraph">
+              <wp:posOffset>1034636</wp:posOffset>
+            </wp:positionV>
+            <wp:extent cx="3010535" cy="4516120"/>
+            <wp:effectExtent l="0" t="0" r="0" b="0"/>
+            <wp:wrapThrough wrapText="bothSides">
+              <wp:wrapPolygon edited="0">
+                <wp:start x="0" y="0"/>
+                <wp:lineTo x="0" y="21503"/>
+                <wp:lineTo x="21459" y="21503"/>
+                <wp:lineTo x="21459" y="0"/>
+                <wp:lineTo x="0" y="0"/>
+              </wp:wrapPolygon>
+            </wp:wrapThrough>
+            <wp:docPr id="507797248" name="Kép 7" descr="A képen térkép, atlasz, szöveg látható&#10;&#10;Előfordulhat, hogy az AI által létrehozott tartalom helytelen."/>
+            <wp:cNvGraphicFramePr>
+              <a:graphicFrameLocks xmlns:a="http://schemas.openxmlformats.org/drawingml/2006/main" noChangeAspect="1"/>
+            </wp:cNvGraphicFramePr>
+            <a:graphic xmlns:a="http://schemas.openxmlformats.org/drawingml/2006/main">
+              <a:graphicData uri="http://schemas.openxmlformats.org/drawingml/2006/picture">
+                <pic:pic xmlns:pic="http://schemas.openxmlformats.org/drawingml/2006/picture">
+                  <pic:nvPicPr>
+                    <pic:cNvPr id="507797248" name="Kép 7" descr="A képen térkép, atlasz, szöveg látható&#10;&#10;Előfordulhat, hogy az AI által létrehozott tartalom helytelen."/>
+                    <pic:cNvPicPr/>
+                  </pic:nvPicPr>
+                  <pic:blipFill>
+                    <a:blip r:embed="rId12">
+                      <a:extLst>
+                        <a:ext uri="{28A0092B-C50C-407E-A947-70E740481C1C}">
+                          <a14:useLocalDpi xmlns:a14="http://schemas.microsoft.com/office/drawing/2010/main" val="0"/>
+                        </a:ext>
+                      </a:extLst>
+                    </a:blip>
+                    <a:stretch>
+                      <a:fillRect/>
+                    </a:stretch>
+                  </pic:blipFill>
+                  <pic:spPr>
+                    <a:xfrm>
+                      <a:off x="0" y="0"/>
+                      <a:ext cx="3010535" cy="4516120"/>
+                    </a:xfrm>
+                    <a:prstGeom prst="rect">
+                      <a:avLst/>
+                    </a:prstGeom>
+                  </pic:spPr>
+                </pic:pic>
+              </a:graphicData>
+            </a:graphic>
+            <wp14:sizeRelH relativeFrom="margin">
+              <wp14:pctWidth>0</wp14:pctWidth>
+            </wp14:sizeRelH>
+            <wp14:sizeRelV relativeFrom="margin">
+              <wp14:pctHeight>0</wp14:pctHeight>
+            </wp14:sizeRelV>
+          </wp:anchor>
+        </w:drawing>
+      </w:r>
+      <w:r>
+        <w:rPr>
+          <w:noProof/>
+        </w:rPr>
+        <mc:AlternateContent>
+          <mc:Choice Requires="wps">
+            <w:drawing>
+              <wp:anchor distT="0" distB="0" distL="114300" distR="114300" simplePos="0" relativeHeight="251672576" behindDoc="0" locked="0" layoutInCell="1" allowOverlap="1" wp14:anchorId="3B05DF65" wp14:editId="21EF2981">
+                <wp:simplePos x="0" y="0"/>
+                <wp:positionH relativeFrom="column">
+                  <wp:posOffset>2757170</wp:posOffset>
+                </wp:positionH>
+                <wp:positionV relativeFrom="paragraph">
+                  <wp:posOffset>5580380</wp:posOffset>
+                </wp:positionV>
+                <wp:extent cx="3010535" cy="635"/>
+                <wp:effectExtent l="0" t="0" r="0" b="0"/>
+                <wp:wrapThrough wrapText="bothSides">
+                  <wp:wrapPolygon edited="0">
+                    <wp:start x="0" y="0"/>
+                    <wp:lineTo x="0" y="21600"/>
+                    <wp:lineTo x="21600" y="21600"/>
+                    <wp:lineTo x="21600" y="0"/>
+                  </wp:wrapPolygon>
+                </wp:wrapThrough>
+                <wp:docPr id="1472302672" name="Szövegdoboz 1"/>
+                <wp:cNvGraphicFramePr/>
+                <a:graphic xmlns:a="http://schemas.openxmlformats.org/drawingml/2006/main">
+                  <a:graphicData uri="http://schemas.microsoft.com/office/word/2010/wordprocessingShape">
+                    <wps:wsp>
+                      <wps:cNvSpPr txBox="1"/>
+                      <wps:spPr>
+                        <a:xfrm>
+                          <a:off x="0" y="0"/>
+                          <a:ext cx="3010535" cy="635"/>
+                        </a:xfrm>
+                        <a:prstGeom prst="rect">
+                          <a:avLst/>
+                        </a:prstGeom>
+                        <a:solidFill>
+                          <a:prstClr val="white"/>
+                        </a:solidFill>
+                        <a:ln>
+                          <a:noFill/>
+                        </a:ln>
+                      </wps:spPr>
+                      <wps:txbx>
+                        <w:txbxContent>
+                          <w:p>
+                            <w:pPr>
+                              <w:pStyle w:val="Kpalrs"/>
+                              <w:rPr>
+                                <w:noProof/>
+                                <w:szCs w:val="22"/>
+                              </w:rPr>
+                            </w:pPr>
+                            <w:r>
+                              <w:rPr>
+                                <w:noProof/>
+                              </w:rPr>
+                              <w:fldChar w:fldCharType="begin"/>
+                            </w:r>
+                            <w:r>
+                              <w:rPr>
+                                <w:noProof/>
+                              </w:rPr>
+                              <w:instrText xml:space="preserve"> SEQ ábra \* ARABIC </w:instrText>
+                            </w:r>
+                            <w:r>
+                              <w:rPr>
+                                <w:noProof/>
+                              </w:rPr>
+                              <w:fldChar w:fldCharType="separate"/>
+                            </w:r>
+                            <w:r>
+                              <w:rPr>
+                                <w:noProof/>
+                              </w:rPr>
+                              <w:t>2</w:t>
+                            </w:r>
+                            <w:r>
+                              <w:rPr>
+                                <w:noProof/>
+                              </w:rPr>
+                              <w:fldChar w:fldCharType="end"/>
+                            </w:r>
+                            <w:r>
+                              <w:t>. ábra: Telephelyeink elhelyezkedése</w:t>
+                            </w:r>
+                          </w:p>
+                        </w:txbxContent>
+                      </wps:txbx>
+                      <wps:bodyPr rot="0" spcFirstLastPara="0" vertOverflow="overflow" horzOverflow="overflow" vert="horz" wrap="square" lIns="0" tIns="0" rIns="0" bIns="0" numCol="1" spcCol="0" rtlCol="0" fromWordArt="0" anchor="t" anchorCtr="0" forceAA="0" compatLnSpc="1">
+                        <a:prstTxWarp prst="textNoShape">
+                          <a:avLst/>
+                        </a:prstTxWarp>
+                        <a:spAutoFit/>
+                      </wps:bodyPr>
+                    </wps:wsp>
+                  </a:graphicData>
+                </a:graphic>
+              </wp:anchor>
+            </w:drawing>
+          </mc:Choice>
+          <mc:Fallback>
+            <w:pict>
+              <v:shape w14:anchorId="3B05DF65" id="_x0000_s1030" type="#_x0000_t202" style="position:absolute;left:0;text-align:left;margin-left:217.1pt;margin-top:439.4pt;width:237.05pt;height:.05pt;z-index:251672576;visibility:visible;mso-wrap-style:square;mso-wrap-distance-left:9pt;mso-wrap-distance-top:0;mso-wrap-distance-right:9pt;mso-wrap-distance-bottom:0;mso-position-horizontal:absolute;mso-position-horizontal-relative:text;mso-position-vertical:absolute;mso-position-vertical-relative:text;v-text-anchor:top" o:gfxdata="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" stroked="f">
+                <v:textbox style="mso-fit-shape-to-text:t" inset="0,0,0,0">
+                  <w:txbxContent>
+                    <w:p>
+                      <w:pPr>
+                        <w:pStyle w:val="Kpalrs"/>
+                        <w:rPr>
+                          <w:noProof/>
+                          <w:szCs w:val="22"/>
+                        </w:rPr>
+                      </w:pPr>
+                      <w:r>
+                        <w:rPr>
+                          <w:noProof/>
+                        </w:rPr>
+                        <w:fldChar w:fldCharType="begin"/>
+                      </w:r>
+                      <w:r>
+                        <w:rPr>
+                          <w:noProof/>
+                        </w:rPr>
+                        <w:instrText xml:space="preserve"> SEQ ábra \* ARABIC </w:instrText>
+                      </w:r>
+                      <w:r>
+                        <w:rPr>
+                          <w:noProof/>
+                        </w:rPr>
+                        <w:fldChar w:fldCharType="separate"/>
+                      </w:r>
+                      <w:r>
+                        <w:rPr>
+                          <w:noProof/>
+                        </w:rPr>
+                        <w:t>2</w:t>
+                      </w:r>
+                      <w:r>
+                        <w:rPr>
+                          <w:noProof/>
+                        </w:rPr>
+                        <w:fldChar w:fldCharType="end"/>
+                      </w:r>
+                      <w:r>
+                        <w:t>. ábra: Telephelyeink elhelyezkedése</w:t>
+                      </w:r>
+                    </w:p>
+                  </w:txbxContent>
+                </v:textbox>
+                <w10:wrap type="through"/>
+              </v:shape>
+            </w:pict>
+          </mc:Fallback>
+        </mc:AlternateContent>
+      </w:r>
+      <w:r>
+        <w:t xml:space="preserve">A szerveroldali infrastruktúra </w:t>
+      </w:r>
+      <w:proofErr w:type="spellStart"/>
+      <w:r>
+        <w:t>virtualizált</w:t>
+      </w:r>
+      <w:proofErr w:type="spellEnd"/>
+      <w:r>
+        <w:t xml:space="preserve"> környezetre épül, amely lehetővé teszi több logikai szerver futtatását egy fizikai hardveren, ezzel optimalizálva az erőforrás-</w:t>
+      </w:r>
+      <w:proofErr w:type="spellStart"/>
+      <w:r>
+        <w:t>kihasználtságot</w:t>
+      </w:r>
+      <w:proofErr w:type="spellEnd"/>
+      <w:r>
+        <w:t xml:space="preserve"> és növelve a rendelkezésre állást. A rendszer tartalmaz címtárszolgáltatást, fájlszervert, web- és adatbázisszervert, valamint mentési és naplózási megoldásokat. A kialakítás során kiemelt szempont az adatbiztonság, a jogosultságkezelés, a redundancia és az üzletmenet-folytonosság biztosítása, beleértve a rendszeres biztonsági mentéseket és a hibatűrő konfigurációkat.</w:t>
+      </w:r>
+    </w:p>
+    <w:p>
+      <w:pPr>
+        <w:pStyle w:val="Listaszerbekezds"/>
+        <w:spacing w:line="360" w:lineRule="auto"/>
+        <w:ind w:firstLine="696"/>
+        <w:jc w:val="both"/>
+      </w:pPr>
+      <w:r>
+        <w:t>A projekt eredményeként egy stabil, központilag menedzselhető és jövőben bővíthető informatikai infrastruktúra jön létre, amely hosszú távon támogatja a Migazzi működését, csökkenti az üzemeltetési kockázatokat, és biztosítja a vállalati adatok integritását, rendelkezésre állását és bizalmasságát.</w:t>
+      </w:r>
+      <w:r>
+        <w:rPr>
+          <w:noProof/>
+        </w:rPr>
+        <w:t xml:space="preserve"> </w:t>
+      </w:r>
+    </w:p>
+    <w:p>
+      <w:pPr>
+        <w:pStyle w:val="Cmsor1"/>
+        <w:numPr>
+          <w:ilvl w:val="0"/>
+          <w:numId w:val="1"/>
+        </w:numPr>
+        <w:jc w:val="both"/>
+      </w:pPr>
+      <w:bookmarkStart w:id="3" w:name="_Toc222743200"/>
+      <w:r>
+        <w:lastRenderedPageBreak/>
+        <w:t>Épületek</w:t>
       </w:r>
       <w:bookmarkEnd w:id="3"/>
     </w:p>
     <w:p>
       <w:pPr>
+        <w:pStyle w:val="Cmsor2"/>
+        <w:numPr>
+          <w:ilvl w:val="1"/>
+          <w:numId w:val="1"/>
+        </w:numPr>
+        <w:jc w:val="both"/>
+      </w:pPr>
+      <w:bookmarkStart w:id="4" w:name="_Toc222743201"/>
+      <w:r>
+        <w:t>Iroda telephely</w:t>
+      </w:r>
+      <w:bookmarkEnd w:id="4"/>
+    </w:p>
+    <w:p>
+      <w:pPr>
+        <w:pStyle w:val="Cmsor3"/>
+        <w:numPr>
+          <w:ilvl w:val="2"/>
+          <w:numId w:val="1"/>
+        </w:numPr>
+        <w:ind w:hanging="87"/>
+        <w:jc w:val="both"/>
+      </w:pPr>
+      <w:bookmarkStart w:id="5" w:name="_Toc222743202"/>
+      <w:r>
+        <w:t>Eszközlista</w:t>
+      </w:r>
+      <w:bookmarkEnd w:id="5"/>
+    </w:p>
+    <w:p>
+      <w:pPr>
         <w:ind w:left="708"/>
       </w:pPr>
-      <w:r>
-        <w:t>ASDASDASD</w:t>
-      </w:r>
+    </w:p>
+    <w:p>
+      <w:pPr>
+        <w:pStyle w:val="Cmsor3"/>
+        <w:numPr>
+          <w:ilvl w:val="2"/>
+          <w:numId w:val="1"/>
+        </w:numPr>
+        <w:ind w:hanging="87"/>
+        <w:jc w:val="both"/>
+      </w:pPr>
+      <w:bookmarkStart w:id="6" w:name="_Toc222743203"/>
+      <w:r>
+        <w:t>Topológia</w:t>
+      </w:r>
+      <w:bookmarkEnd w:id="6"/>
+    </w:p>
+    <w:p>
+      <w:pPr>
+        <w:ind w:left="708"/>
+      </w:pPr>
+    </w:p>
+    <w:p>
+      <w:pPr>
+        <w:ind w:left="708"/>
+      </w:pPr>
+    </w:p>
+    <w:p>
+      <w:pPr>
+        <w:pStyle w:val="Cmsor3"/>
+        <w:jc w:val="both"/>
+      </w:pPr>
+      <w:bookmarkStart w:id="7" w:name="_Toc222743204"/>
+      <w:r>
+        <w:lastRenderedPageBreak/>
+        <w:t>3.1.3 IPv4 címzés</w:t>
+      </w:r>
+      <w:bookmarkEnd w:id="7"/>
+    </w:p>
+    <w:p>
+      <w:pPr>
+        <w:pStyle w:val="Cmsor2"/>
+        <w:jc w:val="both"/>
+      </w:pPr>
+      <w:bookmarkStart w:id="8" w:name="_Toc222743205"/>
+      <w:r>
+        <w:t>3.2 Gyárüzem telephely</w:t>
+      </w:r>
+      <w:bookmarkEnd w:id="8"/>
+    </w:p>
+    <w:p>
+      <w:pPr>
+        <w:pStyle w:val="Cmsor3"/>
+        <w:jc w:val="both"/>
+      </w:pPr>
+      <w:bookmarkStart w:id="9" w:name="_Toc222743206"/>
+      <w:r>
+        <w:t>3.2.1 Eszközlista</w:t>
+      </w:r>
+      <w:bookmarkEnd w:id="9"/>
+    </w:p>
+    <w:p>
+      <w:pPr>
+        <w:pStyle w:val="Cmsor3"/>
+        <w:jc w:val="both"/>
+      </w:pPr>
+      <w:bookmarkStart w:id="10" w:name="_Toc222743207"/>
+      <w:r>
+        <w:t>3.2.2 Topológia</w:t>
+      </w:r>
+      <w:bookmarkEnd w:id="10"/>
+    </w:p>
+    <w:p>
+      <w:pPr>
+        <w:pStyle w:val="Cmsor3"/>
+        <w:jc w:val="both"/>
+      </w:pPr>
+      <w:bookmarkStart w:id="11" w:name="_Toc222743208"/>
+      <w:r>
+        <w:t>3.2.3 IPv4 címzés</w:t>
+      </w:r>
+      <w:bookmarkEnd w:id="11"/>
+    </w:p>
+    <w:p>
+      <w:pPr>
+        <w:pStyle w:val="Cmsor3"/>
+        <w:jc w:val="both"/>
+      </w:pPr>
+      <w:bookmarkStart w:id="12" w:name="_Toc222743209"/>
+      <w:r>
+        <w:t>3.2.4 IPv6 címzés</w:t>
+      </w:r>
+      <w:bookmarkEnd w:id="12"/>
+    </w:p>
+    <w:p>
+      <w:pPr>
+        <w:pStyle w:val="Cmsor2"/>
+        <w:jc w:val="both"/>
+      </w:pPr>
+      <w:r>
+        <w:tab/>
+      </w:r>
+      <w:bookmarkStart w:id="13" w:name="_Toc222743210"/>
+      <w:r>
+        <w:t>3.3 Szaküzlet telephely</w:t>
+      </w:r>
+      <w:bookmarkEnd w:id="13"/>
+    </w:p>
+    <w:p>
+      <w:pPr>
+        <w:pStyle w:val="Cmsor3"/>
+        <w:jc w:val="both"/>
+      </w:pPr>
+      <w:r>
+        <w:tab/>
+      </w:r>
+      <w:r>
+        <w:tab/>
+      </w:r>
+      <w:bookmarkStart w:id="14" w:name="_Toc222743211"/>
+      <w:r>
+        <w:t>3.3.1 Eszközlista</w:t>
+      </w:r>
+      <w:bookmarkEnd w:id="14"/>
+    </w:p>
+    <w:p>
+      <w:pPr>
+        <w:pStyle w:val="Cmsor3"/>
+        <w:jc w:val="both"/>
+      </w:pPr>
+      <w:r>
+        <w:tab/>
+      </w:r>
+      <w:r>
+        <w:tab/>
+      </w:r>
+      <w:bookmarkStart w:id="15" w:name="_Toc222743212"/>
+      <w:r>
+        <w:t>3.3.2 Topológia</w:t>
+      </w:r>
+      <w:bookmarkEnd w:id="15"/>
+    </w:p>
+    <w:p>
+      <w:pPr>
+        <w:pStyle w:val="Cmsor3"/>
+        <w:jc w:val="both"/>
+      </w:pPr>
+      <w:r>
+        <w:tab/>
+      </w:r>
+      <w:r>
+        <w:tab/>
+      </w:r>
+      <w:bookmarkStart w:id="16" w:name="_Toc222743213"/>
+      <w:r>
+        <w:t>3.3.3 IPv4 címzés</w:t>
+      </w:r>
+      <w:bookmarkEnd w:id="16"/>
+    </w:p>
+    <w:p>
+      <w:pPr>
+        <w:pStyle w:val="Cmsor2"/>
+        <w:jc w:val="both"/>
+      </w:pPr>
+      <w:r>
+        <w:tab/>
+      </w:r>
+      <w:bookmarkStart w:id="17" w:name="_Toc222743214"/>
+      <w:r>
+        <w:t xml:space="preserve">3.4 </w:t>
+      </w:r>
+      <w:proofErr w:type="spellStart"/>
+      <w:r>
+        <w:t>OceanData</w:t>
+      </w:r>
+      <w:proofErr w:type="spellEnd"/>
+      <w:r>
+        <w:t xml:space="preserve"> adatközpont</w:t>
+      </w:r>
+      <w:bookmarkEnd w:id="17"/>
+    </w:p>
+    <w:p>
+      <w:pPr>
+        <w:pStyle w:val="Cmsor3"/>
+        <w:jc w:val="both"/>
+      </w:pPr>
+      <w:r>
+        <w:tab/>
+      </w:r>
+      <w:r>
+        <w:tab/>
+      </w:r>
+      <w:bookmarkStart w:id="18" w:name="_Toc222743215"/>
+      <w:r>
+        <w:t>3.4.1 Eszközlista</w:t>
+      </w:r>
+      <w:bookmarkEnd w:id="18"/>
+    </w:p>
+    <w:p>
+      <w:pPr>
+        <w:pStyle w:val="Cmsor3"/>
+        <w:jc w:val="both"/>
+      </w:pPr>
+      <w:r>
+        <w:tab/>
+      </w:r>
+      <w:r>
+        <w:tab/>
+      </w:r>
+      <w:bookmarkStart w:id="19" w:name="_Toc222743216"/>
+      <w:r>
+        <w:t>3.4.2 Topológia</w:t>
+      </w:r>
+      <w:bookmarkEnd w:id="19"/>
+    </w:p>
+    <w:p>
+      <w:pPr>
+        <w:pStyle w:val="Cmsor3"/>
+        <w:jc w:val="both"/>
+      </w:pPr>
+      <w:r>
+        <w:tab/>
+      </w:r>
+      <w:r>
+        <w:tab/>
+      </w:r>
+      <w:bookmarkStart w:id="20" w:name="_Toc222743217"/>
+      <w:r>
+        <w:t>3.4.3 IPv4 címzés</w:t>
+      </w:r>
+      <w:bookmarkEnd w:id="20"/>
     </w:p>
     <w:p>
       <w:pPr>
         <w:pStyle w:val="Cmsor1"/>
-      </w:pPr>
-      <w:bookmarkStart w:id="4" w:name="_Toc222743199"/>
-      <w:r>
-        <w:lastRenderedPageBreak/>
-        <w:t>2. Projekt feladat</w:t>
-      </w:r>
-      <w:bookmarkEnd w:id="4"/>
-    </w:p>
-    <w:p>
-      <w:pPr>
-        <w:pStyle w:val="Cmsor1"/>
-      </w:pPr>
-      <w:bookmarkStart w:id="5" w:name="_Toc222743200"/>
-      <w:r>
-        <w:t>3. Épületek</w:t>
-      </w:r>
-      <w:bookmarkEnd w:id="5"/>
+        <w:jc w:val="both"/>
+      </w:pPr>
+      <w:bookmarkStart w:id="21" w:name="_Toc222743218"/>
+      <w:r>
+        <w:t>4. Hálózati szolgáltatások</w:t>
+      </w:r>
+      <w:bookmarkEnd w:id="21"/>
     </w:p>
     <w:p>
       <w:pPr>
         <w:pStyle w:val="Cmsor2"/>
-      </w:pPr>
-      <w:bookmarkStart w:id="6" w:name="_Toc222743201"/>
-      <w:r>
-        <w:t>3.1 Iroda telephely</w:t>
-      </w:r>
-      <w:bookmarkEnd w:id="6"/>
-    </w:p>
-    <w:p>
-      <w:pPr>
-        <w:pStyle w:val="Cmsor3"/>
-      </w:pPr>
-      <w:bookmarkStart w:id="7" w:name="_Toc222743202"/>
-      <w:r>
-        <w:t>3.1.1 Eszközlista</w:t>
-      </w:r>
-      <w:bookmarkEnd w:id="7"/>
-    </w:p>
-    <w:p>
-      <w:pPr>
-        <w:pStyle w:val="Cmsor3"/>
-      </w:pPr>
-      <w:bookmarkStart w:id="8" w:name="_Toc222743203"/>
-      <w:r>
-        <w:t>3.1.2 Topológia</w:t>
-      </w:r>
-      <w:bookmarkEnd w:id="8"/>
-    </w:p>
-    <w:p>
-      <w:pPr>
-        <w:pStyle w:val="Cmsor3"/>
-      </w:pPr>
-      <w:bookmarkStart w:id="9" w:name="_Toc222743204"/>
-      <w:r>
-        <w:t>3.1.3 IPv4 címzés</w:t>
-      </w:r>
-      <w:bookmarkEnd w:id="9"/>
+        <w:jc w:val="both"/>
+      </w:pPr>
+      <w:r>
+        <w:tab/>
+      </w:r>
+      <w:bookmarkStart w:id="22" w:name="_Toc222743219"/>
+      <w:r>
+        <w:t>4.1 ACL</w:t>
+      </w:r>
+      <w:bookmarkEnd w:id="22"/>
     </w:p>
     <w:p>
       <w:pPr>
         <w:pStyle w:val="Cmsor2"/>
-      </w:pPr>
-      <w:bookmarkStart w:id="10" w:name="_Toc222743205"/>
-      <w:r>
-        <w:t>3.2 Gyárüzem telephely</w:t>
-      </w:r>
-      <w:bookmarkEnd w:id="10"/>
-    </w:p>
-    <w:p>
-      <w:pPr>
-        <w:pStyle w:val="Cmsor3"/>
-      </w:pPr>
-      <w:bookmarkStart w:id="11" w:name="_Toc222743206"/>
-      <w:r>
-        <w:t>3.2.1 Eszközlista</w:t>
-      </w:r>
-      <w:bookmarkEnd w:id="11"/>
-    </w:p>
-    <w:p>
-      <w:pPr>
-        <w:pStyle w:val="Cmsor3"/>
-      </w:pPr>
-      <w:bookmarkStart w:id="12" w:name="_Toc222743207"/>
-      <w:r>
-        <w:t>3.2.2 Topológia</w:t>
-      </w:r>
-      <w:bookmarkEnd w:id="12"/>
-    </w:p>
-    <w:p>
-      <w:pPr>
-        <w:pStyle w:val="Cmsor3"/>
-      </w:pPr>
-      <w:bookmarkStart w:id="13" w:name="_Toc222743208"/>
-      <w:r>
-        <w:t>3.2.3 IPv4 címzés</w:t>
-      </w:r>
-      <w:bookmarkEnd w:id="13"/>
-    </w:p>
-    <w:p>
-      <w:pPr>
-        <w:pStyle w:val="Cmsor3"/>
-      </w:pPr>
-      <w:bookmarkStart w:id="14" w:name="_Toc222743209"/>
-      <w:r>
-        <w:t>3.2.4 IPv6 címzés</w:t>
-      </w:r>
-      <w:bookmarkEnd w:id="14"/>
+        <w:jc w:val="both"/>
+      </w:pPr>
+      <w:r>
+        <w:tab/>
+      </w:r>
+      <w:bookmarkStart w:id="23" w:name="_Toc222743220"/>
+      <w:r>
+        <w:t>4.2 DHCP</w:t>
+      </w:r>
+      <w:bookmarkEnd w:id="23"/>
     </w:p>
     <w:p>
       <w:pPr>
         <w:pStyle w:val="Cmsor2"/>
+        <w:jc w:val="both"/>
       </w:pPr>
       <w:r>
         <w:tab/>
       </w:r>
-      <w:bookmarkStart w:id="15" w:name="_Toc222743210"/>
-      <w:r>
-        <w:t>3.3 Szaküzlet telephely</w:t>
-      </w:r>
-      <w:bookmarkEnd w:id="15"/>
-    </w:p>
-    <w:p>
-      <w:pPr>
-        <w:pStyle w:val="Cmsor3"/>
+      <w:bookmarkStart w:id="24" w:name="_Toc222743221"/>
+      <w:r>
+        <w:t xml:space="preserve">4.3 DHCP </w:t>
+      </w:r>
+      <w:proofErr w:type="spellStart"/>
+      <w:r>
+        <w:t>snooping</w:t>
+      </w:r>
+      <w:bookmarkEnd w:id="24"/>
+      <w:proofErr w:type="spellEnd"/>
+    </w:p>
+    <w:p>
+      <w:pPr>
+        <w:pStyle w:val="Cmsor2"/>
+        <w:jc w:val="both"/>
       </w:pPr>
       <w:r>
         <w:tab/>
       </w:r>
+      <w:bookmarkStart w:id="25" w:name="_Toc222743222"/>
+      <w:r>
+        <w:t xml:space="preserve">4.4 GRE </w:t>
+      </w:r>
+      <w:proofErr w:type="spellStart"/>
+      <w:r>
+        <w:t>Tunnel</w:t>
+      </w:r>
+      <w:proofErr w:type="spellEnd"/>
+      <w:r>
+        <w:t xml:space="preserve"> over </w:t>
+      </w:r>
+      <w:proofErr w:type="spellStart"/>
+      <w:r>
+        <w:t>IPsec</w:t>
+      </w:r>
+      <w:bookmarkEnd w:id="25"/>
+      <w:proofErr w:type="spellEnd"/>
+    </w:p>
+    <w:p>
+      <w:pPr>
+        <w:pStyle w:val="Cmsor2"/>
+        <w:jc w:val="both"/>
+      </w:pPr>
       <w:r>
         <w:tab/>
       </w:r>
-      <w:bookmarkStart w:id="16" w:name="_Toc222743211"/>
-      <w:r>
-        <w:t>3.3.1 Eszközlista</w:t>
-      </w:r>
-      <w:bookmarkEnd w:id="16"/>
-    </w:p>
-    <w:p>
-      <w:pPr>
-        <w:pStyle w:val="Cmsor3"/>
+      <w:bookmarkStart w:id="26" w:name="_Toc222743223"/>
+      <w:r>
+        <w:t>4.5 HSRP</w:t>
+      </w:r>
+      <w:bookmarkEnd w:id="26"/>
+    </w:p>
+    <w:p>
+      <w:pPr>
+        <w:pStyle w:val="Cmsor2"/>
+        <w:jc w:val="both"/>
       </w:pPr>
       <w:r>
         <w:tab/>
       </w:r>
+      <w:bookmarkStart w:id="27" w:name="_Toc222743224"/>
+      <w:r>
+        <w:t>4.6 NAT</w:t>
+      </w:r>
+      <w:bookmarkEnd w:id="27"/>
+    </w:p>
+    <w:p>
+      <w:pPr>
+        <w:pStyle w:val="Cmsor2"/>
+        <w:jc w:val="both"/>
+      </w:pPr>
       <w:r>
         <w:tab/>
       </w:r>
-      <w:bookmarkStart w:id="17" w:name="_Toc222743212"/>
-      <w:r>
-        <w:t>3.3.2 Topológia</w:t>
-      </w:r>
-      <w:bookmarkEnd w:id="17"/>
-    </w:p>
-    <w:p>
-      <w:pPr>
-        <w:pStyle w:val="Cmsor3"/>
+      <w:bookmarkStart w:id="28" w:name="_Toc222743225"/>
+      <w:r>
+        <w:t>4.7 EIGRP</w:t>
+      </w:r>
+      <w:bookmarkEnd w:id="28"/>
+    </w:p>
+    <w:p>
+      <w:pPr>
+        <w:pStyle w:val="Cmsor2"/>
+        <w:jc w:val="both"/>
       </w:pPr>
       <w:r>
         <w:tab/>
       </w:r>
+      <w:bookmarkStart w:id="29" w:name="_Toc222743226"/>
+      <w:r>
+        <w:t xml:space="preserve">4.8 </w:t>
+      </w:r>
+      <w:proofErr w:type="spellStart"/>
+      <w:r>
+        <w:t>Spanning-Tree</w:t>
+      </w:r>
+      <w:bookmarkEnd w:id="29"/>
+      <w:proofErr w:type="spellEnd"/>
+    </w:p>
+    <w:p>
+      <w:pPr>
+        <w:pStyle w:val="Cmsor2"/>
+        <w:jc w:val="both"/>
+      </w:pPr>
       <w:r>
         <w:tab/>
       </w:r>
-      <w:bookmarkStart w:id="18" w:name="_Toc222743213"/>
-      <w:r>
-        <w:t>3.3.3 IPv4 címzés</w:t>
-      </w:r>
-      <w:bookmarkEnd w:id="18"/>
-    </w:p>
-    <w:p>
-      <w:pPr>
-        <w:pStyle w:val="Cmsor2"/>
-      </w:pPr>
-      <w:r>
-        <w:tab/>
-      </w:r>
-      <w:bookmarkStart w:id="19" w:name="_Toc222743214"/>
-      <w:r>
-        <w:t xml:space="preserve">3.4 </w:t>
-      </w:r>
-      <w:proofErr w:type="spellStart"/>
-      <w:r>
-        <w:t>Oceandata</w:t>
-      </w:r>
-      <w:proofErr w:type="spellEnd"/>
-      <w:r>
-        <w:t xml:space="preserve"> adatközpont</w:t>
-      </w:r>
-      <w:bookmarkEnd w:id="19"/>
-    </w:p>
-    <w:p>
-      <w:pPr>
-        <w:pStyle w:val="Cmsor3"/>
-      </w:pPr>
-      <w:r>
-        <w:tab/>
-      </w:r>
-      <w:r>
-        <w:tab/>
-      </w:r>
-      <w:bookmarkStart w:id="20" w:name="_Toc222743215"/>
-      <w:r>
-        <w:t>3.4.1 Eszközlista</w:t>
-      </w:r>
-      <w:bookmarkEnd w:id="20"/>
-    </w:p>
-    <w:p>
-      <w:pPr>
-        <w:pStyle w:val="Cmsor3"/>
-      </w:pPr>
-      <w:r>
-        <w:tab/>
-      </w:r>
-      <w:r>
-        <w:tab/>
-      </w:r>
-      <w:bookmarkStart w:id="21" w:name="_Toc222743216"/>
-      <w:r>
-        <w:t>3.4.2 Topológia</w:t>
-      </w:r>
-      <w:bookmarkEnd w:id="21"/>
-    </w:p>
-    <w:p>
-      <w:pPr>
-        <w:pStyle w:val="Cmsor3"/>
-      </w:pPr>
-      <w:r>
-        <w:tab/>
-      </w:r>
-      <w:r>
-        <w:tab/>
-      </w:r>
-      <w:bookmarkStart w:id="22" w:name="_Toc222743217"/>
-      <w:r>
-        <w:t>3.4.3 IPv4 címzés</w:t>
-      </w:r>
-      <w:bookmarkEnd w:id="22"/>
-    </w:p>
-    <w:p>
-      <w:pPr>
-        <w:pStyle w:val="Cmsor1"/>
-      </w:pPr>
-      <w:bookmarkStart w:id="23" w:name="_Toc222743218"/>
-      <w:r>
-        <w:t>4. Hálózati szolgáltatások</w:t>
-      </w:r>
-      <w:bookmarkEnd w:id="23"/>
-    </w:p>
-    <w:p>
-      <w:pPr>
-        <w:pStyle w:val="Cmsor2"/>
-      </w:pPr>
-      <w:r>
-        <w:tab/>
-      </w:r>
-      <w:bookmarkStart w:id="24" w:name="_Toc222743219"/>
-      <w:r>
-        <w:t>4.1 ACL</w:t>
-      </w:r>
-      <w:bookmarkEnd w:id="24"/>
-    </w:p>
-    <w:p>
-      <w:pPr>
-        <w:pStyle w:val="Cmsor2"/>
-      </w:pPr>
-      <w:r>
-        <w:tab/>
-      </w:r>
-      <w:bookmarkStart w:id="25" w:name="_Toc222743220"/>
-      <w:r>
-        <w:t>4.2 DHCP</w:t>
-      </w:r>
-      <w:bookmarkEnd w:id="25"/>
-    </w:p>
-    <w:p>
-      <w:pPr>
-        <w:pStyle w:val="Cmsor2"/>
-      </w:pPr>
-      <w:r>
-        <w:tab/>
-      </w:r>
-      <w:bookmarkStart w:id="26" w:name="_Toc222743221"/>
-      <w:r>
-        <w:t xml:space="preserve">4.3 DHCP </w:t>
-      </w:r>
-      <w:proofErr w:type="spellStart"/>
-      <w:r>
-        <w:t>snooping</w:t>
-      </w:r>
-      <w:bookmarkEnd w:id="26"/>
-      <w:proofErr w:type="spellEnd"/>
-    </w:p>
-    <w:p>
-      <w:pPr>
-        <w:pStyle w:val="Cmsor2"/>
-      </w:pPr>
-      <w:r>
-        <w:tab/>
-      </w:r>
-      <w:bookmarkStart w:id="27" w:name="_Toc222743222"/>
-      <w:r>
-        <w:t xml:space="preserve">4.4 GRE </w:t>
-      </w:r>
-      <w:proofErr w:type="spellStart"/>
-      <w:r>
-        <w:t>Tunnel</w:t>
-      </w:r>
-      <w:proofErr w:type="spellEnd"/>
-      <w:r>
-        <w:t xml:space="preserve"> over </w:t>
-      </w:r>
-      <w:proofErr w:type="spellStart"/>
-      <w:r>
-        <w:t>IPsec</w:t>
-      </w:r>
-      <w:bookmarkEnd w:id="27"/>
-      <w:proofErr w:type="spellEnd"/>
-    </w:p>
-    <w:p>
-      <w:pPr>
-        <w:pStyle w:val="Cmsor2"/>
-      </w:pPr>
-      <w:r>
-        <w:tab/>
-      </w:r>
-      <w:bookmarkStart w:id="28" w:name="_Toc222743223"/>
-      <w:r>
-        <w:t>4.5 HSRP</w:t>
-      </w:r>
-      <w:bookmarkEnd w:id="28"/>
-    </w:p>
-    <w:p>
-      <w:pPr>
-        <w:pStyle w:val="Cmsor2"/>
-      </w:pPr>
-      <w:r>
-        <w:tab/>
-      </w:r>
-      <w:bookmarkStart w:id="29" w:name="_Toc222743224"/>
-      <w:r>
-        <w:t>4.6 NAT</w:t>
-      </w:r>
-      <w:bookmarkEnd w:id="29"/>
-    </w:p>
-    <w:p>
-      <w:pPr>
-        <w:pStyle w:val="Cmsor2"/>
-      </w:pPr>
-      <w:r>
-        <w:lastRenderedPageBreak/>
-        <w:tab/>
-      </w:r>
-      <w:bookmarkStart w:id="30" w:name="_Toc222743225"/>
-      <w:r>
-        <w:t>4.7 EIGRP</w:t>
+      <w:bookmarkStart w:id="30" w:name="_Toc222743227"/>
+      <w:r>
+        <w:t>4.9 SSH</w:t>
       </w:r>
       <w:bookmarkEnd w:id="30"/>
     </w:p>
     <w:p>
       <w:pPr>
-        <w:pStyle w:val="Cmsor2"/>
-      </w:pPr>
-      <w:r>
-        <w:tab/>
-      </w:r>
-      <w:bookmarkStart w:id="31" w:name="_Toc222743226"/>
-      <w:r>
-        <w:t xml:space="preserve">4.8 </w:t>
-      </w:r>
-      <w:proofErr w:type="spellStart"/>
-      <w:r>
-        <w:t>Spanning-Tree</w:t>
-      </w:r>
-      <w:bookmarkEnd w:id="31"/>
-      <w:proofErr w:type="spellEnd"/>
-    </w:p>
-    <w:p>
-      <w:pPr>
-        <w:pStyle w:val="Cmsor2"/>
-      </w:pPr>
-      <w:r>
-        <w:tab/>
-      </w:r>
-      <w:bookmarkStart w:id="32" w:name="_Toc222743227"/>
-      <w:r>
-        <w:t>4.9 SSH</w:t>
-      </w:r>
-      <w:bookmarkEnd w:id="32"/>
-    </w:p>
-    <w:p>
+        <w:jc w:val="both"/>
+      </w:pPr>
       <w:r>
         <w:tab/>
         <w:t xml:space="preserve">4.10 </w:t>
@@ -4364,127 +5016,282 @@
     <w:p>
       <w:pPr>
         <w:pStyle w:val="Cmsor1"/>
-      </w:pPr>
-      <w:bookmarkStart w:id="33" w:name="_Toc222743228"/>
-      <w:r>
+        <w:jc w:val="both"/>
+      </w:pPr>
+      <w:bookmarkStart w:id="31" w:name="_Toc222743228"/>
+      <w:r>
+        <w:lastRenderedPageBreak/>
         <w:t>5. Felhasznált szerverek</w:t>
       </w:r>
+      <w:bookmarkEnd w:id="31"/>
+    </w:p>
+    <w:p>
+      <w:pPr>
+        <w:spacing w:line="360" w:lineRule="auto"/>
+      </w:pPr>
+      <w:r>
+        <w:tab/>
+      </w:r>
+      <w:r>
+        <w:t>Windows Server 2025 Enterprise (</w:t>
+      </w:r>
+      <w:proofErr w:type="spellStart"/>
+      <w:r>
+        <w:t>Desktop</w:t>
+      </w:r>
+      <w:proofErr w:type="spellEnd"/>
+      <w:r>
+        <w:t xml:space="preserve"> </w:t>
+      </w:r>
+      <w:proofErr w:type="spellStart"/>
+      <w:r>
+        <w:t>Experience</w:t>
+      </w:r>
+      <w:proofErr w:type="spellEnd"/>
+      <w:r>
+        <w:t>):</w:t>
+      </w:r>
+    </w:p>
+    <w:p>
+      <w:pPr>
+        <w:pStyle w:val="Listaszerbekezds"/>
+        <w:numPr>
+          <w:ilvl w:val="0"/>
+          <w:numId w:val="2"/>
+        </w:numPr>
+        <w:spacing w:line="360" w:lineRule="auto"/>
+      </w:pPr>
+      <w:r>
+        <w:t>DC01</w:t>
+      </w:r>
+    </w:p>
+    <w:p>
+      <w:pPr>
+        <w:pStyle w:val="Listaszerbekezds"/>
+        <w:numPr>
+          <w:ilvl w:val="0"/>
+          <w:numId w:val="2"/>
+        </w:numPr>
+        <w:spacing w:line="360" w:lineRule="auto"/>
+      </w:pPr>
+      <w:r>
+        <w:t>DC02</w:t>
+      </w:r>
+    </w:p>
+    <w:p>
+      <w:pPr>
+        <w:pStyle w:val="Listaszerbekezds"/>
+        <w:numPr>
+          <w:ilvl w:val="0"/>
+          <w:numId w:val="2"/>
+        </w:numPr>
+        <w:spacing w:line="360" w:lineRule="auto"/>
+      </w:pPr>
+      <w:r>
+        <w:t>FS01</w:t>
+      </w:r>
+    </w:p>
+    <w:p>
+      <w:pPr>
+        <w:spacing w:line="360" w:lineRule="auto"/>
+        <w:ind w:left="708"/>
+      </w:pPr>
+      <w:proofErr w:type="spellStart"/>
+      <w:r>
+        <w:t>Raspbian</w:t>
+      </w:r>
+      <w:proofErr w:type="spellEnd"/>
+      <w:r>
+        <w:t xml:space="preserve"> </w:t>
+      </w:r>
+      <w:proofErr w:type="spellStart"/>
+      <w:r>
+        <w:t>Bullseye</w:t>
+      </w:r>
+      <w:proofErr w:type="spellEnd"/>
+      <w:r>
+        <w:t>:</w:t>
+      </w:r>
+    </w:p>
+    <w:p>
+      <w:pPr>
+        <w:pStyle w:val="Listaszerbekezds"/>
+        <w:numPr>
+          <w:ilvl w:val="0"/>
+          <w:numId w:val="3"/>
+        </w:numPr>
+        <w:spacing w:line="360" w:lineRule="auto"/>
+      </w:pPr>
+      <w:r>
+        <w:t>WCC</w:t>
+      </w:r>
+    </w:p>
+    <w:p>
+      <w:pPr>
+        <w:pStyle w:val="Listaszerbekezds"/>
+        <w:numPr>
+          <w:ilvl w:val="0"/>
+          <w:numId w:val="3"/>
+        </w:numPr>
+        <w:spacing w:line="360" w:lineRule="auto"/>
+      </w:pPr>
+      <w:r>
+        <w:t>DHCP_INET</w:t>
+      </w:r>
+    </w:p>
+    <w:p>
+      <w:pPr>
+        <w:spacing w:line="360" w:lineRule="auto"/>
+        <w:ind w:left="708"/>
+      </w:pPr>
+      <w:r>
+        <w:t>Ubuntu Server 24.04.4 LTS:</w:t>
+      </w:r>
+    </w:p>
+    <w:p>
+      <w:pPr>
+        <w:pStyle w:val="Listaszerbekezds"/>
+        <w:numPr>
+          <w:ilvl w:val="0"/>
+          <w:numId w:val="4"/>
+        </w:numPr>
+        <w:spacing w:line="360" w:lineRule="auto"/>
+      </w:pPr>
+      <w:r>
+        <w:t>SQL</w:t>
+      </w:r>
+    </w:p>
+    <w:p>
+      <w:pPr>
+        <w:pStyle w:val="Cmsor1"/>
+        <w:jc w:val="both"/>
+      </w:pPr>
+      <w:bookmarkStart w:id="32" w:name="_Toc222743229"/>
+      <w:r>
+        <w:t>6. Szerverszolgáltatások</w:t>
+      </w:r>
+      <w:bookmarkEnd w:id="32"/>
+    </w:p>
+    <w:p>
+      <w:pPr>
+        <w:pStyle w:val="Cmsor2"/>
+        <w:jc w:val="both"/>
+      </w:pPr>
+      <w:r>
+        <w:tab/>
+      </w:r>
+      <w:bookmarkStart w:id="33" w:name="_Toc222743230"/>
+      <w:r>
+        <w:t>6.1 Iroda telephely</w:t>
+      </w:r>
       <w:bookmarkEnd w:id="33"/>
     </w:p>
     <w:p>
+      <w:r>
+        <w:tab/>
+      </w:r>
+    </w:p>
+    <w:p>
+      <w:pPr>
+        <w:pStyle w:val="Cmsor2"/>
+        <w:jc w:val="both"/>
+      </w:pPr>
+      <w:r>
+        <w:tab/>
+      </w:r>
+      <w:bookmarkStart w:id="34" w:name="_Toc222743231"/>
+      <w:r>
+        <w:t>6.2 Gyárüzem telephely</w:t>
+      </w:r>
+      <w:bookmarkEnd w:id="34"/>
+    </w:p>
+    <w:p>
+      <w:pPr>
+        <w:pStyle w:val="Cmsor2"/>
+        <w:jc w:val="both"/>
+      </w:pPr>
+      <w:r>
+        <w:tab/>
+      </w:r>
+      <w:bookmarkStart w:id="35" w:name="_Toc222743232"/>
+      <w:r>
+        <w:t>6.3 Szaküzlet telephely</w:t>
+      </w:r>
+      <w:bookmarkEnd w:id="35"/>
+    </w:p>
+    <w:p>
+      <w:pPr>
+        <w:pStyle w:val="Cmsor2"/>
+        <w:jc w:val="both"/>
+      </w:pPr>
+      <w:r>
+        <w:tab/>
+      </w:r>
+      <w:bookmarkStart w:id="36" w:name="_Toc222743233"/>
+      <w:r>
+        <w:t xml:space="preserve">6.4 </w:t>
+      </w:r>
+      <w:proofErr w:type="spellStart"/>
+      <w:r>
+        <w:t>OceanData</w:t>
+      </w:r>
+      <w:proofErr w:type="spellEnd"/>
+      <w:r>
+        <w:t xml:space="preserve"> </w:t>
+      </w:r>
+      <w:bookmarkEnd w:id="36"/>
+      <w:r>
+        <w:t>adatközpont</w:t>
+      </w:r>
+    </w:p>
+    <w:p>
       <w:pPr>
         <w:pStyle w:val="Cmsor1"/>
-      </w:pPr>
-      <w:bookmarkStart w:id="34" w:name="_Toc222743229"/>
-      <w:r>
-        <w:t>6. Szerverszolgáltatások</w:t>
-      </w:r>
-      <w:bookmarkEnd w:id="34"/>
-    </w:p>
-    <w:p>
-      <w:pPr>
-        <w:pStyle w:val="Cmsor2"/>
-      </w:pPr>
-      <w:r>
-        <w:tab/>
-      </w:r>
-      <w:bookmarkStart w:id="35" w:name="_Toc222743230"/>
-      <w:r>
-        <w:t>6.1 Iroda telephely</w:t>
-      </w:r>
-      <w:bookmarkEnd w:id="35"/>
-    </w:p>
-    <w:p>
-      <w:pPr>
-        <w:pStyle w:val="Cmsor2"/>
-      </w:pPr>
-      <w:r>
-        <w:tab/>
-      </w:r>
-      <w:bookmarkStart w:id="36" w:name="_Toc222743231"/>
-      <w:r>
-        <w:t>6.2 Gyárüzem telephely</w:t>
-      </w:r>
-      <w:bookmarkEnd w:id="36"/>
-    </w:p>
-    <w:p>
-      <w:pPr>
-        <w:pStyle w:val="Cmsor2"/>
-      </w:pPr>
-      <w:r>
-        <w:tab/>
-      </w:r>
-      <w:bookmarkStart w:id="37" w:name="_Toc222743232"/>
-      <w:r>
-        <w:t>6.3 Szaküzlet telephely</w:t>
+        <w:jc w:val="both"/>
+      </w:pPr>
+      <w:bookmarkStart w:id="37" w:name="_Toc222743234"/>
+      <w:r>
+        <w:t>7. Hálózatprogramozás</w:t>
       </w:r>
       <w:bookmarkEnd w:id="37"/>
     </w:p>
     <w:p>
       <w:pPr>
-        <w:pStyle w:val="Cmsor2"/>
-      </w:pPr>
-      <w:r>
-        <w:tab/>
-      </w:r>
-      <w:bookmarkStart w:id="38" w:name="_Toc222743233"/>
-      <w:r>
-        <w:t xml:space="preserve">6.4 </w:t>
-      </w:r>
-      <w:proofErr w:type="spellStart"/>
-      <w:r>
-        <w:t>Oceandata</w:t>
-      </w:r>
-      <w:proofErr w:type="spellEnd"/>
-      <w:r>
-        <w:t xml:space="preserve"> telephely</w:t>
+        <w:pStyle w:val="Cmsor1"/>
+        <w:jc w:val="both"/>
+      </w:pPr>
+      <w:bookmarkStart w:id="38" w:name="_Toc222743235"/>
+      <w:r>
+        <w:t>8. Feladatmegosztás</w:t>
       </w:r>
       <w:bookmarkEnd w:id="38"/>
     </w:p>
     <w:p>
       <w:pPr>
         <w:pStyle w:val="Cmsor1"/>
-      </w:pPr>
-      <w:bookmarkStart w:id="39" w:name="_Toc222743234"/>
-      <w:r>
-        <w:t>7. Hálózatprogramozás</w:t>
+        <w:jc w:val="both"/>
+      </w:pPr>
+      <w:bookmarkStart w:id="39" w:name="_Toc222743236"/>
+      <w:r>
+        <w:t>9. Források</w:t>
       </w:r>
       <w:bookmarkEnd w:id="39"/>
     </w:p>
     <w:p>
       <w:pPr>
         <w:pStyle w:val="Cmsor1"/>
-      </w:pPr>
-      <w:bookmarkStart w:id="40" w:name="_Toc222743235"/>
-      <w:r>
-        <w:t>8. Feladatmegosztás</w:t>
+        <w:jc w:val="both"/>
+      </w:pPr>
+      <w:bookmarkStart w:id="40" w:name="_Toc222743237"/>
+      <w:r>
+        <w:t>10. Ábrajegyzék</w:t>
       </w:r>
       <w:bookmarkEnd w:id="40"/>
     </w:p>
-    <w:p>
-      <w:pPr>
-        <w:pStyle w:val="Cmsor1"/>
-      </w:pPr>
-      <w:bookmarkStart w:id="41" w:name="_Toc222743236"/>
-      <w:r>
-        <w:t>9. Források</w:t>
-      </w:r>
-      <w:bookmarkEnd w:id="41"/>
-    </w:p>
-    <w:p>
-      <w:pPr>
-        <w:pStyle w:val="Cmsor1"/>
-      </w:pPr>
-      <w:bookmarkStart w:id="42" w:name="_Toc222743237"/>
-      <w:r>
-        <w:t>10. Ábrajegyzék</w:t>
-      </w:r>
-      <w:bookmarkEnd w:id="42"/>
-    </w:p>
     <w:sectPr>
-      <w:headerReference w:type="default" r:id="rId12"/>
-      <w:footerReference w:type="default" r:id="rId13"/>
-      <w:headerReference w:type="first" r:id="rId14"/>
+      <w:headerReference w:type="default" r:id="rId13"/>
+      <w:footerReference w:type="default" r:id="rId14"/>
+      <w:headerReference w:type="first" r:id="rId15"/>
       <w:pgSz w:w="11906" w:h="16838"/>
       <w:pgMar w:top="1417" w:right="1417" w:bottom="1417" w:left="1417" w:header="708" w:footer="708" w:gutter="0"/>
       <w:pgNumType w:start="0"/>
@@ -4497,7 +5304,7 @@
 </file>
 
 <file path=word/endnotes.xml><?xml version="1.0" encoding="utf-8"?>
-<w:endnotes xmlns:wpc="http://schemas.microsoft.com/office/word/2010/wordprocessingCanvas" xmlns:cx="http://schemas.microsoft.com/office/drawing/2014/chartex" xmlns:cx1="http://schemas.microsoft.com/office/drawing/2015/9/8/chartex" xmlns:cx2="http://schemas.microsoft.com/office/drawing/2015/10/21/chartex" xmlns:cx3="http://schemas.microsoft.com/office/drawing/2016/5/9/chartex" xmlns:cx4="http://schemas.microsoft.com/office/drawing/2016/5/10/chartex" xmlns:cx5="http://schemas.microsoft.com/office/drawing/2016/5/11/chartex" xmlns:cx6="http://schemas.microsoft.com/office/drawing/2016/5/12/chartex" xmlns:cx7="http://schemas.microsoft.com/office/drawing/2016/5/13/chartex" xmlns:cx8="http://schemas.microsoft.com/office/drawing/2016/5/14/chartex" xmlns:mc="http://schemas.openxmlformats.org/markup-compatibility/2006" xmlns:aink="http://schemas.microsoft.com/office/drawing/2016/ink" xmlns:am3d="http://schemas.microsoft.com/office/drawing/2017/model3d" xmlns:o="urn:schemas-microsoft-com:office:office" xmlns:r="http://schemas.openxmlformats.org/officeDocument/2006/relationships" xmlns:m="http://schemas.openxmlformats.org/officeDocument/2006/math" xmlns:v="urn:schemas-microsoft-com:vml" xmlns:wp14="http://schemas.microsoft.com/office/word/2010/wordprocessingDrawing" xmlns:wp="http://schemas.openxmlformats.org/drawingml/2006/wordprocessingDrawing" xmlns:w10="urn:schemas-microsoft-com:office:word" xmlns:w="http://schemas.openxmlformats.org/wordprocessingml/2006/main" xmlns:w14="http://schemas.microsoft.com/office/word/2010/wordml" xmlns:w15="http://schemas.microsoft.com/office/word/2012/wordml" xmlns:w16cid="http://schemas.microsoft.com/office/word/2016/wordml/cid" xmlns:w16se="http://schemas.microsoft.com/office/word/2015/wordml/symex" xmlns:wpg="http://schemas.microsoft.com/office/word/2010/wordprocessingGroup" xmlns:wpi="http://schemas.microsoft.com/office/word/2010/wordprocessingInk" xmlns:wne="http://schemas.microsoft.com/office/word/2006/wordml" xmlns:wps="http://schemas.microsoft.com/office/word/2010/wordprocessingShape" mc:Ignorable="w14 w15 w16se w16cid wp14">
+<w:endnotes xmlns:wpc="http://schemas.microsoft.com/office/word/2010/wordprocessingCanvas" xmlns:cx="http://schemas.microsoft.com/office/drawing/2014/chartex" xmlns:cx1="http://schemas.microsoft.com/office/drawing/2015/9/8/chartex" xmlns:cx2="http://schemas.microsoft.com/office/drawing/2015/10/21/chartex" xmlns:cx3="http://schemas.microsoft.com/office/drawing/2016/5/9/chartex" xmlns:cx4="http://schemas.microsoft.com/office/drawing/2016/5/10/chartex" xmlns:cx5="http://schemas.microsoft.com/office/drawing/2016/5/11/chartex" xmlns:cx6="http://schemas.microsoft.com/office/drawing/2016/5/12/chartex" xmlns:cx7="http://schemas.microsoft.com/office/drawing/2016/5/13/chartex" xmlns:cx8="http://schemas.microsoft.com/office/drawing/2016/5/14/chartex" xmlns:mc="http://schemas.openxmlformats.org/markup-compatibility/2006" xmlns:aink="http://schemas.microsoft.com/office/drawing/2016/ink" xmlns:am3d="http://schemas.microsoft.com/office/drawing/2017/model3d" xmlns:o="urn:schemas-microsoft-com:office:office" xmlns:oel="http://schemas.microsoft.com/office/2019/extlst" xmlns:r="http://schemas.openxmlformats.org/officeDocument/2006/relationships" xmlns:m="http://schemas.openxmlformats.org/officeDocument/2006/math" xmlns:v="urn:schemas-microsoft-com:vml" xmlns:wp14="http://schemas.microsoft.com/office/word/2010/wordprocessingDrawing" xmlns:wp="http://schemas.openxmlformats.org/drawingml/2006/wordprocessingDrawing" xmlns:w10="urn:schemas-microsoft-com:office:word" xmlns:w="http://schemas.openxmlformats.org/wordprocessingml/2006/main" xmlns:w14="http://schemas.microsoft.com/office/word/2010/wordml" xmlns:w15="http://schemas.microsoft.com/office/word/2012/wordml" xmlns:w16cex="http://schemas.microsoft.com/office/word/2018/wordml/cex" xmlns:w16cid="http://schemas.microsoft.com/office/word/2016/wordml/cid" xmlns:w16="http://schemas.microsoft.com/office/word/2018/wordml" xmlns:w16du="http://schemas.microsoft.com/office/word/2023/wordml/word16du" xmlns:w16sdtdh="http://schemas.microsoft.com/office/word/2020/wordml/sdtdatahash" xmlns:w16sdtfl="http://schemas.microsoft.com/office/word/2024/wordml/sdtformatlock" xmlns:w16se="http://schemas.microsoft.com/office/word/2015/wordml/symex" xmlns:wpg="http://schemas.microsoft.com/office/word/2010/wordprocessingGroup" xmlns:wpi="http://schemas.microsoft.com/office/word/2010/wordprocessingInk" xmlns:wne="http://schemas.microsoft.com/office/word/2006/wordml" xmlns:wps="http://schemas.microsoft.com/office/word/2010/wordprocessingShape" mc:Ignorable="w14 w15 w16se w16cid w16 w16cex w16sdtdh w16sdtfl w16du wp14">
   <w:endnote w:type="separator" w:id="-1">
     <w:p>
       <w:pPr>
@@ -4522,7 +5329,7 @@
 </file>
 
 <file path=word/footer1.xml><?xml version="1.0" encoding="utf-8"?>
-<w:ftr xmlns:wpc="http://schemas.microsoft.com/office/word/2010/wordprocessingCanvas" xmlns:cx="http://schemas.microsoft.com/office/drawing/2014/chartex" xmlns:cx1="http://schemas.microsoft.com/office/drawing/2015/9/8/chartex" xmlns:cx2="http://schemas.microsoft.com/office/drawing/2015/10/21/chartex" xmlns:cx3="http://schemas.microsoft.com/office/drawing/2016/5/9/chartex" xmlns:cx4="http://schemas.microsoft.com/office/drawing/2016/5/10/chartex" xmlns:cx5="http://schemas.microsoft.com/office/drawing/2016/5/11/chartex" xmlns:cx6="http://schemas.microsoft.com/office/drawing/2016/5/12/chartex" xmlns:cx7="http://schemas.microsoft.com/office/drawing/2016/5/13/chartex" xmlns:cx8="http://schemas.microsoft.com/office/drawing/2016/5/14/chartex" xmlns:mc="http://schemas.openxmlformats.org/markup-compatibility/2006" xmlns:aink="http://schemas.microsoft.com/office/drawing/2016/ink" xmlns:am3d="http://schemas.microsoft.com/office/drawing/2017/model3d" xmlns:o="urn:schemas-microsoft-com:office:office" xmlns:r="http://schemas.openxmlformats.org/officeDocument/2006/relationships" xmlns:m="http://schemas.openxmlformats.org/officeDocument/2006/math" xmlns:v="urn:schemas-microsoft-com:vml" xmlns:wp14="http://schemas.microsoft.com/office/word/2010/wordprocessingDrawing" xmlns:wp="http://schemas.openxmlformats.org/drawingml/2006/wordprocessingDrawing" xmlns:w10="urn:schemas-microsoft-com:office:word" xmlns:w="http://schemas.openxmlformats.org/wordprocessingml/2006/main" xmlns:w14="http://schemas.microsoft.com/office/word/2010/wordml" xmlns:w15="http://schemas.microsoft.com/office/word/2012/wordml" xmlns:w16cid="http://schemas.microsoft.com/office/word/2016/wordml/cid" xmlns:w16se="http://schemas.microsoft.com/office/word/2015/wordml/symex" xmlns:wpg="http://schemas.microsoft.com/office/word/2010/wordprocessingGroup" xmlns:wpi="http://schemas.microsoft.com/office/word/2010/wordprocessingInk" xmlns:wne="http://schemas.microsoft.com/office/word/2006/wordml" xmlns:wps="http://schemas.microsoft.com/office/word/2010/wordprocessingShape" mc:Ignorable="w14 w15 w16se w16cid wp14">
+<w:ftr xmlns:wpc="http://schemas.microsoft.com/office/word/2010/wordprocessingCanvas" xmlns:cx="http://schemas.microsoft.com/office/drawing/2014/chartex" xmlns:cx1="http://schemas.microsoft.com/office/drawing/2015/9/8/chartex" xmlns:cx2="http://schemas.microsoft.com/office/drawing/2015/10/21/chartex" xmlns:cx3="http://schemas.microsoft.com/office/drawing/2016/5/9/chartex" xmlns:cx4="http://schemas.microsoft.com/office/drawing/2016/5/10/chartex" xmlns:cx5="http://schemas.microsoft.com/office/drawing/2016/5/11/chartex" xmlns:cx6="http://schemas.microsoft.com/office/drawing/2016/5/12/chartex" xmlns:cx7="http://schemas.microsoft.com/office/drawing/2016/5/13/chartex" xmlns:cx8="http://schemas.microsoft.com/office/drawing/2016/5/14/chartex" xmlns:mc="http://schemas.openxmlformats.org/markup-compatibility/2006" xmlns:aink="http://schemas.microsoft.com/office/drawing/2016/ink" xmlns:am3d="http://schemas.microsoft.com/office/drawing/2017/model3d" xmlns:o="urn:schemas-microsoft-com:office:office" xmlns:oel="http://schemas.microsoft.com/office/2019/extlst" xmlns:r="http://schemas.openxmlformats.org/officeDocument/2006/relationships" xmlns:m="http://schemas.openxmlformats.org/officeDocument/2006/math" xmlns:v="urn:schemas-microsoft-com:vml" xmlns:wp14="http://schemas.microsoft.com/office/word/2010/wordprocessingDrawing" xmlns:wp="http://schemas.openxmlformats.org/drawingml/2006/wordprocessingDrawing" xmlns:w10="urn:schemas-microsoft-com:office:word" xmlns:w="http://schemas.openxmlformats.org/wordprocessingml/2006/main" xmlns:w14="http://schemas.microsoft.com/office/word/2010/wordml" xmlns:w15="http://schemas.microsoft.com/office/word/2012/wordml" xmlns:w16cex="http://schemas.microsoft.com/office/word/2018/wordml/cex" xmlns:w16cid="http://schemas.microsoft.com/office/word/2016/wordml/cid" xmlns:w16="http://schemas.microsoft.com/office/word/2018/wordml" xmlns:w16du="http://schemas.microsoft.com/office/word/2023/wordml/word16du" xmlns:w16sdtdh="http://schemas.microsoft.com/office/word/2020/wordml/sdtdatahash" xmlns:w16sdtfl="http://schemas.microsoft.com/office/word/2024/wordml/sdtformatlock" xmlns:w16se="http://schemas.microsoft.com/office/word/2015/wordml/symex" xmlns:wpg="http://schemas.microsoft.com/office/word/2010/wordprocessingGroup" xmlns:wpi="http://schemas.microsoft.com/office/word/2010/wordprocessingInk" xmlns:wne="http://schemas.microsoft.com/office/word/2006/wordml" xmlns:wps="http://schemas.microsoft.com/office/word/2010/wordprocessingShape" mc:Ignorable="w14 w15 w16se w16cid w16 w16cex w16sdtdh w16sdtfl w16du wp14">
   <w:sdt>
     <w:sdtPr>
       <w:id w:val="1475951432"/>
@@ -4531,7 +5338,6 @@
         <w:docPartUnique/>
       </w:docPartObj>
     </w:sdtPr>
-    <w:sdtEndPr/>
     <w:sdtContent>
       <w:p>
         <w:pPr>
@@ -4573,7 +5379,7 @@
 </file>
 
 <file path=word/footnotes.xml><?xml version="1.0" encoding="utf-8"?>
-<w:footnotes xmlns:wpc="http://schemas.microsoft.com/office/word/2010/wordprocessingCanvas" xmlns:cx="http://schemas.microsoft.com/office/drawing/2014/chartex" xmlns:cx1="http://schemas.microsoft.com/office/drawing/2015/9/8/chartex" xmlns:cx2="http://schemas.microsoft.com/office/drawing/2015/10/21/chartex" xmlns:cx3="http://schemas.microsoft.com/office/drawing/2016/5/9/chartex" xmlns:cx4="http://schemas.microsoft.com/office/drawing/2016/5/10/chartex" xmlns:cx5="http://schemas.microsoft.com/office/drawing/2016/5/11/chartex" xmlns:cx6="http://schemas.microsoft.com/office/drawing/2016/5/12/chartex" xmlns:cx7="http://schemas.microsoft.com/office/drawing/2016/5/13/chartex" xmlns:cx8="http://schemas.microsoft.com/office/drawing/2016/5/14/chartex" xmlns:mc="http://schemas.openxmlformats.org/markup-compatibility/2006" xmlns:aink="http://schemas.microsoft.com/office/drawing/2016/ink" xmlns:am3d="http://schemas.microsoft.com/office/drawing/2017/model3d" xmlns:o="urn:schemas-microsoft-com:office:office" xmlns:r="http://schemas.openxmlformats.org/officeDocument/2006/relationships" xmlns:m="http://schemas.openxmlformats.org/officeDocument/2006/math" xmlns:v="urn:schemas-microsoft-com:vml" xmlns:wp14="http://schemas.microsoft.com/office/word/2010/wordprocessingDrawing" xmlns:wp="http://schemas.openxmlformats.org/drawingml/2006/wordprocessingDrawing" xmlns:w10="urn:schemas-microsoft-com:office:word" xmlns:w="http://schemas.openxmlformats.org/wordprocessingml/2006/main" xmlns:w14="http://schemas.microsoft.com/office/word/2010/wordml" xmlns:w15="http://schemas.microsoft.com/office/word/2012/wordml" xmlns:w16cid="http://schemas.microsoft.com/office/word/2016/wordml/cid" xmlns:w16se="http://schemas.microsoft.com/office/word/2015/wordml/symex" xmlns:wpg="http://schemas.microsoft.com/office/word/2010/wordprocessingGroup" xmlns:wpi="http://schemas.microsoft.com/office/word/2010/wordprocessingInk" xmlns:wne="http://schemas.microsoft.com/office/word/2006/wordml" xmlns:wps="http://schemas.microsoft.com/office/word/2010/wordprocessingShape" mc:Ignorable="w14 w15 w16se w16cid wp14">
+<w:footnotes xmlns:wpc="http://schemas.microsoft.com/office/word/2010/wordprocessingCanvas" xmlns:cx="http://schemas.microsoft.com/office/drawing/2014/chartex" xmlns:cx1="http://schemas.microsoft.com/office/drawing/2015/9/8/chartex" xmlns:cx2="http://schemas.microsoft.com/office/drawing/2015/10/21/chartex" xmlns:cx3="http://schemas.microsoft.com/office/drawing/2016/5/9/chartex" xmlns:cx4="http://schemas.microsoft.com/office/drawing/2016/5/10/chartex" xmlns:cx5="http://schemas.microsoft.com/office/drawing/2016/5/11/chartex" xmlns:cx6="http://schemas.microsoft.com/office/drawing/2016/5/12/chartex" xmlns:cx7="http://schemas.microsoft.com/office/drawing/2016/5/13/chartex" xmlns:cx8="http://schemas.microsoft.com/office/drawing/2016/5/14/chartex" xmlns:mc="http://schemas.openxmlformats.org/markup-compatibility/2006" xmlns:aink="http://schemas.microsoft.com/office/drawing/2016/ink" xmlns:am3d="http://schemas.microsoft.com/office/drawing/2017/model3d" xmlns:o="urn:schemas-microsoft-com:office:office" xmlns:oel="http://schemas.microsoft.com/office/2019/extlst" xmlns:r="http://schemas.openxmlformats.org/officeDocument/2006/relationships" xmlns:m="http://schemas.openxmlformats.org/officeDocument/2006/math" xmlns:v="urn:schemas-microsoft-com:vml" xmlns:wp14="http://schemas.microsoft.com/office/word/2010/wordprocessingDrawing" xmlns:wp="http://schemas.openxmlformats.org/drawingml/2006/wordprocessingDrawing" xmlns:w10="urn:schemas-microsoft-com:office:word" xmlns:w="http://schemas.openxmlformats.org/wordprocessingml/2006/main" xmlns:w14="http://schemas.microsoft.com/office/word/2010/wordml" xmlns:w15="http://schemas.microsoft.com/office/word/2012/wordml" xmlns:w16cex="http://schemas.microsoft.com/office/word/2018/wordml/cex" xmlns:w16cid="http://schemas.microsoft.com/office/word/2016/wordml/cid" xmlns:w16="http://schemas.microsoft.com/office/word/2018/wordml" xmlns:w16du="http://schemas.microsoft.com/office/word/2023/wordml/word16du" xmlns:w16sdtdh="http://schemas.microsoft.com/office/word/2020/wordml/sdtdatahash" xmlns:w16sdtfl="http://schemas.microsoft.com/office/word/2024/wordml/sdtformatlock" xmlns:w16se="http://schemas.microsoft.com/office/word/2015/wordml/symex" xmlns:wpg="http://schemas.microsoft.com/office/word/2010/wordprocessingGroup" xmlns:wpi="http://schemas.microsoft.com/office/word/2010/wordprocessingInk" xmlns:wne="http://schemas.microsoft.com/office/word/2006/wordml" xmlns:wps="http://schemas.microsoft.com/office/word/2010/wordprocessingShape" mc:Ignorable="w14 w15 w16se w16cid w16 w16cex w16sdtdh w16sdtfl w16du wp14">
   <w:footnote w:type="separator" w:id="-1">
     <w:p>
       <w:pPr>
@@ -4598,7 +5404,7 @@
 </file>
 
 <file path=word/header1.xml><?xml version="1.0" encoding="utf-8"?>
-<w:hdr xmlns:wpc="http://schemas.microsoft.com/office/word/2010/wordprocessingCanvas" xmlns:cx="http://schemas.microsoft.com/office/drawing/2014/chartex" xmlns:cx1="http://schemas.microsoft.com/office/drawing/2015/9/8/chartex" xmlns:cx2="http://schemas.microsoft.com/office/drawing/2015/10/21/chartex" xmlns:cx3="http://schemas.microsoft.com/office/drawing/2016/5/9/chartex" xmlns:cx4="http://schemas.microsoft.com/office/drawing/2016/5/10/chartex" xmlns:cx5="http://schemas.microsoft.com/office/drawing/2016/5/11/chartex" xmlns:cx6="http://schemas.microsoft.com/office/drawing/2016/5/12/chartex" xmlns:cx7="http://schemas.microsoft.com/office/drawing/2016/5/13/chartex" xmlns:cx8="http://schemas.microsoft.com/office/drawing/2016/5/14/chartex" xmlns:mc="http://schemas.openxmlformats.org/markup-compatibility/2006" xmlns:aink="http://schemas.microsoft.com/office/drawing/2016/ink" xmlns:am3d="http://schemas.microsoft.com/office/drawing/2017/model3d" xmlns:o="urn:schemas-microsoft-com:office:office" xmlns:r="http://schemas.openxmlformats.org/officeDocument/2006/relationships" xmlns:m="http://schemas.openxmlformats.org/officeDocument/2006/math" xmlns:v="urn:schemas-microsoft-com:vml" xmlns:wp14="http://schemas.microsoft.com/office/word/2010/wordprocessingDrawing" xmlns:wp="http://schemas.openxmlformats.org/drawingml/2006/wordprocessingDrawing" xmlns:w10="urn:schemas-microsoft-com:office:word" xmlns:w="http://schemas.openxmlformats.org/wordprocessingml/2006/main" xmlns:w14="http://schemas.microsoft.com/office/word/2010/wordml" xmlns:w15="http://schemas.microsoft.com/office/word/2012/wordml" xmlns:w16cid="http://schemas.microsoft.com/office/word/2016/wordml/cid" xmlns:w16se="http://schemas.microsoft.com/office/word/2015/wordml/symex" xmlns:wpg="http://schemas.microsoft.com/office/word/2010/wordprocessingGroup" xmlns:wpi="http://schemas.microsoft.com/office/word/2010/wordprocessingInk" xmlns:wne="http://schemas.microsoft.com/office/word/2006/wordml" xmlns:wps="http://schemas.microsoft.com/office/word/2010/wordprocessingShape" mc:Ignorable="w14 w15 w16se w16cid wp14">
+<w:hdr xmlns:wpc="http://schemas.microsoft.com/office/word/2010/wordprocessingCanvas" xmlns:cx="http://schemas.microsoft.com/office/drawing/2014/chartex" xmlns:cx1="http://schemas.microsoft.com/office/drawing/2015/9/8/chartex" xmlns:cx2="http://schemas.microsoft.com/office/drawing/2015/10/21/chartex" xmlns:cx3="http://schemas.microsoft.com/office/drawing/2016/5/9/chartex" xmlns:cx4="http://schemas.microsoft.com/office/drawing/2016/5/10/chartex" xmlns:cx5="http://schemas.microsoft.com/office/drawing/2016/5/11/chartex" xmlns:cx6="http://schemas.microsoft.com/office/drawing/2016/5/12/chartex" xmlns:cx7="http://schemas.microsoft.com/office/drawing/2016/5/13/chartex" xmlns:cx8="http://schemas.microsoft.com/office/drawing/2016/5/14/chartex" xmlns:mc="http://schemas.openxmlformats.org/markup-compatibility/2006" xmlns:aink="http://schemas.microsoft.com/office/drawing/2016/ink" xmlns:am3d="http://schemas.microsoft.com/office/drawing/2017/model3d" xmlns:o="urn:schemas-microsoft-com:office:office" xmlns:oel="http://schemas.microsoft.com/office/2019/extlst" xmlns:r="http://schemas.openxmlformats.org/officeDocument/2006/relationships" xmlns:m="http://schemas.openxmlformats.org/officeDocument/2006/math" xmlns:v="urn:schemas-microsoft-com:vml" xmlns:wp14="http://schemas.microsoft.com/office/word/2010/wordprocessingDrawing" xmlns:wp="http://schemas.openxmlformats.org/drawingml/2006/wordprocessingDrawing" xmlns:w10="urn:schemas-microsoft-com:office:word" xmlns:w="http://schemas.openxmlformats.org/wordprocessingml/2006/main" xmlns:w14="http://schemas.microsoft.com/office/word/2010/wordml" xmlns:w15="http://schemas.microsoft.com/office/word/2012/wordml" xmlns:w16cex="http://schemas.microsoft.com/office/word/2018/wordml/cex" xmlns:w16cid="http://schemas.microsoft.com/office/word/2016/wordml/cid" xmlns:w16="http://schemas.microsoft.com/office/word/2018/wordml" xmlns:w16du="http://schemas.microsoft.com/office/word/2023/wordml/word16du" xmlns:w16sdtdh="http://schemas.microsoft.com/office/word/2020/wordml/sdtdatahash" xmlns:w16sdtfl="http://schemas.microsoft.com/office/word/2024/wordml/sdtformatlock" xmlns:w16se="http://schemas.microsoft.com/office/word/2015/wordml/symex" xmlns:wpg="http://schemas.microsoft.com/office/word/2010/wordprocessingGroup" xmlns:wpi="http://schemas.microsoft.com/office/word/2010/wordprocessingInk" xmlns:wne="http://schemas.microsoft.com/office/word/2006/wordml" xmlns:wps="http://schemas.microsoft.com/office/word/2010/wordprocessingShape" mc:Ignorable="w14 w15 w16se w16cid w16 w16cex w16sdtdh w16sdtfl w16du wp14">
   <w:p>
     <w:pPr>
       <w:pStyle w:val="lfej"/>
@@ -4750,13 +5556,13 @@
             </wp:anchor>
           </w:drawing>
         </mc:Choice>
-        <mc:Fallback xmlns:w16sdtdh="http://schemas.microsoft.com/office/word/2020/wordml/sdtdatahash" xmlns:w16="http://schemas.microsoft.com/office/word/2018/wordml" xmlns:w16cex="http://schemas.microsoft.com/office/word/2018/wordml/cex">
+        <mc:Fallback>
           <w:pict>
             <v:shapetype w14:anchorId="06F29125" id="_x0000_t202" coordsize="21600,21600" o:spt="202" path="m,l,21600r21600,l21600,xe">
               <v:stroke joinstyle="miter"/>
               <v:path gradientshapeok="t" o:connecttype="rect"/>
             </v:shapetype>
-            <v:shape id="_x0000_s1029" type="#_x0000_t202" style="position:absolute;margin-left:272.15pt;margin-top:-8.4pt;width:207pt;height:110.6pt;z-index:251662336;visibility:visible;mso-wrap-style:square;mso-width-percent:0;mso-height-percent:200;mso-wrap-distance-left:9pt;mso-wrap-distance-top:3.6pt;mso-wrap-distance-right:9pt;mso-wrap-distance-bottom:3.6pt;mso-position-horizontal:absolute;mso-position-horizontal-relative:text;mso-position-vertical:absolute;mso-position-vertical-relative:text;mso-width-percent:0;mso-height-percent:200;mso-width-relative:margin;mso-height-relative:margin;v-text-anchor:top" o:gfxdata="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" stroked="f">
+            <v:shape id="_x0000_s1031" type="#_x0000_t202" style="position:absolute;margin-left:272.15pt;margin-top:-8.4pt;width:207pt;height:110.6pt;z-index:251662336;visibility:visible;mso-wrap-style:square;mso-width-percent:0;mso-height-percent:200;mso-wrap-distance-left:9pt;mso-wrap-distance-top:3.6pt;mso-wrap-distance-right:9pt;mso-wrap-distance-bottom:3.6pt;mso-position-horizontal:absolute;mso-position-horizontal-relative:text;mso-position-vertical:absolute;mso-position-vertical-relative:text;mso-width-percent:0;mso-height-percent:200;mso-width-relative:margin;mso-height-relative:margin;v-text-anchor:top" o:gfxdata="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" stroked="f">
               <v:textbox style="mso-fit-shape-to-text:t">
                 <w:txbxContent>
                   <w:p>
@@ -4844,9 +5650,9 @@
             </wp:anchor>
           </w:drawing>
         </mc:Choice>
-        <mc:Fallback xmlns:w16sdtdh="http://schemas.microsoft.com/office/word/2020/wordml/sdtdatahash" xmlns:w16="http://schemas.microsoft.com/office/word/2018/wordml" xmlns:w16cex="http://schemas.microsoft.com/office/word/2018/wordml/cex">
+        <mc:Fallback>
           <w:pict>
-            <v:line w14:anchorId="6C882C81" id="Egyenes összekötő 2" o:spid="_x0000_s1026" style="position:absolute;z-index:251659264;visibility:visible;mso-wrap-style:square;mso-wrap-distance-left:9pt;mso-wrap-distance-top:0;mso-wrap-distance-right:9pt;mso-wrap-distance-bottom:0;mso-position-horizontal:absolute;mso-position-horizontal-relative:text;mso-position-vertical:absolute;mso-position-vertical-relative:text" from="-.85pt,34.1pt" to="452.65pt,34.1pt" o:gfxdata="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" strokecolor="black [3200]">
+            <v:line w14:anchorId="178E346B" id="Egyenes összekötő 2" o:spid="_x0000_s1026" style="position:absolute;z-index:251659264;visibility:visible;mso-wrap-style:square;mso-wrap-distance-left:9pt;mso-wrap-distance-top:0;mso-wrap-distance-right:9pt;mso-wrap-distance-bottom:0;mso-position-horizontal:absolute;mso-position-horizontal-relative:text;mso-position-vertical:absolute;mso-position-vertical-relative:text" from="-.85pt,34.1pt" to="452.65pt,34.1pt" o:gfxdata="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" strokecolor="black [3200]">
               <v:stroke joinstyle="miter"/>
             </v:line>
           </w:pict>
@@ -4880,7 +5686,7 @@
 </file>
 
 <file path=word/header2.xml><?xml version="1.0" encoding="utf-8"?>
-<w:hdr xmlns:wpc="http://schemas.microsoft.com/office/word/2010/wordprocessingCanvas" xmlns:cx="http://schemas.microsoft.com/office/drawing/2014/chartex" xmlns:cx1="http://schemas.microsoft.com/office/drawing/2015/9/8/chartex" xmlns:cx2="http://schemas.microsoft.com/office/drawing/2015/10/21/chartex" xmlns:cx3="http://schemas.microsoft.com/office/drawing/2016/5/9/chartex" xmlns:cx4="http://schemas.microsoft.com/office/drawing/2016/5/10/chartex" xmlns:cx5="http://schemas.microsoft.com/office/drawing/2016/5/11/chartex" xmlns:cx6="http://schemas.microsoft.com/office/drawing/2016/5/12/chartex" xmlns:cx7="http://schemas.microsoft.com/office/drawing/2016/5/13/chartex" xmlns:cx8="http://schemas.microsoft.com/office/drawing/2016/5/14/chartex" xmlns:mc="http://schemas.openxmlformats.org/markup-compatibility/2006" xmlns:aink="http://schemas.microsoft.com/office/drawing/2016/ink" xmlns:am3d="http://schemas.microsoft.com/office/drawing/2017/model3d" xmlns:o="urn:schemas-microsoft-com:office:office" xmlns:r="http://schemas.openxmlformats.org/officeDocument/2006/relationships" xmlns:m="http://schemas.openxmlformats.org/officeDocument/2006/math" xmlns:v="urn:schemas-microsoft-com:vml" xmlns:wp14="http://schemas.microsoft.com/office/word/2010/wordprocessingDrawing" xmlns:wp="http://schemas.openxmlformats.org/drawingml/2006/wordprocessingDrawing" xmlns:w10="urn:schemas-microsoft-com:office:word" xmlns:w="http://schemas.openxmlformats.org/wordprocessingml/2006/main" xmlns:w14="http://schemas.microsoft.com/office/word/2010/wordml" xmlns:w15="http://schemas.microsoft.com/office/word/2012/wordml" xmlns:w16cid="http://schemas.microsoft.com/office/word/2016/wordml/cid" xmlns:w16se="http://schemas.microsoft.com/office/word/2015/wordml/symex" xmlns:wpg="http://schemas.microsoft.com/office/word/2010/wordprocessingGroup" xmlns:wpi="http://schemas.microsoft.com/office/word/2010/wordprocessingInk" xmlns:wne="http://schemas.microsoft.com/office/word/2006/wordml" xmlns:wps="http://schemas.microsoft.com/office/word/2010/wordprocessingShape" mc:Ignorable="w14 w15 w16se w16cid wp14">
+<w:hdr xmlns:wpc="http://schemas.microsoft.com/office/word/2010/wordprocessingCanvas" xmlns:cx="http://schemas.microsoft.com/office/drawing/2014/chartex" xmlns:cx1="http://schemas.microsoft.com/office/drawing/2015/9/8/chartex" xmlns:cx2="http://schemas.microsoft.com/office/drawing/2015/10/21/chartex" xmlns:cx3="http://schemas.microsoft.com/office/drawing/2016/5/9/chartex" xmlns:cx4="http://schemas.microsoft.com/office/drawing/2016/5/10/chartex" xmlns:cx5="http://schemas.microsoft.com/office/drawing/2016/5/11/chartex" xmlns:cx6="http://schemas.microsoft.com/office/drawing/2016/5/12/chartex" xmlns:cx7="http://schemas.microsoft.com/office/drawing/2016/5/13/chartex" xmlns:cx8="http://schemas.microsoft.com/office/drawing/2016/5/14/chartex" xmlns:mc="http://schemas.openxmlformats.org/markup-compatibility/2006" xmlns:aink="http://schemas.microsoft.com/office/drawing/2016/ink" xmlns:am3d="http://schemas.microsoft.com/office/drawing/2017/model3d" xmlns:o="urn:schemas-microsoft-com:office:office" xmlns:oel="http://schemas.microsoft.com/office/2019/extlst" xmlns:r="http://schemas.openxmlformats.org/officeDocument/2006/relationships" xmlns:m="http://schemas.openxmlformats.org/officeDocument/2006/math" xmlns:v="urn:schemas-microsoft-com:vml" xmlns:wp14="http://schemas.microsoft.com/office/word/2010/wordprocessingDrawing" xmlns:wp="http://schemas.openxmlformats.org/drawingml/2006/wordprocessingDrawing" xmlns:w10="urn:schemas-microsoft-com:office:word" xmlns:w="http://schemas.openxmlformats.org/wordprocessingml/2006/main" xmlns:w14="http://schemas.microsoft.com/office/word/2010/wordml" xmlns:w15="http://schemas.microsoft.com/office/word/2012/wordml" xmlns:w16cex="http://schemas.microsoft.com/office/word/2018/wordml/cex" xmlns:w16cid="http://schemas.microsoft.com/office/word/2016/wordml/cid" xmlns:w16="http://schemas.microsoft.com/office/word/2018/wordml" xmlns:w16du="http://schemas.microsoft.com/office/word/2023/wordml/word16du" xmlns:w16sdtdh="http://schemas.microsoft.com/office/word/2020/wordml/sdtdatahash" xmlns:w16sdtfl="http://schemas.microsoft.com/office/word/2024/wordml/sdtformatlock" xmlns:w16se="http://schemas.microsoft.com/office/word/2015/wordml/symex" xmlns:wpg="http://schemas.microsoft.com/office/word/2010/wordprocessingGroup" xmlns:wpi="http://schemas.microsoft.com/office/word/2010/wordprocessingInk" xmlns:wne="http://schemas.microsoft.com/office/word/2006/wordml" xmlns:wps="http://schemas.microsoft.com/office/word/2010/wordprocessingShape" mc:Ignorable="w14 w15 w16se w16cid w16 w16cex w16sdtdh w16sdtfl w16du wp14">
   <w:p>
     <w:pPr>
       <w:pStyle w:val="lfej"/>
@@ -4937,8 +5743,121 @@
 </file>
 
 <file path=word/numbering.xml><?xml version="1.0" encoding="utf-8"?>
-<w:numbering xmlns:wpc="http://schemas.microsoft.com/office/word/2010/wordprocessingCanvas" xmlns:cx="http://schemas.microsoft.com/office/drawing/2014/chartex" xmlns:cx1="http://schemas.microsoft.com/office/drawing/2015/9/8/chartex" xmlns:cx2="http://schemas.microsoft.com/office/drawing/2015/10/21/chartex" xmlns:cx3="http://schemas.microsoft.com/office/drawing/2016/5/9/chartex" xmlns:cx4="http://schemas.microsoft.com/office/drawing/2016/5/10/chartex" xmlns:cx5="http://schemas.microsoft.com/office/drawing/2016/5/11/chartex" xmlns:cx6="http://schemas.microsoft.com/office/drawing/2016/5/12/chartex" xmlns:cx7="http://schemas.microsoft.com/office/drawing/2016/5/13/chartex" xmlns:cx8="http://schemas.microsoft.com/office/drawing/2016/5/14/chartex" xmlns:mc="http://schemas.openxmlformats.org/markup-compatibility/2006" xmlns:aink="http://schemas.microsoft.com/office/drawing/2016/ink" xmlns:am3d="http://schemas.microsoft.com/office/drawing/2017/model3d" xmlns:o="urn:schemas-microsoft-com:office:office" xmlns:r="http://schemas.openxmlformats.org/officeDocument/2006/relationships" xmlns:m="http://schemas.openxmlformats.org/officeDocument/2006/math" xmlns:v="urn:schemas-microsoft-com:vml" xmlns:wp14="http://schemas.microsoft.com/office/word/2010/wordprocessingDrawing" xmlns:wp="http://schemas.openxmlformats.org/drawingml/2006/wordprocessingDrawing" xmlns:w10="urn:schemas-microsoft-com:office:word" xmlns:w="http://schemas.openxmlformats.org/wordprocessingml/2006/main" xmlns:w14="http://schemas.microsoft.com/office/word/2010/wordml" xmlns:w15="http://schemas.microsoft.com/office/word/2012/wordml" xmlns:w16cid="http://schemas.microsoft.com/office/word/2016/wordml/cid" xmlns:w16se="http://schemas.microsoft.com/office/word/2015/wordml/symex" xmlns:wpg="http://schemas.microsoft.com/office/word/2010/wordprocessingGroup" xmlns:wpi="http://schemas.microsoft.com/office/word/2010/wordprocessingInk" xmlns:wne="http://schemas.microsoft.com/office/word/2006/wordml" xmlns:wps="http://schemas.microsoft.com/office/word/2010/wordprocessingShape" mc:Ignorable="w14 w15 w16se w16cid wp14">
+<w:numbering xmlns:wpc="http://schemas.microsoft.com/office/word/2010/wordprocessingCanvas" xmlns:cx="http://schemas.microsoft.com/office/drawing/2014/chartex" xmlns:cx1="http://schemas.microsoft.com/office/drawing/2015/9/8/chartex" xmlns:cx2="http://schemas.microsoft.com/office/drawing/2015/10/21/chartex" xmlns:cx3="http://schemas.microsoft.com/office/drawing/2016/5/9/chartex" xmlns:cx4="http://schemas.microsoft.com/office/drawing/2016/5/10/chartex" xmlns:cx5="http://schemas.microsoft.com/office/drawing/2016/5/11/chartex" xmlns:cx6="http://schemas.microsoft.com/office/drawing/2016/5/12/chartex" xmlns:cx7="http://schemas.microsoft.com/office/drawing/2016/5/13/chartex" xmlns:cx8="http://schemas.microsoft.com/office/drawing/2016/5/14/chartex" xmlns:mc="http://schemas.openxmlformats.org/markup-compatibility/2006" xmlns:aink="http://schemas.microsoft.com/office/drawing/2016/ink" xmlns:am3d="http://schemas.microsoft.com/office/drawing/2017/model3d" xmlns:o="urn:schemas-microsoft-com:office:office" xmlns:oel="http://schemas.microsoft.com/office/2019/extlst" xmlns:r="http://schemas.openxmlformats.org/officeDocument/2006/relationships" xmlns:m="http://schemas.openxmlformats.org/officeDocument/2006/math" xmlns:v="urn:schemas-microsoft-com:vml" xmlns:wp14="http://schemas.microsoft.com/office/word/2010/wordprocessingDrawing" xmlns:wp="http://schemas.openxmlformats.org/drawingml/2006/wordprocessingDrawing" xmlns:w10="urn:schemas-microsoft-com:office:word" xmlns:w="http://schemas.openxmlformats.org/wordprocessingml/2006/main" xmlns:w14="http://schemas.microsoft.com/office/word/2010/wordml" xmlns:w15="http://schemas.microsoft.com/office/word/2012/wordml" xmlns:w16cex="http://schemas.microsoft.com/office/word/2018/wordml/cex" xmlns:w16cid="http://schemas.microsoft.com/office/word/2016/wordml/cid" xmlns:w16="http://schemas.microsoft.com/office/word/2018/wordml" xmlns:w16du="http://schemas.microsoft.com/office/word/2023/wordml/word16du" xmlns:w16sdtdh="http://schemas.microsoft.com/office/word/2020/wordml/sdtdatahash" xmlns:w16sdtfl="http://schemas.microsoft.com/office/word/2024/wordml/sdtformatlock" xmlns:w16se="http://schemas.microsoft.com/office/word/2015/wordml/symex" xmlns:wpg="http://schemas.microsoft.com/office/word/2010/wordprocessingGroup" xmlns:wpi="http://schemas.microsoft.com/office/word/2010/wordprocessingInk" xmlns:wne="http://schemas.microsoft.com/office/word/2006/wordml" xmlns:wps="http://schemas.microsoft.com/office/word/2010/wordprocessingShape" mc:Ignorable="w14 w15 w16se w16cid w16 w16cex w16sdtdh w16sdtfl w16du wp14">
   <w:abstractNum w:abstractNumId="0" w15:restartNumberingAfterBreak="0">
+    <w:nsid w:val="01C92ADB"/>
+    <w:multiLevelType w:val="hybridMultilevel"/>
+    <w:tmpl w:val="AD7E3ECC"/>
+    <w:lvl w:ilvl="0" w:tplc="040E0001">
+      <w:start w:val="1"/>
+      <w:numFmt w:val="bullet"/>
+      <w:lvlText w:val=""/>
+      <w:lvlJc w:val="left"/>
+      <w:pPr>
+        <w:ind w:left="1425" w:hanging="360"/>
+      </w:pPr>
+      <w:rPr>
+        <w:rFonts w:ascii="Symbol" w:hAnsi="Symbol" w:hint="default"/>
+      </w:rPr>
+    </w:lvl>
+    <w:lvl w:ilvl="1" w:tplc="040E0003" w:tentative="1">
+      <w:start w:val="1"/>
+      <w:numFmt w:val="bullet"/>
+      <w:lvlText w:val="o"/>
+      <w:lvlJc w:val="left"/>
+      <w:pPr>
+        <w:ind w:left="2145" w:hanging="360"/>
+      </w:pPr>
+      <w:rPr>
+        <w:rFonts w:ascii="Courier New" w:hAnsi="Courier New" w:cs="Courier New" w:hint="default"/>
+      </w:rPr>
+    </w:lvl>
+    <w:lvl w:ilvl="2" w:tplc="040E0005" w:tentative="1">
+      <w:start w:val="1"/>
+      <w:numFmt w:val="bullet"/>
+      <w:lvlText w:val=""/>
+      <w:lvlJc w:val="left"/>
+      <w:pPr>
+        <w:ind w:left="2865" w:hanging="360"/>
+      </w:pPr>
+      <w:rPr>
+        <w:rFonts w:ascii="Wingdings" w:hAnsi="Wingdings" w:hint="default"/>
+      </w:rPr>
+    </w:lvl>
+    <w:lvl w:ilvl="3" w:tplc="040E0001" w:tentative="1">
+      <w:start w:val="1"/>
+      <w:numFmt w:val="bullet"/>
+      <w:lvlText w:val=""/>
+      <w:lvlJc w:val="left"/>
+      <w:pPr>
+        <w:ind w:left="3585" w:hanging="360"/>
+      </w:pPr>
+      <w:rPr>
+        <w:rFonts w:ascii="Symbol" w:hAnsi="Symbol" w:hint="default"/>
+      </w:rPr>
+    </w:lvl>
+    <w:lvl w:ilvl="4" w:tplc="040E0003" w:tentative="1">
+      <w:start w:val="1"/>
+      <w:numFmt w:val="bullet"/>
+      <w:lvlText w:val="o"/>
+      <w:lvlJc w:val="left"/>
+      <w:pPr>
+        <w:ind w:left="4305" w:hanging="360"/>
+      </w:pPr>
+      <w:rPr>
+        <w:rFonts w:ascii="Courier New" w:hAnsi="Courier New" w:cs="Courier New" w:hint="default"/>
+      </w:rPr>
+    </w:lvl>
+    <w:lvl w:ilvl="5" w:tplc="040E0005" w:tentative="1">
+      <w:start w:val="1"/>
+      <w:numFmt w:val="bullet"/>
+      <w:lvlText w:val=""/>
+      <w:lvlJc w:val="left"/>
+      <w:pPr>
+        <w:ind w:left="5025" w:hanging="360"/>
+      </w:pPr>
+      <w:rPr>
+        <w:rFonts w:ascii="Wingdings" w:hAnsi="Wingdings" w:hint="default"/>
+      </w:rPr>
+    </w:lvl>
+    <w:lvl w:ilvl="6" w:tplc="040E0001" w:tentative="1">
+      <w:start w:val="1"/>
+      <w:numFmt w:val="bullet"/>
+      <w:lvlText w:val=""/>
+      <w:lvlJc w:val="left"/>
+      <w:pPr>
+        <w:ind w:left="5745" w:hanging="360"/>
+      </w:pPr>
+      <w:rPr>
+        <w:rFonts w:ascii="Symbol" w:hAnsi="Symbol" w:hint="default"/>
+      </w:rPr>
+    </w:lvl>
+    <w:lvl w:ilvl="7" w:tplc="040E0003" w:tentative="1">
+      <w:start w:val="1"/>
+      <w:numFmt w:val="bullet"/>
+      <w:lvlText w:val="o"/>
+      <w:lvlJc w:val="left"/>
+      <w:pPr>
+        <w:ind w:left="6465" w:hanging="360"/>
+      </w:pPr>
+      <w:rPr>
+        <w:rFonts w:ascii="Courier New" w:hAnsi="Courier New" w:cs="Courier New" w:hint="default"/>
+      </w:rPr>
+    </w:lvl>
+    <w:lvl w:ilvl="8" w:tplc="040E0005" w:tentative="1">
+      <w:start w:val="1"/>
+      <w:numFmt w:val="bullet"/>
+      <w:lvlText w:val=""/>
+      <w:lvlJc w:val="left"/>
+      <w:pPr>
+        <w:ind w:left="7185" w:hanging="360"/>
+      </w:pPr>
+      <w:rPr>
+        <w:rFonts w:ascii="Wingdings" w:hAnsi="Wingdings" w:hint="default"/>
+      </w:rPr>
+    </w:lvl>
+  </w:abstractNum>
+  <w:abstractNum w:abstractNumId="1" w15:restartNumberingAfterBreak="0">
     <w:nsid w:val="1C79062B"/>
     <w:multiLevelType w:val="multilevel"/>
     <w:tmpl w:val="FAB4681E"/>
@@ -5059,14 +5978,249 @@
       </w:rPr>
     </w:lvl>
   </w:abstractNum>
-  <w:num w:numId="1">
+  <w:abstractNum w:abstractNumId="2" w15:restartNumberingAfterBreak="0">
+    <w:nsid w:val="46BE243E"/>
+    <w:multiLevelType w:val="hybridMultilevel"/>
+    <w:tmpl w:val="554A6772"/>
+    <w:lvl w:ilvl="0" w:tplc="040E0001">
+      <w:start w:val="1"/>
+      <w:numFmt w:val="bullet"/>
+      <w:lvlText w:val=""/>
+      <w:lvlJc w:val="left"/>
+      <w:pPr>
+        <w:ind w:left="1428" w:hanging="360"/>
+      </w:pPr>
+      <w:rPr>
+        <w:rFonts w:ascii="Symbol" w:hAnsi="Symbol" w:hint="default"/>
+      </w:rPr>
+    </w:lvl>
+    <w:lvl w:ilvl="1" w:tplc="040E0003" w:tentative="1">
+      <w:start w:val="1"/>
+      <w:numFmt w:val="bullet"/>
+      <w:lvlText w:val="o"/>
+      <w:lvlJc w:val="left"/>
+      <w:pPr>
+        <w:ind w:left="2148" w:hanging="360"/>
+      </w:pPr>
+      <w:rPr>
+        <w:rFonts w:ascii="Courier New" w:hAnsi="Courier New" w:cs="Courier New" w:hint="default"/>
+      </w:rPr>
+    </w:lvl>
+    <w:lvl w:ilvl="2" w:tplc="040E0005" w:tentative="1">
+      <w:start w:val="1"/>
+      <w:numFmt w:val="bullet"/>
+      <w:lvlText w:val=""/>
+      <w:lvlJc w:val="left"/>
+      <w:pPr>
+        <w:ind w:left="2868" w:hanging="360"/>
+      </w:pPr>
+      <w:rPr>
+        <w:rFonts w:ascii="Wingdings" w:hAnsi="Wingdings" w:hint="default"/>
+      </w:rPr>
+    </w:lvl>
+    <w:lvl w:ilvl="3" w:tplc="040E0001" w:tentative="1">
+      <w:start w:val="1"/>
+      <w:numFmt w:val="bullet"/>
+      <w:lvlText w:val=""/>
+      <w:lvlJc w:val="left"/>
+      <w:pPr>
+        <w:ind w:left="3588" w:hanging="360"/>
+      </w:pPr>
+      <w:rPr>
+        <w:rFonts w:ascii="Symbol" w:hAnsi="Symbol" w:hint="default"/>
+      </w:rPr>
+    </w:lvl>
+    <w:lvl w:ilvl="4" w:tplc="040E0003" w:tentative="1">
+      <w:start w:val="1"/>
+      <w:numFmt w:val="bullet"/>
+      <w:lvlText w:val="o"/>
+      <w:lvlJc w:val="left"/>
+      <w:pPr>
+        <w:ind w:left="4308" w:hanging="360"/>
+      </w:pPr>
+      <w:rPr>
+        <w:rFonts w:ascii="Courier New" w:hAnsi="Courier New" w:cs="Courier New" w:hint="default"/>
+      </w:rPr>
+    </w:lvl>
+    <w:lvl w:ilvl="5" w:tplc="040E0005" w:tentative="1">
+      <w:start w:val="1"/>
+      <w:numFmt w:val="bullet"/>
+      <w:lvlText w:val=""/>
+      <w:lvlJc w:val="left"/>
+      <w:pPr>
+        <w:ind w:left="5028" w:hanging="360"/>
+      </w:pPr>
+      <w:rPr>
+        <w:rFonts w:ascii="Wingdings" w:hAnsi="Wingdings" w:hint="default"/>
+      </w:rPr>
+    </w:lvl>
+    <w:lvl w:ilvl="6" w:tplc="040E0001" w:tentative="1">
+      <w:start w:val="1"/>
+      <w:numFmt w:val="bullet"/>
+      <w:lvlText w:val=""/>
+      <w:lvlJc w:val="left"/>
+      <w:pPr>
+        <w:ind w:left="5748" w:hanging="360"/>
+      </w:pPr>
+      <w:rPr>
+        <w:rFonts w:ascii="Symbol" w:hAnsi="Symbol" w:hint="default"/>
+      </w:rPr>
+    </w:lvl>
+    <w:lvl w:ilvl="7" w:tplc="040E0003" w:tentative="1">
+      <w:start w:val="1"/>
+      <w:numFmt w:val="bullet"/>
+      <w:lvlText w:val="o"/>
+      <w:lvlJc w:val="left"/>
+      <w:pPr>
+        <w:ind w:left="6468" w:hanging="360"/>
+      </w:pPr>
+      <w:rPr>
+        <w:rFonts w:ascii="Courier New" w:hAnsi="Courier New" w:cs="Courier New" w:hint="default"/>
+      </w:rPr>
+    </w:lvl>
+    <w:lvl w:ilvl="8" w:tplc="040E0005" w:tentative="1">
+      <w:start w:val="1"/>
+      <w:numFmt w:val="bullet"/>
+      <w:lvlText w:val=""/>
+      <w:lvlJc w:val="left"/>
+      <w:pPr>
+        <w:ind w:left="7188" w:hanging="360"/>
+      </w:pPr>
+      <w:rPr>
+        <w:rFonts w:ascii="Wingdings" w:hAnsi="Wingdings" w:hint="default"/>
+      </w:rPr>
+    </w:lvl>
+  </w:abstractNum>
+  <w:abstractNum w:abstractNumId="3" w15:restartNumberingAfterBreak="0">
+    <w:nsid w:val="5D3C18A6"/>
+    <w:multiLevelType w:val="hybridMultilevel"/>
+    <w:tmpl w:val="A6BC14D6"/>
+    <w:lvl w:ilvl="0" w:tplc="040E0001">
+      <w:start w:val="1"/>
+      <w:numFmt w:val="bullet"/>
+      <w:lvlText w:val=""/>
+      <w:lvlJc w:val="left"/>
+      <w:pPr>
+        <w:ind w:left="1428" w:hanging="360"/>
+      </w:pPr>
+      <w:rPr>
+        <w:rFonts w:ascii="Symbol" w:hAnsi="Symbol" w:hint="default"/>
+      </w:rPr>
+    </w:lvl>
+    <w:lvl w:ilvl="1" w:tplc="040E0003" w:tentative="1">
+      <w:start w:val="1"/>
+      <w:numFmt w:val="bullet"/>
+      <w:lvlText w:val="o"/>
+      <w:lvlJc w:val="left"/>
+      <w:pPr>
+        <w:ind w:left="2148" w:hanging="360"/>
+      </w:pPr>
+      <w:rPr>
+        <w:rFonts w:ascii="Courier New" w:hAnsi="Courier New" w:cs="Courier New" w:hint="default"/>
+      </w:rPr>
+    </w:lvl>
+    <w:lvl w:ilvl="2" w:tplc="040E0005" w:tentative="1">
+      <w:start w:val="1"/>
+      <w:numFmt w:val="bullet"/>
+      <w:lvlText w:val=""/>
+      <w:lvlJc w:val="left"/>
+      <w:pPr>
+        <w:ind w:left="2868" w:hanging="360"/>
+      </w:pPr>
+      <w:rPr>
+        <w:rFonts w:ascii="Wingdings" w:hAnsi="Wingdings" w:hint="default"/>
+      </w:rPr>
+    </w:lvl>
+    <w:lvl w:ilvl="3" w:tplc="040E0001" w:tentative="1">
+      <w:start w:val="1"/>
+      <w:numFmt w:val="bullet"/>
+      <w:lvlText w:val=""/>
+      <w:lvlJc w:val="left"/>
+      <w:pPr>
+        <w:ind w:left="3588" w:hanging="360"/>
+      </w:pPr>
+      <w:rPr>
+        <w:rFonts w:ascii="Symbol" w:hAnsi="Symbol" w:hint="default"/>
+      </w:rPr>
+    </w:lvl>
+    <w:lvl w:ilvl="4" w:tplc="040E0003" w:tentative="1">
+      <w:start w:val="1"/>
+      <w:numFmt w:val="bullet"/>
+      <w:lvlText w:val="o"/>
+      <w:lvlJc w:val="left"/>
+      <w:pPr>
+        <w:ind w:left="4308" w:hanging="360"/>
+      </w:pPr>
+      <w:rPr>
+        <w:rFonts w:ascii="Courier New" w:hAnsi="Courier New" w:cs="Courier New" w:hint="default"/>
+      </w:rPr>
+    </w:lvl>
+    <w:lvl w:ilvl="5" w:tplc="040E0005" w:tentative="1">
+      <w:start w:val="1"/>
+      <w:numFmt w:val="bullet"/>
+      <w:lvlText w:val=""/>
+      <w:lvlJc w:val="left"/>
+      <w:pPr>
+        <w:ind w:left="5028" w:hanging="360"/>
+      </w:pPr>
+      <w:rPr>
+        <w:rFonts w:ascii="Wingdings" w:hAnsi="Wingdings" w:hint="default"/>
+      </w:rPr>
+    </w:lvl>
+    <w:lvl w:ilvl="6" w:tplc="040E0001" w:tentative="1">
+      <w:start w:val="1"/>
+      <w:numFmt w:val="bullet"/>
+      <w:lvlText w:val=""/>
+      <w:lvlJc w:val="left"/>
+      <w:pPr>
+        <w:ind w:left="5748" w:hanging="360"/>
+      </w:pPr>
+      <w:rPr>
+        <w:rFonts w:ascii="Symbol" w:hAnsi="Symbol" w:hint="default"/>
+      </w:rPr>
+    </w:lvl>
+    <w:lvl w:ilvl="7" w:tplc="040E0003" w:tentative="1">
+      <w:start w:val="1"/>
+      <w:numFmt w:val="bullet"/>
+      <w:lvlText w:val="o"/>
+      <w:lvlJc w:val="left"/>
+      <w:pPr>
+        <w:ind w:left="6468" w:hanging="360"/>
+      </w:pPr>
+      <w:rPr>
+        <w:rFonts w:ascii="Courier New" w:hAnsi="Courier New" w:cs="Courier New" w:hint="default"/>
+      </w:rPr>
+    </w:lvl>
+    <w:lvl w:ilvl="8" w:tplc="040E0005" w:tentative="1">
+      <w:start w:val="1"/>
+      <w:numFmt w:val="bullet"/>
+      <w:lvlText w:val=""/>
+      <w:lvlJc w:val="left"/>
+      <w:pPr>
+        <w:ind w:left="7188" w:hanging="360"/>
+      </w:pPr>
+      <w:rPr>
+        <w:rFonts w:ascii="Wingdings" w:hAnsi="Wingdings" w:hint="default"/>
+      </w:rPr>
+    </w:lvl>
+  </w:abstractNum>
+  <w:num w:numId="1" w16cid:durableId="867176907">
+    <w:abstractNumId w:val="1"/>
+  </w:num>
+  <w:num w:numId="2" w16cid:durableId="860901751">
     <w:abstractNumId w:val="0"/>
+  </w:num>
+  <w:num w:numId="3" w16cid:durableId="1950623417">
+    <w:abstractNumId w:val="2"/>
+  </w:num>
+  <w:num w:numId="4" w16cid:durableId="550117566">
+    <w:abstractNumId w:val="3"/>
   </w:num>
 </w:numbering>
 </file>
 
 <file path=word/styles.xml><?xml version="1.0" encoding="utf-8"?>
-<w:styles xmlns:mc="http://schemas.openxmlformats.org/markup-compatibility/2006" xmlns:r="http://schemas.openxmlformats.org/officeDocument/2006/relationships" xmlns:w="http://schemas.openxmlformats.org/wordprocessingml/2006/main" xmlns:w14="http://schemas.microsoft.com/office/word/2010/wordml" xmlns:w15="http://schemas.microsoft.com/office/word/2012/wordml" xmlns:w16cid="http://schemas.microsoft.com/office/word/2016/wordml/cid" xmlns:w16se="http://schemas.microsoft.com/office/word/2015/wordml/symex" mc:Ignorable="w14 w15 w16se w16cid">
+<w:styles xmlns:mc="http://schemas.openxmlformats.org/markup-compatibility/2006" xmlns:r="http://schemas.openxmlformats.org/officeDocument/2006/relationships" xmlns:w="http://schemas.openxmlformats.org/wordprocessingml/2006/main" xmlns:w14="http://schemas.microsoft.com/office/word/2010/wordml" xmlns:w15="http://schemas.microsoft.com/office/word/2012/wordml" xmlns:w16cex="http://schemas.microsoft.com/office/word/2018/wordml/cex" xmlns:w16cid="http://schemas.microsoft.com/office/word/2016/wordml/cid" xmlns:w16="http://schemas.microsoft.com/office/word/2018/wordml" xmlns:w16du="http://schemas.microsoft.com/office/word/2023/wordml/word16du" xmlns:w16sdtdh="http://schemas.microsoft.com/office/word/2020/wordml/sdtdatahash" xmlns:w16sdtfl="http://schemas.microsoft.com/office/word/2024/wordml/sdtformatlock" xmlns:w16se="http://schemas.microsoft.com/office/word/2015/wordml/symex" mc:Ignorable="w14 w15 w16se w16cid w16 w16cex w16sdtdh w16sdtfl w16du">
   <w:docDefaults>
     <w:rPrDefault>
       <w:rPr>
@@ -5082,7 +6236,7 @@
       </w:pPr>
     </w:pPrDefault>
   </w:docDefaults>
-  <w:latentStyles w:defLockedState="0" w:defUIPriority="99" w:defSemiHidden="0" w:defUnhideWhenUsed="0" w:defQFormat="0" w:count="375">
+  <w:latentStyles w:defLockedState="0" w:defUIPriority="99" w:defSemiHidden="0" w:defUnhideWhenUsed="0" w:defQFormat="0" w:count="376">
     <w:lsdException w:name="Normal" w:uiPriority="0" w:qFormat="1"/>
     <w:lsdException w:name="heading 1" w:uiPriority="9" w:qFormat="1"/>
     <w:lsdException w:name="heading 2" w:semiHidden="1" w:uiPriority="9" w:unhideWhenUsed="1" w:qFormat="1"/>
@@ -5458,6 +6612,7 @@
     <w:lsdException w:name="Smart Hyperlink" w:semiHidden="1" w:unhideWhenUsed="1"/>
     <w:lsdException w:name="Hashtag" w:semiHidden="1" w:unhideWhenUsed="1"/>
     <w:lsdException w:name="Unresolved Mention" w:semiHidden="1" w:unhideWhenUsed="1"/>
+    <w:lsdException w:name="Smart Link" w:semiHidden="1" w:unhideWhenUsed="1"/>
   </w:latentStyles>
   <w:style w:type="paragraph" w:default="1" w:styleId="Norml">
     <w:name w:val="Normal"/>
@@ -5683,7 +6838,7 @@
     <w:rPr>
       <w:rFonts w:asciiTheme="majorHAnsi" w:hAnsiTheme="majorHAnsi"/>
       <w:b w:val="0"/>
-      <w:color w:val="2F5496" w:themeColor="accent1" w:themeShade="BF"/>
+      <w:color w:val="0F4761" w:themeColor="accent1" w:themeShade="BF"/>
       <w:u w:val="none"/>
       <w:lang w:eastAsia="hu-HU"/>
     </w:rPr>
@@ -5733,7 +6888,7 @@
     <w:unhideWhenUsed/>
     <w:rsid w:val="00973880"/>
     <w:rPr>
-      <w:color w:val="0563C1" w:themeColor="hyperlink"/>
+      <w:color w:val="467886" w:themeColor="hyperlink"/>
       <w:u w:val="single"/>
     </w:rPr>
   </w:style>
@@ -5758,6 +6913,25 @@
       <w:color w:val="808080"/>
     </w:rPr>
   </w:style>
+  <w:style w:type="paragraph" w:styleId="Kpalrs">
+    <w:name w:val="caption"/>
+    <w:basedOn w:val="Norml"/>
+    <w:next w:val="Norml"/>
+    <w:uiPriority w:val="35"/>
+    <w:unhideWhenUsed/>
+    <w:qFormat/>
+    <w:rsid w:val="00A470BF"/>
+    <w:pPr>
+      <w:spacing w:after="200" w:line="240" w:lineRule="auto"/>
+    </w:pPr>
+    <w:rPr>
+      <w:i/>
+      <w:iCs/>
+      <w:color w:val="0E2841" w:themeColor="text2"/>
+      <w:sz w:val="18"/>
+      <w:szCs w:val="18"/>
+    </w:rPr>
+  </w:style>
 </w:styles>
 </file>
 
@@ -5772,39 +6946,39 @@
         <a:sysClr val="window" lastClr="FFFFFF"/>
       </a:lt1>
       <a:dk2>
-        <a:srgbClr val="44546A"/>
+        <a:srgbClr val="0E2841"/>
       </a:dk2>
       <a:lt2>
-        <a:srgbClr val="E7E6E6"/>
+        <a:srgbClr val="E8E8E8"/>
       </a:lt2>
       <a:accent1>
-        <a:srgbClr val="4472C4"/>
+        <a:srgbClr val="156082"/>
       </a:accent1>
       <a:accent2>
-        <a:srgbClr val="ED7D31"/>
+        <a:srgbClr val="E97132"/>
       </a:accent2>
       <a:accent3>
-        <a:srgbClr val="A5A5A5"/>
+        <a:srgbClr val="196B24"/>
       </a:accent3>
       <a:accent4>
-        <a:srgbClr val="FFC000"/>
+        <a:srgbClr val="0F9ED5"/>
       </a:accent4>
       <a:accent5>
-        <a:srgbClr val="5B9BD5"/>
+        <a:srgbClr val="A02B93"/>
       </a:accent5>
       <a:accent6>
-        <a:srgbClr val="70AD47"/>
+        <a:srgbClr val="4EA72E"/>
       </a:accent6>
       <a:hlink>
-        <a:srgbClr val="0563C1"/>
+        <a:srgbClr val="467886"/>
       </a:hlink>
       <a:folHlink>
-        <a:srgbClr val="954F72"/>
+        <a:srgbClr val="96607D"/>
       </a:folHlink>
     </a:clrScheme>
     <a:fontScheme name="Office">
       <a:majorFont>
-        <a:latin typeface="Calibri Light" panose="020F0302020204030204"/>
+        <a:latin typeface="Aptos Display" panose="02110004020202020204"/>
         <a:ea typeface=""/>
         <a:cs typeface=""/>
         <a:font script="Jpan" typeface="游ゴシック Light"/>
@@ -5856,7 +7030,7 @@
         <a:font script="Tfng" typeface="Ebrima"/>
       </a:majorFont>
       <a:minorFont>
-        <a:latin typeface="Calibri" panose="020F0502020204030204"/>
+        <a:latin typeface="Aptos" panose="02110004020202020204"/>
         <a:ea typeface=""/>
         <a:cs typeface=""/>
         <a:font script="Jpan" typeface="游明朝"/>
@@ -5967,13 +7141,6 @@
         </a:gradFill>
       </a:fillStyleLst>
       <a:lnStyleLst>
-        <a:ln w="6350" cap="flat" cmpd="sng" algn="ctr">
-          <a:solidFill>
-            <a:schemeClr val="phClr"/>
-          </a:solidFill>
-          <a:prstDash val="solid"/>
-          <a:miter lim="800000"/>
-        </a:ln>
         <a:ln w="12700" cap="flat" cmpd="sng" algn="ctr">
           <a:solidFill>
             <a:schemeClr val="phClr"/>
@@ -5982,6 +7149,13 @@
           <a:miter lim="800000"/>
         </a:ln>
         <a:ln w="19050" cap="flat" cmpd="sng" algn="ctr">
+          <a:solidFill>
+            <a:schemeClr val="phClr"/>
+          </a:solidFill>
+          <a:prstDash val="solid"/>
+          <a:miter lim="800000"/>
+        </a:ln>
+        <a:ln w="25400" cap="flat" cmpd="sng" algn="ctr">
           <a:solidFill>
             <a:schemeClr val="phClr"/>
           </a:solidFill>
@@ -6046,11 +7220,31 @@
       </a:bgFillStyleLst>
     </a:fmtScheme>
   </a:themeElements>
-  <a:objectDefaults/>
+  <a:objectDefaults>
+    <a:lnDef>
+      <a:spPr/>
+      <a:bodyPr/>
+      <a:lstStyle/>
+      <a:style>
+        <a:lnRef idx="2">
+          <a:schemeClr val="accent1"/>
+        </a:lnRef>
+        <a:fillRef idx="0">
+          <a:schemeClr val="accent1"/>
+        </a:fillRef>
+        <a:effectRef idx="1">
+          <a:schemeClr val="accent1"/>
+        </a:effectRef>
+        <a:fontRef idx="minor">
+          <a:schemeClr val="tx1"/>
+        </a:fontRef>
+      </a:style>
+    </a:lnDef>
+  </a:objectDefaults>
   <a:extraClrSchemeLst/>
   <a:extLst>
     <a:ext uri="{05A4C25C-085E-4340-85A3-A5531E510DB2}">
-      <thm15:themeFamily xmlns:thm15="http://schemas.microsoft.com/office/thememl/2012/main" name="Office Theme" id="{62F939B6-93AF-4DB8-9C6B-D6C7DFDC589F}" vid="{4A3C46E8-61CC-4603-A589-7422A47A8E4A}"/>
+      <thm15:themeFamily xmlns:thm15="http://schemas.microsoft.com/office/thememl/2012/main" name="Office Theme" id="{2E142A2C-CD16-42D6-873A-C26D2A0506FA}" vid="{1BDDFF52-6CD6-40A5-AB3C-68EB2F1E4D0A}"/>
     </a:ext>
   </a:extLst>
 </a:theme>

--- a/dokumentacio/DOKUMENTÁCIÓ.docx
+++ b/dokumentacio/DOKUMENTÁCIÓ.docx
@@ -4993,7 +4993,7 @@
     </w:p>
     <w:p>
       <w:pPr>
-        <w:jc w:val="both"/>
+        <w:pStyle w:val="Cmsor2"/>
       </w:pPr>
       <w:r>
         <w:tab/>
@@ -5013,6 +5013,7 @@
       </w:r>
       <w:proofErr w:type="spellEnd"/>
     </w:p>
+    <w:p/>
     <w:p>
       <w:pPr>
         <w:pStyle w:val="Cmsor1"/>
@@ -5118,34 +5119,598 @@
         <w:pStyle w:val="Listaszerbekezds"/>
         <w:numPr>
           <w:ilvl w:val="0"/>
-          <w:numId w:val="3"/>
+          <w:numId w:val="5"/>
         </w:numPr>
         <w:spacing w:line="360" w:lineRule="auto"/>
       </w:pPr>
-      <w:r>
-        <w:t>WCC</w:t>
-      </w:r>
+      <w:proofErr w:type="spellStart"/>
+      <w:r>
+        <w:t>Linux</w:t>
+      </w:r>
+      <w:r>
+        <w:t>SRV</w:t>
+      </w:r>
+      <w:proofErr w:type="spellEnd"/>
+    </w:p>
+    <w:p>
+      <w:pPr>
+        <w:pStyle w:val="Cmsor1"/>
+        <w:jc w:val="both"/>
+      </w:pPr>
+      <w:bookmarkStart w:id="32" w:name="_Toc222743229"/>
+      <w:r>
+        <w:t>6. Szerverszolgáltatások</w:t>
+      </w:r>
+      <w:bookmarkEnd w:id="32"/>
+    </w:p>
+    <w:p>
+      <w:pPr>
+        <w:pStyle w:val="Cmsor2"/>
+        <w:spacing w:line="360" w:lineRule="auto"/>
+        <w:jc w:val="both"/>
+      </w:pPr>
+      <w:r>
+        <w:tab/>
+      </w:r>
+      <w:bookmarkStart w:id="33" w:name="_Toc222743230"/>
+      <w:r>
+        <w:t>6.1 Iroda telephely</w:t>
+      </w:r>
+      <w:bookmarkEnd w:id="33"/>
     </w:p>
     <w:p>
       <w:pPr>
         <w:pStyle w:val="Listaszerbekezds"/>
         <w:numPr>
           <w:ilvl w:val="0"/>
-          <w:numId w:val="3"/>
+          <w:numId w:val="5"/>
         </w:numPr>
         <w:spacing w:line="360" w:lineRule="auto"/>
-      </w:pPr>
-      <w:r>
-        <w:t>DHCP_INET</w:t>
+        <w:rPr>
+          <w:b/>
+          <w:bCs/>
+        </w:rPr>
+      </w:pPr>
+      <w:r>
+        <w:rPr>
+          <w:b/>
+          <w:bCs/>
+        </w:rPr>
+        <w:t>Címtárszolgáltatás (</w:t>
+      </w:r>
+      <w:proofErr w:type="spellStart"/>
+      <w:r>
+        <w:rPr>
+          <w:b/>
+          <w:bCs/>
+        </w:rPr>
+        <w:t>Active</w:t>
+      </w:r>
+      <w:proofErr w:type="spellEnd"/>
+      <w:r>
+        <w:rPr>
+          <w:b/>
+          <w:bCs/>
+        </w:rPr>
+        <w:t xml:space="preserve"> </w:t>
+      </w:r>
+      <w:proofErr w:type="spellStart"/>
+      <w:r>
+        <w:rPr>
+          <w:b/>
+          <w:bCs/>
+        </w:rPr>
+        <w:t>Directory</w:t>
+      </w:r>
+      <w:proofErr w:type="spellEnd"/>
+      <w:r>
+        <w:rPr>
+          <w:b/>
+          <w:bCs/>
+        </w:rPr>
+        <w:t>)</w:t>
+      </w:r>
+      <w:r>
+        <w:rPr>
+          <w:b/>
+          <w:bCs/>
+        </w:rPr>
+        <w:t>:</w:t>
       </w:r>
     </w:p>
     <w:p>
       <w:pPr>
         <w:spacing w:line="360" w:lineRule="auto"/>
-        <w:ind w:left="708"/>
-      </w:pPr>
-      <w:r>
-        <w:t>Ubuntu Server 24.04.4 LTS:</w:t>
+        <w:ind w:left="1428"/>
+      </w:pPr>
+      <w:r>
+        <w:rPr>
+          <w:noProof/>
+        </w:rPr>
+        <mc:AlternateContent>
+          <mc:Choice Requires="wps">
+            <w:drawing>
+              <wp:anchor distT="0" distB="0" distL="114300" distR="114300" simplePos="0" relativeHeight="251675648" behindDoc="1" locked="0" layoutInCell="1" allowOverlap="1" wp14:anchorId="0E521775" wp14:editId="07741A4E">
+                <wp:simplePos x="0" y="0"/>
+                <wp:positionH relativeFrom="column">
+                  <wp:posOffset>1270</wp:posOffset>
+                </wp:positionH>
+                <wp:positionV relativeFrom="paragraph">
+                  <wp:posOffset>4451350</wp:posOffset>
+                </wp:positionV>
+                <wp:extent cx="5759450" cy="635"/>
+                <wp:effectExtent l="0" t="0" r="0" b="0"/>
+                <wp:wrapTight wrapText="bothSides">
+                  <wp:wrapPolygon edited="0">
+                    <wp:start x="0" y="0"/>
+                    <wp:lineTo x="0" y="21600"/>
+                    <wp:lineTo x="21600" y="21600"/>
+                    <wp:lineTo x="21600" y="0"/>
+                  </wp:wrapPolygon>
+                </wp:wrapTight>
+                <wp:docPr id="75078507" name="Szövegdoboz 1"/>
+                <wp:cNvGraphicFramePr/>
+                <a:graphic xmlns:a="http://schemas.openxmlformats.org/drawingml/2006/main">
+                  <a:graphicData uri="http://schemas.microsoft.com/office/word/2010/wordprocessingShape">
+                    <wps:wsp>
+                      <wps:cNvSpPr txBox="1"/>
+                      <wps:spPr>
+                        <a:xfrm>
+                          <a:off x="0" y="0"/>
+                          <a:ext cx="5759450" cy="635"/>
+                        </a:xfrm>
+                        <a:prstGeom prst="rect">
+                          <a:avLst/>
+                        </a:prstGeom>
+                        <a:solidFill>
+                          <a:prstClr val="white"/>
+                        </a:solidFill>
+                        <a:ln>
+                          <a:noFill/>
+                        </a:ln>
+                      </wps:spPr>
+                      <wps:txbx>
+                        <w:txbxContent>
+                          <w:p>
+                            <w:pPr>
+                              <w:pStyle w:val="Kpalrs"/>
+                              <w:rPr>
+                                <w:szCs w:val="22"/>
+                              </w:rPr>
+                            </w:pPr>
+                            <w:r>
+                              <w:fldChar w:fldCharType="begin"/>
+                            </w:r>
+                            <w:r>
+                              <w:instrText xml:space="preserve"> SEQ ábra \* ARABIC </w:instrText>
+                            </w:r>
+                            <w:r>
+                              <w:fldChar w:fldCharType="separate"/>
+                            </w:r>
+                            <w:r>
+                              <w:rPr>
+                                <w:noProof/>
+                              </w:rPr>
+                              <w:t>3</w:t>
+                            </w:r>
+                            <w:r>
+                              <w:fldChar w:fldCharType="end"/>
+                            </w:r>
+                            <w:r>
+                              <w:t xml:space="preserve">. ábra: A </w:t>
+                            </w:r>
+                            <w:proofErr w:type="spellStart"/>
+                            <w:r>
+                              <w:t>HeadOffice</w:t>
+                            </w:r>
+                            <w:proofErr w:type="spellEnd"/>
+                            <w:r>
+                              <w:t xml:space="preserve"> OU</w:t>
+                            </w:r>
+                          </w:p>
+                        </w:txbxContent>
+                      </wps:txbx>
+                      <wps:bodyPr rot="0" spcFirstLastPara="0" vertOverflow="overflow" horzOverflow="overflow" vert="horz" wrap="square" lIns="0" tIns="0" rIns="0" bIns="0" numCol="1" spcCol="0" rtlCol="0" fromWordArt="0" anchor="t" anchorCtr="0" forceAA="0" compatLnSpc="1">
+                        <a:prstTxWarp prst="textNoShape">
+                          <a:avLst/>
+                        </a:prstTxWarp>
+                        <a:spAutoFit/>
+                      </wps:bodyPr>
+                    </wps:wsp>
+                  </a:graphicData>
+                </a:graphic>
+              </wp:anchor>
+            </w:drawing>
+          </mc:Choice>
+          <mc:Fallback>
+            <w:pict>
+              <v:shape w14:anchorId="0E521775" id="_x0000_s1031" type="#_x0000_t202" style="position:absolute;left:0;text-align:left;margin-left:.1pt;margin-top:350.5pt;width:453.5pt;height:.05pt;z-index:-251640832;visibility:visible;mso-wrap-style:square;mso-wrap-distance-left:9pt;mso-wrap-distance-top:0;mso-wrap-distance-right:9pt;mso-wrap-distance-bottom:0;mso-position-horizontal:absolute;mso-position-horizontal-relative:text;mso-position-vertical:absolute;mso-position-vertical-relative:text;v-text-anchor:top" o:gfxdata="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" stroked="f">
+                <v:textbox style="mso-fit-shape-to-text:t" inset="0,0,0,0">
+                  <w:txbxContent>
+                    <w:p>
+                      <w:pPr>
+                        <w:pStyle w:val="Kpalrs"/>
+                        <w:rPr>
+                          <w:szCs w:val="22"/>
+                        </w:rPr>
+                      </w:pPr>
+                      <w:r>
+                        <w:fldChar w:fldCharType="begin"/>
+                      </w:r>
+                      <w:r>
+                        <w:instrText xml:space="preserve"> SEQ ábra \* ARABIC </w:instrText>
+                      </w:r>
+                      <w:r>
+                        <w:fldChar w:fldCharType="separate"/>
+                      </w:r>
+                      <w:r>
+                        <w:rPr>
+                          <w:noProof/>
+                        </w:rPr>
+                        <w:t>3</w:t>
+                      </w:r>
+                      <w:r>
+                        <w:fldChar w:fldCharType="end"/>
+                      </w:r>
+                      <w:r>
+                        <w:t xml:space="preserve">. ábra: A </w:t>
+                      </w:r>
+                      <w:proofErr w:type="spellStart"/>
+                      <w:r>
+                        <w:t>HeadOffice</w:t>
+                      </w:r>
+                      <w:proofErr w:type="spellEnd"/>
+                      <w:r>
+                        <w:t xml:space="preserve"> OU</w:t>
+                      </w:r>
+                    </w:p>
+                  </w:txbxContent>
+                </v:textbox>
+                <w10:wrap type="tight"/>
+              </v:shape>
+            </w:pict>
+          </mc:Fallback>
+        </mc:AlternateContent>
+      </w:r>
+      <w:r>
+        <w:drawing>
+          <wp:anchor distT="0" distB="0" distL="114300" distR="114300" simplePos="0" relativeHeight="251673600" behindDoc="1" locked="0" layoutInCell="1" allowOverlap="1" wp14:anchorId="4BF3BEF5" wp14:editId="2C8E1E04">
+            <wp:simplePos x="0" y="0"/>
+            <wp:positionH relativeFrom="margin">
+              <wp:align>right</wp:align>
+            </wp:positionH>
+            <wp:positionV relativeFrom="paragraph">
+              <wp:posOffset>937260</wp:posOffset>
+            </wp:positionV>
+            <wp:extent cx="5759450" cy="3865880"/>
+            <wp:effectExtent l="0" t="0" r="0" b="1270"/>
+            <wp:wrapTight wrapText="bothSides">
+              <wp:wrapPolygon edited="0">
+                <wp:start x="0" y="0"/>
+                <wp:lineTo x="0" y="21501"/>
+                <wp:lineTo x="21505" y="21501"/>
+                <wp:lineTo x="21505" y="0"/>
+                <wp:lineTo x="0" y="0"/>
+              </wp:wrapPolygon>
+            </wp:wrapTight>
+            <wp:docPr id="1729254306" name="Kép 1" descr="A képen szöveg, képernyőkép, szoftver, szám látható&#10;&#10;Előfordulhat, hogy az AI által létrehozott tartalom helytelen."/>
+            <wp:cNvGraphicFramePr>
+              <a:graphicFrameLocks xmlns:a="http://schemas.openxmlformats.org/drawingml/2006/main" noChangeAspect="1"/>
+            </wp:cNvGraphicFramePr>
+            <a:graphic xmlns:a="http://schemas.openxmlformats.org/drawingml/2006/main">
+              <a:graphicData uri="http://schemas.openxmlformats.org/drawingml/2006/picture">
+                <pic:pic xmlns:pic="http://schemas.openxmlformats.org/drawingml/2006/picture">
+                  <pic:nvPicPr>
+                    <pic:cNvPr id="1729254306" name="Kép 1" descr="A képen szöveg, képernyőkép, szoftver, szám látható&#10;&#10;Előfordulhat, hogy az AI által létrehozott tartalom helytelen."/>
+                    <pic:cNvPicPr/>
+                  </pic:nvPicPr>
+                  <pic:blipFill>
+                    <a:blip r:embed="rId13">
+                      <a:extLst>
+                        <a:ext uri="{28A0092B-C50C-407E-A947-70E740481C1C}">
+                          <a14:useLocalDpi xmlns:a14="http://schemas.microsoft.com/office/drawing/2010/main" val="0"/>
+                        </a:ext>
+                      </a:extLst>
+                    </a:blip>
+                    <a:stretch>
+                      <a:fillRect/>
+                    </a:stretch>
+                  </pic:blipFill>
+                  <pic:spPr>
+                    <a:xfrm>
+                      <a:off x="0" y="0"/>
+                      <a:ext cx="5759450" cy="3865880"/>
+                    </a:xfrm>
+                    <a:prstGeom prst="rect">
+                      <a:avLst/>
+                    </a:prstGeom>
+                  </pic:spPr>
+                </pic:pic>
+              </a:graphicData>
+            </a:graphic>
+            <wp14:sizeRelH relativeFrom="margin">
+              <wp14:pctWidth>0</wp14:pctWidth>
+            </wp14:sizeRelH>
+            <wp14:sizeRelV relativeFrom="margin">
+              <wp14:pctHeight>0</wp14:pctHeight>
+            </wp14:sizeRelV>
+          </wp:anchor>
+        </w:drawing>
+      </w:r>
+      <w:r>
+        <w:t xml:space="preserve">A központi iroda felhasználói a corp.migazzi.com tartományhoz csatlakoznak, amely az adatközpontban üzemelő tartományvezérlőkön fut. A szervezeti struktúrának megfelelően létrehozásra került egy </w:t>
+      </w:r>
+      <w:proofErr w:type="spellStart"/>
+      <w:r>
+        <w:t>HeadOffice</w:t>
+      </w:r>
+      <w:proofErr w:type="spellEnd"/>
+      <w:r>
+        <w:t xml:space="preserve"> nevű szervezeti </w:t>
+      </w:r>
+      <w:r>
+        <w:lastRenderedPageBreak/>
+        <w:t xml:space="preserve">egység (OU), amelyen belül további alárendelt OU-k találhatók: </w:t>
+      </w:r>
+      <w:proofErr w:type="spellStart"/>
+      <w:r>
+        <w:t>Engineering</w:t>
+      </w:r>
+      <w:proofErr w:type="spellEnd"/>
+      <w:r>
+        <w:t xml:space="preserve">, </w:t>
+      </w:r>
+      <w:proofErr w:type="spellStart"/>
+      <w:r>
+        <w:t>Finance</w:t>
+      </w:r>
+      <w:proofErr w:type="spellEnd"/>
+      <w:r>
+        <w:t>, HR,</w:t>
+      </w:r>
+      <w:r>
+        <w:t xml:space="preserve"> IT,</w:t>
+      </w:r>
+      <w:r>
+        <w:t xml:space="preserve"> Management és Marketing. Ez a felépítés biztosítja a részlegenként elkülönített jogosultságkezelést, a csoportházirendek célzott </w:t>
+      </w:r>
+      <w:r>
+        <w:rPr>
+          <w:noProof/>
+        </w:rPr>
+        <mc:AlternateContent>
+          <mc:Choice Requires="wps">
+            <w:drawing>
+              <wp:anchor distT="0" distB="0" distL="114300" distR="114300" simplePos="0" relativeHeight="251678720" behindDoc="1" locked="0" layoutInCell="1" allowOverlap="1" wp14:anchorId="18478A98" wp14:editId="2287BEEA">
+                <wp:simplePos x="0" y="0"/>
+                <wp:positionH relativeFrom="column">
+                  <wp:posOffset>0</wp:posOffset>
+                </wp:positionH>
+                <wp:positionV relativeFrom="paragraph">
+                  <wp:posOffset>4962525</wp:posOffset>
+                </wp:positionV>
+                <wp:extent cx="5760720" cy="635"/>
+                <wp:effectExtent l="0" t="0" r="0" b="0"/>
+                <wp:wrapTight wrapText="bothSides">
+                  <wp:wrapPolygon edited="0">
+                    <wp:start x="0" y="0"/>
+                    <wp:lineTo x="0" y="21600"/>
+                    <wp:lineTo x="21600" y="21600"/>
+                    <wp:lineTo x="21600" y="0"/>
+                  </wp:wrapPolygon>
+                </wp:wrapTight>
+                <wp:docPr id="542104333" name="Szövegdoboz 1"/>
+                <wp:cNvGraphicFramePr/>
+                <a:graphic xmlns:a="http://schemas.openxmlformats.org/drawingml/2006/main">
+                  <a:graphicData uri="http://schemas.microsoft.com/office/word/2010/wordprocessingShape">
+                    <wps:wsp>
+                      <wps:cNvSpPr txBox="1"/>
+                      <wps:spPr>
+                        <a:xfrm>
+                          <a:off x="0" y="0"/>
+                          <a:ext cx="5760720" cy="635"/>
+                        </a:xfrm>
+                        <a:prstGeom prst="rect">
+                          <a:avLst/>
+                        </a:prstGeom>
+                        <a:solidFill>
+                          <a:prstClr val="white"/>
+                        </a:solidFill>
+                        <a:ln>
+                          <a:noFill/>
+                        </a:ln>
+                      </wps:spPr>
+                      <wps:txbx>
+                        <w:txbxContent>
+                          <w:p>
+                            <w:pPr>
+                              <w:pStyle w:val="Kpalrs"/>
+                              <w:rPr>
+                                <w:noProof/>
+                                <w:szCs w:val="22"/>
+                              </w:rPr>
+                            </w:pPr>
+                            <w:r>
+                              <w:rPr>
+                                <w:noProof/>
+                              </w:rPr>
+                              <w:fldChar w:fldCharType="begin"/>
+                            </w:r>
+                            <w:r>
+                              <w:rPr>
+                                <w:noProof/>
+                              </w:rPr>
+                              <w:instrText xml:space="preserve"> SEQ ábra \* ARABIC </w:instrText>
+                            </w:r>
+                            <w:r>
+                              <w:rPr>
+                                <w:noProof/>
+                              </w:rPr>
+                              <w:fldChar w:fldCharType="separate"/>
+                            </w:r>
+                            <w:r>
+                              <w:rPr>
+                                <w:noProof/>
+                              </w:rPr>
+                              <w:t>4</w:t>
+                            </w:r>
+                            <w:r>
+                              <w:rPr>
+                                <w:noProof/>
+                              </w:rPr>
+                              <w:fldChar w:fldCharType="end"/>
+                            </w:r>
+                            <w:r>
+                              <w:t>. ábra: A Management OU tartalma</w:t>
+                            </w:r>
+                          </w:p>
+                        </w:txbxContent>
+                      </wps:txbx>
+                      <wps:bodyPr rot="0" spcFirstLastPara="0" vertOverflow="overflow" horzOverflow="overflow" vert="horz" wrap="square" lIns="0" tIns="0" rIns="0" bIns="0" numCol="1" spcCol="0" rtlCol="0" fromWordArt="0" anchor="t" anchorCtr="0" forceAA="0" compatLnSpc="1">
+                        <a:prstTxWarp prst="textNoShape">
+                          <a:avLst/>
+                        </a:prstTxWarp>
+                        <a:spAutoFit/>
+                      </wps:bodyPr>
+                    </wps:wsp>
+                  </a:graphicData>
+                </a:graphic>
+              </wp:anchor>
+            </w:drawing>
+          </mc:Choice>
+          <mc:Fallback>
+            <w:pict>
+              <v:shape w14:anchorId="18478A98" id="_x0000_s1032" type="#_x0000_t202" style="position:absolute;left:0;text-align:left;margin-left:0;margin-top:390.75pt;width:453.6pt;height:.05pt;z-index:-251637760;visibility:visible;mso-wrap-style:square;mso-wrap-distance-left:9pt;mso-wrap-distance-top:0;mso-wrap-distance-right:9pt;mso-wrap-distance-bottom:0;mso-position-horizontal:absolute;mso-position-horizontal-relative:text;mso-position-vertical:absolute;mso-position-vertical-relative:text;v-text-anchor:top" o:gfxdata="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" stroked="f">
+                <v:textbox style="mso-fit-shape-to-text:t" inset="0,0,0,0">
+                  <w:txbxContent>
+                    <w:p>
+                      <w:pPr>
+                        <w:pStyle w:val="Kpalrs"/>
+                        <w:rPr>
+                          <w:noProof/>
+                          <w:szCs w:val="22"/>
+                        </w:rPr>
+                      </w:pPr>
+                      <w:r>
+                        <w:rPr>
+                          <w:noProof/>
+                        </w:rPr>
+                        <w:fldChar w:fldCharType="begin"/>
+                      </w:r>
+                      <w:r>
+                        <w:rPr>
+                          <w:noProof/>
+                        </w:rPr>
+                        <w:instrText xml:space="preserve"> SEQ ábra \* ARABIC </w:instrText>
+                      </w:r>
+                      <w:r>
+                        <w:rPr>
+                          <w:noProof/>
+                        </w:rPr>
+                        <w:fldChar w:fldCharType="separate"/>
+                      </w:r>
+                      <w:r>
+                        <w:rPr>
+                          <w:noProof/>
+                        </w:rPr>
+                        <w:t>4</w:t>
+                      </w:r>
+                      <w:r>
+                        <w:rPr>
+                          <w:noProof/>
+                        </w:rPr>
+                        <w:fldChar w:fldCharType="end"/>
+                      </w:r>
+                      <w:r>
+                        <w:t>. ábra: A Management OU tartalma</w:t>
+                      </w:r>
+                    </w:p>
+                  </w:txbxContent>
+                </v:textbox>
+                <w10:wrap type="tight"/>
+              </v:shape>
+            </w:pict>
+          </mc:Fallback>
+        </mc:AlternateContent>
+      </w:r>
+      <w:r>
+        <w:rPr>
+          <w:noProof/>
+        </w:rPr>
+        <w:drawing>
+          <wp:anchor distT="0" distB="0" distL="114300" distR="114300" simplePos="0" relativeHeight="251676672" behindDoc="1" locked="0" layoutInCell="1" allowOverlap="1" wp14:anchorId="1570F0B1" wp14:editId="1EB541FC">
+            <wp:simplePos x="0" y="0"/>
+            <wp:positionH relativeFrom="margin">
+              <wp:align>right</wp:align>
+            </wp:positionH>
+            <wp:positionV relativeFrom="paragraph">
+              <wp:posOffset>1034415</wp:posOffset>
+            </wp:positionV>
+            <wp:extent cx="5760720" cy="3870960"/>
+            <wp:effectExtent l="0" t="0" r="0" b="0"/>
+            <wp:wrapTight wrapText="bothSides">
+              <wp:wrapPolygon edited="0">
+                <wp:start x="0" y="0"/>
+                <wp:lineTo x="0" y="21472"/>
+                <wp:lineTo x="21500" y="21472"/>
+                <wp:lineTo x="21500" y="0"/>
+                <wp:lineTo x="0" y="0"/>
+              </wp:wrapPolygon>
+            </wp:wrapTight>
+            <wp:docPr id="705939070" name="Kép 1" descr="A képen szöveg, képernyőkép, szoftver, Számítógépes ikon látható&#10;&#10;Előfordulhat, hogy az AI által létrehozott tartalom helytelen."/>
+            <wp:cNvGraphicFramePr>
+              <a:graphicFrameLocks xmlns:a="http://schemas.openxmlformats.org/drawingml/2006/main" noChangeAspect="1"/>
+            </wp:cNvGraphicFramePr>
+            <a:graphic xmlns:a="http://schemas.openxmlformats.org/drawingml/2006/main">
+              <a:graphicData uri="http://schemas.openxmlformats.org/drawingml/2006/picture">
+                <pic:pic xmlns:pic="http://schemas.openxmlformats.org/drawingml/2006/picture">
+                  <pic:nvPicPr>
+                    <pic:cNvPr id="705939070" name="Kép 1" descr="A képen szöveg, képernyőkép, szoftver, Számítógépes ikon látható&#10;&#10;Előfordulhat, hogy az AI által létrehozott tartalom helytelen."/>
+                    <pic:cNvPicPr/>
+                  </pic:nvPicPr>
+                  <pic:blipFill>
+                    <a:blip r:embed="rId14">
+                      <a:extLst>
+                        <a:ext uri="{28A0092B-C50C-407E-A947-70E740481C1C}">
+                          <a14:useLocalDpi xmlns:a14="http://schemas.microsoft.com/office/drawing/2010/main" val="0"/>
+                        </a:ext>
+                      </a:extLst>
+                    </a:blip>
+                    <a:stretch>
+                      <a:fillRect/>
+                    </a:stretch>
+                  </pic:blipFill>
+                  <pic:spPr>
+                    <a:xfrm>
+                      <a:off x="0" y="0"/>
+                      <a:ext cx="5760720" cy="3870960"/>
+                    </a:xfrm>
+                    <a:prstGeom prst="rect">
+                      <a:avLst/>
+                    </a:prstGeom>
+                  </pic:spPr>
+                </pic:pic>
+              </a:graphicData>
+            </a:graphic>
+          </wp:anchor>
+        </w:drawing>
+      </w:r>
+      <w:r>
+        <w:t xml:space="preserve">alkalmazását és az adminisztráció </w:t>
+      </w:r>
+      <w:proofErr w:type="spellStart"/>
+      <w:r>
+        <w:t>delegálhatóságát</w:t>
+      </w:r>
+      <w:proofErr w:type="spellEnd"/>
+      <w:r>
+        <w:t>.</w:t>
+      </w:r>
+      <w:r>
+        <w:rPr>
+          <w:noProof/>
+        </w:rPr>
+        <w:t xml:space="preserve"> </w:t>
       </w:r>
     </w:p>
     <w:p>
@@ -5153,42 +5718,1113 @@
         <w:pStyle w:val="Listaszerbekezds"/>
         <w:numPr>
           <w:ilvl w:val="0"/>
-          <w:numId w:val="4"/>
+          <w:numId w:val="5"/>
         </w:numPr>
         <w:spacing w:line="360" w:lineRule="auto"/>
-      </w:pPr>
-      <w:r>
-        <w:t>SQL</w:t>
+        <w:rPr>
+          <w:b/>
+          <w:bCs/>
+        </w:rPr>
+      </w:pPr>
+      <w:r>
+        <w:drawing>
+          <wp:anchor distT="0" distB="0" distL="114300" distR="114300" simplePos="0" relativeHeight="251680768" behindDoc="1" locked="0" layoutInCell="1" allowOverlap="1" wp14:anchorId="2FD6C989" wp14:editId="033A4F5D">
+            <wp:simplePos x="0" y="0"/>
+            <wp:positionH relativeFrom="margin">
+              <wp:align>right</wp:align>
+            </wp:positionH>
+            <wp:positionV relativeFrom="paragraph">
+              <wp:posOffset>4098290</wp:posOffset>
+            </wp:positionV>
+            <wp:extent cx="2555875" cy="3181350"/>
+            <wp:effectExtent l="0" t="0" r="0" b="0"/>
+            <wp:wrapTight wrapText="bothSides">
+              <wp:wrapPolygon edited="0">
+                <wp:start x="0" y="0"/>
+                <wp:lineTo x="0" y="21471"/>
+                <wp:lineTo x="21412" y="21471"/>
+                <wp:lineTo x="21412" y="0"/>
+                <wp:lineTo x="0" y="0"/>
+              </wp:wrapPolygon>
+            </wp:wrapTight>
+            <wp:docPr id="693638213" name="Kép 1" descr="A képen szöveg, képernyőkép, szoftver, képernyő látható&#10;&#10;Előfordulhat, hogy az AI által létrehozott tartalom helytelen."/>
+            <wp:cNvGraphicFramePr>
+              <a:graphicFrameLocks xmlns:a="http://schemas.openxmlformats.org/drawingml/2006/main" noChangeAspect="1"/>
+            </wp:cNvGraphicFramePr>
+            <a:graphic xmlns:a="http://schemas.openxmlformats.org/drawingml/2006/main">
+              <a:graphicData uri="http://schemas.openxmlformats.org/drawingml/2006/picture">
+                <pic:pic xmlns:pic="http://schemas.openxmlformats.org/drawingml/2006/picture">
+                  <pic:nvPicPr>
+                    <pic:cNvPr id="693638213" name="Kép 1" descr="A képen szöveg, képernyőkép, szoftver, képernyő látható&#10;&#10;Előfordulhat, hogy az AI által létrehozott tartalom helytelen."/>
+                    <pic:cNvPicPr/>
+                  </pic:nvPicPr>
+                  <pic:blipFill>
+                    <a:blip r:embed="rId15">
+                      <a:extLst>
+                        <a:ext uri="{28A0092B-C50C-407E-A947-70E740481C1C}">
+                          <a14:useLocalDpi xmlns:a14="http://schemas.microsoft.com/office/drawing/2010/main" val="0"/>
+                        </a:ext>
+                      </a:extLst>
+                    </a:blip>
+                    <a:stretch>
+                      <a:fillRect/>
+                    </a:stretch>
+                  </pic:blipFill>
+                  <pic:spPr>
+                    <a:xfrm>
+                      <a:off x="0" y="0"/>
+                      <a:ext cx="2555875" cy="3181350"/>
+                    </a:xfrm>
+                    <a:prstGeom prst="rect">
+                      <a:avLst/>
+                    </a:prstGeom>
+                  </pic:spPr>
+                </pic:pic>
+              </a:graphicData>
+            </a:graphic>
+            <wp14:sizeRelH relativeFrom="margin">
+              <wp14:pctWidth>0</wp14:pctWidth>
+            </wp14:sizeRelH>
+            <wp14:sizeRelV relativeFrom="margin">
+              <wp14:pctHeight>0</wp14:pctHeight>
+            </wp14:sizeRelV>
+          </wp:anchor>
+        </w:drawing>
+      </w:r>
+      <w:r>
+        <w:rPr>
+          <w:b/>
+          <w:bCs/>
+        </w:rPr>
+        <w:t>Fájlmegosztás</w:t>
+      </w:r>
+      <w:r>
+        <w:rPr>
+          <w:b/>
+          <w:bCs/>
+        </w:rPr>
+        <w:t>:</w:t>
       </w:r>
     </w:p>
     <w:p>
       <w:pPr>
-        <w:pStyle w:val="Cmsor1"/>
-        <w:jc w:val="both"/>
-      </w:pPr>
-      <w:bookmarkStart w:id="32" w:name="_Toc222743229"/>
-      <w:r>
-        <w:t>6. Szerverszolgáltatások</w:t>
-      </w:r>
-      <w:bookmarkEnd w:id="32"/>
+        <w:spacing w:line="360" w:lineRule="auto"/>
+        <w:ind w:left="1416"/>
+      </w:pPr>
+      <w:r>
+        <w:rPr>
+          <w:noProof/>
+        </w:rPr>
+        <mc:AlternateContent>
+          <mc:Choice Requires="wps">
+            <w:drawing>
+              <wp:anchor distT="0" distB="0" distL="114300" distR="114300" simplePos="0" relativeHeight="251682816" behindDoc="1" locked="0" layoutInCell="1" allowOverlap="1" wp14:anchorId="35A0A1FE" wp14:editId="031D713D">
+                <wp:simplePos x="0" y="0"/>
+                <wp:positionH relativeFrom="column">
+                  <wp:posOffset>3214370</wp:posOffset>
+                </wp:positionH>
+                <wp:positionV relativeFrom="paragraph">
+                  <wp:posOffset>2931160</wp:posOffset>
+                </wp:positionV>
+                <wp:extent cx="2555875" cy="635"/>
+                <wp:effectExtent l="0" t="0" r="0" b="0"/>
+                <wp:wrapTight wrapText="bothSides">
+                  <wp:wrapPolygon edited="0">
+                    <wp:start x="0" y="0"/>
+                    <wp:lineTo x="0" y="21600"/>
+                    <wp:lineTo x="21600" y="21600"/>
+                    <wp:lineTo x="21600" y="0"/>
+                  </wp:wrapPolygon>
+                </wp:wrapTight>
+                <wp:docPr id="1413371050" name="Szövegdoboz 1"/>
+                <wp:cNvGraphicFramePr/>
+                <a:graphic xmlns:a="http://schemas.openxmlformats.org/drawingml/2006/main">
+                  <a:graphicData uri="http://schemas.microsoft.com/office/word/2010/wordprocessingShape">
+                    <wps:wsp>
+                      <wps:cNvSpPr txBox="1"/>
+                      <wps:spPr>
+                        <a:xfrm>
+                          <a:off x="0" y="0"/>
+                          <a:ext cx="2555875" cy="635"/>
+                        </a:xfrm>
+                        <a:prstGeom prst="rect">
+                          <a:avLst/>
+                        </a:prstGeom>
+                        <a:solidFill>
+                          <a:prstClr val="white"/>
+                        </a:solidFill>
+                        <a:ln>
+                          <a:noFill/>
+                        </a:ln>
+                      </wps:spPr>
+                      <wps:txbx>
+                        <w:txbxContent>
+                          <w:p>
+                            <w:pPr>
+                              <w:pStyle w:val="Kpalrs"/>
+                              <w:rPr>
+                                <w:szCs w:val="22"/>
+                              </w:rPr>
+                            </w:pPr>
+                            <w:r>
+                              <w:fldChar w:fldCharType="begin"/>
+                            </w:r>
+                            <w:r>
+                              <w:instrText xml:space="preserve"> SEQ ábra \* ARABIC </w:instrText>
+                            </w:r>
+                            <w:r>
+                              <w:fldChar w:fldCharType="separate"/>
+                            </w:r>
+                            <w:r>
+                              <w:rPr>
+                                <w:noProof/>
+                              </w:rPr>
+                              <w:t>5</w:t>
+                            </w:r>
+                            <w:r>
+                              <w:fldChar w:fldCharType="end"/>
+                            </w:r>
+                            <w:r>
+                              <w:t>. ábra: A Management megosztás jogosultságai</w:t>
+                            </w:r>
+                          </w:p>
+                        </w:txbxContent>
+                      </wps:txbx>
+                      <wps:bodyPr rot="0" spcFirstLastPara="0" vertOverflow="overflow" horzOverflow="overflow" vert="horz" wrap="square" lIns="0" tIns="0" rIns="0" bIns="0" numCol="1" spcCol="0" rtlCol="0" fromWordArt="0" anchor="t" anchorCtr="0" forceAA="0" compatLnSpc="1">
+                        <a:prstTxWarp prst="textNoShape">
+                          <a:avLst/>
+                        </a:prstTxWarp>
+                        <a:spAutoFit/>
+                      </wps:bodyPr>
+                    </wps:wsp>
+                  </a:graphicData>
+                </a:graphic>
+              </wp:anchor>
+            </w:drawing>
+          </mc:Choice>
+          <mc:Fallback>
+            <w:pict>
+              <v:shape w14:anchorId="35A0A1FE" id="_x0000_s1033" type="#_x0000_t202" style="position:absolute;left:0;text-align:left;margin-left:253.1pt;margin-top:230.8pt;width:201.25pt;height:.05pt;z-index:-251633664;visibility:visible;mso-wrap-style:square;mso-wrap-distance-left:9pt;mso-wrap-distance-top:0;mso-wrap-distance-right:9pt;mso-wrap-distance-bottom:0;mso-position-horizontal:absolute;mso-position-horizontal-relative:text;mso-position-vertical:absolute;mso-position-vertical-relative:text;v-text-anchor:top" o:gfxdata="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" stroked="f">
+                <v:textbox style="mso-fit-shape-to-text:t" inset="0,0,0,0">
+                  <w:txbxContent>
+                    <w:p>
+                      <w:pPr>
+                        <w:pStyle w:val="Kpalrs"/>
+                        <w:rPr>
+                          <w:szCs w:val="22"/>
+                        </w:rPr>
+                      </w:pPr>
+                      <w:r>
+                        <w:fldChar w:fldCharType="begin"/>
+                      </w:r>
+                      <w:r>
+                        <w:instrText xml:space="preserve"> SEQ ábra \* ARABIC </w:instrText>
+                      </w:r>
+                      <w:r>
+                        <w:fldChar w:fldCharType="separate"/>
+                      </w:r>
+                      <w:r>
+                        <w:rPr>
+                          <w:noProof/>
+                        </w:rPr>
+                        <w:t>5</w:t>
+                      </w:r>
+                      <w:r>
+                        <w:fldChar w:fldCharType="end"/>
+                      </w:r>
+                      <w:r>
+                        <w:t>. ábra: A Management megosztás jogosultságai</w:t>
+                      </w:r>
+                    </w:p>
+                  </w:txbxContent>
+                </v:textbox>
+                <w10:wrap type="tight"/>
+              </v:shape>
+            </w:pict>
+          </mc:Fallback>
+        </mc:AlternateContent>
+      </w:r>
+      <w:r>
+        <w:t>A vállalat központi fájlszervere szintén az adatközpontban működik. A váci iroda szervezeti egységei számára külön megosztott mappák kerültek kialakításra, amelyekhez kizárólag az adott részleg biztonsági csoportjai rendelkeznek hozzáféréssel</w:t>
+      </w:r>
+      <w:r>
+        <w:t>, illetve bizonyos esetekben csak olvasási jogosultsággal más csoportok</w:t>
+      </w:r>
+      <w:r>
+        <w:t xml:space="preserve">. Emellett létezik egy közös vállalati megosztás, amely minden </w:t>
+      </w:r>
+      <w:r>
+        <w:lastRenderedPageBreak/>
+        <w:t xml:space="preserve">tartományi </w:t>
+      </w:r>
+      <w:r>
+        <w:t xml:space="preserve">felhasználó számára elérhető, és általános dokumentumok, </w:t>
+      </w:r>
+      <w:r>
+        <w:rPr>
+          <w:noProof/>
+        </w:rPr>
+        <mc:AlternateContent>
+          <mc:Choice Requires="wps">
+            <w:drawing>
+              <wp:anchor distT="0" distB="0" distL="114300" distR="114300" simplePos="0" relativeHeight="251686912" behindDoc="1" locked="0" layoutInCell="1" allowOverlap="1" wp14:anchorId="0596FF44" wp14:editId="2AC1144F">
+                <wp:simplePos x="0" y="0"/>
+                <wp:positionH relativeFrom="column">
+                  <wp:posOffset>0</wp:posOffset>
+                </wp:positionH>
+                <wp:positionV relativeFrom="paragraph">
+                  <wp:posOffset>4144645</wp:posOffset>
+                </wp:positionV>
+                <wp:extent cx="2857500" cy="635"/>
+                <wp:effectExtent l="0" t="0" r="0" b="0"/>
+                <wp:wrapTight wrapText="bothSides">
+                  <wp:wrapPolygon edited="0">
+                    <wp:start x="0" y="0"/>
+                    <wp:lineTo x="0" y="21600"/>
+                    <wp:lineTo x="21600" y="21600"/>
+                    <wp:lineTo x="21600" y="0"/>
+                  </wp:wrapPolygon>
+                </wp:wrapTight>
+                <wp:docPr id="867888107" name="Szövegdoboz 1"/>
+                <wp:cNvGraphicFramePr/>
+                <a:graphic xmlns:a="http://schemas.openxmlformats.org/drawingml/2006/main">
+                  <a:graphicData uri="http://schemas.microsoft.com/office/word/2010/wordprocessingShape">
+                    <wps:wsp>
+                      <wps:cNvSpPr txBox="1"/>
+                      <wps:spPr>
+                        <a:xfrm>
+                          <a:off x="0" y="0"/>
+                          <a:ext cx="2857500" cy="635"/>
+                        </a:xfrm>
+                        <a:prstGeom prst="rect">
+                          <a:avLst/>
+                        </a:prstGeom>
+                        <a:solidFill>
+                          <a:prstClr val="white"/>
+                        </a:solidFill>
+                        <a:ln>
+                          <a:noFill/>
+                        </a:ln>
+                      </wps:spPr>
+                      <wps:txbx>
+                        <w:txbxContent>
+                          <w:p>
+                            <w:pPr>
+                              <w:pStyle w:val="Kpalrs"/>
+                              <w:rPr>
+                                <w:noProof/>
+                                <w:szCs w:val="22"/>
+                              </w:rPr>
+                            </w:pPr>
+                            <w:r>
+                              <w:rPr>
+                                <w:noProof/>
+                              </w:rPr>
+                              <w:fldChar w:fldCharType="begin"/>
+                            </w:r>
+                            <w:r>
+                              <w:rPr>
+                                <w:noProof/>
+                              </w:rPr>
+                              <w:instrText xml:space="preserve"> SEQ ábra \* ARABIC </w:instrText>
+                            </w:r>
+                            <w:r>
+                              <w:rPr>
+                                <w:noProof/>
+                              </w:rPr>
+                              <w:fldChar w:fldCharType="separate"/>
+                            </w:r>
+                            <w:r>
+                              <w:rPr>
+                                <w:noProof/>
+                              </w:rPr>
+                              <w:t>6</w:t>
+                            </w:r>
+                            <w:r>
+                              <w:rPr>
+                                <w:noProof/>
+                              </w:rPr>
+                              <w:fldChar w:fldCharType="end"/>
+                            </w:r>
+                            <w:r>
+                              <w:t xml:space="preserve">. ábra: A </w:t>
+                            </w:r>
+                            <w:proofErr w:type="spellStart"/>
+                            <w:r>
+                              <w:t>Reports</w:t>
+                            </w:r>
+                            <w:proofErr w:type="spellEnd"/>
+                            <w:r>
+                              <w:t xml:space="preserve"> mappához a </w:t>
+                            </w:r>
+                            <w:proofErr w:type="spellStart"/>
+                            <w:r>
+                              <w:t>finance</w:t>
+                            </w:r>
+                            <w:proofErr w:type="spellEnd"/>
+                            <w:r>
+                              <w:t xml:space="preserve"> jogosultsága</w:t>
+                            </w:r>
+                          </w:p>
+                        </w:txbxContent>
+                      </wps:txbx>
+                      <wps:bodyPr rot="0" spcFirstLastPara="0" vertOverflow="overflow" horzOverflow="overflow" vert="horz" wrap="square" lIns="0" tIns="0" rIns="0" bIns="0" numCol="1" spcCol="0" rtlCol="0" fromWordArt="0" anchor="t" anchorCtr="0" forceAA="0" compatLnSpc="1">
+                        <a:prstTxWarp prst="textNoShape">
+                          <a:avLst/>
+                        </a:prstTxWarp>
+                        <a:spAutoFit/>
+                      </wps:bodyPr>
+                    </wps:wsp>
+                  </a:graphicData>
+                </a:graphic>
+              </wp:anchor>
+            </w:drawing>
+          </mc:Choice>
+          <mc:Fallback>
+            <w:pict>
+              <v:shape w14:anchorId="0596FF44" id="_x0000_s1034" type="#_x0000_t202" style="position:absolute;left:0;text-align:left;margin-left:0;margin-top:326.35pt;width:225pt;height:.05pt;z-index:-251629568;visibility:visible;mso-wrap-style:square;mso-wrap-distance-left:9pt;mso-wrap-distance-top:0;mso-wrap-distance-right:9pt;mso-wrap-distance-bottom:0;mso-position-horizontal:absolute;mso-position-horizontal-relative:text;mso-position-vertical:absolute;mso-position-vertical-relative:text;v-text-anchor:top" o:gfxdata="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" stroked="f">
+                <v:textbox style="mso-fit-shape-to-text:t" inset="0,0,0,0">
+                  <w:txbxContent>
+                    <w:p>
+                      <w:pPr>
+                        <w:pStyle w:val="Kpalrs"/>
+                        <w:rPr>
+                          <w:noProof/>
+                          <w:szCs w:val="22"/>
+                        </w:rPr>
+                      </w:pPr>
+                      <w:r>
+                        <w:rPr>
+                          <w:noProof/>
+                        </w:rPr>
+                        <w:fldChar w:fldCharType="begin"/>
+                      </w:r>
+                      <w:r>
+                        <w:rPr>
+                          <w:noProof/>
+                        </w:rPr>
+                        <w:instrText xml:space="preserve"> SEQ ábra \* ARABIC </w:instrText>
+                      </w:r>
+                      <w:r>
+                        <w:rPr>
+                          <w:noProof/>
+                        </w:rPr>
+                        <w:fldChar w:fldCharType="separate"/>
+                      </w:r>
+                      <w:r>
+                        <w:rPr>
+                          <w:noProof/>
+                        </w:rPr>
+                        <w:t>6</w:t>
+                      </w:r>
+                      <w:r>
+                        <w:rPr>
+                          <w:noProof/>
+                        </w:rPr>
+                        <w:fldChar w:fldCharType="end"/>
+                      </w:r>
+                      <w:r>
+                        <w:t xml:space="preserve">. ábra: A </w:t>
+                      </w:r>
+                      <w:proofErr w:type="spellStart"/>
+                      <w:r>
+                        <w:t>Reports</w:t>
+                      </w:r>
+                      <w:proofErr w:type="spellEnd"/>
+                      <w:r>
+                        <w:t xml:space="preserve"> mappához a </w:t>
+                      </w:r>
+                      <w:proofErr w:type="spellStart"/>
+                      <w:r>
+                        <w:t>finance</w:t>
+                      </w:r>
+                      <w:proofErr w:type="spellEnd"/>
+                      <w:r>
+                        <w:t xml:space="preserve"> jogosultsága</w:t>
+                      </w:r>
+                    </w:p>
+                  </w:txbxContent>
+                </v:textbox>
+                <w10:wrap type="tight"/>
+              </v:shape>
+            </w:pict>
+          </mc:Fallback>
+        </mc:AlternateContent>
+      </w:r>
+      <w:r>
+        <w:drawing>
+          <wp:anchor distT="0" distB="0" distL="114300" distR="114300" simplePos="0" relativeHeight="251684864" behindDoc="1" locked="0" layoutInCell="1" allowOverlap="1" wp14:anchorId="22F3ACFB" wp14:editId="74C4950E">
+            <wp:simplePos x="0" y="0"/>
+            <wp:positionH relativeFrom="margin">
+              <wp:align>left</wp:align>
+            </wp:positionH>
+            <wp:positionV relativeFrom="paragraph">
+              <wp:posOffset>539115</wp:posOffset>
+            </wp:positionV>
+            <wp:extent cx="2857500" cy="3548380"/>
+            <wp:effectExtent l="0" t="0" r="0" b="0"/>
+            <wp:wrapTight wrapText="bothSides">
+              <wp:wrapPolygon edited="0">
+                <wp:start x="0" y="0"/>
+                <wp:lineTo x="0" y="21453"/>
+                <wp:lineTo x="21456" y="21453"/>
+                <wp:lineTo x="21456" y="0"/>
+                <wp:lineTo x="0" y="0"/>
+              </wp:wrapPolygon>
+            </wp:wrapTight>
+            <wp:docPr id="741541958" name="Kép 1" descr="A képen szöveg, képernyőkép, képernyő, szoftver látható&#10;&#10;Előfordulhat, hogy az AI által létrehozott tartalom helytelen."/>
+            <wp:cNvGraphicFramePr>
+              <a:graphicFrameLocks xmlns:a="http://schemas.openxmlformats.org/drawingml/2006/main" noChangeAspect="1"/>
+            </wp:cNvGraphicFramePr>
+            <a:graphic xmlns:a="http://schemas.openxmlformats.org/drawingml/2006/main">
+              <a:graphicData uri="http://schemas.openxmlformats.org/drawingml/2006/picture">
+                <pic:pic xmlns:pic="http://schemas.openxmlformats.org/drawingml/2006/picture">
+                  <pic:nvPicPr>
+                    <pic:cNvPr id="741541958" name="Kép 1" descr="A képen szöveg, képernyőkép, képernyő, szoftver látható&#10;&#10;Előfordulhat, hogy az AI által létrehozott tartalom helytelen."/>
+                    <pic:cNvPicPr/>
+                  </pic:nvPicPr>
+                  <pic:blipFill>
+                    <a:blip r:embed="rId16">
+                      <a:extLst>
+                        <a:ext uri="{28A0092B-C50C-407E-A947-70E740481C1C}">
+                          <a14:useLocalDpi xmlns:a14="http://schemas.microsoft.com/office/drawing/2010/main" val="0"/>
+                        </a:ext>
+                      </a:extLst>
+                    </a:blip>
+                    <a:stretch>
+                      <a:fillRect/>
+                    </a:stretch>
+                  </pic:blipFill>
+                  <pic:spPr>
+                    <a:xfrm>
+                      <a:off x="0" y="0"/>
+                      <a:ext cx="2857500" cy="3548380"/>
+                    </a:xfrm>
+                    <a:prstGeom prst="rect">
+                      <a:avLst/>
+                    </a:prstGeom>
+                  </pic:spPr>
+                </pic:pic>
+              </a:graphicData>
+            </a:graphic>
+            <wp14:sizeRelH relativeFrom="margin">
+              <wp14:pctWidth>0</wp14:pctWidth>
+            </wp14:sizeRelH>
+            <wp14:sizeRelV relativeFrom="margin">
+              <wp14:pctHeight>0</wp14:pctHeight>
+            </wp14:sizeRelV>
+          </wp:anchor>
+        </w:drawing>
+      </w:r>
+      <w:r>
+        <w:rPr>
+          <w:noProof/>
+        </w:rPr>
+        <mc:AlternateContent>
+          <mc:Choice Requires="wps">
+            <w:drawing>
+              <wp:anchor distT="0" distB="0" distL="114300" distR="114300" simplePos="0" relativeHeight="251688960" behindDoc="1" locked="0" layoutInCell="1" allowOverlap="1" wp14:anchorId="2BE76FDA" wp14:editId="5FEA6C62">
+                <wp:simplePos x="0" y="0"/>
+                <wp:positionH relativeFrom="column">
+                  <wp:posOffset>2922270</wp:posOffset>
+                </wp:positionH>
+                <wp:positionV relativeFrom="paragraph">
+                  <wp:posOffset>4140200</wp:posOffset>
+                </wp:positionV>
+                <wp:extent cx="2837815" cy="635"/>
+                <wp:effectExtent l="0" t="0" r="0" b="0"/>
+                <wp:wrapTight wrapText="bothSides">
+                  <wp:wrapPolygon edited="0">
+                    <wp:start x="0" y="0"/>
+                    <wp:lineTo x="0" y="21600"/>
+                    <wp:lineTo x="21600" y="21600"/>
+                    <wp:lineTo x="21600" y="0"/>
+                  </wp:wrapPolygon>
+                </wp:wrapTight>
+                <wp:docPr id="44906961" name="Szövegdoboz 1"/>
+                <wp:cNvGraphicFramePr/>
+                <a:graphic xmlns:a="http://schemas.openxmlformats.org/drawingml/2006/main">
+                  <a:graphicData uri="http://schemas.microsoft.com/office/word/2010/wordprocessingShape">
+                    <wps:wsp>
+                      <wps:cNvSpPr txBox="1"/>
+                      <wps:spPr>
+                        <a:xfrm>
+                          <a:off x="0" y="0"/>
+                          <a:ext cx="2837815" cy="635"/>
+                        </a:xfrm>
+                        <a:prstGeom prst="rect">
+                          <a:avLst/>
+                        </a:prstGeom>
+                        <a:solidFill>
+                          <a:prstClr val="white"/>
+                        </a:solidFill>
+                        <a:ln>
+                          <a:noFill/>
+                        </a:ln>
+                      </wps:spPr>
+                      <wps:txbx>
+                        <w:txbxContent>
+                          <w:p>
+                            <w:pPr>
+                              <w:pStyle w:val="Kpalrs"/>
+                              <w:rPr>
+                                <w:noProof/>
+                                <w:szCs w:val="22"/>
+                              </w:rPr>
+                            </w:pPr>
+                            <w:r>
+                              <w:rPr>
+                                <w:noProof/>
+                              </w:rPr>
+                              <w:fldChar w:fldCharType="begin"/>
+                            </w:r>
+                            <w:r>
+                              <w:rPr>
+                                <w:noProof/>
+                              </w:rPr>
+                              <w:instrText xml:space="preserve"> SEQ ábra \* ARABIC </w:instrText>
+                            </w:r>
+                            <w:r>
+                              <w:rPr>
+                                <w:noProof/>
+                              </w:rPr>
+                              <w:fldChar w:fldCharType="separate"/>
+                            </w:r>
+                            <w:r>
+                              <w:rPr>
+                                <w:noProof/>
+                              </w:rPr>
+                              <w:t>7</w:t>
+                            </w:r>
+                            <w:r>
+                              <w:rPr>
+                                <w:noProof/>
+                              </w:rPr>
+                              <w:fldChar w:fldCharType="end"/>
+                            </w:r>
+                            <w:r>
+                              <w:t xml:space="preserve">. ábra: A </w:t>
+                            </w:r>
+                            <w:proofErr w:type="spellStart"/>
+                            <w:r>
+                              <w:t>Reports</w:t>
+                            </w:r>
+                            <w:proofErr w:type="spellEnd"/>
+                            <w:r>
+                              <w:t xml:space="preserve"> mappához a management jogosultsága</w:t>
+                            </w:r>
+                          </w:p>
+                        </w:txbxContent>
+                      </wps:txbx>
+                      <wps:bodyPr rot="0" spcFirstLastPara="0" vertOverflow="overflow" horzOverflow="overflow" vert="horz" wrap="square" lIns="0" tIns="0" rIns="0" bIns="0" numCol="1" spcCol="0" rtlCol="0" fromWordArt="0" anchor="t" anchorCtr="0" forceAA="0" compatLnSpc="1">
+                        <a:prstTxWarp prst="textNoShape">
+                          <a:avLst/>
+                        </a:prstTxWarp>
+                        <a:spAutoFit/>
+                      </wps:bodyPr>
+                    </wps:wsp>
+                  </a:graphicData>
+                </a:graphic>
+              </wp:anchor>
+            </w:drawing>
+          </mc:Choice>
+          <mc:Fallback>
+            <w:pict>
+              <v:shape w14:anchorId="2BE76FDA" id="_x0000_s1035" type="#_x0000_t202" style="position:absolute;left:0;text-align:left;margin-left:230.1pt;margin-top:326pt;width:223.45pt;height:.05pt;z-index:-251627520;visibility:visible;mso-wrap-style:square;mso-wrap-distance-left:9pt;mso-wrap-distance-top:0;mso-wrap-distance-right:9pt;mso-wrap-distance-bottom:0;mso-position-horizontal:absolute;mso-position-horizontal-relative:text;mso-position-vertical:absolute;mso-position-vertical-relative:text;v-text-anchor:top" o:gfxdata="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" stroked="f">
+                <v:textbox style="mso-fit-shape-to-text:t" inset="0,0,0,0">
+                  <w:txbxContent>
+                    <w:p>
+                      <w:pPr>
+                        <w:pStyle w:val="Kpalrs"/>
+                        <w:rPr>
+                          <w:noProof/>
+                          <w:szCs w:val="22"/>
+                        </w:rPr>
+                      </w:pPr>
+                      <w:r>
+                        <w:rPr>
+                          <w:noProof/>
+                        </w:rPr>
+                        <w:fldChar w:fldCharType="begin"/>
+                      </w:r>
+                      <w:r>
+                        <w:rPr>
+                          <w:noProof/>
+                        </w:rPr>
+                        <w:instrText xml:space="preserve"> SEQ ábra \* ARABIC </w:instrText>
+                      </w:r>
+                      <w:r>
+                        <w:rPr>
+                          <w:noProof/>
+                        </w:rPr>
+                        <w:fldChar w:fldCharType="separate"/>
+                      </w:r>
+                      <w:r>
+                        <w:rPr>
+                          <w:noProof/>
+                        </w:rPr>
+                        <w:t>7</w:t>
+                      </w:r>
+                      <w:r>
+                        <w:rPr>
+                          <w:noProof/>
+                        </w:rPr>
+                        <w:fldChar w:fldCharType="end"/>
+                      </w:r>
+                      <w:r>
+                        <w:t xml:space="preserve">. ábra: A </w:t>
+                      </w:r>
+                      <w:proofErr w:type="spellStart"/>
+                      <w:r>
+                        <w:t>Reports</w:t>
+                      </w:r>
+                      <w:proofErr w:type="spellEnd"/>
+                      <w:r>
+                        <w:t xml:space="preserve"> mappához a management jogosultsága</w:t>
+                      </w:r>
+                    </w:p>
+                  </w:txbxContent>
+                </v:textbox>
+                <w10:wrap type="tight"/>
+              </v:shape>
+            </w:pict>
+          </mc:Fallback>
+        </mc:AlternateContent>
+      </w:r>
+      <w:r>
+        <w:rPr>
+          <w:noProof/>
+        </w:rPr>
+        <w:drawing>
+          <wp:anchor distT="0" distB="0" distL="114300" distR="114300" simplePos="0" relativeHeight="251683840" behindDoc="1" locked="0" layoutInCell="1" allowOverlap="1" wp14:anchorId="2084A2E1" wp14:editId="7DE34281">
+            <wp:simplePos x="0" y="0"/>
+            <wp:positionH relativeFrom="margin">
+              <wp:align>right</wp:align>
+            </wp:positionH>
+            <wp:positionV relativeFrom="paragraph">
+              <wp:posOffset>549275</wp:posOffset>
+            </wp:positionV>
+            <wp:extent cx="2837815" cy="3533775"/>
+            <wp:effectExtent l="0" t="0" r="635" b="9525"/>
+            <wp:wrapTight wrapText="bothSides">
+              <wp:wrapPolygon edited="0">
+                <wp:start x="0" y="0"/>
+                <wp:lineTo x="0" y="21542"/>
+                <wp:lineTo x="21460" y="21542"/>
+                <wp:lineTo x="21460" y="0"/>
+                <wp:lineTo x="0" y="0"/>
+              </wp:wrapPolygon>
+            </wp:wrapTight>
+            <wp:docPr id="1941582222" name="Kép 1" descr="A képen szöveg, képernyőkép, képernyő, szoftver látható&#10;&#10;Előfordulhat, hogy az AI által létrehozott tartalom helytelen."/>
+            <wp:cNvGraphicFramePr>
+              <a:graphicFrameLocks xmlns:a="http://schemas.openxmlformats.org/drawingml/2006/main" noChangeAspect="1"/>
+            </wp:cNvGraphicFramePr>
+            <a:graphic xmlns:a="http://schemas.openxmlformats.org/drawingml/2006/main">
+              <a:graphicData uri="http://schemas.openxmlformats.org/drawingml/2006/picture">
+                <pic:pic xmlns:pic="http://schemas.openxmlformats.org/drawingml/2006/picture">
+                  <pic:nvPicPr>
+                    <pic:cNvPr id="1941582222" name="Kép 1" descr="A képen szöveg, képernyőkép, képernyő, szoftver látható&#10;&#10;Előfordulhat, hogy az AI által létrehozott tartalom helytelen."/>
+                    <pic:cNvPicPr/>
+                  </pic:nvPicPr>
+                  <pic:blipFill>
+                    <a:blip r:embed="rId17">
+                      <a:extLst>
+                        <a:ext uri="{28A0092B-C50C-407E-A947-70E740481C1C}">
+                          <a14:useLocalDpi xmlns:a14="http://schemas.microsoft.com/office/drawing/2010/main" val="0"/>
+                        </a:ext>
+                      </a:extLst>
+                    </a:blip>
+                    <a:stretch>
+                      <a:fillRect/>
+                    </a:stretch>
+                  </pic:blipFill>
+                  <pic:spPr>
+                    <a:xfrm>
+                      <a:off x="0" y="0"/>
+                      <a:ext cx="2837815" cy="3533775"/>
+                    </a:xfrm>
+                    <a:prstGeom prst="rect">
+                      <a:avLst/>
+                    </a:prstGeom>
+                  </pic:spPr>
+                </pic:pic>
+              </a:graphicData>
+            </a:graphic>
+          </wp:anchor>
+        </w:drawing>
+      </w:r>
+      <w:r>
+        <w:t>sablonok, belső kommunikációs anyagok tárolására szolgál.</w:t>
+      </w:r>
+      <w:r>
+        <w:rPr>
+          <w:noProof/>
+        </w:rPr>
+        <w:t xml:space="preserve"> </w:t>
+      </w:r>
     </w:p>
     <w:p>
       <w:pPr>
+        <w:spacing w:line="360" w:lineRule="auto"/>
+        <w:ind w:left="1416"/>
+      </w:pPr>
+    </w:p>
+    <w:p>
+      <w:pPr>
+        <w:pStyle w:val="Listaszerbekezds"/>
+        <w:numPr>
+          <w:ilvl w:val="0"/>
+          <w:numId w:val="5"/>
+        </w:numPr>
+        <w:spacing w:line="360" w:lineRule="auto"/>
+        <w:rPr>
+          <w:b/>
+          <w:bCs/>
+        </w:rPr>
+      </w:pPr>
+      <w:r>
+        <w:rPr>
+          <w:noProof/>
+        </w:rPr>
+        <mc:AlternateContent>
+          <mc:Choice Requires="wps">
+            <w:drawing>
+              <wp:anchor distT="0" distB="0" distL="114300" distR="114300" simplePos="0" relativeHeight="251692032" behindDoc="1" locked="0" layoutInCell="1" allowOverlap="1" wp14:anchorId="4918DC81" wp14:editId="435E0B41">
+                <wp:simplePos x="0" y="0"/>
+                <wp:positionH relativeFrom="column">
+                  <wp:posOffset>3569970</wp:posOffset>
+                </wp:positionH>
+                <wp:positionV relativeFrom="paragraph">
+                  <wp:posOffset>3493135</wp:posOffset>
+                </wp:positionV>
+                <wp:extent cx="2181225" cy="635"/>
+                <wp:effectExtent l="0" t="0" r="0" b="0"/>
+                <wp:wrapTight wrapText="bothSides">
+                  <wp:wrapPolygon edited="0">
+                    <wp:start x="0" y="0"/>
+                    <wp:lineTo x="0" y="21600"/>
+                    <wp:lineTo x="21600" y="21600"/>
+                    <wp:lineTo x="21600" y="0"/>
+                  </wp:wrapPolygon>
+                </wp:wrapTight>
+                <wp:docPr id="1520229626" name="Szövegdoboz 1"/>
+                <wp:cNvGraphicFramePr/>
+                <a:graphic xmlns:a="http://schemas.openxmlformats.org/drawingml/2006/main">
+                  <a:graphicData uri="http://schemas.microsoft.com/office/word/2010/wordprocessingShape">
+                    <wps:wsp>
+                      <wps:cNvSpPr txBox="1"/>
+                      <wps:spPr>
+                        <a:xfrm>
+                          <a:off x="0" y="0"/>
+                          <a:ext cx="2181225" cy="635"/>
+                        </a:xfrm>
+                        <a:prstGeom prst="rect">
+                          <a:avLst/>
+                        </a:prstGeom>
+                        <a:solidFill>
+                          <a:prstClr val="white"/>
+                        </a:solidFill>
+                        <a:ln>
+                          <a:noFill/>
+                        </a:ln>
+                      </wps:spPr>
+                      <wps:txbx>
+                        <w:txbxContent>
+                          <w:p>
+                            <w:pPr>
+                              <w:pStyle w:val="Kpalrs"/>
+                              <w:rPr>
+                                <w:szCs w:val="22"/>
+                              </w:rPr>
+                            </w:pPr>
+                            <w:r>
+                              <w:fldChar w:fldCharType="begin"/>
+                            </w:r>
+                            <w:r>
+                              <w:instrText xml:space="preserve"> SEQ ábra \* ARABIC </w:instrText>
+                            </w:r>
+                            <w:r>
+                              <w:fldChar w:fldCharType="separate"/>
+                            </w:r>
+                            <w:r>
+                              <w:rPr>
+                                <w:noProof/>
+                              </w:rPr>
+                              <w:t>8</w:t>
+                            </w:r>
+                            <w:r>
+                              <w:fldChar w:fldCharType="end"/>
+                            </w:r>
+                            <w:r>
+                              <w:t xml:space="preserve">. ábra: A </w:t>
+                            </w:r>
+                            <w:proofErr w:type="spellStart"/>
+                            <w:r>
+                              <w:t>domain</w:t>
+                            </w:r>
+                            <w:proofErr w:type="spellEnd"/>
+                            <w:r>
+                              <w:t xml:space="preserve"> szintű és a </w:t>
+                            </w:r>
+                            <w:proofErr w:type="spellStart"/>
+                            <w:r>
+                              <w:t>HeadOffice</w:t>
+                            </w:r>
+                            <w:proofErr w:type="spellEnd"/>
+                            <w:r>
+                              <w:t xml:space="preserve"> házirendjei</w:t>
+                            </w:r>
+                          </w:p>
+                        </w:txbxContent>
+                      </wps:txbx>
+                      <wps:bodyPr rot="0" spcFirstLastPara="0" vertOverflow="overflow" horzOverflow="overflow" vert="horz" wrap="square" lIns="0" tIns="0" rIns="0" bIns="0" numCol="1" spcCol="0" rtlCol="0" fromWordArt="0" anchor="t" anchorCtr="0" forceAA="0" compatLnSpc="1">
+                        <a:prstTxWarp prst="textNoShape">
+                          <a:avLst/>
+                        </a:prstTxWarp>
+                        <a:spAutoFit/>
+                      </wps:bodyPr>
+                    </wps:wsp>
+                  </a:graphicData>
+                </a:graphic>
+              </wp:anchor>
+            </w:drawing>
+          </mc:Choice>
+          <mc:Fallback>
+            <w:pict>
+              <v:shape w14:anchorId="4918DC81" id="_x0000_s1036" type="#_x0000_t202" style="position:absolute;left:0;text-align:left;margin-left:281.1pt;margin-top:275.05pt;width:171.75pt;height:.05pt;z-index:-251624448;visibility:visible;mso-wrap-style:square;mso-wrap-distance-left:9pt;mso-wrap-distance-top:0;mso-wrap-distance-right:9pt;mso-wrap-distance-bottom:0;mso-position-horizontal:absolute;mso-position-horizontal-relative:text;mso-position-vertical:absolute;mso-position-vertical-relative:text;v-text-anchor:top" o:gfxdata="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" stroked="f">
+                <v:textbox style="mso-fit-shape-to-text:t" inset="0,0,0,0">
+                  <w:txbxContent>
+                    <w:p>
+                      <w:pPr>
+                        <w:pStyle w:val="Kpalrs"/>
+                        <w:rPr>
+                          <w:szCs w:val="22"/>
+                        </w:rPr>
+                      </w:pPr>
+                      <w:r>
+                        <w:fldChar w:fldCharType="begin"/>
+                      </w:r>
+                      <w:r>
+                        <w:instrText xml:space="preserve"> SEQ ábra \* ARABIC </w:instrText>
+                      </w:r>
+                      <w:r>
+                        <w:fldChar w:fldCharType="separate"/>
+                      </w:r>
+                      <w:r>
+                        <w:rPr>
+                          <w:noProof/>
+                        </w:rPr>
+                        <w:t>8</w:t>
+                      </w:r>
+                      <w:r>
+                        <w:fldChar w:fldCharType="end"/>
+                      </w:r>
+                      <w:r>
+                        <w:t xml:space="preserve">. ábra: A </w:t>
+                      </w:r>
+                      <w:proofErr w:type="spellStart"/>
+                      <w:r>
+                        <w:t>domain</w:t>
+                      </w:r>
+                      <w:proofErr w:type="spellEnd"/>
+                      <w:r>
+                        <w:t xml:space="preserve"> szintű és a </w:t>
+                      </w:r>
+                      <w:proofErr w:type="spellStart"/>
+                      <w:r>
+                        <w:t>HeadOffice</w:t>
+                      </w:r>
+                      <w:proofErr w:type="spellEnd"/>
+                      <w:r>
+                        <w:t xml:space="preserve"> házirendjei</w:t>
+                      </w:r>
+                    </w:p>
+                  </w:txbxContent>
+                </v:textbox>
+                <w10:wrap type="tight"/>
+              </v:shape>
+            </w:pict>
+          </mc:Fallback>
+        </mc:AlternateContent>
+      </w:r>
+      <w:r>
+        <w:drawing>
+          <wp:anchor distT="0" distB="0" distL="114300" distR="114300" simplePos="0" relativeHeight="251689984" behindDoc="1" locked="0" layoutInCell="1" allowOverlap="1" wp14:anchorId="37CC19C3" wp14:editId="1A7C8449">
+            <wp:simplePos x="0" y="0"/>
+            <wp:positionH relativeFrom="margin">
+              <wp:align>right</wp:align>
+            </wp:positionH>
+            <wp:positionV relativeFrom="paragraph">
+              <wp:posOffset>6985</wp:posOffset>
+            </wp:positionV>
+            <wp:extent cx="2181225" cy="3429000"/>
+            <wp:effectExtent l="0" t="0" r="9525" b="0"/>
+            <wp:wrapTight wrapText="bothSides">
+              <wp:wrapPolygon edited="0">
+                <wp:start x="0" y="0"/>
+                <wp:lineTo x="0" y="21480"/>
+                <wp:lineTo x="21506" y="21480"/>
+                <wp:lineTo x="21506" y="0"/>
+                <wp:lineTo x="0" y="0"/>
+              </wp:wrapPolygon>
+            </wp:wrapTight>
+            <wp:docPr id="419111893" name="Kép 1" descr="A képen szöveg, képernyőkép, Betűtípus látható&#10;&#10;Előfordulhat, hogy az AI által létrehozott tartalom helytelen."/>
+            <wp:cNvGraphicFramePr>
+              <a:graphicFrameLocks xmlns:a="http://schemas.openxmlformats.org/drawingml/2006/main" noChangeAspect="1"/>
+            </wp:cNvGraphicFramePr>
+            <a:graphic xmlns:a="http://schemas.openxmlformats.org/drawingml/2006/main">
+              <a:graphicData uri="http://schemas.openxmlformats.org/drawingml/2006/picture">
+                <pic:pic xmlns:pic="http://schemas.openxmlformats.org/drawingml/2006/picture">
+                  <pic:nvPicPr>
+                    <pic:cNvPr id="419111893" name="Kép 1" descr="A képen szöveg, képernyőkép, Betűtípus látható&#10;&#10;Előfordulhat, hogy az AI által létrehozott tartalom helytelen."/>
+                    <pic:cNvPicPr/>
+                  </pic:nvPicPr>
+                  <pic:blipFill>
+                    <a:blip r:embed="rId18">
+                      <a:extLst>
+                        <a:ext uri="{28A0092B-C50C-407E-A947-70E740481C1C}">
+                          <a14:useLocalDpi xmlns:a14="http://schemas.microsoft.com/office/drawing/2010/main" val="0"/>
+                        </a:ext>
+                      </a:extLst>
+                    </a:blip>
+                    <a:stretch>
+                      <a:fillRect/>
+                    </a:stretch>
+                  </pic:blipFill>
+                  <pic:spPr>
+                    <a:xfrm>
+                      <a:off x="0" y="0"/>
+                      <a:ext cx="2181225" cy="3429000"/>
+                    </a:xfrm>
+                    <a:prstGeom prst="rect">
+                      <a:avLst/>
+                    </a:prstGeom>
+                  </pic:spPr>
+                </pic:pic>
+              </a:graphicData>
+            </a:graphic>
+          </wp:anchor>
+        </w:drawing>
+      </w:r>
+      <w:r>
+        <w:rPr>
+          <w:b/>
+          <w:bCs/>
+        </w:rPr>
+        <w:t>Csoportházirend-kezelés (GPO)</w:t>
+      </w:r>
+      <w:r>
+        <w:rPr>
+          <w:b/>
+          <w:bCs/>
+        </w:rPr>
+        <w:t>:</w:t>
+      </w:r>
+    </w:p>
+    <w:p>
+      <w:pPr>
+        <w:spacing w:line="360" w:lineRule="auto"/>
+        <w:ind w:left="1416"/>
+      </w:pPr>
+      <w:r>
+        <w:t>A központi menedzsment csoportházirendek segítségével valósul meg. A felhasználók bejelentkezésekor automatikusan felcsatolásra kerülnek a részlegspecifikus hálózati meghajtók, valamint a közös megosztás. A vállalati arculat egységesítése érdekében kötelező asztali háttérkép kerül beállításra, amely a hivatalos céges logót tartalmazza, és a felhasználók által nem módosítható.</w:t>
+      </w:r>
+      <w:r>
+        <w:rPr>
+          <w:noProof/>
+        </w:rPr>
+        <w:t xml:space="preserve"> </w:t>
+      </w:r>
+      <w:r>
+        <w:rPr>
+          <w:noProof/>
+        </w:rPr>
+        <w:t>Ez alól kivétel a Management, az ő házirendjük egy exkluzív háttérképet jelenít meg.</w:t>
+      </w:r>
+    </w:p>
+    <w:p>
+      <w:pPr>
         <w:pStyle w:val="Cmsor2"/>
         <w:jc w:val="both"/>
       </w:pPr>
       <w:r>
-        <w:tab/>
-      </w:r>
-      <w:bookmarkStart w:id="33" w:name="_Toc222743230"/>
-      <w:r>
-        <w:t>6.1 Iroda telephely</w:t>
-      </w:r>
-      <w:bookmarkEnd w:id="33"/>
+        <w:lastRenderedPageBreak/>
+        <w:drawing>
+          <wp:inline distT="0" distB="0" distL="0" distR="0" wp14:anchorId="62D773C6" wp14:editId="79CFD211">
+            <wp:extent cx="4712701" cy="3390900"/>
+            <wp:effectExtent l="0" t="0" r="0" b="0"/>
+            <wp:docPr id="951075102" name="Kép 1" descr="A képen szöveg, képernyőkép, szoftver, Számítógépes ikon látható&#10;&#10;Előfordulhat, hogy az AI által létrehozott tartalom helytelen."/>
+            <wp:cNvGraphicFramePr>
+              <a:graphicFrameLocks xmlns:a="http://schemas.openxmlformats.org/drawingml/2006/main" noChangeAspect="1"/>
+            </wp:cNvGraphicFramePr>
+            <a:graphic xmlns:a="http://schemas.openxmlformats.org/drawingml/2006/main">
+              <a:graphicData uri="http://schemas.openxmlformats.org/drawingml/2006/picture">
+                <pic:pic xmlns:pic="http://schemas.openxmlformats.org/drawingml/2006/picture">
+                  <pic:nvPicPr>
+                    <pic:cNvPr id="951075102" name="Kép 1" descr="A képen szöveg, képernyőkép, szoftver, Számítógépes ikon látható&#10;&#10;Előfordulhat, hogy az AI által létrehozott tartalom helytelen."/>
+                    <pic:cNvPicPr/>
+                  </pic:nvPicPr>
+                  <pic:blipFill>
+                    <a:blip r:embed="rId19">
+                      <a:extLst>
+                        <a:ext uri="{28A0092B-C50C-407E-A947-70E740481C1C}">
+                          <a14:useLocalDpi xmlns:a14="http://schemas.microsoft.com/office/drawing/2010/main" val="0"/>
+                        </a:ext>
+                      </a:extLst>
+                    </a:blip>
+                    <a:stretch>
+                      <a:fillRect/>
+                    </a:stretch>
+                  </pic:blipFill>
+                  <pic:spPr>
+                    <a:xfrm>
+                      <a:off x="0" y="0"/>
+                      <a:ext cx="4735007" cy="3406950"/>
+                    </a:xfrm>
+                    <a:prstGeom prst="rect">
+                      <a:avLst/>
+                    </a:prstGeom>
+                  </pic:spPr>
+                </pic:pic>
+              </a:graphicData>
+            </a:graphic>
+          </wp:inline>
+        </w:drawing>
+      </w:r>
     </w:p>
     <w:p>
-      <w:r>
-        <w:tab/>
+      <w:pPr>
+        <w:pStyle w:val="Kpalrs"/>
+        <w:jc w:val="both"/>
+      </w:pPr>
+      <w:r>
+        <w:fldChar w:fldCharType="begin"/>
+      </w:r>
+      <w:r>
+        <w:instrText xml:space="preserve"> SEQ ábra \* ARABIC </w:instrText>
+      </w:r>
+      <w:r>
+        <w:fldChar w:fldCharType="separate"/>
+      </w:r>
+      <w:r>
+        <w:rPr>
+          <w:noProof/>
+        </w:rPr>
+        <w:t>9</w:t>
+      </w:r>
+      <w:r>
+        <w:fldChar w:fldCharType="end"/>
+      </w:r>
+      <w:r>
+        <w:t xml:space="preserve">. ábra: A közös </w:t>
+      </w:r>
+      <w:proofErr w:type="spellStart"/>
+      <w:r>
+        <w:t>share</w:t>
+      </w:r>
+      <w:proofErr w:type="spellEnd"/>
+      <w:r>
+        <w:t xml:space="preserve"> házirendje</w:t>
       </w:r>
     </w:p>
     <w:p>
@@ -5197,20 +6833,368 @@
         <w:jc w:val="both"/>
       </w:pPr>
       <w:r>
+        <w:rPr>
+          <w:noProof/>
+        </w:rPr>
+        <mc:AlternateContent>
+          <mc:Choice Requires="wps">
+            <w:drawing>
+              <wp:anchor distT="0" distB="0" distL="114300" distR="114300" simplePos="0" relativeHeight="251700224" behindDoc="1" locked="0" layoutInCell="1" allowOverlap="1" wp14:anchorId="46AD156F" wp14:editId="38633DEE">
+                <wp:simplePos x="0" y="0"/>
+                <wp:positionH relativeFrom="margin">
+                  <wp:align>left</wp:align>
+                </wp:positionH>
+                <wp:positionV relativeFrom="paragraph">
+                  <wp:posOffset>4666615</wp:posOffset>
+                </wp:positionV>
+                <wp:extent cx="5081270" cy="635"/>
+                <wp:effectExtent l="0" t="0" r="5080" b="8255"/>
+                <wp:wrapTight wrapText="bothSides">
+                  <wp:wrapPolygon edited="0">
+                    <wp:start x="0" y="0"/>
+                    <wp:lineTo x="0" y="20698"/>
+                    <wp:lineTo x="21541" y="20698"/>
+                    <wp:lineTo x="21541" y="0"/>
+                    <wp:lineTo x="0" y="0"/>
+                  </wp:wrapPolygon>
+                </wp:wrapTight>
+                <wp:docPr id="913904559" name="Szövegdoboz 1"/>
+                <wp:cNvGraphicFramePr/>
+                <a:graphic xmlns:a="http://schemas.openxmlformats.org/drawingml/2006/main">
+                  <a:graphicData uri="http://schemas.microsoft.com/office/word/2010/wordprocessingShape">
+                    <wps:wsp>
+                      <wps:cNvSpPr txBox="1"/>
+                      <wps:spPr>
+                        <a:xfrm>
+                          <a:off x="0" y="0"/>
+                          <a:ext cx="5081270" cy="635"/>
+                        </a:xfrm>
+                        <a:prstGeom prst="rect">
+                          <a:avLst/>
+                        </a:prstGeom>
+                        <a:solidFill>
+                          <a:prstClr val="white"/>
+                        </a:solidFill>
+                        <a:ln>
+                          <a:noFill/>
+                        </a:ln>
+                      </wps:spPr>
+                      <wps:txbx>
+                        <w:txbxContent>
+                          <w:p>
+                            <w:pPr>
+                              <w:pStyle w:val="Kpalrs"/>
+                              <w:rPr>
+                                <w:b/>
+                                <w:color w:val="auto"/>
+                                <w:sz w:val="26"/>
+                                <w:szCs w:val="26"/>
+                              </w:rPr>
+                            </w:pPr>
+                            <w:r>
+                              <w:t>10</w:t>
+                            </w:r>
+                            <w:r>
+                              <w:t>. ábra: Az egységes háttér házirendje</w:t>
+                            </w:r>
+                          </w:p>
+                        </w:txbxContent>
+                      </wps:txbx>
+                      <wps:bodyPr rot="0" spcFirstLastPara="0" vertOverflow="overflow" horzOverflow="overflow" vert="horz" wrap="square" lIns="0" tIns="0" rIns="0" bIns="0" numCol="1" spcCol="0" rtlCol="0" fromWordArt="0" anchor="t" anchorCtr="0" forceAA="0" compatLnSpc="1">
+                        <a:prstTxWarp prst="textNoShape">
+                          <a:avLst/>
+                        </a:prstTxWarp>
+                        <a:spAutoFit/>
+                      </wps:bodyPr>
+                    </wps:wsp>
+                  </a:graphicData>
+                </a:graphic>
+              </wp:anchor>
+            </w:drawing>
+          </mc:Choice>
+          <mc:Fallback>
+            <w:pict>
+              <v:shape w14:anchorId="46AD156F" id="_x0000_s1037" type="#_x0000_t202" style="position:absolute;left:0;text-align:left;margin-left:0;margin-top:367.45pt;width:400.1pt;height:.05pt;z-index:-251616256;visibility:visible;mso-wrap-style:square;mso-wrap-distance-left:9pt;mso-wrap-distance-top:0;mso-wrap-distance-right:9pt;mso-wrap-distance-bottom:0;mso-position-horizontal:left;mso-position-horizontal-relative:margin;mso-position-vertical:absolute;mso-position-vertical-relative:text;v-text-anchor:top" o:gfxdata="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" stroked="f">
+                <v:textbox style="mso-fit-shape-to-text:t" inset="0,0,0,0">
+                  <w:txbxContent>
+                    <w:p>
+                      <w:pPr>
+                        <w:pStyle w:val="Kpalrs"/>
+                        <w:rPr>
+                          <w:b/>
+                          <w:color w:val="auto"/>
+                          <w:sz w:val="26"/>
+                          <w:szCs w:val="26"/>
+                        </w:rPr>
+                      </w:pPr>
+                      <w:r>
+                        <w:t>10</w:t>
+                      </w:r>
+                      <w:r>
+                        <w:t>. ábra: Az egységes háttér házirendje</w:t>
+                      </w:r>
+                    </w:p>
+                  </w:txbxContent>
+                </v:textbox>
+                <w10:wrap type="tight" anchorx="margin"/>
+              </v:shape>
+            </w:pict>
+          </mc:Fallback>
+        </mc:AlternateContent>
+      </w:r>
+      <w:r>
+        <w:drawing>
+          <wp:inline distT="0" distB="0" distL="0" distR="0" wp14:anchorId="4B37EAD4" wp14:editId="514E012B">
+            <wp:extent cx="4953000" cy="4582237"/>
+            <wp:effectExtent l="0" t="0" r="0" b="8890"/>
+            <wp:docPr id="2077358397" name="Kép 1" descr="A képen szöveg, képernyőkép, szoftver, szám látható&#10;&#10;Előfordulhat, hogy az AI által létrehozott tartalom helytelen."/>
+            <wp:cNvGraphicFramePr>
+              <a:graphicFrameLocks xmlns:a="http://schemas.openxmlformats.org/drawingml/2006/main" noChangeAspect="1"/>
+            </wp:cNvGraphicFramePr>
+            <a:graphic xmlns:a="http://schemas.openxmlformats.org/drawingml/2006/main">
+              <a:graphicData uri="http://schemas.openxmlformats.org/drawingml/2006/picture">
+                <pic:pic xmlns:pic="http://schemas.openxmlformats.org/drawingml/2006/picture">
+                  <pic:nvPicPr>
+                    <pic:cNvPr id="2077358397" name="Kép 1" descr="A képen szöveg, képernyőkép, szoftver, szám látható&#10;&#10;Előfordulhat, hogy az AI által létrehozott tartalom helytelen."/>
+                    <pic:cNvPicPr/>
+                  </pic:nvPicPr>
+                  <pic:blipFill>
+                    <a:blip r:embed="rId20">
+                      <a:extLst>
+                        <a:ext uri="{28A0092B-C50C-407E-A947-70E740481C1C}">
+                          <a14:useLocalDpi xmlns:a14="http://schemas.microsoft.com/office/drawing/2010/main" val="0"/>
+                        </a:ext>
+                      </a:extLst>
+                    </a:blip>
+                    <a:stretch>
+                      <a:fillRect/>
+                    </a:stretch>
+                  </pic:blipFill>
+                  <pic:spPr>
+                    <a:xfrm>
+                      <a:off x="0" y="0"/>
+                      <a:ext cx="4965191" cy="4593515"/>
+                    </a:xfrm>
+                    <a:prstGeom prst="rect">
+                      <a:avLst/>
+                    </a:prstGeom>
+                  </pic:spPr>
+                </pic:pic>
+              </a:graphicData>
+            </a:graphic>
+          </wp:inline>
+        </w:drawing>
+      </w:r>
+      <w:r>
         <w:tab/>
       </w:r>
       <w:bookmarkStart w:id="34" w:name="_Toc222743231"/>
-      <w:r>
-        <w:t>6.2 Gyárüzem telephely</w:t>
+    </w:p>
+    <w:p>
+      <w:pPr>
+        <w:rPr>
+          <w:rFonts w:eastAsiaTheme="majorEastAsia" w:cstheme="majorBidi"/>
+          <w:b/>
+          <w:sz w:val="26"/>
+          <w:szCs w:val="26"/>
+        </w:rPr>
+      </w:pPr>
+      <w:r>
+        <w:br w:type="page"/>
+      </w:r>
+    </w:p>
+    <w:p>
+      <w:pPr>
+        <w:pStyle w:val="Cmsor2"/>
+        <w:spacing w:line="360" w:lineRule="auto"/>
+        <w:jc w:val="both"/>
+      </w:pPr>
+      <w:r>
+        <w:lastRenderedPageBreak/>
+        <w:t>6.2</w:t>
+      </w:r>
+      <w:r>
+        <w:t xml:space="preserve"> </w:t>
+      </w:r>
+      <w:r>
+        <w:t>Gyárüzem telephely</w:t>
       </w:r>
       <w:bookmarkEnd w:id="34"/>
     </w:p>
     <w:p>
       <w:pPr>
+        <w:pStyle w:val="Listaszerbekezds"/>
+        <w:numPr>
+          <w:ilvl w:val="0"/>
+          <w:numId w:val="5"/>
+        </w:numPr>
+        <w:spacing w:line="360" w:lineRule="auto"/>
+        <w:rPr>
+          <w:b/>
+          <w:bCs/>
+        </w:rPr>
+      </w:pPr>
+      <w:r>
+        <w:rPr>
+          <w:b/>
+          <w:bCs/>
+        </w:rPr>
+        <w:t>Címtárszolgáltatás (</w:t>
+      </w:r>
+      <w:proofErr w:type="spellStart"/>
+      <w:r>
+        <w:rPr>
+          <w:b/>
+          <w:bCs/>
+        </w:rPr>
+        <w:t>Active</w:t>
+      </w:r>
+      <w:proofErr w:type="spellEnd"/>
+      <w:r>
+        <w:rPr>
+          <w:b/>
+          <w:bCs/>
+        </w:rPr>
+        <w:t xml:space="preserve"> </w:t>
+      </w:r>
+      <w:proofErr w:type="spellStart"/>
+      <w:r>
+        <w:rPr>
+          <w:b/>
+          <w:bCs/>
+        </w:rPr>
+        <w:t>Directory</w:t>
+      </w:r>
+      <w:proofErr w:type="spellEnd"/>
+      <w:r>
+        <w:rPr>
+          <w:b/>
+          <w:bCs/>
+        </w:rPr>
+        <w:t>)</w:t>
+      </w:r>
+      <w:r>
+        <w:rPr>
+          <w:b/>
+          <w:bCs/>
+        </w:rPr>
+        <w:t>:</w:t>
+      </w:r>
+    </w:p>
+    <w:p>
+      <w:pPr>
+        <w:spacing w:line="360" w:lineRule="auto"/>
+        <w:ind w:left="1416"/>
+      </w:pPr>
+      <w:r>
+        <w:t xml:space="preserve">A gyárüzem munkaállomásai és adminisztratív </w:t>
+      </w:r>
+      <w:proofErr w:type="spellStart"/>
+      <w:r>
+        <w:t>gépei</w:t>
+      </w:r>
+      <w:proofErr w:type="spellEnd"/>
+      <w:r>
+        <w:t xml:space="preserve"> a corp.migazzi.com tartomány tagjai. A felhasználók központi hitelesítéssel jelentkeznek be, amely biztosítja az egységes jogosultságkezelést és az erőforrások kontrollált elérését. A gyártáshoz kapcsolódó felhasználók és eszközök szervezeti egységekbe rendezve kerülnek kezelésre, lehetővé téve a célzott házirend- és jogosultságkezelést.</w:t>
+      </w:r>
+    </w:p>
+    <w:p>
+      <w:pPr>
+        <w:pStyle w:val="Listaszerbekezds"/>
+        <w:numPr>
+          <w:ilvl w:val="0"/>
+          <w:numId w:val="5"/>
+        </w:numPr>
+        <w:spacing w:line="360" w:lineRule="auto"/>
+        <w:rPr>
+          <w:b/>
+          <w:bCs/>
+        </w:rPr>
+      </w:pPr>
+      <w:r>
+        <w:rPr>
+          <w:b/>
+          <w:bCs/>
+        </w:rPr>
+        <w:t>Fájlmegosztás</w:t>
+      </w:r>
+      <w:r>
+        <w:rPr>
+          <w:b/>
+          <w:bCs/>
+        </w:rPr>
+        <w:t>:</w:t>
+      </w:r>
+    </w:p>
+    <w:p>
+      <w:pPr>
+        <w:spacing w:line="360" w:lineRule="auto"/>
+        <w:ind w:left="1416"/>
+      </w:pPr>
+      <w:r>
+        <w:t xml:space="preserve">A gyártelephely dolgozói hozzáférnek a központi fájlszerveren kialakított, részlegspecifikus megosztásokhoz (pl. gyártási dokumentáció, műszaki rajzok, raktárnyilvántartás), valamint a vállalati közös megosztáshoz. A hozzáférések biztonsági csoportokon keresztül </w:t>
+      </w:r>
+      <w:proofErr w:type="spellStart"/>
+      <w:r>
+        <w:t>szabályozottak</w:t>
+      </w:r>
+      <w:proofErr w:type="spellEnd"/>
+      <w:r>
+        <w:t>, biztosítva, hogy kizárólag az arra jogosult felhasználók férjenek hozzá az érzékeny műszaki és logisztikai adatokhoz.</w:t>
+      </w:r>
+    </w:p>
+    <w:p>
+      <w:pPr>
+        <w:pStyle w:val="Listaszerbekezds"/>
+        <w:numPr>
+          <w:ilvl w:val="0"/>
+          <w:numId w:val="5"/>
+        </w:numPr>
+        <w:spacing w:line="360" w:lineRule="auto"/>
+        <w:rPr>
+          <w:b/>
+          <w:bCs/>
+        </w:rPr>
+      </w:pPr>
+      <w:r>
+        <w:rPr>
+          <w:b/>
+          <w:bCs/>
+        </w:rPr>
+        <w:t>Csoportházirend-kezelés (GPO)</w:t>
+      </w:r>
+      <w:r>
+        <w:rPr>
+          <w:b/>
+          <w:bCs/>
+        </w:rPr>
+        <w:t>:</w:t>
+      </w:r>
+    </w:p>
+    <w:p>
+      <w:pPr>
+        <w:spacing w:line="360" w:lineRule="auto"/>
+        <w:ind w:left="1416"/>
+      </w:pPr>
+      <w:r>
+        <w:t xml:space="preserve">A gyárüzem </w:t>
+      </w:r>
+      <w:proofErr w:type="spellStart"/>
+      <w:r>
+        <w:t>kliensgépeire</w:t>
+      </w:r>
+      <w:proofErr w:type="spellEnd"/>
+      <w:r>
+        <w:t xml:space="preserve"> célzott csoportházirendek kerülnek alkalmazásra. Ezek biztosítják a hálózati meghajtók automatikus felcsatolását, a biztonsági beállítások egységesítését, valamint a felhasználói környezet szabályozását. A gyártási környezetben működő gépeken korlátozott felhasználói jogosultságok és szigorított biztonsági beállítások érvényesülnek a működési stabilitás érdekében.</w:t>
+      </w:r>
+    </w:p>
+    <w:p>
+      <w:pPr>
         <w:pStyle w:val="Cmsor2"/>
         <w:jc w:val="both"/>
       </w:pPr>
       <w:r>
+        <w:lastRenderedPageBreak/>
         <w:tab/>
       </w:r>
       <w:bookmarkStart w:id="35" w:name="_Toc222743232"/>
@@ -5289,9 +7273,9 @@
       <w:bookmarkEnd w:id="40"/>
     </w:p>
     <w:sectPr>
-      <w:headerReference w:type="default" r:id="rId13"/>
-      <w:footerReference w:type="default" r:id="rId14"/>
-      <w:headerReference w:type="first" r:id="rId15"/>
+      <w:headerReference w:type="default" r:id="rId21"/>
+      <w:footerReference w:type="default" r:id="rId22"/>
+      <w:headerReference w:type="first" r:id="rId23"/>
       <w:pgSz w:w="11906" w:h="16838"/>
       <w:pgMar w:top="1417" w:right="1417" w:bottom="1417" w:left="1417" w:header="708" w:footer="708" w:gutter="0"/>
       <w:pgNumType w:start="0"/>
@@ -5562,7 +7546,7 @@
               <v:stroke joinstyle="miter"/>
               <v:path gradientshapeok="t" o:connecttype="rect"/>
             </v:shapetype>
-            <v:shape id="_x0000_s1031" type="#_x0000_t202" style="position:absolute;margin-left:272.15pt;margin-top:-8.4pt;width:207pt;height:110.6pt;z-index:251662336;visibility:visible;mso-wrap-style:square;mso-width-percent:0;mso-height-percent:200;mso-wrap-distance-left:9pt;mso-wrap-distance-top:3.6pt;mso-wrap-distance-right:9pt;mso-wrap-distance-bottom:3.6pt;mso-position-horizontal:absolute;mso-position-horizontal-relative:text;mso-position-vertical:absolute;mso-position-vertical-relative:text;mso-width-percent:0;mso-height-percent:200;mso-width-relative:margin;mso-height-relative:margin;v-text-anchor:top" o:gfxdata="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" stroked="f">
+            <v:shape id="_x0000_s1038" type="#_x0000_t202" style="position:absolute;margin-left:272.15pt;margin-top:-8.4pt;width:207pt;height:110.6pt;z-index:251662336;visibility:visible;mso-wrap-style:square;mso-width-percent:0;mso-height-percent:200;mso-wrap-distance-left:9pt;mso-wrap-distance-top:3.6pt;mso-wrap-distance-right:9pt;mso-wrap-distance-bottom:3.6pt;mso-position-horizontal:absolute;mso-position-horizontal-relative:text;mso-position-vertical:absolute;mso-position-vertical-relative:text;mso-width-percent:0;mso-height-percent:200;mso-width-relative:margin;mso-height-relative:margin;v-text-anchor:top" o:gfxdata="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" stroked="f">
               <v:textbox style="mso-fit-shape-to-text:t">
                 <w:txbxContent>
                   <w:p>
@@ -6092,9 +8076,122 @@
     </w:lvl>
   </w:abstractNum>
   <w:abstractNum w:abstractNumId="3" w15:restartNumberingAfterBreak="0">
+    <w:nsid w:val="4ED756F8"/>
+    <w:multiLevelType w:val="hybridMultilevel"/>
+    <w:tmpl w:val="7E5E66EC"/>
+    <w:lvl w:ilvl="0" w:tplc="040E0001">
+      <w:start w:val="1"/>
+      <w:numFmt w:val="bullet"/>
+      <w:lvlText w:val=""/>
+      <w:lvlJc w:val="left"/>
+      <w:pPr>
+        <w:ind w:left="1428" w:hanging="360"/>
+      </w:pPr>
+      <w:rPr>
+        <w:rFonts w:ascii="Symbol" w:hAnsi="Symbol" w:hint="default"/>
+      </w:rPr>
+    </w:lvl>
+    <w:lvl w:ilvl="1" w:tplc="040E0003">
+      <w:start w:val="1"/>
+      <w:numFmt w:val="bullet"/>
+      <w:lvlText w:val="o"/>
+      <w:lvlJc w:val="left"/>
+      <w:pPr>
+        <w:ind w:left="2148" w:hanging="360"/>
+      </w:pPr>
+      <w:rPr>
+        <w:rFonts w:ascii="Courier New" w:hAnsi="Courier New" w:cs="Courier New" w:hint="default"/>
+      </w:rPr>
+    </w:lvl>
+    <w:lvl w:ilvl="2" w:tplc="040E0005" w:tentative="1">
+      <w:start w:val="1"/>
+      <w:numFmt w:val="bullet"/>
+      <w:lvlText w:val=""/>
+      <w:lvlJc w:val="left"/>
+      <w:pPr>
+        <w:ind w:left="2868" w:hanging="360"/>
+      </w:pPr>
+      <w:rPr>
+        <w:rFonts w:ascii="Wingdings" w:hAnsi="Wingdings" w:hint="default"/>
+      </w:rPr>
+    </w:lvl>
+    <w:lvl w:ilvl="3" w:tplc="040E0001" w:tentative="1">
+      <w:start w:val="1"/>
+      <w:numFmt w:val="bullet"/>
+      <w:lvlText w:val=""/>
+      <w:lvlJc w:val="left"/>
+      <w:pPr>
+        <w:ind w:left="3588" w:hanging="360"/>
+      </w:pPr>
+      <w:rPr>
+        <w:rFonts w:ascii="Symbol" w:hAnsi="Symbol" w:hint="default"/>
+      </w:rPr>
+    </w:lvl>
+    <w:lvl w:ilvl="4" w:tplc="040E0003" w:tentative="1">
+      <w:start w:val="1"/>
+      <w:numFmt w:val="bullet"/>
+      <w:lvlText w:val="o"/>
+      <w:lvlJc w:val="left"/>
+      <w:pPr>
+        <w:ind w:left="4308" w:hanging="360"/>
+      </w:pPr>
+      <w:rPr>
+        <w:rFonts w:ascii="Courier New" w:hAnsi="Courier New" w:cs="Courier New" w:hint="default"/>
+      </w:rPr>
+    </w:lvl>
+    <w:lvl w:ilvl="5" w:tplc="040E0005" w:tentative="1">
+      <w:start w:val="1"/>
+      <w:numFmt w:val="bullet"/>
+      <w:lvlText w:val=""/>
+      <w:lvlJc w:val="left"/>
+      <w:pPr>
+        <w:ind w:left="5028" w:hanging="360"/>
+      </w:pPr>
+      <w:rPr>
+        <w:rFonts w:ascii="Wingdings" w:hAnsi="Wingdings" w:hint="default"/>
+      </w:rPr>
+    </w:lvl>
+    <w:lvl w:ilvl="6" w:tplc="040E0001" w:tentative="1">
+      <w:start w:val="1"/>
+      <w:numFmt w:val="bullet"/>
+      <w:lvlText w:val=""/>
+      <w:lvlJc w:val="left"/>
+      <w:pPr>
+        <w:ind w:left="5748" w:hanging="360"/>
+      </w:pPr>
+      <w:rPr>
+        <w:rFonts w:ascii="Symbol" w:hAnsi="Symbol" w:hint="default"/>
+      </w:rPr>
+    </w:lvl>
+    <w:lvl w:ilvl="7" w:tplc="040E0003" w:tentative="1">
+      <w:start w:val="1"/>
+      <w:numFmt w:val="bullet"/>
+      <w:lvlText w:val="o"/>
+      <w:lvlJc w:val="left"/>
+      <w:pPr>
+        <w:ind w:left="6468" w:hanging="360"/>
+      </w:pPr>
+      <w:rPr>
+        <w:rFonts w:ascii="Courier New" w:hAnsi="Courier New" w:cs="Courier New" w:hint="default"/>
+      </w:rPr>
+    </w:lvl>
+    <w:lvl w:ilvl="8" w:tplc="040E0005" w:tentative="1">
+      <w:start w:val="1"/>
+      <w:numFmt w:val="bullet"/>
+      <w:lvlText w:val=""/>
+      <w:lvlJc w:val="left"/>
+      <w:pPr>
+        <w:ind w:left="7188" w:hanging="360"/>
+      </w:pPr>
+      <w:rPr>
+        <w:rFonts w:ascii="Wingdings" w:hAnsi="Wingdings" w:hint="default"/>
+      </w:rPr>
+    </w:lvl>
+  </w:abstractNum>
+  <w:abstractNum w:abstractNumId="4" w15:restartNumberingAfterBreak="0">
     <w:nsid w:val="5D3C18A6"/>
     <w:multiLevelType w:val="hybridMultilevel"/>
-    <w:tmpl w:val="A6BC14D6"/>
+    <w:tmpl w:val="61486128"/>
     <w:lvl w:ilvl="0" w:tplc="040E0001">
       <w:start w:val="1"/>
       <w:numFmt w:val="bullet"/>
@@ -6214,6 +8311,9 @@
     <w:abstractNumId w:val="2"/>
   </w:num>
   <w:num w:numId="4" w16cid:durableId="550117566">
+    <w:abstractNumId w:val="4"/>
+  </w:num>
+  <w:num w:numId="5" w16cid:durableId="1771194698">
     <w:abstractNumId w:val="3"/>
   </w:num>
 </w:numbering>
@@ -6691,7 +8791,6 @@
   <w:style w:type="character" w:default="1" w:styleId="Bekezdsalapbettpusa">
     <w:name w:val="Default Paragraph Font"/>
     <w:uiPriority w:val="1"/>
-    <w:semiHidden/>
     <w:unhideWhenUsed/>
   </w:style>
   <w:style w:type="table" w:default="1" w:styleId="Normltblzat">

--- a/dokumentacio/DOKUMENTÁCIÓ.docx
+++ b/dokumentacio/DOKUMENTÁCIÓ.docx
@@ -830,14 +830,17 @@
           <w:pPr>
             <w:pStyle w:val="TJ1"/>
             <w:tabs>
+              <w:tab w:val="left" w:pos="440"/>
               <w:tab w:val="right" w:leader="dot" w:pos="9062"/>
             </w:tabs>
             <w:spacing w:line="360" w:lineRule="auto"/>
-            <w:jc w:val="both"/>
             <w:rPr>
-              <w:rFonts w:eastAsiaTheme="minorEastAsia"/>
+              <w:rFonts w:asciiTheme="minorHAnsi" w:eastAsiaTheme="minorEastAsia" w:hAnsiTheme="minorHAnsi"/>
               <w:noProof/>
+              <w:kern w:val="2"/>
+              <w:szCs w:val="24"/>
               <w:lang w:eastAsia="hu-HU"/>
+              <w14:ligatures w14:val="standardContextual"/>
             </w:rPr>
           </w:pPr>
           <w:r>
@@ -849,23 +852,41 @@
           <w:r>
             <w:fldChar w:fldCharType="separate"/>
           </w:r>
-          <w:hyperlink w:anchor="_Toc222743196" w:history="1">
+          <w:hyperlink w:anchor="_Toc222826494" w:history="1">
             <w:r>
               <w:rPr>
                 <w:rStyle w:val="Hiperhivatkozs"/>
                 <w:noProof/>
               </w:rPr>
-              <w:t>1. Cégünk</w:t>
-            </w:r>
-            <w:r>
-              <w:rPr>
-                <w:noProof/>
-                <w:webHidden/>
+              <w:t>1.</w:t>
+            </w:r>
+            <w:r>
+              <w:rPr>
+                <w:rFonts w:asciiTheme="minorHAnsi" w:eastAsiaTheme="minorEastAsia" w:hAnsiTheme="minorHAnsi"/>
+                <w:noProof/>
+                <w:kern w:val="2"/>
+                <w:szCs w:val="24"/>
+                <w:lang w:eastAsia="hu-HU"/>
+                <w14:ligatures w14:val="standardContextual"/>
               </w:rPr>
               <w:tab/>
             </w:r>
             <w:r>
               <w:rPr>
+                <w:rStyle w:val="Hiperhivatkozs"/>
+                <w:noProof/>
+              </w:rPr>
+              <w:t>Cégünk</w:t>
+            </w:r>
+            <w:r>
+              <w:rPr>
+                <w:noProof/>
+                <w:webHidden/>
+              </w:rPr>
+              <w:tab/>
+            </w:r>
+            <w:r>
+              <w:rPr>
                 <w:noProof/>
                 <w:webHidden/>
               </w:rPr>
@@ -876,7 +897,7 @@
                 <w:noProof/>
                 <w:webHidden/>
               </w:rPr>
-              <w:instrText xml:space="preserve"> PAGEREF _Toc222743196 \h </w:instrText>
+              <w:instrText xml:space="preserve"> PAGEREF _Toc222826494 \h </w:instrText>
             </w:r>
             <w:r>
               <w:rPr>
@@ -897,6 +918,731 @@
                 <w:webHidden/>
               </w:rPr>
               <w:t>6</w:t>
+            </w:r>
+            <w:r>
+              <w:rPr>
+                <w:noProof/>
+                <w:webHidden/>
+              </w:rPr>
+              <w:fldChar w:fldCharType="end"/>
+            </w:r>
+          </w:hyperlink>
+        </w:p>
+        <w:p>
+          <w:pPr>
+            <w:pStyle w:val="TJ2"/>
+            <w:tabs>
+              <w:tab w:val="left" w:pos="960"/>
+              <w:tab w:val="right" w:leader="dot" w:pos="9062"/>
+            </w:tabs>
+            <w:spacing w:line="360" w:lineRule="auto"/>
+            <w:rPr>
+              <w:rFonts w:asciiTheme="minorHAnsi" w:eastAsiaTheme="minorEastAsia" w:hAnsiTheme="minorHAnsi"/>
+              <w:noProof/>
+              <w:kern w:val="2"/>
+              <w:szCs w:val="24"/>
+              <w:lang w:eastAsia="hu-HU"/>
+              <w14:ligatures w14:val="standardContextual"/>
+            </w:rPr>
+          </w:pPr>
+          <w:hyperlink w:anchor="_Toc222826495" w:history="1">
+            <w:r>
+              <w:rPr>
+                <w:rStyle w:val="Hiperhivatkozs"/>
+                <w:noProof/>
+              </w:rPr>
+              <w:t>1.1</w:t>
+            </w:r>
+            <w:r>
+              <w:rPr>
+                <w:rFonts w:asciiTheme="minorHAnsi" w:eastAsiaTheme="minorEastAsia" w:hAnsiTheme="minorHAnsi"/>
+                <w:noProof/>
+                <w:kern w:val="2"/>
+                <w:szCs w:val="24"/>
+                <w:lang w:eastAsia="hu-HU"/>
+                <w14:ligatures w14:val="standardContextual"/>
+              </w:rPr>
+              <w:tab/>
+            </w:r>
+            <w:r>
+              <w:rPr>
+                <w:rStyle w:val="Hiperhivatkozs"/>
+                <w:noProof/>
+              </w:rPr>
+              <w:t>Leírás</w:t>
+            </w:r>
+            <w:r>
+              <w:rPr>
+                <w:noProof/>
+                <w:webHidden/>
+              </w:rPr>
+              <w:tab/>
+            </w:r>
+            <w:r>
+              <w:rPr>
+                <w:noProof/>
+                <w:webHidden/>
+              </w:rPr>
+              <w:fldChar w:fldCharType="begin"/>
+            </w:r>
+            <w:r>
+              <w:rPr>
+                <w:noProof/>
+                <w:webHidden/>
+              </w:rPr>
+              <w:instrText xml:space="preserve"> PAGEREF _Toc222826495 \h </w:instrText>
+            </w:r>
+            <w:r>
+              <w:rPr>
+                <w:noProof/>
+                <w:webHidden/>
+              </w:rPr>
+            </w:r>
+            <w:r>
+              <w:rPr>
+                <w:noProof/>
+                <w:webHidden/>
+              </w:rPr>
+              <w:fldChar w:fldCharType="separate"/>
+            </w:r>
+            <w:r>
+              <w:rPr>
+                <w:noProof/>
+                <w:webHidden/>
+              </w:rPr>
+              <w:t>6</w:t>
+            </w:r>
+            <w:r>
+              <w:rPr>
+                <w:noProof/>
+                <w:webHidden/>
+              </w:rPr>
+              <w:fldChar w:fldCharType="end"/>
+            </w:r>
+          </w:hyperlink>
+        </w:p>
+        <w:p>
+          <w:pPr>
+            <w:pStyle w:val="TJ2"/>
+            <w:tabs>
+              <w:tab w:val="left" w:pos="960"/>
+              <w:tab w:val="right" w:leader="dot" w:pos="9062"/>
+            </w:tabs>
+            <w:spacing w:line="360" w:lineRule="auto"/>
+            <w:rPr>
+              <w:rFonts w:asciiTheme="minorHAnsi" w:eastAsiaTheme="minorEastAsia" w:hAnsiTheme="minorHAnsi"/>
+              <w:noProof/>
+              <w:kern w:val="2"/>
+              <w:szCs w:val="24"/>
+              <w:lang w:eastAsia="hu-HU"/>
+              <w14:ligatures w14:val="standardContextual"/>
+            </w:rPr>
+          </w:pPr>
+          <w:hyperlink w:anchor="_Toc222826496" w:history="1">
+            <w:r>
+              <w:rPr>
+                <w:rStyle w:val="Hiperhivatkozs"/>
+                <w:noProof/>
+              </w:rPr>
+              <w:t>1.2</w:t>
+            </w:r>
+            <w:r>
+              <w:rPr>
+                <w:rFonts w:asciiTheme="minorHAnsi" w:eastAsiaTheme="minorEastAsia" w:hAnsiTheme="minorHAnsi"/>
+                <w:noProof/>
+                <w:kern w:val="2"/>
+                <w:szCs w:val="24"/>
+                <w:lang w:eastAsia="hu-HU"/>
+                <w14:ligatures w14:val="standardContextual"/>
+              </w:rPr>
+              <w:tab/>
+            </w:r>
+            <w:r>
+              <w:rPr>
+                <w:rStyle w:val="Hiperhivatkozs"/>
+                <w:noProof/>
+              </w:rPr>
+              <w:t>Tevékenységeink</w:t>
+            </w:r>
+            <w:r>
+              <w:rPr>
+                <w:noProof/>
+                <w:webHidden/>
+              </w:rPr>
+              <w:tab/>
+            </w:r>
+            <w:r>
+              <w:rPr>
+                <w:noProof/>
+                <w:webHidden/>
+              </w:rPr>
+              <w:fldChar w:fldCharType="begin"/>
+            </w:r>
+            <w:r>
+              <w:rPr>
+                <w:noProof/>
+                <w:webHidden/>
+              </w:rPr>
+              <w:instrText xml:space="preserve"> PAGEREF _Toc222826496 \h </w:instrText>
+            </w:r>
+            <w:r>
+              <w:rPr>
+                <w:noProof/>
+                <w:webHidden/>
+              </w:rPr>
+            </w:r>
+            <w:r>
+              <w:rPr>
+                <w:noProof/>
+                <w:webHidden/>
+              </w:rPr>
+              <w:fldChar w:fldCharType="separate"/>
+            </w:r>
+            <w:r>
+              <w:rPr>
+                <w:noProof/>
+                <w:webHidden/>
+              </w:rPr>
+              <w:t>6</w:t>
+            </w:r>
+            <w:r>
+              <w:rPr>
+                <w:noProof/>
+                <w:webHidden/>
+              </w:rPr>
+              <w:fldChar w:fldCharType="end"/>
+            </w:r>
+          </w:hyperlink>
+        </w:p>
+        <w:p>
+          <w:pPr>
+            <w:pStyle w:val="TJ1"/>
+            <w:tabs>
+              <w:tab w:val="left" w:pos="440"/>
+              <w:tab w:val="right" w:leader="dot" w:pos="9062"/>
+            </w:tabs>
+            <w:spacing w:line="360" w:lineRule="auto"/>
+            <w:rPr>
+              <w:rFonts w:asciiTheme="minorHAnsi" w:eastAsiaTheme="minorEastAsia" w:hAnsiTheme="minorHAnsi"/>
+              <w:noProof/>
+              <w:kern w:val="2"/>
+              <w:szCs w:val="24"/>
+              <w:lang w:eastAsia="hu-HU"/>
+              <w14:ligatures w14:val="standardContextual"/>
+            </w:rPr>
+          </w:pPr>
+          <w:hyperlink w:anchor="_Toc222826497" w:history="1">
+            <w:r>
+              <w:rPr>
+                <w:rStyle w:val="Hiperhivatkozs"/>
+                <w:noProof/>
+              </w:rPr>
+              <w:t>2.</w:t>
+            </w:r>
+            <w:r>
+              <w:rPr>
+                <w:rFonts w:asciiTheme="minorHAnsi" w:eastAsiaTheme="minorEastAsia" w:hAnsiTheme="minorHAnsi"/>
+                <w:noProof/>
+                <w:kern w:val="2"/>
+                <w:szCs w:val="24"/>
+                <w:lang w:eastAsia="hu-HU"/>
+                <w14:ligatures w14:val="standardContextual"/>
+              </w:rPr>
+              <w:tab/>
+            </w:r>
+            <w:r>
+              <w:rPr>
+                <w:rStyle w:val="Hiperhivatkozs"/>
+                <w:noProof/>
+              </w:rPr>
+              <w:t>Projekt feladat</w:t>
+            </w:r>
+            <w:r>
+              <w:rPr>
+                <w:noProof/>
+                <w:webHidden/>
+              </w:rPr>
+              <w:tab/>
+            </w:r>
+            <w:r>
+              <w:rPr>
+                <w:noProof/>
+                <w:webHidden/>
+              </w:rPr>
+              <w:fldChar w:fldCharType="begin"/>
+            </w:r>
+            <w:r>
+              <w:rPr>
+                <w:noProof/>
+                <w:webHidden/>
+              </w:rPr>
+              <w:instrText xml:space="preserve"> PAGEREF _Toc222826497 \h </w:instrText>
+            </w:r>
+            <w:r>
+              <w:rPr>
+                <w:noProof/>
+                <w:webHidden/>
+              </w:rPr>
+            </w:r>
+            <w:r>
+              <w:rPr>
+                <w:noProof/>
+                <w:webHidden/>
+              </w:rPr>
+              <w:fldChar w:fldCharType="separate"/>
+            </w:r>
+            <w:r>
+              <w:rPr>
+                <w:noProof/>
+                <w:webHidden/>
+              </w:rPr>
+              <w:t>7</w:t>
+            </w:r>
+            <w:r>
+              <w:rPr>
+                <w:noProof/>
+                <w:webHidden/>
+              </w:rPr>
+              <w:fldChar w:fldCharType="end"/>
+            </w:r>
+          </w:hyperlink>
+        </w:p>
+        <w:p>
+          <w:pPr>
+            <w:pStyle w:val="TJ1"/>
+            <w:tabs>
+              <w:tab w:val="left" w:pos="440"/>
+              <w:tab w:val="right" w:leader="dot" w:pos="9062"/>
+            </w:tabs>
+            <w:spacing w:line="360" w:lineRule="auto"/>
+            <w:rPr>
+              <w:rFonts w:asciiTheme="minorHAnsi" w:eastAsiaTheme="minorEastAsia" w:hAnsiTheme="minorHAnsi"/>
+              <w:noProof/>
+              <w:kern w:val="2"/>
+              <w:szCs w:val="24"/>
+              <w:lang w:eastAsia="hu-HU"/>
+              <w14:ligatures w14:val="standardContextual"/>
+            </w:rPr>
+          </w:pPr>
+          <w:hyperlink w:anchor="_Toc222826498" w:history="1">
+            <w:r>
+              <w:rPr>
+                <w:rStyle w:val="Hiperhivatkozs"/>
+                <w:noProof/>
+              </w:rPr>
+              <w:t>3.</w:t>
+            </w:r>
+            <w:r>
+              <w:rPr>
+                <w:rFonts w:asciiTheme="minorHAnsi" w:eastAsiaTheme="minorEastAsia" w:hAnsiTheme="minorHAnsi"/>
+                <w:noProof/>
+                <w:kern w:val="2"/>
+                <w:szCs w:val="24"/>
+                <w:lang w:eastAsia="hu-HU"/>
+                <w14:ligatures w14:val="standardContextual"/>
+              </w:rPr>
+              <w:tab/>
+            </w:r>
+            <w:r>
+              <w:rPr>
+                <w:rStyle w:val="Hiperhivatkozs"/>
+                <w:noProof/>
+              </w:rPr>
+              <w:t>Épületek</w:t>
+            </w:r>
+            <w:r>
+              <w:rPr>
+                <w:noProof/>
+                <w:webHidden/>
+              </w:rPr>
+              <w:tab/>
+            </w:r>
+            <w:r>
+              <w:rPr>
+                <w:noProof/>
+                <w:webHidden/>
+              </w:rPr>
+              <w:fldChar w:fldCharType="begin"/>
+            </w:r>
+            <w:r>
+              <w:rPr>
+                <w:noProof/>
+                <w:webHidden/>
+              </w:rPr>
+              <w:instrText xml:space="preserve"> PAGEREF _Toc222826498 \h </w:instrText>
+            </w:r>
+            <w:r>
+              <w:rPr>
+                <w:noProof/>
+                <w:webHidden/>
+              </w:rPr>
+            </w:r>
+            <w:r>
+              <w:rPr>
+                <w:noProof/>
+                <w:webHidden/>
+              </w:rPr>
+              <w:fldChar w:fldCharType="separate"/>
+            </w:r>
+            <w:r>
+              <w:rPr>
+                <w:noProof/>
+                <w:webHidden/>
+              </w:rPr>
+              <w:t>8</w:t>
+            </w:r>
+            <w:r>
+              <w:rPr>
+                <w:noProof/>
+                <w:webHidden/>
+              </w:rPr>
+              <w:fldChar w:fldCharType="end"/>
+            </w:r>
+          </w:hyperlink>
+        </w:p>
+        <w:p>
+          <w:pPr>
+            <w:pStyle w:val="TJ2"/>
+            <w:tabs>
+              <w:tab w:val="left" w:pos="960"/>
+              <w:tab w:val="right" w:leader="dot" w:pos="9062"/>
+            </w:tabs>
+            <w:spacing w:line="360" w:lineRule="auto"/>
+            <w:rPr>
+              <w:rFonts w:asciiTheme="minorHAnsi" w:eastAsiaTheme="minorEastAsia" w:hAnsiTheme="minorHAnsi"/>
+              <w:noProof/>
+              <w:kern w:val="2"/>
+              <w:szCs w:val="24"/>
+              <w:lang w:eastAsia="hu-HU"/>
+              <w14:ligatures w14:val="standardContextual"/>
+            </w:rPr>
+          </w:pPr>
+          <w:hyperlink w:anchor="_Toc222826499" w:history="1">
+            <w:r>
+              <w:rPr>
+                <w:rStyle w:val="Hiperhivatkozs"/>
+                <w:noProof/>
+              </w:rPr>
+              <w:t>3.1</w:t>
+            </w:r>
+            <w:r>
+              <w:rPr>
+                <w:rFonts w:asciiTheme="minorHAnsi" w:eastAsiaTheme="minorEastAsia" w:hAnsiTheme="minorHAnsi"/>
+                <w:noProof/>
+                <w:kern w:val="2"/>
+                <w:szCs w:val="24"/>
+                <w:lang w:eastAsia="hu-HU"/>
+                <w14:ligatures w14:val="standardContextual"/>
+              </w:rPr>
+              <w:tab/>
+            </w:r>
+            <w:r>
+              <w:rPr>
+                <w:rStyle w:val="Hiperhivatkozs"/>
+                <w:noProof/>
+              </w:rPr>
+              <w:t>Iroda telephely</w:t>
+            </w:r>
+            <w:r>
+              <w:rPr>
+                <w:noProof/>
+                <w:webHidden/>
+              </w:rPr>
+              <w:tab/>
+            </w:r>
+            <w:r>
+              <w:rPr>
+                <w:noProof/>
+                <w:webHidden/>
+              </w:rPr>
+              <w:fldChar w:fldCharType="begin"/>
+            </w:r>
+            <w:r>
+              <w:rPr>
+                <w:noProof/>
+                <w:webHidden/>
+              </w:rPr>
+              <w:instrText xml:space="preserve"> PAGEREF _Toc222826499 \h </w:instrText>
+            </w:r>
+            <w:r>
+              <w:rPr>
+                <w:noProof/>
+                <w:webHidden/>
+              </w:rPr>
+            </w:r>
+            <w:r>
+              <w:rPr>
+                <w:noProof/>
+                <w:webHidden/>
+              </w:rPr>
+              <w:fldChar w:fldCharType="separate"/>
+            </w:r>
+            <w:r>
+              <w:rPr>
+                <w:noProof/>
+                <w:webHidden/>
+              </w:rPr>
+              <w:t>8</w:t>
+            </w:r>
+            <w:r>
+              <w:rPr>
+                <w:noProof/>
+                <w:webHidden/>
+              </w:rPr>
+              <w:fldChar w:fldCharType="end"/>
+            </w:r>
+          </w:hyperlink>
+        </w:p>
+        <w:p>
+          <w:pPr>
+            <w:pStyle w:val="TJ3"/>
+            <w:tabs>
+              <w:tab w:val="left" w:pos="1200"/>
+              <w:tab w:val="right" w:leader="dot" w:pos="9062"/>
+            </w:tabs>
+            <w:spacing w:line="360" w:lineRule="auto"/>
+            <w:rPr>
+              <w:rFonts w:asciiTheme="minorHAnsi" w:eastAsiaTheme="minorEastAsia" w:hAnsiTheme="minorHAnsi"/>
+              <w:noProof/>
+              <w:kern w:val="2"/>
+              <w:szCs w:val="24"/>
+              <w:lang w:eastAsia="hu-HU"/>
+              <w14:ligatures w14:val="standardContextual"/>
+            </w:rPr>
+          </w:pPr>
+          <w:hyperlink w:anchor="_Toc222826500" w:history="1">
+            <w:r>
+              <w:rPr>
+                <w:rStyle w:val="Hiperhivatkozs"/>
+                <w:noProof/>
+              </w:rPr>
+              <w:t>3.1.1</w:t>
+            </w:r>
+            <w:r>
+              <w:rPr>
+                <w:rFonts w:asciiTheme="minorHAnsi" w:eastAsiaTheme="minorEastAsia" w:hAnsiTheme="minorHAnsi"/>
+                <w:noProof/>
+                <w:kern w:val="2"/>
+                <w:szCs w:val="24"/>
+                <w:lang w:eastAsia="hu-HU"/>
+                <w14:ligatures w14:val="standardContextual"/>
+              </w:rPr>
+              <w:tab/>
+            </w:r>
+            <w:r>
+              <w:rPr>
+                <w:rStyle w:val="Hiperhivatkozs"/>
+                <w:noProof/>
+              </w:rPr>
+              <w:t>Eszközlista</w:t>
+            </w:r>
+            <w:r>
+              <w:rPr>
+                <w:noProof/>
+                <w:webHidden/>
+              </w:rPr>
+              <w:tab/>
+            </w:r>
+            <w:r>
+              <w:rPr>
+                <w:noProof/>
+                <w:webHidden/>
+              </w:rPr>
+              <w:fldChar w:fldCharType="begin"/>
+            </w:r>
+            <w:r>
+              <w:rPr>
+                <w:noProof/>
+                <w:webHidden/>
+              </w:rPr>
+              <w:instrText xml:space="preserve"> PAGEREF _Toc222826500 \h </w:instrText>
+            </w:r>
+            <w:r>
+              <w:rPr>
+                <w:noProof/>
+                <w:webHidden/>
+              </w:rPr>
+            </w:r>
+            <w:r>
+              <w:rPr>
+                <w:noProof/>
+                <w:webHidden/>
+              </w:rPr>
+              <w:fldChar w:fldCharType="separate"/>
+            </w:r>
+            <w:r>
+              <w:rPr>
+                <w:noProof/>
+                <w:webHidden/>
+              </w:rPr>
+              <w:t>8</w:t>
+            </w:r>
+            <w:r>
+              <w:rPr>
+                <w:noProof/>
+                <w:webHidden/>
+              </w:rPr>
+              <w:fldChar w:fldCharType="end"/>
+            </w:r>
+          </w:hyperlink>
+        </w:p>
+        <w:p>
+          <w:pPr>
+            <w:pStyle w:val="TJ3"/>
+            <w:tabs>
+              <w:tab w:val="left" w:pos="1200"/>
+              <w:tab w:val="right" w:leader="dot" w:pos="9062"/>
+            </w:tabs>
+            <w:spacing w:line="360" w:lineRule="auto"/>
+            <w:rPr>
+              <w:rFonts w:asciiTheme="minorHAnsi" w:eastAsiaTheme="minorEastAsia" w:hAnsiTheme="minorHAnsi"/>
+              <w:noProof/>
+              <w:kern w:val="2"/>
+              <w:szCs w:val="24"/>
+              <w:lang w:eastAsia="hu-HU"/>
+              <w14:ligatures w14:val="standardContextual"/>
+            </w:rPr>
+          </w:pPr>
+          <w:hyperlink w:anchor="_Toc222826501" w:history="1">
+            <w:r>
+              <w:rPr>
+                <w:rStyle w:val="Hiperhivatkozs"/>
+                <w:noProof/>
+              </w:rPr>
+              <w:t>3.1.2</w:t>
+            </w:r>
+            <w:r>
+              <w:rPr>
+                <w:rFonts w:asciiTheme="minorHAnsi" w:eastAsiaTheme="minorEastAsia" w:hAnsiTheme="minorHAnsi"/>
+                <w:noProof/>
+                <w:kern w:val="2"/>
+                <w:szCs w:val="24"/>
+                <w:lang w:eastAsia="hu-HU"/>
+                <w14:ligatures w14:val="standardContextual"/>
+              </w:rPr>
+              <w:tab/>
+            </w:r>
+            <w:r>
+              <w:rPr>
+                <w:rStyle w:val="Hiperhivatkozs"/>
+                <w:noProof/>
+              </w:rPr>
+              <w:t>Topológia</w:t>
+            </w:r>
+            <w:r>
+              <w:rPr>
+                <w:noProof/>
+                <w:webHidden/>
+              </w:rPr>
+              <w:tab/>
+            </w:r>
+            <w:r>
+              <w:rPr>
+                <w:noProof/>
+                <w:webHidden/>
+              </w:rPr>
+              <w:fldChar w:fldCharType="begin"/>
+            </w:r>
+            <w:r>
+              <w:rPr>
+                <w:noProof/>
+                <w:webHidden/>
+              </w:rPr>
+              <w:instrText xml:space="preserve"> PAGEREF _Toc222826501 \h </w:instrText>
+            </w:r>
+            <w:r>
+              <w:rPr>
+                <w:noProof/>
+                <w:webHidden/>
+              </w:rPr>
+            </w:r>
+            <w:r>
+              <w:rPr>
+                <w:noProof/>
+                <w:webHidden/>
+              </w:rPr>
+              <w:fldChar w:fldCharType="separate"/>
+            </w:r>
+            <w:r>
+              <w:rPr>
+                <w:noProof/>
+                <w:webHidden/>
+              </w:rPr>
+              <w:t>8</w:t>
+            </w:r>
+            <w:r>
+              <w:rPr>
+                <w:noProof/>
+                <w:webHidden/>
+              </w:rPr>
+              <w:fldChar w:fldCharType="end"/>
+            </w:r>
+          </w:hyperlink>
+        </w:p>
+        <w:p>
+          <w:pPr>
+            <w:pStyle w:val="TJ3"/>
+            <w:tabs>
+              <w:tab w:val="right" w:leader="dot" w:pos="9062"/>
+            </w:tabs>
+            <w:spacing w:line="360" w:lineRule="auto"/>
+            <w:rPr>
+              <w:rFonts w:asciiTheme="minorHAnsi" w:eastAsiaTheme="minorEastAsia" w:hAnsiTheme="minorHAnsi"/>
+              <w:noProof/>
+              <w:kern w:val="2"/>
+              <w:szCs w:val="24"/>
+              <w:lang w:eastAsia="hu-HU"/>
+              <w14:ligatures w14:val="standardContextual"/>
+            </w:rPr>
+          </w:pPr>
+          <w:hyperlink w:anchor="_Toc222826502" w:history="1">
+            <w:r>
+              <w:rPr>
+                <w:rStyle w:val="Hiperhivatkozs"/>
+                <w:noProof/>
+              </w:rPr>
+              <w:t>3.1.3 IPv4 címzés</w:t>
+            </w:r>
+            <w:r>
+              <w:rPr>
+                <w:noProof/>
+                <w:webHidden/>
+              </w:rPr>
+              <w:tab/>
+            </w:r>
+            <w:r>
+              <w:rPr>
+                <w:noProof/>
+                <w:webHidden/>
+              </w:rPr>
+              <w:fldChar w:fldCharType="begin"/>
+            </w:r>
+            <w:r>
+              <w:rPr>
+                <w:noProof/>
+                <w:webHidden/>
+              </w:rPr>
+              <w:instrText xml:space="preserve"> PAGEREF _Toc222826502 \h </w:instrText>
+            </w:r>
+            <w:r>
+              <w:rPr>
+                <w:noProof/>
+                <w:webHidden/>
+              </w:rPr>
+            </w:r>
+            <w:r>
+              <w:rPr>
+                <w:noProof/>
+                <w:webHidden/>
+              </w:rPr>
+              <w:fldChar w:fldCharType="separate"/>
+            </w:r>
+            <w:r>
+              <w:rPr>
+                <w:noProof/>
+                <w:webHidden/>
+              </w:rPr>
+              <w:t>9</w:t>
             </w:r>
             <w:r>
               <w:rPr>
@@ -914,20 +1660,22 @@
               <w:tab w:val="right" w:leader="dot" w:pos="9062"/>
             </w:tabs>
             <w:spacing w:line="360" w:lineRule="auto"/>
-            <w:jc w:val="both"/>
             <w:rPr>
-              <w:rFonts w:eastAsiaTheme="minorEastAsia"/>
+              <w:rFonts w:asciiTheme="minorHAnsi" w:eastAsiaTheme="minorEastAsia" w:hAnsiTheme="minorHAnsi"/>
               <w:noProof/>
+              <w:kern w:val="2"/>
+              <w:szCs w:val="24"/>
               <w:lang w:eastAsia="hu-HU"/>
+              <w14:ligatures w14:val="standardContextual"/>
             </w:rPr>
           </w:pPr>
-          <w:hyperlink w:anchor="_Toc222743197" w:history="1">
+          <w:hyperlink w:anchor="_Toc222826503" w:history="1">
             <w:r>
               <w:rPr>
                 <w:rStyle w:val="Hiperhivatkozs"/>
                 <w:noProof/>
               </w:rPr>
-              <w:t>1.1 Leírás</w:t>
+              <w:t>3.2 Gyárüzem telephely</w:t>
             </w:r>
             <w:r>
               <w:rPr>
@@ -948,7 +1696,7 @@
                 <w:noProof/>
                 <w:webHidden/>
               </w:rPr>
-              <w:instrText xml:space="preserve"> PAGEREF _Toc222743197 \h </w:instrText>
+              <w:instrText xml:space="preserve"> PAGEREF _Toc222826503 \h </w:instrText>
             </w:r>
             <w:r>
               <w:rPr>
@@ -968,7 +1716,377 @@
                 <w:noProof/>
                 <w:webHidden/>
               </w:rPr>
-              <w:t>6</w:t>
+              <w:t>9</w:t>
+            </w:r>
+            <w:r>
+              <w:rPr>
+                <w:noProof/>
+                <w:webHidden/>
+              </w:rPr>
+              <w:fldChar w:fldCharType="end"/>
+            </w:r>
+          </w:hyperlink>
+        </w:p>
+        <w:p>
+          <w:pPr>
+            <w:pStyle w:val="TJ3"/>
+            <w:tabs>
+              <w:tab w:val="right" w:leader="dot" w:pos="9062"/>
+            </w:tabs>
+            <w:spacing w:line="360" w:lineRule="auto"/>
+            <w:rPr>
+              <w:rFonts w:asciiTheme="minorHAnsi" w:eastAsiaTheme="minorEastAsia" w:hAnsiTheme="minorHAnsi"/>
+              <w:noProof/>
+              <w:kern w:val="2"/>
+              <w:szCs w:val="24"/>
+              <w:lang w:eastAsia="hu-HU"/>
+              <w14:ligatures w14:val="standardContextual"/>
+            </w:rPr>
+          </w:pPr>
+          <w:hyperlink w:anchor="_Toc222826504" w:history="1">
+            <w:r>
+              <w:rPr>
+                <w:rStyle w:val="Hiperhivatkozs"/>
+                <w:noProof/>
+              </w:rPr>
+              <w:t>3.2.1 Eszközlista</w:t>
+            </w:r>
+            <w:r>
+              <w:rPr>
+                <w:noProof/>
+                <w:webHidden/>
+              </w:rPr>
+              <w:tab/>
+            </w:r>
+            <w:r>
+              <w:rPr>
+                <w:noProof/>
+                <w:webHidden/>
+              </w:rPr>
+              <w:fldChar w:fldCharType="begin"/>
+            </w:r>
+            <w:r>
+              <w:rPr>
+                <w:noProof/>
+                <w:webHidden/>
+              </w:rPr>
+              <w:instrText xml:space="preserve"> PAGEREF _Toc222826504 \h </w:instrText>
+            </w:r>
+            <w:r>
+              <w:rPr>
+                <w:noProof/>
+                <w:webHidden/>
+              </w:rPr>
+            </w:r>
+            <w:r>
+              <w:rPr>
+                <w:noProof/>
+                <w:webHidden/>
+              </w:rPr>
+              <w:fldChar w:fldCharType="separate"/>
+            </w:r>
+            <w:r>
+              <w:rPr>
+                <w:noProof/>
+                <w:webHidden/>
+              </w:rPr>
+              <w:t>9</w:t>
+            </w:r>
+            <w:r>
+              <w:rPr>
+                <w:noProof/>
+                <w:webHidden/>
+              </w:rPr>
+              <w:fldChar w:fldCharType="end"/>
+            </w:r>
+          </w:hyperlink>
+        </w:p>
+        <w:p>
+          <w:pPr>
+            <w:pStyle w:val="TJ3"/>
+            <w:tabs>
+              <w:tab w:val="right" w:leader="dot" w:pos="9062"/>
+            </w:tabs>
+            <w:spacing w:line="360" w:lineRule="auto"/>
+            <w:rPr>
+              <w:rFonts w:asciiTheme="minorHAnsi" w:eastAsiaTheme="minorEastAsia" w:hAnsiTheme="minorHAnsi"/>
+              <w:noProof/>
+              <w:kern w:val="2"/>
+              <w:szCs w:val="24"/>
+              <w:lang w:eastAsia="hu-HU"/>
+              <w14:ligatures w14:val="standardContextual"/>
+            </w:rPr>
+          </w:pPr>
+          <w:hyperlink w:anchor="_Toc222826505" w:history="1">
+            <w:r>
+              <w:rPr>
+                <w:rStyle w:val="Hiperhivatkozs"/>
+                <w:noProof/>
+              </w:rPr>
+              <w:t>3.2.2 Topológia</w:t>
+            </w:r>
+            <w:r>
+              <w:rPr>
+                <w:noProof/>
+                <w:webHidden/>
+              </w:rPr>
+              <w:tab/>
+            </w:r>
+            <w:r>
+              <w:rPr>
+                <w:noProof/>
+                <w:webHidden/>
+              </w:rPr>
+              <w:fldChar w:fldCharType="begin"/>
+            </w:r>
+            <w:r>
+              <w:rPr>
+                <w:noProof/>
+                <w:webHidden/>
+              </w:rPr>
+              <w:instrText xml:space="preserve"> PAGEREF _Toc222826505 \h </w:instrText>
+            </w:r>
+            <w:r>
+              <w:rPr>
+                <w:noProof/>
+                <w:webHidden/>
+              </w:rPr>
+            </w:r>
+            <w:r>
+              <w:rPr>
+                <w:noProof/>
+                <w:webHidden/>
+              </w:rPr>
+              <w:fldChar w:fldCharType="separate"/>
+            </w:r>
+            <w:r>
+              <w:rPr>
+                <w:noProof/>
+                <w:webHidden/>
+              </w:rPr>
+              <w:t>9</w:t>
+            </w:r>
+            <w:r>
+              <w:rPr>
+                <w:noProof/>
+                <w:webHidden/>
+              </w:rPr>
+              <w:fldChar w:fldCharType="end"/>
+            </w:r>
+          </w:hyperlink>
+        </w:p>
+        <w:p>
+          <w:pPr>
+            <w:pStyle w:val="TJ3"/>
+            <w:tabs>
+              <w:tab w:val="right" w:leader="dot" w:pos="9062"/>
+            </w:tabs>
+            <w:spacing w:line="360" w:lineRule="auto"/>
+            <w:rPr>
+              <w:rFonts w:asciiTheme="minorHAnsi" w:eastAsiaTheme="minorEastAsia" w:hAnsiTheme="minorHAnsi"/>
+              <w:noProof/>
+              <w:kern w:val="2"/>
+              <w:szCs w:val="24"/>
+              <w:lang w:eastAsia="hu-HU"/>
+              <w14:ligatures w14:val="standardContextual"/>
+            </w:rPr>
+          </w:pPr>
+          <w:hyperlink w:anchor="_Toc222826506" w:history="1">
+            <w:r>
+              <w:rPr>
+                <w:rStyle w:val="Hiperhivatkozs"/>
+                <w:noProof/>
+              </w:rPr>
+              <w:t>3.2.3 IPv4 címzés</w:t>
+            </w:r>
+            <w:r>
+              <w:rPr>
+                <w:noProof/>
+                <w:webHidden/>
+              </w:rPr>
+              <w:tab/>
+            </w:r>
+            <w:r>
+              <w:rPr>
+                <w:noProof/>
+                <w:webHidden/>
+              </w:rPr>
+              <w:fldChar w:fldCharType="begin"/>
+            </w:r>
+            <w:r>
+              <w:rPr>
+                <w:noProof/>
+                <w:webHidden/>
+              </w:rPr>
+              <w:instrText xml:space="preserve"> PAGEREF _Toc222826506 \h </w:instrText>
+            </w:r>
+            <w:r>
+              <w:rPr>
+                <w:noProof/>
+                <w:webHidden/>
+              </w:rPr>
+            </w:r>
+            <w:r>
+              <w:rPr>
+                <w:noProof/>
+                <w:webHidden/>
+              </w:rPr>
+              <w:fldChar w:fldCharType="separate"/>
+            </w:r>
+            <w:r>
+              <w:rPr>
+                <w:noProof/>
+                <w:webHidden/>
+              </w:rPr>
+              <w:t>9</w:t>
+            </w:r>
+            <w:r>
+              <w:rPr>
+                <w:noProof/>
+                <w:webHidden/>
+              </w:rPr>
+              <w:fldChar w:fldCharType="end"/>
+            </w:r>
+          </w:hyperlink>
+        </w:p>
+        <w:p>
+          <w:pPr>
+            <w:pStyle w:val="TJ3"/>
+            <w:tabs>
+              <w:tab w:val="right" w:leader="dot" w:pos="9062"/>
+            </w:tabs>
+            <w:spacing w:line="360" w:lineRule="auto"/>
+            <w:rPr>
+              <w:rFonts w:asciiTheme="minorHAnsi" w:eastAsiaTheme="minorEastAsia" w:hAnsiTheme="minorHAnsi"/>
+              <w:noProof/>
+              <w:kern w:val="2"/>
+              <w:szCs w:val="24"/>
+              <w:lang w:eastAsia="hu-HU"/>
+              <w14:ligatures w14:val="standardContextual"/>
+            </w:rPr>
+          </w:pPr>
+          <w:hyperlink w:anchor="_Toc222826507" w:history="1">
+            <w:r>
+              <w:rPr>
+                <w:rStyle w:val="Hiperhivatkozs"/>
+                <w:noProof/>
+              </w:rPr>
+              <w:t>3.2.4 IPv6 címzés</w:t>
+            </w:r>
+            <w:r>
+              <w:rPr>
+                <w:noProof/>
+                <w:webHidden/>
+              </w:rPr>
+              <w:tab/>
+            </w:r>
+            <w:r>
+              <w:rPr>
+                <w:noProof/>
+                <w:webHidden/>
+              </w:rPr>
+              <w:fldChar w:fldCharType="begin"/>
+            </w:r>
+            <w:r>
+              <w:rPr>
+                <w:noProof/>
+                <w:webHidden/>
+              </w:rPr>
+              <w:instrText xml:space="preserve"> PAGEREF _Toc222826507 \h </w:instrText>
+            </w:r>
+            <w:r>
+              <w:rPr>
+                <w:noProof/>
+                <w:webHidden/>
+              </w:rPr>
+            </w:r>
+            <w:r>
+              <w:rPr>
+                <w:noProof/>
+                <w:webHidden/>
+              </w:rPr>
+              <w:fldChar w:fldCharType="separate"/>
+            </w:r>
+            <w:r>
+              <w:rPr>
+                <w:noProof/>
+                <w:webHidden/>
+              </w:rPr>
+              <w:t>9</w:t>
+            </w:r>
+            <w:r>
+              <w:rPr>
+                <w:noProof/>
+                <w:webHidden/>
+              </w:rPr>
+              <w:fldChar w:fldCharType="end"/>
+            </w:r>
+          </w:hyperlink>
+        </w:p>
+        <w:p>
+          <w:pPr>
+            <w:pStyle w:val="TJ3"/>
+            <w:tabs>
+              <w:tab w:val="right" w:leader="dot" w:pos="9062"/>
+            </w:tabs>
+            <w:spacing w:line="360" w:lineRule="auto"/>
+            <w:rPr>
+              <w:rFonts w:asciiTheme="minorHAnsi" w:eastAsiaTheme="minorEastAsia" w:hAnsiTheme="minorHAnsi"/>
+              <w:noProof/>
+              <w:kern w:val="2"/>
+              <w:szCs w:val="24"/>
+              <w:lang w:eastAsia="hu-HU"/>
+              <w14:ligatures w14:val="standardContextual"/>
+            </w:rPr>
+          </w:pPr>
+          <w:hyperlink w:anchor="_Toc222826508" w:history="1">
+            <w:r>
+              <w:rPr>
+                <w:rStyle w:val="Hiperhivatkozs"/>
+                <w:noProof/>
+              </w:rPr>
+              <w:t>3.2.5 IoT</w:t>
+            </w:r>
+            <w:r>
+              <w:rPr>
+                <w:noProof/>
+                <w:webHidden/>
+              </w:rPr>
+              <w:tab/>
+            </w:r>
+            <w:r>
+              <w:rPr>
+                <w:noProof/>
+                <w:webHidden/>
+              </w:rPr>
+              <w:fldChar w:fldCharType="begin"/>
+            </w:r>
+            <w:r>
+              <w:rPr>
+                <w:noProof/>
+                <w:webHidden/>
+              </w:rPr>
+              <w:instrText xml:space="preserve"> PAGEREF _Toc222826508 \h </w:instrText>
+            </w:r>
+            <w:r>
+              <w:rPr>
+                <w:noProof/>
+                <w:webHidden/>
+              </w:rPr>
+            </w:r>
+            <w:r>
+              <w:rPr>
+                <w:noProof/>
+                <w:webHidden/>
+              </w:rPr>
+              <w:fldChar w:fldCharType="separate"/>
+            </w:r>
+            <w:r>
+              <w:rPr>
+                <w:noProof/>
+                <w:webHidden/>
+              </w:rPr>
+              <w:t>9</w:t>
             </w:r>
             <w:r>
               <w:rPr>
@@ -986,20 +2104,22 @@
               <w:tab w:val="right" w:leader="dot" w:pos="9062"/>
             </w:tabs>
             <w:spacing w:line="360" w:lineRule="auto"/>
-            <w:jc w:val="both"/>
             <w:rPr>
-              <w:rFonts w:eastAsiaTheme="minorEastAsia"/>
+              <w:rFonts w:asciiTheme="minorHAnsi" w:eastAsiaTheme="minorEastAsia" w:hAnsiTheme="minorHAnsi"/>
               <w:noProof/>
+              <w:kern w:val="2"/>
+              <w:szCs w:val="24"/>
               <w:lang w:eastAsia="hu-HU"/>
+              <w14:ligatures w14:val="standardContextual"/>
             </w:rPr>
           </w:pPr>
-          <w:hyperlink w:anchor="_Toc222743198" w:history="1">
+          <w:hyperlink w:anchor="_Toc222826509" w:history="1">
             <w:r>
               <w:rPr>
                 <w:rStyle w:val="Hiperhivatkozs"/>
                 <w:noProof/>
               </w:rPr>
-              <w:t>1.2 Szolgáltatások</w:t>
+              <w:t>3.3 Szaküzlet telephely</w:t>
             </w:r>
             <w:r>
               <w:rPr>
@@ -1020,7 +2140,7 @@
                 <w:noProof/>
                 <w:webHidden/>
               </w:rPr>
-              <w:instrText xml:space="preserve"> PAGEREF _Toc222743198 \h </w:instrText>
+              <w:instrText xml:space="preserve"> PAGEREF _Toc222826509 \h </w:instrText>
             </w:r>
             <w:r>
               <w:rPr>
@@ -1040,7 +2160,599 @@
                 <w:noProof/>
                 <w:webHidden/>
               </w:rPr>
-              <w:t>6</w:t>
+              <w:t>9</w:t>
+            </w:r>
+            <w:r>
+              <w:rPr>
+                <w:noProof/>
+                <w:webHidden/>
+              </w:rPr>
+              <w:fldChar w:fldCharType="end"/>
+            </w:r>
+          </w:hyperlink>
+        </w:p>
+        <w:p>
+          <w:pPr>
+            <w:pStyle w:val="TJ3"/>
+            <w:tabs>
+              <w:tab w:val="right" w:leader="dot" w:pos="9062"/>
+            </w:tabs>
+            <w:spacing w:line="360" w:lineRule="auto"/>
+            <w:rPr>
+              <w:rFonts w:asciiTheme="minorHAnsi" w:eastAsiaTheme="minorEastAsia" w:hAnsiTheme="minorHAnsi"/>
+              <w:noProof/>
+              <w:kern w:val="2"/>
+              <w:szCs w:val="24"/>
+              <w:lang w:eastAsia="hu-HU"/>
+              <w14:ligatures w14:val="standardContextual"/>
+            </w:rPr>
+          </w:pPr>
+          <w:hyperlink w:anchor="_Toc222826510" w:history="1">
+            <w:r>
+              <w:rPr>
+                <w:rStyle w:val="Hiperhivatkozs"/>
+                <w:noProof/>
+              </w:rPr>
+              <w:t>3.3.1 Eszközlista</w:t>
+            </w:r>
+            <w:r>
+              <w:rPr>
+                <w:noProof/>
+                <w:webHidden/>
+              </w:rPr>
+              <w:tab/>
+            </w:r>
+            <w:r>
+              <w:rPr>
+                <w:noProof/>
+                <w:webHidden/>
+              </w:rPr>
+              <w:fldChar w:fldCharType="begin"/>
+            </w:r>
+            <w:r>
+              <w:rPr>
+                <w:noProof/>
+                <w:webHidden/>
+              </w:rPr>
+              <w:instrText xml:space="preserve"> PAGEREF _Toc222826510 \h </w:instrText>
+            </w:r>
+            <w:r>
+              <w:rPr>
+                <w:noProof/>
+                <w:webHidden/>
+              </w:rPr>
+            </w:r>
+            <w:r>
+              <w:rPr>
+                <w:noProof/>
+                <w:webHidden/>
+              </w:rPr>
+              <w:fldChar w:fldCharType="separate"/>
+            </w:r>
+            <w:r>
+              <w:rPr>
+                <w:noProof/>
+                <w:webHidden/>
+              </w:rPr>
+              <w:t>9</w:t>
+            </w:r>
+            <w:r>
+              <w:rPr>
+                <w:noProof/>
+                <w:webHidden/>
+              </w:rPr>
+              <w:fldChar w:fldCharType="end"/>
+            </w:r>
+          </w:hyperlink>
+        </w:p>
+        <w:p>
+          <w:pPr>
+            <w:pStyle w:val="TJ3"/>
+            <w:tabs>
+              <w:tab w:val="right" w:leader="dot" w:pos="9062"/>
+            </w:tabs>
+            <w:spacing w:line="360" w:lineRule="auto"/>
+            <w:rPr>
+              <w:rFonts w:asciiTheme="minorHAnsi" w:eastAsiaTheme="minorEastAsia" w:hAnsiTheme="minorHAnsi"/>
+              <w:noProof/>
+              <w:kern w:val="2"/>
+              <w:szCs w:val="24"/>
+              <w:lang w:eastAsia="hu-HU"/>
+              <w14:ligatures w14:val="standardContextual"/>
+            </w:rPr>
+          </w:pPr>
+          <w:hyperlink w:anchor="_Toc222826511" w:history="1">
+            <w:r>
+              <w:rPr>
+                <w:rStyle w:val="Hiperhivatkozs"/>
+                <w:noProof/>
+              </w:rPr>
+              <w:t>3.3.2 Topológia</w:t>
+            </w:r>
+            <w:r>
+              <w:rPr>
+                <w:noProof/>
+                <w:webHidden/>
+              </w:rPr>
+              <w:tab/>
+            </w:r>
+            <w:r>
+              <w:rPr>
+                <w:noProof/>
+                <w:webHidden/>
+              </w:rPr>
+              <w:fldChar w:fldCharType="begin"/>
+            </w:r>
+            <w:r>
+              <w:rPr>
+                <w:noProof/>
+                <w:webHidden/>
+              </w:rPr>
+              <w:instrText xml:space="preserve"> PAGEREF _Toc222826511 \h </w:instrText>
+            </w:r>
+            <w:r>
+              <w:rPr>
+                <w:noProof/>
+                <w:webHidden/>
+              </w:rPr>
+            </w:r>
+            <w:r>
+              <w:rPr>
+                <w:noProof/>
+                <w:webHidden/>
+              </w:rPr>
+              <w:fldChar w:fldCharType="separate"/>
+            </w:r>
+            <w:r>
+              <w:rPr>
+                <w:noProof/>
+                <w:webHidden/>
+              </w:rPr>
+              <w:t>9</w:t>
+            </w:r>
+            <w:r>
+              <w:rPr>
+                <w:noProof/>
+                <w:webHidden/>
+              </w:rPr>
+              <w:fldChar w:fldCharType="end"/>
+            </w:r>
+          </w:hyperlink>
+        </w:p>
+        <w:p>
+          <w:pPr>
+            <w:pStyle w:val="TJ3"/>
+            <w:tabs>
+              <w:tab w:val="right" w:leader="dot" w:pos="9062"/>
+            </w:tabs>
+            <w:spacing w:line="360" w:lineRule="auto"/>
+            <w:rPr>
+              <w:rFonts w:asciiTheme="minorHAnsi" w:eastAsiaTheme="minorEastAsia" w:hAnsiTheme="minorHAnsi"/>
+              <w:noProof/>
+              <w:kern w:val="2"/>
+              <w:szCs w:val="24"/>
+              <w:lang w:eastAsia="hu-HU"/>
+              <w14:ligatures w14:val="standardContextual"/>
+            </w:rPr>
+          </w:pPr>
+          <w:hyperlink w:anchor="_Toc222826512" w:history="1">
+            <w:r>
+              <w:rPr>
+                <w:rStyle w:val="Hiperhivatkozs"/>
+                <w:noProof/>
+              </w:rPr>
+              <w:t>3.3.3 IPv4 címzés</w:t>
+            </w:r>
+            <w:r>
+              <w:rPr>
+                <w:noProof/>
+                <w:webHidden/>
+              </w:rPr>
+              <w:tab/>
+            </w:r>
+            <w:r>
+              <w:rPr>
+                <w:noProof/>
+                <w:webHidden/>
+              </w:rPr>
+              <w:fldChar w:fldCharType="begin"/>
+            </w:r>
+            <w:r>
+              <w:rPr>
+                <w:noProof/>
+                <w:webHidden/>
+              </w:rPr>
+              <w:instrText xml:space="preserve"> PAGEREF _Toc222826512 \h </w:instrText>
+            </w:r>
+            <w:r>
+              <w:rPr>
+                <w:noProof/>
+                <w:webHidden/>
+              </w:rPr>
+            </w:r>
+            <w:r>
+              <w:rPr>
+                <w:noProof/>
+                <w:webHidden/>
+              </w:rPr>
+              <w:fldChar w:fldCharType="separate"/>
+            </w:r>
+            <w:r>
+              <w:rPr>
+                <w:noProof/>
+                <w:webHidden/>
+              </w:rPr>
+              <w:t>9</w:t>
+            </w:r>
+            <w:r>
+              <w:rPr>
+                <w:noProof/>
+                <w:webHidden/>
+              </w:rPr>
+              <w:fldChar w:fldCharType="end"/>
+            </w:r>
+          </w:hyperlink>
+        </w:p>
+        <w:p>
+          <w:pPr>
+            <w:pStyle w:val="TJ3"/>
+            <w:tabs>
+              <w:tab w:val="right" w:leader="dot" w:pos="9062"/>
+            </w:tabs>
+            <w:spacing w:line="360" w:lineRule="auto"/>
+            <w:rPr>
+              <w:rFonts w:asciiTheme="minorHAnsi" w:eastAsiaTheme="minorEastAsia" w:hAnsiTheme="minorHAnsi"/>
+              <w:noProof/>
+              <w:kern w:val="2"/>
+              <w:szCs w:val="24"/>
+              <w:lang w:eastAsia="hu-HU"/>
+              <w14:ligatures w14:val="standardContextual"/>
+            </w:rPr>
+          </w:pPr>
+          <w:hyperlink w:anchor="_Toc222826513" w:history="1">
+            <w:r>
+              <w:rPr>
+                <w:rStyle w:val="Hiperhivatkozs"/>
+                <w:noProof/>
+              </w:rPr>
+              <w:t>3.3.4 IoT</w:t>
+            </w:r>
+            <w:r>
+              <w:rPr>
+                <w:noProof/>
+                <w:webHidden/>
+              </w:rPr>
+              <w:tab/>
+            </w:r>
+            <w:r>
+              <w:rPr>
+                <w:noProof/>
+                <w:webHidden/>
+              </w:rPr>
+              <w:fldChar w:fldCharType="begin"/>
+            </w:r>
+            <w:r>
+              <w:rPr>
+                <w:noProof/>
+                <w:webHidden/>
+              </w:rPr>
+              <w:instrText xml:space="preserve"> PAGEREF _Toc222826513 \h </w:instrText>
+            </w:r>
+            <w:r>
+              <w:rPr>
+                <w:noProof/>
+                <w:webHidden/>
+              </w:rPr>
+            </w:r>
+            <w:r>
+              <w:rPr>
+                <w:noProof/>
+                <w:webHidden/>
+              </w:rPr>
+              <w:fldChar w:fldCharType="separate"/>
+            </w:r>
+            <w:r>
+              <w:rPr>
+                <w:noProof/>
+                <w:webHidden/>
+              </w:rPr>
+              <w:t>9</w:t>
+            </w:r>
+            <w:r>
+              <w:rPr>
+                <w:noProof/>
+                <w:webHidden/>
+              </w:rPr>
+              <w:fldChar w:fldCharType="end"/>
+            </w:r>
+          </w:hyperlink>
+        </w:p>
+        <w:p>
+          <w:pPr>
+            <w:pStyle w:val="TJ2"/>
+            <w:tabs>
+              <w:tab w:val="right" w:leader="dot" w:pos="9062"/>
+            </w:tabs>
+            <w:spacing w:line="360" w:lineRule="auto"/>
+            <w:rPr>
+              <w:rFonts w:asciiTheme="minorHAnsi" w:eastAsiaTheme="minorEastAsia" w:hAnsiTheme="minorHAnsi"/>
+              <w:noProof/>
+              <w:kern w:val="2"/>
+              <w:szCs w:val="24"/>
+              <w:lang w:eastAsia="hu-HU"/>
+              <w14:ligatures w14:val="standardContextual"/>
+            </w:rPr>
+          </w:pPr>
+          <w:hyperlink w:anchor="_Toc222826514" w:history="1">
+            <w:r>
+              <w:rPr>
+                <w:rStyle w:val="Hiperhivatkozs"/>
+                <w:noProof/>
+              </w:rPr>
+              <w:t>3.4 OceanData adatközpont</w:t>
+            </w:r>
+            <w:r>
+              <w:rPr>
+                <w:noProof/>
+                <w:webHidden/>
+              </w:rPr>
+              <w:tab/>
+            </w:r>
+            <w:r>
+              <w:rPr>
+                <w:noProof/>
+                <w:webHidden/>
+              </w:rPr>
+              <w:fldChar w:fldCharType="begin"/>
+            </w:r>
+            <w:r>
+              <w:rPr>
+                <w:noProof/>
+                <w:webHidden/>
+              </w:rPr>
+              <w:instrText xml:space="preserve"> PAGEREF _Toc222826514 \h </w:instrText>
+            </w:r>
+            <w:r>
+              <w:rPr>
+                <w:noProof/>
+                <w:webHidden/>
+              </w:rPr>
+            </w:r>
+            <w:r>
+              <w:rPr>
+                <w:noProof/>
+                <w:webHidden/>
+              </w:rPr>
+              <w:fldChar w:fldCharType="separate"/>
+            </w:r>
+            <w:r>
+              <w:rPr>
+                <w:noProof/>
+                <w:webHidden/>
+              </w:rPr>
+              <w:t>9</w:t>
+            </w:r>
+            <w:r>
+              <w:rPr>
+                <w:noProof/>
+                <w:webHidden/>
+              </w:rPr>
+              <w:fldChar w:fldCharType="end"/>
+            </w:r>
+          </w:hyperlink>
+        </w:p>
+        <w:p>
+          <w:pPr>
+            <w:pStyle w:val="TJ3"/>
+            <w:tabs>
+              <w:tab w:val="right" w:leader="dot" w:pos="9062"/>
+            </w:tabs>
+            <w:spacing w:line="360" w:lineRule="auto"/>
+            <w:rPr>
+              <w:rFonts w:asciiTheme="minorHAnsi" w:eastAsiaTheme="minorEastAsia" w:hAnsiTheme="minorHAnsi"/>
+              <w:noProof/>
+              <w:kern w:val="2"/>
+              <w:szCs w:val="24"/>
+              <w:lang w:eastAsia="hu-HU"/>
+              <w14:ligatures w14:val="standardContextual"/>
+            </w:rPr>
+          </w:pPr>
+          <w:hyperlink w:anchor="_Toc222826515" w:history="1">
+            <w:r>
+              <w:rPr>
+                <w:rStyle w:val="Hiperhivatkozs"/>
+                <w:noProof/>
+              </w:rPr>
+              <w:t>3.4.1 Eszközlista</w:t>
+            </w:r>
+            <w:r>
+              <w:rPr>
+                <w:noProof/>
+                <w:webHidden/>
+              </w:rPr>
+              <w:tab/>
+            </w:r>
+            <w:r>
+              <w:rPr>
+                <w:noProof/>
+                <w:webHidden/>
+              </w:rPr>
+              <w:fldChar w:fldCharType="begin"/>
+            </w:r>
+            <w:r>
+              <w:rPr>
+                <w:noProof/>
+                <w:webHidden/>
+              </w:rPr>
+              <w:instrText xml:space="preserve"> PAGEREF _Toc222826515 \h </w:instrText>
+            </w:r>
+            <w:r>
+              <w:rPr>
+                <w:noProof/>
+                <w:webHidden/>
+              </w:rPr>
+            </w:r>
+            <w:r>
+              <w:rPr>
+                <w:noProof/>
+                <w:webHidden/>
+              </w:rPr>
+              <w:fldChar w:fldCharType="separate"/>
+            </w:r>
+            <w:r>
+              <w:rPr>
+                <w:noProof/>
+                <w:webHidden/>
+              </w:rPr>
+              <w:t>9</w:t>
+            </w:r>
+            <w:r>
+              <w:rPr>
+                <w:noProof/>
+                <w:webHidden/>
+              </w:rPr>
+              <w:fldChar w:fldCharType="end"/>
+            </w:r>
+          </w:hyperlink>
+        </w:p>
+        <w:p>
+          <w:pPr>
+            <w:pStyle w:val="TJ3"/>
+            <w:tabs>
+              <w:tab w:val="right" w:leader="dot" w:pos="9062"/>
+            </w:tabs>
+            <w:spacing w:line="360" w:lineRule="auto"/>
+            <w:rPr>
+              <w:rFonts w:asciiTheme="minorHAnsi" w:eastAsiaTheme="minorEastAsia" w:hAnsiTheme="minorHAnsi"/>
+              <w:noProof/>
+              <w:kern w:val="2"/>
+              <w:szCs w:val="24"/>
+              <w:lang w:eastAsia="hu-HU"/>
+              <w14:ligatures w14:val="standardContextual"/>
+            </w:rPr>
+          </w:pPr>
+          <w:hyperlink w:anchor="_Toc222826516" w:history="1">
+            <w:r>
+              <w:rPr>
+                <w:rStyle w:val="Hiperhivatkozs"/>
+                <w:noProof/>
+              </w:rPr>
+              <w:t>3.4.2 Topológia</w:t>
+            </w:r>
+            <w:r>
+              <w:rPr>
+                <w:noProof/>
+                <w:webHidden/>
+              </w:rPr>
+              <w:tab/>
+            </w:r>
+            <w:r>
+              <w:rPr>
+                <w:noProof/>
+                <w:webHidden/>
+              </w:rPr>
+              <w:fldChar w:fldCharType="begin"/>
+            </w:r>
+            <w:r>
+              <w:rPr>
+                <w:noProof/>
+                <w:webHidden/>
+              </w:rPr>
+              <w:instrText xml:space="preserve"> PAGEREF _Toc222826516 \h </w:instrText>
+            </w:r>
+            <w:r>
+              <w:rPr>
+                <w:noProof/>
+                <w:webHidden/>
+              </w:rPr>
+            </w:r>
+            <w:r>
+              <w:rPr>
+                <w:noProof/>
+                <w:webHidden/>
+              </w:rPr>
+              <w:fldChar w:fldCharType="separate"/>
+            </w:r>
+            <w:r>
+              <w:rPr>
+                <w:noProof/>
+                <w:webHidden/>
+              </w:rPr>
+              <w:t>9</w:t>
+            </w:r>
+            <w:r>
+              <w:rPr>
+                <w:noProof/>
+                <w:webHidden/>
+              </w:rPr>
+              <w:fldChar w:fldCharType="end"/>
+            </w:r>
+          </w:hyperlink>
+        </w:p>
+        <w:p>
+          <w:pPr>
+            <w:pStyle w:val="TJ3"/>
+            <w:tabs>
+              <w:tab w:val="right" w:leader="dot" w:pos="9062"/>
+            </w:tabs>
+            <w:spacing w:line="360" w:lineRule="auto"/>
+            <w:rPr>
+              <w:rFonts w:asciiTheme="minorHAnsi" w:eastAsiaTheme="minorEastAsia" w:hAnsiTheme="minorHAnsi"/>
+              <w:noProof/>
+              <w:kern w:val="2"/>
+              <w:szCs w:val="24"/>
+              <w:lang w:eastAsia="hu-HU"/>
+              <w14:ligatures w14:val="standardContextual"/>
+            </w:rPr>
+          </w:pPr>
+          <w:hyperlink w:anchor="_Toc222826517" w:history="1">
+            <w:r>
+              <w:rPr>
+                <w:rStyle w:val="Hiperhivatkozs"/>
+                <w:noProof/>
+              </w:rPr>
+              <w:t>3.4.3 IPv4 címzés</w:t>
+            </w:r>
+            <w:r>
+              <w:rPr>
+                <w:noProof/>
+                <w:webHidden/>
+              </w:rPr>
+              <w:tab/>
+            </w:r>
+            <w:r>
+              <w:rPr>
+                <w:noProof/>
+                <w:webHidden/>
+              </w:rPr>
+              <w:fldChar w:fldCharType="begin"/>
+            </w:r>
+            <w:r>
+              <w:rPr>
+                <w:noProof/>
+                <w:webHidden/>
+              </w:rPr>
+              <w:instrText xml:space="preserve"> PAGEREF _Toc222826517 \h </w:instrText>
+            </w:r>
+            <w:r>
+              <w:rPr>
+                <w:noProof/>
+                <w:webHidden/>
+              </w:rPr>
+            </w:r>
+            <w:r>
+              <w:rPr>
+                <w:noProof/>
+                <w:webHidden/>
+              </w:rPr>
+              <w:fldChar w:fldCharType="separate"/>
+            </w:r>
+            <w:r>
+              <w:rPr>
+                <w:noProof/>
+                <w:webHidden/>
+              </w:rPr>
+              <w:t>9</w:t>
             </w:r>
             <w:r>
               <w:rPr>
@@ -1058,20 +2770,22 @@
               <w:tab w:val="right" w:leader="dot" w:pos="9062"/>
             </w:tabs>
             <w:spacing w:line="360" w:lineRule="auto"/>
-            <w:jc w:val="both"/>
             <w:rPr>
-              <w:rFonts w:eastAsiaTheme="minorEastAsia"/>
+              <w:rFonts w:asciiTheme="minorHAnsi" w:eastAsiaTheme="minorEastAsia" w:hAnsiTheme="minorHAnsi"/>
               <w:noProof/>
+              <w:kern w:val="2"/>
+              <w:szCs w:val="24"/>
               <w:lang w:eastAsia="hu-HU"/>
+              <w14:ligatures w14:val="standardContextual"/>
             </w:rPr>
           </w:pPr>
-          <w:hyperlink w:anchor="_Toc222743199" w:history="1">
+          <w:hyperlink w:anchor="_Toc222826518" w:history="1">
             <w:r>
               <w:rPr>
                 <w:rStyle w:val="Hiperhivatkozs"/>
                 <w:noProof/>
               </w:rPr>
-              <w:t>2. Projekt feladat</w:t>
+              <w:t>4. Hálózati szolgáltatások</w:t>
             </w:r>
             <w:r>
               <w:rPr>
@@ -1092,7 +2806,7 @@
                 <w:noProof/>
                 <w:webHidden/>
               </w:rPr>
-              <w:instrText xml:space="preserve"> PAGEREF _Toc222743199 \h </w:instrText>
+              <w:instrText xml:space="preserve"> PAGEREF _Toc222826518 \h </w:instrText>
             </w:r>
             <w:r>
               <w:rPr>
@@ -1112,7 +2826,747 @@
                 <w:noProof/>
                 <w:webHidden/>
               </w:rPr>
-              <w:t>6</w:t>
+              <w:t>9</w:t>
+            </w:r>
+            <w:r>
+              <w:rPr>
+                <w:noProof/>
+                <w:webHidden/>
+              </w:rPr>
+              <w:fldChar w:fldCharType="end"/>
+            </w:r>
+          </w:hyperlink>
+        </w:p>
+        <w:p>
+          <w:pPr>
+            <w:pStyle w:val="TJ2"/>
+            <w:tabs>
+              <w:tab w:val="right" w:leader="dot" w:pos="9062"/>
+            </w:tabs>
+            <w:spacing w:line="360" w:lineRule="auto"/>
+            <w:rPr>
+              <w:rFonts w:asciiTheme="minorHAnsi" w:eastAsiaTheme="minorEastAsia" w:hAnsiTheme="minorHAnsi"/>
+              <w:noProof/>
+              <w:kern w:val="2"/>
+              <w:szCs w:val="24"/>
+              <w:lang w:eastAsia="hu-HU"/>
+              <w14:ligatures w14:val="standardContextual"/>
+            </w:rPr>
+          </w:pPr>
+          <w:hyperlink w:anchor="_Toc222826519" w:history="1">
+            <w:r>
+              <w:rPr>
+                <w:rStyle w:val="Hiperhivatkozs"/>
+                <w:noProof/>
+              </w:rPr>
+              <w:t>4.1 ACL</w:t>
+            </w:r>
+            <w:r>
+              <w:rPr>
+                <w:noProof/>
+                <w:webHidden/>
+              </w:rPr>
+              <w:tab/>
+            </w:r>
+            <w:r>
+              <w:rPr>
+                <w:noProof/>
+                <w:webHidden/>
+              </w:rPr>
+              <w:fldChar w:fldCharType="begin"/>
+            </w:r>
+            <w:r>
+              <w:rPr>
+                <w:noProof/>
+                <w:webHidden/>
+              </w:rPr>
+              <w:instrText xml:space="preserve"> PAGEREF _Toc222826519 \h </w:instrText>
+            </w:r>
+            <w:r>
+              <w:rPr>
+                <w:noProof/>
+                <w:webHidden/>
+              </w:rPr>
+            </w:r>
+            <w:r>
+              <w:rPr>
+                <w:noProof/>
+                <w:webHidden/>
+              </w:rPr>
+              <w:fldChar w:fldCharType="separate"/>
+            </w:r>
+            <w:r>
+              <w:rPr>
+                <w:noProof/>
+                <w:webHidden/>
+              </w:rPr>
+              <w:t>9</w:t>
+            </w:r>
+            <w:r>
+              <w:rPr>
+                <w:noProof/>
+                <w:webHidden/>
+              </w:rPr>
+              <w:fldChar w:fldCharType="end"/>
+            </w:r>
+          </w:hyperlink>
+        </w:p>
+        <w:p>
+          <w:pPr>
+            <w:pStyle w:val="TJ2"/>
+            <w:tabs>
+              <w:tab w:val="right" w:leader="dot" w:pos="9062"/>
+            </w:tabs>
+            <w:spacing w:line="360" w:lineRule="auto"/>
+            <w:rPr>
+              <w:rFonts w:asciiTheme="minorHAnsi" w:eastAsiaTheme="minorEastAsia" w:hAnsiTheme="minorHAnsi"/>
+              <w:noProof/>
+              <w:kern w:val="2"/>
+              <w:szCs w:val="24"/>
+              <w:lang w:eastAsia="hu-HU"/>
+              <w14:ligatures w14:val="standardContextual"/>
+            </w:rPr>
+          </w:pPr>
+          <w:hyperlink w:anchor="_Toc222826520" w:history="1">
+            <w:r>
+              <w:rPr>
+                <w:rStyle w:val="Hiperhivatkozs"/>
+                <w:noProof/>
+              </w:rPr>
+              <w:t>4.2 DHCP</w:t>
+            </w:r>
+            <w:r>
+              <w:rPr>
+                <w:noProof/>
+                <w:webHidden/>
+              </w:rPr>
+              <w:tab/>
+            </w:r>
+            <w:r>
+              <w:rPr>
+                <w:noProof/>
+                <w:webHidden/>
+              </w:rPr>
+              <w:fldChar w:fldCharType="begin"/>
+            </w:r>
+            <w:r>
+              <w:rPr>
+                <w:noProof/>
+                <w:webHidden/>
+              </w:rPr>
+              <w:instrText xml:space="preserve"> PAGEREF _Toc222826520 \h </w:instrText>
+            </w:r>
+            <w:r>
+              <w:rPr>
+                <w:noProof/>
+                <w:webHidden/>
+              </w:rPr>
+            </w:r>
+            <w:r>
+              <w:rPr>
+                <w:noProof/>
+                <w:webHidden/>
+              </w:rPr>
+              <w:fldChar w:fldCharType="separate"/>
+            </w:r>
+            <w:r>
+              <w:rPr>
+                <w:noProof/>
+                <w:webHidden/>
+              </w:rPr>
+              <w:t>9</w:t>
+            </w:r>
+            <w:r>
+              <w:rPr>
+                <w:noProof/>
+                <w:webHidden/>
+              </w:rPr>
+              <w:fldChar w:fldCharType="end"/>
+            </w:r>
+          </w:hyperlink>
+        </w:p>
+        <w:p>
+          <w:pPr>
+            <w:pStyle w:val="TJ2"/>
+            <w:tabs>
+              <w:tab w:val="right" w:leader="dot" w:pos="9062"/>
+            </w:tabs>
+            <w:spacing w:line="360" w:lineRule="auto"/>
+            <w:rPr>
+              <w:rFonts w:asciiTheme="minorHAnsi" w:eastAsiaTheme="minorEastAsia" w:hAnsiTheme="minorHAnsi"/>
+              <w:noProof/>
+              <w:kern w:val="2"/>
+              <w:szCs w:val="24"/>
+              <w:lang w:eastAsia="hu-HU"/>
+              <w14:ligatures w14:val="standardContextual"/>
+            </w:rPr>
+          </w:pPr>
+          <w:hyperlink w:anchor="_Toc222826521" w:history="1">
+            <w:r>
+              <w:rPr>
+                <w:rStyle w:val="Hiperhivatkozs"/>
+                <w:noProof/>
+              </w:rPr>
+              <w:t>4.3 DHCP snooping</w:t>
+            </w:r>
+            <w:r>
+              <w:rPr>
+                <w:noProof/>
+                <w:webHidden/>
+              </w:rPr>
+              <w:tab/>
+            </w:r>
+            <w:r>
+              <w:rPr>
+                <w:noProof/>
+                <w:webHidden/>
+              </w:rPr>
+              <w:fldChar w:fldCharType="begin"/>
+            </w:r>
+            <w:r>
+              <w:rPr>
+                <w:noProof/>
+                <w:webHidden/>
+              </w:rPr>
+              <w:instrText xml:space="preserve"> PAGEREF _Toc222826521 \h </w:instrText>
+            </w:r>
+            <w:r>
+              <w:rPr>
+                <w:noProof/>
+                <w:webHidden/>
+              </w:rPr>
+            </w:r>
+            <w:r>
+              <w:rPr>
+                <w:noProof/>
+                <w:webHidden/>
+              </w:rPr>
+              <w:fldChar w:fldCharType="separate"/>
+            </w:r>
+            <w:r>
+              <w:rPr>
+                <w:noProof/>
+                <w:webHidden/>
+              </w:rPr>
+              <w:t>9</w:t>
+            </w:r>
+            <w:r>
+              <w:rPr>
+                <w:noProof/>
+                <w:webHidden/>
+              </w:rPr>
+              <w:fldChar w:fldCharType="end"/>
+            </w:r>
+          </w:hyperlink>
+        </w:p>
+        <w:p>
+          <w:pPr>
+            <w:pStyle w:val="TJ2"/>
+            <w:tabs>
+              <w:tab w:val="right" w:leader="dot" w:pos="9062"/>
+            </w:tabs>
+            <w:spacing w:line="360" w:lineRule="auto"/>
+            <w:rPr>
+              <w:rFonts w:asciiTheme="minorHAnsi" w:eastAsiaTheme="minorEastAsia" w:hAnsiTheme="minorHAnsi"/>
+              <w:noProof/>
+              <w:kern w:val="2"/>
+              <w:szCs w:val="24"/>
+              <w:lang w:eastAsia="hu-HU"/>
+              <w14:ligatures w14:val="standardContextual"/>
+            </w:rPr>
+          </w:pPr>
+          <w:hyperlink w:anchor="_Toc222826522" w:history="1">
+            <w:r>
+              <w:rPr>
+                <w:rStyle w:val="Hiperhivatkozs"/>
+                <w:noProof/>
+              </w:rPr>
+              <w:t>4.4 GRE Tunnel over IPsec</w:t>
+            </w:r>
+            <w:r>
+              <w:rPr>
+                <w:noProof/>
+                <w:webHidden/>
+              </w:rPr>
+              <w:tab/>
+            </w:r>
+            <w:r>
+              <w:rPr>
+                <w:noProof/>
+                <w:webHidden/>
+              </w:rPr>
+              <w:fldChar w:fldCharType="begin"/>
+            </w:r>
+            <w:r>
+              <w:rPr>
+                <w:noProof/>
+                <w:webHidden/>
+              </w:rPr>
+              <w:instrText xml:space="preserve"> PAGEREF _Toc222826522 \h </w:instrText>
+            </w:r>
+            <w:r>
+              <w:rPr>
+                <w:noProof/>
+                <w:webHidden/>
+              </w:rPr>
+            </w:r>
+            <w:r>
+              <w:rPr>
+                <w:noProof/>
+                <w:webHidden/>
+              </w:rPr>
+              <w:fldChar w:fldCharType="separate"/>
+            </w:r>
+            <w:r>
+              <w:rPr>
+                <w:noProof/>
+                <w:webHidden/>
+              </w:rPr>
+              <w:t>9</w:t>
+            </w:r>
+            <w:r>
+              <w:rPr>
+                <w:noProof/>
+                <w:webHidden/>
+              </w:rPr>
+              <w:fldChar w:fldCharType="end"/>
+            </w:r>
+          </w:hyperlink>
+        </w:p>
+        <w:p>
+          <w:pPr>
+            <w:pStyle w:val="TJ2"/>
+            <w:tabs>
+              <w:tab w:val="right" w:leader="dot" w:pos="9062"/>
+            </w:tabs>
+            <w:spacing w:line="360" w:lineRule="auto"/>
+            <w:rPr>
+              <w:rFonts w:asciiTheme="minorHAnsi" w:eastAsiaTheme="minorEastAsia" w:hAnsiTheme="minorHAnsi"/>
+              <w:noProof/>
+              <w:kern w:val="2"/>
+              <w:szCs w:val="24"/>
+              <w:lang w:eastAsia="hu-HU"/>
+              <w14:ligatures w14:val="standardContextual"/>
+            </w:rPr>
+          </w:pPr>
+          <w:hyperlink w:anchor="_Toc222826523" w:history="1">
+            <w:r>
+              <w:rPr>
+                <w:rStyle w:val="Hiperhivatkozs"/>
+                <w:noProof/>
+              </w:rPr>
+              <w:t>4.5 HSRP</w:t>
+            </w:r>
+            <w:r>
+              <w:rPr>
+                <w:noProof/>
+                <w:webHidden/>
+              </w:rPr>
+              <w:tab/>
+            </w:r>
+            <w:r>
+              <w:rPr>
+                <w:noProof/>
+                <w:webHidden/>
+              </w:rPr>
+              <w:fldChar w:fldCharType="begin"/>
+            </w:r>
+            <w:r>
+              <w:rPr>
+                <w:noProof/>
+                <w:webHidden/>
+              </w:rPr>
+              <w:instrText xml:space="preserve"> PAGEREF _Toc222826523 \h </w:instrText>
+            </w:r>
+            <w:r>
+              <w:rPr>
+                <w:noProof/>
+                <w:webHidden/>
+              </w:rPr>
+            </w:r>
+            <w:r>
+              <w:rPr>
+                <w:noProof/>
+                <w:webHidden/>
+              </w:rPr>
+              <w:fldChar w:fldCharType="separate"/>
+            </w:r>
+            <w:r>
+              <w:rPr>
+                <w:noProof/>
+                <w:webHidden/>
+              </w:rPr>
+              <w:t>9</w:t>
+            </w:r>
+            <w:r>
+              <w:rPr>
+                <w:noProof/>
+                <w:webHidden/>
+              </w:rPr>
+              <w:fldChar w:fldCharType="end"/>
+            </w:r>
+          </w:hyperlink>
+        </w:p>
+        <w:p>
+          <w:pPr>
+            <w:pStyle w:val="TJ2"/>
+            <w:tabs>
+              <w:tab w:val="right" w:leader="dot" w:pos="9062"/>
+            </w:tabs>
+            <w:spacing w:line="360" w:lineRule="auto"/>
+            <w:rPr>
+              <w:rFonts w:asciiTheme="minorHAnsi" w:eastAsiaTheme="minorEastAsia" w:hAnsiTheme="minorHAnsi"/>
+              <w:noProof/>
+              <w:kern w:val="2"/>
+              <w:szCs w:val="24"/>
+              <w:lang w:eastAsia="hu-HU"/>
+              <w14:ligatures w14:val="standardContextual"/>
+            </w:rPr>
+          </w:pPr>
+          <w:hyperlink w:anchor="_Toc222826524" w:history="1">
+            <w:r>
+              <w:rPr>
+                <w:rStyle w:val="Hiperhivatkozs"/>
+                <w:noProof/>
+              </w:rPr>
+              <w:t>4.6 NAT</w:t>
+            </w:r>
+            <w:r>
+              <w:rPr>
+                <w:noProof/>
+                <w:webHidden/>
+              </w:rPr>
+              <w:tab/>
+            </w:r>
+            <w:r>
+              <w:rPr>
+                <w:noProof/>
+                <w:webHidden/>
+              </w:rPr>
+              <w:fldChar w:fldCharType="begin"/>
+            </w:r>
+            <w:r>
+              <w:rPr>
+                <w:noProof/>
+                <w:webHidden/>
+              </w:rPr>
+              <w:instrText xml:space="preserve"> PAGEREF _Toc222826524 \h </w:instrText>
+            </w:r>
+            <w:r>
+              <w:rPr>
+                <w:noProof/>
+                <w:webHidden/>
+              </w:rPr>
+            </w:r>
+            <w:r>
+              <w:rPr>
+                <w:noProof/>
+                <w:webHidden/>
+              </w:rPr>
+              <w:fldChar w:fldCharType="separate"/>
+            </w:r>
+            <w:r>
+              <w:rPr>
+                <w:noProof/>
+                <w:webHidden/>
+              </w:rPr>
+              <w:t>9</w:t>
+            </w:r>
+            <w:r>
+              <w:rPr>
+                <w:noProof/>
+                <w:webHidden/>
+              </w:rPr>
+              <w:fldChar w:fldCharType="end"/>
+            </w:r>
+          </w:hyperlink>
+        </w:p>
+        <w:p>
+          <w:pPr>
+            <w:pStyle w:val="TJ2"/>
+            <w:tabs>
+              <w:tab w:val="right" w:leader="dot" w:pos="9062"/>
+            </w:tabs>
+            <w:spacing w:line="360" w:lineRule="auto"/>
+            <w:rPr>
+              <w:rFonts w:asciiTheme="minorHAnsi" w:eastAsiaTheme="minorEastAsia" w:hAnsiTheme="minorHAnsi"/>
+              <w:noProof/>
+              <w:kern w:val="2"/>
+              <w:szCs w:val="24"/>
+              <w:lang w:eastAsia="hu-HU"/>
+              <w14:ligatures w14:val="standardContextual"/>
+            </w:rPr>
+          </w:pPr>
+          <w:hyperlink w:anchor="_Toc222826525" w:history="1">
+            <w:r>
+              <w:rPr>
+                <w:rStyle w:val="Hiperhivatkozs"/>
+                <w:noProof/>
+              </w:rPr>
+              <w:t>4.7 EIGRP</w:t>
+            </w:r>
+            <w:r>
+              <w:rPr>
+                <w:noProof/>
+                <w:webHidden/>
+              </w:rPr>
+              <w:tab/>
+            </w:r>
+            <w:r>
+              <w:rPr>
+                <w:noProof/>
+                <w:webHidden/>
+              </w:rPr>
+              <w:fldChar w:fldCharType="begin"/>
+            </w:r>
+            <w:r>
+              <w:rPr>
+                <w:noProof/>
+                <w:webHidden/>
+              </w:rPr>
+              <w:instrText xml:space="preserve"> PAGEREF _Toc222826525 \h </w:instrText>
+            </w:r>
+            <w:r>
+              <w:rPr>
+                <w:noProof/>
+                <w:webHidden/>
+              </w:rPr>
+            </w:r>
+            <w:r>
+              <w:rPr>
+                <w:noProof/>
+                <w:webHidden/>
+              </w:rPr>
+              <w:fldChar w:fldCharType="separate"/>
+            </w:r>
+            <w:r>
+              <w:rPr>
+                <w:noProof/>
+                <w:webHidden/>
+              </w:rPr>
+              <w:t>9</w:t>
+            </w:r>
+            <w:r>
+              <w:rPr>
+                <w:noProof/>
+                <w:webHidden/>
+              </w:rPr>
+              <w:fldChar w:fldCharType="end"/>
+            </w:r>
+          </w:hyperlink>
+        </w:p>
+        <w:p>
+          <w:pPr>
+            <w:pStyle w:val="TJ2"/>
+            <w:tabs>
+              <w:tab w:val="right" w:leader="dot" w:pos="9062"/>
+            </w:tabs>
+            <w:spacing w:line="360" w:lineRule="auto"/>
+            <w:rPr>
+              <w:rFonts w:asciiTheme="minorHAnsi" w:eastAsiaTheme="minorEastAsia" w:hAnsiTheme="minorHAnsi"/>
+              <w:noProof/>
+              <w:kern w:val="2"/>
+              <w:szCs w:val="24"/>
+              <w:lang w:eastAsia="hu-HU"/>
+              <w14:ligatures w14:val="standardContextual"/>
+            </w:rPr>
+          </w:pPr>
+          <w:hyperlink w:anchor="_Toc222826526" w:history="1">
+            <w:r>
+              <w:rPr>
+                <w:rStyle w:val="Hiperhivatkozs"/>
+                <w:noProof/>
+              </w:rPr>
+              <w:t>4.8 Spanning-Tree</w:t>
+            </w:r>
+            <w:r>
+              <w:rPr>
+                <w:noProof/>
+                <w:webHidden/>
+              </w:rPr>
+              <w:tab/>
+            </w:r>
+            <w:r>
+              <w:rPr>
+                <w:noProof/>
+                <w:webHidden/>
+              </w:rPr>
+              <w:fldChar w:fldCharType="begin"/>
+            </w:r>
+            <w:r>
+              <w:rPr>
+                <w:noProof/>
+                <w:webHidden/>
+              </w:rPr>
+              <w:instrText xml:space="preserve"> PAGEREF _Toc222826526 \h </w:instrText>
+            </w:r>
+            <w:r>
+              <w:rPr>
+                <w:noProof/>
+                <w:webHidden/>
+              </w:rPr>
+            </w:r>
+            <w:r>
+              <w:rPr>
+                <w:noProof/>
+                <w:webHidden/>
+              </w:rPr>
+              <w:fldChar w:fldCharType="separate"/>
+            </w:r>
+            <w:r>
+              <w:rPr>
+                <w:noProof/>
+                <w:webHidden/>
+              </w:rPr>
+              <w:t>9</w:t>
+            </w:r>
+            <w:r>
+              <w:rPr>
+                <w:noProof/>
+                <w:webHidden/>
+              </w:rPr>
+              <w:fldChar w:fldCharType="end"/>
+            </w:r>
+          </w:hyperlink>
+        </w:p>
+        <w:p>
+          <w:pPr>
+            <w:pStyle w:val="TJ2"/>
+            <w:tabs>
+              <w:tab w:val="right" w:leader="dot" w:pos="9062"/>
+            </w:tabs>
+            <w:spacing w:line="360" w:lineRule="auto"/>
+            <w:rPr>
+              <w:rFonts w:asciiTheme="minorHAnsi" w:eastAsiaTheme="minorEastAsia" w:hAnsiTheme="minorHAnsi"/>
+              <w:noProof/>
+              <w:kern w:val="2"/>
+              <w:szCs w:val="24"/>
+              <w:lang w:eastAsia="hu-HU"/>
+              <w14:ligatures w14:val="standardContextual"/>
+            </w:rPr>
+          </w:pPr>
+          <w:hyperlink w:anchor="_Toc222826527" w:history="1">
+            <w:r>
+              <w:rPr>
+                <w:rStyle w:val="Hiperhivatkozs"/>
+                <w:noProof/>
+              </w:rPr>
+              <w:t>4.9 SSH</w:t>
+            </w:r>
+            <w:r>
+              <w:rPr>
+                <w:noProof/>
+                <w:webHidden/>
+              </w:rPr>
+              <w:tab/>
+            </w:r>
+            <w:r>
+              <w:rPr>
+                <w:noProof/>
+                <w:webHidden/>
+              </w:rPr>
+              <w:fldChar w:fldCharType="begin"/>
+            </w:r>
+            <w:r>
+              <w:rPr>
+                <w:noProof/>
+                <w:webHidden/>
+              </w:rPr>
+              <w:instrText xml:space="preserve"> PAGEREF _Toc222826527 \h </w:instrText>
+            </w:r>
+            <w:r>
+              <w:rPr>
+                <w:noProof/>
+                <w:webHidden/>
+              </w:rPr>
+            </w:r>
+            <w:r>
+              <w:rPr>
+                <w:noProof/>
+                <w:webHidden/>
+              </w:rPr>
+              <w:fldChar w:fldCharType="separate"/>
+            </w:r>
+            <w:r>
+              <w:rPr>
+                <w:noProof/>
+                <w:webHidden/>
+              </w:rPr>
+              <w:t>9</w:t>
+            </w:r>
+            <w:r>
+              <w:rPr>
+                <w:noProof/>
+                <w:webHidden/>
+              </w:rPr>
+              <w:fldChar w:fldCharType="end"/>
+            </w:r>
+          </w:hyperlink>
+        </w:p>
+        <w:p>
+          <w:pPr>
+            <w:pStyle w:val="TJ2"/>
+            <w:tabs>
+              <w:tab w:val="right" w:leader="dot" w:pos="9062"/>
+            </w:tabs>
+            <w:spacing w:line="360" w:lineRule="auto"/>
+            <w:rPr>
+              <w:rFonts w:asciiTheme="minorHAnsi" w:eastAsiaTheme="minorEastAsia" w:hAnsiTheme="minorHAnsi"/>
+              <w:noProof/>
+              <w:kern w:val="2"/>
+              <w:szCs w:val="24"/>
+              <w:lang w:eastAsia="hu-HU"/>
+              <w14:ligatures w14:val="standardContextual"/>
+            </w:rPr>
+          </w:pPr>
+          <w:hyperlink w:anchor="_Toc222826528" w:history="1">
+            <w:r>
+              <w:rPr>
+                <w:rStyle w:val="Hiperhivatkozs"/>
+                <w:noProof/>
+              </w:rPr>
+              <w:t>4.10 Switchport security</w:t>
+            </w:r>
+            <w:r>
+              <w:rPr>
+                <w:noProof/>
+                <w:webHidden/>
+              </w:rPr>
+              <w:tab/>
+            </w:r>
+            <w:r>
+              <w:rPr>
+                <w:noProof/>
+                <w:webHidden/>
+              </w:rPr>
+              <w:fldChar w:fldCharType="begin"/>
+            </w:r>
+            <w:r>
+              <w:rPr>
+                <w:noProof/>
+                <w:webHidden/>
+              </w:rPr>
+              <w:instrText xml:space="preserve"> PAGEREF _Toc222826528 \h </w:instrText>
+            </w:r>
+            <w:r>
+              <w:rPr>
+                <w:noProof/>
+                <w:webHidden/>
+              </w:rPr>
+            </w:r>
+            <w:r>
+              <w:rPr>
+                <w:noProof/>
+                <w:webHidden/>
+              </w:rPr>
+              <w:fldChar w:fldCharType="separate"/>
+            </w:r>
+            <w:r>
+              <w:rPr>
+                <w:noProof/>
+                <w:webHidden/>
+              </w:rPr>
+              <w:t>9</w:t>
             </w:r>
             <w:r>
               <w:rPr>
@@ -1130,20 +3584,22 @@
               <w:tab w:val="right" w:leader="dot" w:pos="9062"/>
             </w:tabs>
             <w:spacing w:line="360" w:lineRule="auto"/>
-            <w:jc w:val="both"/>
             <w:rPr>
-              <w:rFonts w:eastAsiaTheme="minorEastAsia"/>
+              <w:rFonts w:asciiTheme="minorHAnsi" w:eastAsiaTheme="minorEastAsia" w:hAnsiTheme="minorHAnsi"/>
               <w:noProof/>
+              <w:kern w:val="2"/>
+              <w:szCs w:val="24"/>
               <w:lang w:eastAsia="hu-HU"/>
+              <w14:ligatures w14:val="standardContextual"/>
             </w:rPr>
           </w:pPr>
-          <w:hyperlink w:anchor="_Toc222743200" w:history="1">
+          <w:hyperlink w:anchor="_Toc222826529" w:history="1">
             <w:r>
               <w:rPr>
                 <w:rStyle w:val="Hiperhivatkozs"/>
                 <w:noProof/>
               </w:rPr>
-              <w:t>3. Épületek</w:t>
+              <w:t>5. Felhasznált szerverek</w:t>
             </w:r>
             <w:r>
               <w:rPr>
@@ -1164,7 +3620,7 @@
                 <w:noProof/>
                 <w:webHidden/>
               </w:rPr>
-              <w:instrText xml:space="preserve"> PAGEREF _Toc222743200 \h </w:instrText>
+              <w:instrText xml:space="preserve"> PAGEREF _Toc222826529 \h </w:instrText>
             </w:r>
             <w:r>
               <w:rPr>
@@ -1184,7 +3640,81 @@
                 <w:noProof/>
                 <w:webHidden/>
               </w:rPr>
-              <w:t>6</w:t>
+              <w:t>10</w:t>
+            </w:r>
+            <w:r>
+              <w:rPr>
+                <w:noProof/>
+                <w:webHidden/>
+              </w:rPr>
+              <w:fldChar w:fldCharType="end"/>
+            </w:r>
+          </w:hyperlink>
+        </w:p>
+        <w:p>
+          <w:pPr>
+            <w:pStyle w:val="TJ1"/>
+            <w:tabs>
+              <w:tab w:val="right" w:leader="dot" w:pos="9062"/>
+            </w:tabs>
+            <w:spacing w:line="360" w:lineRule="auto"/>
+            <w:rPr>
+              <w:rFonts w:asciiTheme="minorHAnsi" w:eastAsiaTheme="minorEastAsia" w:hAnsiTheme="minorHAnsi"/>
+              <w:noProof/>
+              <w:kern w:val="2"/>
+              <w:szCs w:val="24"/>
+              <w:lang w:eastAsia="hu-HU"/>
+              <w14:ligatures w14:val="standardContextual"/>
+            </w:rPr>
+          </w:pPr>
+          <w:hyperlink w:anchor="_Toc222826530" w:history="1">
+            <w:r>
+              <w:rPr>
+                <w:rStyle w:val="Hiperhivatkozs"/>
+                <w:noProof/>
+              </w:rPr>
+              <w:t>6. Szerverszolgáltatások</w:t>
+            </w:r>
+            <w:r>
+              <w:rPr>
+                <w:noProof/>
+                <w:webHidden/>
+              </w:rPr>
+              <w:tab/>
+            </w:r>
+            <w:r>
+              <w:rPr>
+                <w:noProof/>
+                <w:webHidden/>
+              </w:rPr>
+              <w:fldChar w:fldCharType="begin"/>
+            </w:r>
+            <w:r>
+              <w:rPr>
+                <w:noProof/>
+                <w:webHidden/>
+              </w:rPr>
+              <w:instrText xml:space="preserve"> PAGEREF _Toc222826530 \h </w:instrText>
+            </w:r>
+            <w:r>
+              <w:rPr>
+                <w:noProof/>
+                <w:webHidden/>
+              </w:rPr>
+            </w:r>
+            <w:r>
+              <w:rPr>
+                <w:noProof/>
+                <w:webHidden/>
+              </w:rPr>
+              <w:fldChar w:fldCharType="separate"/>
+            </w:r>
+            <w:r>
+              <w:rPr>
+                <w:noProof/>
+                <w:webHidden/>
+              </w:rPr>
+              <w:t>10</w:t>
             </w:r>
             <w:r>
               <w:rPr>
@@ -1202,20 +3732,22 @@
               <w:tab w:val="right" w:leader="dot" w:pos="9062"/>
             </w:tabs>
             <w:spacing w:line="360" w:lineRule="auto"/>
-            <w:jc w:val="both"/>
             <w:rPr>
-              <w:rFonts w:eastAsiaTheme="minorEastAsia"/>
+              <w:rFonts w:asciiTheme="minorHAnsi" w:eastAsiaTheme="minorEastAsia" w:hAnsiTheme="minorHAnsi"/>
               <w:noProof/>
+              <w:kern w:val="2"/>
+              <w:szCs w:val="24"/>
               <w:lang w:eastAsia="hu-HU"/>
+              <w14:ligatures w14:val="standardContextual"/>
             </w:rPr>
           </w:pPr>
-          <w:hyperlink w:anchor="_Toc222743201" w:history="1">
+          <w:hyperlink w:anchor="_Toc222826531" w:history="1">
             <w:r>
               <w:rPr>
                 <w:rStyle w:val="Hiperhivatkozs"/>
                 <w:noProof/>
               </w:rPr>
-              <w:t>3.1 Iroda telephely</w:t>
+              <w:t>6.1 Iroda telephely</w:t>
             </w:r>
             <w:r>
               <w:rPr>
@@ -1236,7 +3768,7 @@
                 <w:noProof/>
                 <w:webHidden/>
               </w:rPr>
-              <w:instrText xml:space="preserve"> PAGEREF _Toc222743201 \h </w:instrText>
+              <w:instrText xml:space="preserve"> PAGEREF _Toc222826531 \h </w:instrText>
             </w:r>
             <w:r>
               <w:rPr>
@@ -1256,223 +3788,7 @@
                 <w:noProof/>
                 <w:webHidden/>
               </w:rPr>
-              <w:t>6</w:t>
-            </w:r>
-            <w:r>
-              <w:rPr>
-                <w:noProof/>
-                <w:webHidden/>
-              </w:rPr>
-              <w:fldChar w:fldCharType="end"/>
-            </w:r>
-          </w:hyperlink>
-        </w:p>
-        <w:p>
-          <w:pPr>
-            <w:pStyle w:val="TJ3"/>
-            <w:tabs>
-              <w:tab w:val="right" w:leader="dot" w:pos="9062"/>
-            </w:tabs>
-            <w:spacing w:line="360" w:lineRule="auto"/>
-            <w:jc w:val="both"/>
-            <w:rPr>
-              <w:rFonts w:eastAsiaTheme="minorEastAsia"/>
-              <w:noProof/>
-              <w:lang w:eastAsia="hu-HU"/>
-            </w:rPr>
-          </w:pPr>
-          <w:hyperlink w:anchor="_Toc222743202" w:history="1">
-            <w:r>
-              <w:rPr>
-                <w:rStyle w:val="Hiperhivatkozs"/>
-                <w:noProof/>
-              </w:rPr>
-              <w:t>3.1.1 Eszközlista</w:t>
-            </w:r>
-            <w:r>
-              <w:rPr>
-                <w:noProof/>
-                <w:webHidden/>
-              </w:rPr>
-              <w:tab/>
-            </w:r>
-            <w:r>
-              <w:rPr>
-                <w:noProof/>
-                <w:webHidden/>
-              </w:rPr>
-              <w:fldChar w:fldCharType="begin"/>
-            </w:r>
-            <w:r>
-              <w:rPr>
-                <w:noProof/>
-                <w:webHidden/>
-              </w:rPr>
-              <w:instrText xml:space="preserve"> PAGEREF _Toc222743202 \h </w:instrText>
-            </w:r>
-            <w:r>
-              <w:rPr>
-                <w:noProof/>
-                <w:webHidden/>
-              </w:rPr>
-            </w:r>
-            <w:r>
-              <w:rPr>
-                <w:noProof/>
-                <w:webHidden/>
-              </w:rPr>
-              <w:fldChar w:fldCharType="separate"/>
-            </w:r>
-            <w:r>
-              <w:rPr>
-                <w:noProof/>
-                <w:webHidden/>
-              </w:rPr>
-              <w:t>6</w:t>
-            </w:r>
-            <w:r>
-              <w:rPr>
-                <w:noProof/>
-                <w:webHidden/>
-              </w:rPr>
-              <w:fldChar w:fldCharType="end"/>
-            </w:r>
-          </w:hyperlink>
-        </w:p>
-        <w:p>
-          <w:pPr>
-            <w:pStyle w:val="TJ3"/>
-            <w:tabs>
-              <w:tab w:val="right" w:leader="dot" w:pos="9062"/>
-            </w:tabs>
-            <w:spacing w:line="360" w:lineRule="auto"/>
-            <w:jc w:val="both"/>
-            <w:rPr>
-              <w:rFonts w:eastAsiaTheme="minorEastAsia"/>
-              <w:noProof/>
-              <w:lang w:eastAsia="hu-HU"/>
-            </w:rPr>
-          </w:pPr>
-          <w:hyperlink w:anchor="_Toc222743203" w:history="1">
-            <w:r>
-              <w:rPr>
-                <w:rStyle w:val="Hiperhivatkozs"/>
-                <w:noProof/>
-              </w:rPr>
-              <w:t>3.1.2 Topológia</w:t>
-            </w:r>
-            <w:r>
-              <w:rPr>
-                <w:noProof/>
-                <w:webHidden/>
-              </w:rPr>
-              <w:tab/>
-            </w:r>
-            <w:r>
-              <w:rPr>
-                <w:noProof/>
-                <w:webHidden/>
-              </w:rPr>
-              <w:fldChar w:fldCharType="begin"/>
-            </w:r>
-            <w:r>
-              <w:rPr>
-                <w:noProof/>
-                <w:webHidden/>
-              </w:rPr>
-              <w:instrText xml:space="preserve"> PAGEREF _Toc222743203 \h </w:instrText>
-            </w:r>
-            <w:r>
-              <w:rPr>
-                <w:noProof/>
-                <w:webHidden/>
-              </w:rPr>
-            </w:r>
-            <w:r>
-              <w:rPr>
-                <w:noProof/>
-                <w:webHidden/>
-              </w:rPr>
-              <w:fldChar w:fldCharType="separate"/>
-            </w:r>
-            <w:r>
-              <w:rPr>
-                <w:noProof/>
-                <w:webHidden/>
-              </w:rPr>
-              <w:t>6</w:t>
-            </w:r>
-            <w:r>
-              <w:rPr>
-                <w:noProof/>
-                <w:webHidden/>
-              </w:rPr>
-              <w:fldChar w:fldCharType="end"/>
-            </w:r>
-          </w:hyperlink>
-        </w:p>
-        <w:p>
-          <w:pPr>
-            <w:pStyle w:val="TJ3"/>
-            <w:tabs>
-              <w:tab w:val="right" w:leader="dot" w:pos="9062"/>
-            </w:tabs>
-            <w:spacing w:line="360" w:lineRule="auto"/>
-            <w:jc w:val="both"/>
-            <w:rPr>
-              <w:rFonts w:eastAsiaTheme="minorEastAsia"/>
-              <w:noProof/>
-              <w:lang w:eastAsia="hu-HU"/>
-            </w:rPr>
-          </w:pPr>
-          <w:hyperlink w:anchor="_Toc222743204" w:history="1">
-            <w:r>
-              <w:rPr>
-                <w:rStyle w:val="Hiperhivatkozs"/>
-                <w:noProof/>
-              </w:rPr>
-              <w:t>3.1.3 IPv4 címzés</w:t>
-            </w:r>
-            <w:r>
-              <w:rPr>
-                <w:noProof/>
-                <w:webHidden/>
-              </w:rPr>
-              <w:tab/>
-            </w:r>
-            <w:r>
-              <w:rPr>
-                <w:noProof/>
-                <w:webHidden/>
-              </w:rPr>
-              <w:fldChar w:fldCharType="begin"/>
-            </w:r>
-            <w:r>
-              <w:rPr>
-                <w:noProof/>
-                <w:webHidden/>
-              </w:rPr>
-              <w:instrText xml:space="preserve"> PAGEREF _Toc222743204 \h </w:instrText>
-            </w:r>
-            <w:r>
-              <w:rPr>
-                <w:noProof/>
-                <w:webHidden/>
-              </w:rPr>
-            </w:r>
-            <w:r>
-              <w:rPr>
-                <w:noProof/>
-                <w:webHidden/>
-              </w:rPr>
-              <w:fldChar w:fldCharType="separate"/>
-            </w:r>
-            <w:r>
-              <w:rPr>
-                <w:noProof/>
-                <w:webHidden/>
-              </w:rPr>
-              <w:t>6</w:t>
+              <w:t>10</w:t>
             </w:r>
             <w:r>
               <w:rPr>
@@ -1490,20 +3806,22 @@
               <w:tab w:val="right" w:leader="dot" w:pos="9062"/>
             </w:tabs>
             <w:spacing w:line="360" w:lineRule="auto"/>
-            <w:jc w:val="both"/>
             <w:rPr>
-              <w:rFonts w:eastAsiaTheme="minorEastAsia"/>
+              <w:rFonts w:asciiTheme="minorHAnsi" w:eastAsiaTheme="minorEastAsia" w:hAnsiTheme="minorHAnsi"/>
               <w:noProof/>
+              <w:kern w:val="2"/>
+              <w:szCs w:val="24"/>
               <w:lang w:eastAsia="hu-HU"/>
+              <w14:ligatures w14:val="standardContextual"/>
             </w:rPr>
           </w:pPr>
-          <w:hyperlink w:anchor="_Toc222743205" w:history="1">
+          <w:hyperlink w:anchor="_Toc222826534" w:history="1">
             <w:r>
               <w:rPr>
                 <w:rStyle w:val="Hiperhivatkozs"/>
                 <w:noProof/>
               </w:rPr>
-              <w:t>3.2 Gyárüzem telephely</w:t>
+              <w:t>6.2 Gyárüzem telephely</w:t>
             </w:r>
             <w:r>
               <w:rPr>
@@ -1524,7 +3842,7 @@
                 <w:noProof/>
                 <w:webHidden/>
               </w:rPr>
-              <w:instrText xml:space="preserve"> PAGEREF _Toc222743205 \h </w:instrText>
+              <w:instrText xml:space="preserve"> PAGEREF _Toc222826534 \h </w:instrText>
             </w:r>
             <w:r>
               <w:rPr>
@@ -1544,295 +3862,7 @@
                 <w:noProof/>
                 <w:webHidden/>
               </w:rPr>
-              <w:t>6</w:t>
-            </w:r>
-            <w:r>
-              <w:rPr>
-                <w:noProof/>
-                <w:webHidden/>
-              </w:rPr>
-              <w:fldChar w:fldCharType="end"/>
-            </w:r>
-          </w:hyperlink>
-        </w:p>
-        <w:p>
-          <w:pPr>
-            <w:pStyle w:val="TJ3"/>
-            <w:tabs>
-              <w:tab w:val="right" w:leader="dot" w:pos="9062"/>
-            </w:tabs>
-            <w:spacing w:line="360" w:lineRule="auto"/>
-            <w:jc w:val="both"/>
-            <w:rPr>
-              <w:rFonts w:eastAsiaTheme="minorEastAsia"/>
-              <w:noProof/>
-              <w:lang w:eastAsia="hu-HU"/>
-            </w:rPr>
-          </w:pPr>
-          <w:hyperlink w:anchor="_Toc222743206" w:history="1">
-            <w:r>
-              <w:rPr>
-                <w:rStyle w:val="Hiperhivatkozs"/>
-                <w:noProof/>
-              </w:rPr>
-              <w:t>3.2.1 Eszközlista</w:t>
-            </w:r>
-            <w:r>
-              <w:rPr>
-                <w:noProof/>
-                <w:webHidden/>
-              </w:rPr>
-              <w:tab/>
-            </w:r>
-            <w:r>
-              <w:rPr>
-                <w:noProof/>
-                <w:webHidden/>
-              </w:rPr>
-              <w:fldChar w:fldCharType="begin"/>
-            </w:r>
-            <w:r>
-              <w:rPr>
-                <w:noProof/>
-                <w:webHidden/>
-              </w:rPr>
-              <w:instrText xml:space="preserve"> PAGEREF _Toc222743206 \h </w:instrText>
-            </w:r>
-            <w:r>
-              <w:rPr>
-                <w:noProof/>
-                <w:webHidden/>
-              </w:rPr>
-            </w:r>
-            <w:r>
-              <w:rPr>
-                <w:noProof/>
-                <w:webHidden/>
-              </w:rPr>
-              <w:fldChar w:fldCharType="separate"/>
-            </w:r>
-            <w:r>
-              <w:rPr>
-                <w:noProof/>
-                <w:webHidden/>
-              </w:rPr>
-              <w:t>6</w:t>
-            </w:r>
-            <w:r>
-              <w:rPr>
-                <w:noProof/>
-                <w:webHidden/>
-              </w:rPr>
-              <w:fldChar w:fldCharType="end"/>
-            </w:r>
-          </w:hyperlink>
-        </w:p>
-        <w:p>
-          <w:pPr>
-            <w:pStyle w:val="TJ3"/>
-            <w:tabs>
-              <w:tab w:val="right" w:leader="dot" w:pos="9062"/>
-            </w:tabs>
-            <w:spacing w:line="360" w:lineRule="auto"/>
-            <w:jc w:val="both"/>
-            <w:rPr>
-              <w:rFonts w:eastAsiaTheme="minorEastAsia"/>
-              <w:noProof/>
-              <w:lang w:eastAsia="hu-HU"/>
-            </w:rPr>
-          </w:pPr>
-          <w:hyperlink w:anchor="_Toc222743207" w:history="1">
-            <w:r>
-              <w:rPr>
-                <w:rStyle w:val="Hiperhivatkozs"/>
-                <w:noProof/>
-              </w:rPr>
-              <w:t>3.2.2 Topológia</w:t>
-            </w:r>
-            <w:r>
-              <w:rPr>
-                <w:noProof/>
-                <w:webHidden/>
-              </w:rPr>
-              <w:tab/>
-            </w:r>
-            <w:r>
-              <w:rPr>
-                <w:noProof/>
-                <w:webHidden/>
-              </w:rPr>
-              <w:fldChar w:fldCharType="begin"/>
-            </w:r>
-            <w:r>
-              <w:rPr>
-                <w:noProof/>
-                <w:webHidden/>
-              </w:rPr>
-              <w:instrText xml:space="preserve"> PAGEREF _Toc222743207 \h </w:instrText>
-            </w:r>
-            <w:r>
-              <w:rPr>
-                <w:noProof/>
-                <w:webHidden/>
-              </w:rPr>
-            </w:r>
-            <w:r>
-              <w:rPr>
-                <w:noProof/>
-                <w:webHidden/>
-              </w:rPr>
-              <w:fldChar w:fldCharType="separate"/>
-            </w:r>
-            <w:r>
-              <w:rPr>
-                <w:noProof/>
-                <w:webHidden/>
-              </w:rPr>
-              <w:t>6</w:t>
-            </w:r>
-            <w:r>
-              <w:rPr>
-                <w:noProof/>
-                <w:webHidden/>
-              </w:rPr>
-              <w:fldChar w:fldCharType="end"/>
-            </w:r>
-          </w:hyperlink>
-        </w:p>
-        <w:p>
-          <w:pPr>
-            <w:pStyle w:val="TJ3"/>
-            <w:tabs>
-              <w:tab w:val="right" w:leader="dot" w:pos="9062"/>
-            </w:tabs>
-            <w:spacing w:line="360" w:lineRule="auto"/>
-            <w:jc w:val="both"/>
-            <w:rPr>
-              <w:rFonts w:eastAsiaTheme="minorEastAsia"/>
-              <w:noProof/>
-              <w:lang w:eastAsia="hu-HU"/>
-            </w:rPr>
-          </w:pPr>
-          <w:hyperlink w:anchor="_Toc222743208" w:history="1">
-            <w:r>
-              <w:rPr>
-                <w:rStyle w:val="Hiperhivatkozs"/>
-                <w:noProof/>
-              </w:rPr>
-              <w:t>3.2.3 IPv4 címzés</w:t>
-            </w:r>
-            <w:r>
-              <w:rPr>
-                <w:noProof/>
-                <w:webHidden/>
-              </w:rPr>
-              <w:tab/>
-            </w:r>
-            <w:r>
-              <w:rPr>
-                <w:noProof/>
-                <w:webHidden/>
-              </w:rPr>
-              <w:fldChar w:fldCharType="begin"/>
-            </w:r>
-            <w:r>
-              <w:rPr>
-                <w:noProof/>
-                <w:webHidden/>
-              </w:rPr>
-              <w:instrText xml:space="preserve"> PAGEREF _Toc222743208 \h </w:instrText>
-            </w:r>
-            <w:r>
-              <w:rPr>
-                <w:noProof/>
-                <w:webHidden/>
-              </w:rPr>
-            </w:r>
-            <w:r>
-              <w:rPr>
-                <w:noProof/>
-                <w:webHidden/>
-              </w:rPr>
-              <w:fldChar w:fldCharType="separate"/>
-            </w:r>
-            <w:r>
-              <w:rPr>
-                <w:noProof/>
-                <w:webHidden/>
-              </w:rPr>
-              <w:t>6</w:t>
-            </w:r>
-            <w:r>
-              <w:rPr>
-                <w:noProof/>
-                <w:webHidden/>
-              </w:rPr>
-              <w:fldChar w:fldCharType="end"/>
-            </w:r>
-          </w:hyperlink>
-        </w:p>
-        <w:p>
-          <w:pPr>
-            <w:pStyle w:val="TJ3"/>
-            <w:tabs>
-              <w:tab w:val="right" w:leader="dot" w:pos="9062"/>
-            </w:tabs>
-            <w:spacing w:line="360" w:lineRule="auto"/>
-            <w:jc w:val="both"/>
-            <w:rPr>
-              <w:rFonts w:eastAsiaTheme="minorEastAsia"/>
-              <w:noProof/>
-              <w:lang w:eastAsia="hu-HU"/>
-            </w:rPr>
-          </w:pPr>
-          <w:hyperlink w:anchor="_Toc222743209" w:history="1">
-            <w:r>
-              <w:rPr>
-                <w:rStyle w:val="Hiperhivatkozs"/>
-                <w:noProof/>
-              </w:rPr>
-              <w:t>3.2.4 IPv6 címzés</w:t>
-            </w:r>
-            <w:r>
-              <w:rPr>
-                <w:noProof/>
-                <w:webHidden/>
-              </w:rPr>
-              <w:tab/>
-            </w:r>
-            <w:r>
-              <w:rPr>
-                <w:noProof/>
-                <w:webHidden/>
-              </w:rPr>
-              <w:fldChar w:fldCharType="begin"/>
-            </w:r>
-            <w:r>
-              <w:rPr>
-                <w:noProof/>
-                <w:webHidden/>
-              </w:rPr>
-              <w:instrText xml:space="preserve"> PAGEREF _Toc222743209 \h </w:instrText>
-            </w:r>
-            <w:r>
-              <w:rPr>
-                <w:noProof/>
-                <w:webHidden/>
-              </w:rPr>
-            </w:r>
-            <w:r>
-              <w:rPr>
-                <w:noProof/>
-                <w:webHidden/>
-              </w:rPr>
-              <w:fldChar w:fldCharType="separate"/>
-            </w:r>
-            <w:r>
-              <w:rPr>
-                <w:noProof/>
-                <w:webHidden/>
-              </w:rPr>
-              <w:t>6</w:t>
+              <w:t>15</w:t>
             </w:r>
             <w:r>
               <w:rPr>
@@ -1850,20 +3880,22 @@
               <w:tab w:val="right" w:leader="dot" w:pos="9062"/>
             </w:tabs>
             <w:spacing w:line="360" w:lineRule="auto"/>
-            <w:jc w:val="both"/>
             <w:rPr>
-              <w:rFonts w:eastAsiaTheme="minorEastAsia"/>
+              <w:rFonts w:asciiTheme="minorHAnsi" w:eastAsiaTheme="minorEastAsia" w:hAnsiTheme="minorHAnsi"/>
               <w:noProof/>
+              <w:kern w:val="2"/>
+              <w:szCs w:val="24"/>
               <w:lang w:eastAsia="hu-HU"/>
+              <w14:ligatures w14:val="standardContextual"/>
             </w:rPr>
           </w:pPr>
-          <w:hyperlink w:anchor="_Toc222743210" w:history="1">
+          <w:hyperlink w:anchor="_Toc222826535" w:history="1">
             <w:r>
               <w:rPr>
                 <w:rStyle w:val="Hiperhivatkozs"/>
                 <w:noProof/>
               </w:rPr>
-              <w:t>3.3 Szaküzlet telephely</w:t>
+              <w:t>6.3 Szaküzlet telephely</w:t>
             </w:r>
             <w:r>
               <w:rPr>
@@ -1884,7 +3916,7 @@
                 <w:noProof/>
                 <w:webHidden/>
               </w:rPr>
-              <w:instrText xml:space="preserve"> PAGEREF _Toc222743210 \h </w:instrText>
+              <w:instrText xml:space="preserve"> PAGEREF _Toc222826535 \h </w:instrText>
             </w:r>
             <w:r>
               <w:rPr>
@@ -1904,223 +3936,7 @@
                 <w:noProof/>
                 <w:webHidden/>
               </w:rPr>
-              <w:t>6</w:t>
-            </w:r>
-            <w:r>
-              <w:rPr>
-                <w:noProof/>
-                <w:webHidden/>
-              </w:rPr>
-              <w:fldChar w:fldCharType="end"/>
-            </w:r>
-          </w:hyperlink>
-        </w:p>
-        <w:p>
-          <w:pPr>
-            <w:pStyle w:val="TJ3"/>
-            <w:tabs>
-              <w:tab w:val="right" w:leader="dot" w:pos="9062"/>
-            </w:tabs>
-            <w:spacing w:line="360" w:lineRule="auto"/>
-            <w:jc w:val="both"/>
-            <w:rPr>
-              <w:rFonts w:eastAsiaTheme="minorEastAsia"/>
-              <w:noProof/>
-              <w:lang w:eastAsia="hu-HU"/>
-            </w:rPr>
-          </w:pPr>
-          <w:hyperlink w:anchor="_Toc222743211" w:history="1">
-            <w:r>
-              <w:rPr>
-                <w:rStyle w:val="Hiperhivatkozs"/>
-                <w:noProof/>
-              </w:rPr>
-              <w:t>3.3.1 Eszközlista</w:t>
-            </w:r>
-            <w:r>
-              <w:rPr>
-                <w:noProof/>
-                <w:webHidden/>
-              </w:rPr>
-              <w:tab/>
-            </w:r>
-            <w:r>
-              <w:rPr>
-                <w:noProof/>
-                <w:webHidden/>
-              </w:rPr>
-              <w:fldChar w:fldCharType="begin"/>
-            </w:r>
-            <w:r>
-              <w:rPr>
-                <w:noProof/>
-                <w:webHidden/>
-              </w:rPr>
-              <w:instrText xml:space="preserve"> PAGEREF _Toc222743211 \h </w:instrText>
-            </w:r>
-            <w:r>
-              <w:rPr>
-                <w:noProof/>
-                <w:webHidden/>
-              </w:rPr>
-            </w:r>
-            <w:r>
-              <w:rPr>
-                <w:noProof/>
-                <w:webHidden/>
-              </w:rPr>
-              <w:fldChar w:fldCharType="separate"/>
-            </w:r>
-            <w:r>
-              <w:rPr>
-                <w:noProof/>
-                <w:webHidden/>
-              </w:rPr>
-              <w:t>6</w:t>
-            </w:r>
-            <w:r>
-              <w:rPr>
-                <w:noProof/>
-                <w:webHidden/>
-              </w:rPr>
-              <w:fldChar w:fldCharType="end"/>
-            </w:r>
-          </w:hyperlink>
-        </w:p>
-        <w:p>
-          <w:pPr>
-            <w:pStyle w:val="TJ3"/>
-            <w:tabs>
-              <w:tab w:val="right" w:leader="dot" w:pos="9062"/>
-            </w:tabs>
-            <w:spacing w:line="360" w:lineRule="auto"/>
-            <w:jc w:val="both"/>
-            <w:rPr>
-              <w:rFonts w:eastAsiaTheme="minorEastAsia"/>
-              <w:noProof/>
-              <w:lang w:eastAsia="hu-HU"/>
-            </w:rPr>
-          </w:pPr>
-          <w:hyperlink w:anchor="_Toc222743212" w:history="1">
-            <w:r>
-              <w:rPr>
-                <w:rStyle w:val="Hiperhivatkozs"/>
-                <w:noProof/>
-              </w:rPr>
-              <w:t>3.3.2 Topológia</w:t>
-            </w:r>
-            <w:r>
-              <w:rPr>
-                <w:noProof/>
-                <w:webHidden/>
-              </w:rPr>
-              <w:tab/>
-            </w:r>
-            <w:r>
-              <w:rPr>
-                <w:noProof/>
-                <w:webHidden/>
-              </w:rPr>
-              <w:fldChar w:fldCharType="begin"/>
-            </w:r>
-            <w:r>
-              <w:rPr>
-                <w:noProof/>
-                <w:webHidden/>
-              </w:rPr>
-              <w:instrText xml:space="preserve"> PAGEREF _Toc222743212 \h </w:instrText>
-            </w:r>
-            <w:r>
-              <w:rPr>
-                <w:noProof/>
-                <w:webHidden/>
-              </w:rPr>
-            </w:r>
-            <w:r>
-              <w:rPr>
-                <w:noProof/>
-                <w:webHidden/>
-              </w:rPr>
-              <w:fldChar w:fldCharType="separate"/>
-            </w:r>
-            <w:r>
-              <w:rPr>
-                <w:noProof/>
-                <w:webHidden/>
-              </w:rPr>
-              <w:t>6</w:t>
-            </w:r>
-            <w:r>
-              <w:rPr>
-                <w:noProof/>
-                <w:webHidden/>
-              </w:rPr>
-              <w:fldChar w:fldCharType="end"/>
-            </w:r>
-          </w:hyperlink>
-        </w:p>
-        <w:p>
-          <w:pPr>
-            <w:pStyle w:val="TJ3"/>
-            <w:tabs>
-              <w:tab w:val="right" w:leader="dot" w:pos="9062"/>
-            </w:tabs>
-            <w:spacing w:line="360" w:lineRule="auto"/>
-            <w:jc w:val="both"/>
-            <w:rPr>
-              <w:rFonts w:eastAsiaTheme="minorEastAsia"/>
-              <w:noProof/>
-              <w:lang w:eastAsia="hu-HU"/>
-            </w:rPr>
-          </w:pPr>
-          <w:hyperlink w:anchor="_Toc222743213" w:history="1">
-            <w:r>
-              <w:rPr>
-                <w:rStyle w:val="Hiperhivatkozs"/>
-                <w:noProof/>
-              </w:rPr>
-              <w:t>3.3.3 IPv4 címzés</w:t>
-            </w:r>
-            <w:r>
-              <w:rPr>
-                <w:noProof/>
-                <w:webHidden/>
-              </w:rPr>
-              <w:tab/>
-            </w:r>
-            <w:r>
-              <w:rPr>
-                <w:noProof/>
-                <w:webHidden/>
-              </w:rPr>
-              <w:fldChar w:fldCharType="begin"/>
-            </w:r>
-            <w:r>
-              <w:rPr>
-                <w:noProof/>
-                <w:webHidden/>
-              </w:rPr>
-              <w:instrText xml:space="preserve"> PAGEREF _Toc222743213 \h </w:instrText>
-            </w:r>
-            <w:r>
-              <w:rPr>
-                <w:noProof/>
-                <w:webHidden/>
-              </w:rPr>
-            </w:r>
-            <w:r>
-              <w:rPr>
-                <w:noProof/>
-                <w:webHidden/>
-              </w:rPr>
-              <w:fldChar w:fldCharType="separate"/>
-            </w:r>
-            <w:r>
-              <w:rPr>
-                <w:noProof/>
-                <w:webHidden/>
-              </w:rPr>
-              <w:t>6</w:t>
+              <w:t>17</w:t>
             </w:r>
             <w:r>
               <w:rPr>
@@ -2138,34 +3954,22 @@
               <w:tab w:val="right" w:leader="dot" w:pos="9062"/>
             </w:tabs>
             <w:spacing w:line="360" w:lineRule="auto"/>
-            <w:jc w:val="both"/>
             <w:rPr>
-              <w:rFonts w:eastAsiaTheme="minorEastAsia"/>
+              <w:rFonts w:asciiTheme="minorHAnsi" w:eastAsiaTheme="minorEastAsia" w:hAnsiTheme="minorHAnsi"/>
               <w:noProof/>
+              <w:kern w:val="2"/>
+              <w:szCs w:val="24"/>
               <w:lang w:eastAsia="hu-HU"/>
+              <w14:ligatures w14:val="standardContextual"/>
             </w:rPr>
           </w:pPr>
-          <w:hyperlink w:anchor="_Toc222743214" w:history="1">
+          <w:hyperlink w:anchor="_Toc222826536" w:history="1">
             <w:r>
               <w:rPr>
                 <w:rStyle w:val="Hiperhivatkozs"/>
                 <w:noProof/>
               </w:rPr>
-              <w:t xml:space="preserve">3.4 </w:t>
-            </w:r>
-            <w:r>
-              <w:rPr>
-                <w:rStyle w:val="Hiperhivatkozs"/>
-                <w:noProof/>
-              </w:rPr>
-              <w:t>OceanData</w:t>
-            </w:r>
-            <w:r>
-              <w:rPr>
-                <w:rStyle w:val="Hiperhivatkozs"/>
-                <w:noProof/>
-              </w:rPr>
-              <w:t xml:space="preserve"> adatközpont</w:t>
+              <w:t>6.4 OceanData adatközpont</w:t>
             </w:r>
             <w:r>
               <w:rPr>
@@ -2186,7 +3990,7 @@
                 <w:noProof/>
                 <w:webHidden/>
               </w:rPr>
-              <w:instrText xml:space="preserve"> PAGEREF _Toc222743214 \h </w:instrText>
+              <w:instrText xml:space="preserve"> PAGEREF _Toc222826536 \h </w:instrText>
             </w:r>
             <w:r>
               <w:rPr>
@@ -2206,223 +4010,7 @@
                 <w:noProof/>
                 <w:webHidden/>
               </w:rPr>
-              <w:t>6</w:t>
-            </w:r>
-            <w:r>
-              <w:rPr>
-                <w:noProof/>
-                <w:webHidden/>
-              </w:rPr>
-              <w:fldChar w:fldCharType="end"/>
-            </w:r>
-          </w:hyperlink>
-        </w:p>
-        <w:p>
-          <w:pPr>
-            <w:pStyle w:val="TJ3"/>
-            <w:tabs>
-              <w:tab w:val="right" w:leader="dot" w:pos="9062"/>
-            </w:tabs>
-            <w:spacing w:line="360" w:lineRule="auto"/>
-            <w:jc w:val="both"/>
-            <w:rPr>
-              <w:rFonts w:eastAsiaTheme="minorEastAsia"/>
-              <w:noProof/>
-              <w:lang w:eastAsia="hu-HU"/>
-            </w:rPr>
-          </w:pPr>
-          <w:hyperlink w:anchor="_Toc222743215" w:history="1">
-            <w:r>
-              <w:rPr>
-                <w:rStyle w:val="Hiperhivatkozs"/>
-                <w:noProof/>
-              </w:rPr>
-              <w:t>3.4.1 Eszközlista</w:t>
-            </w:r>
-            <w:r>
-              <w:rPr>
-                <w:noProof/>
-                <w:webHidden/>
-              </w:rPr>
-              <w:tab/>
-            </w:r>
-            <w:r>
-              <w:rPr>
-                <w:noProof/>
-                <w:webHidden/>
-              </w:rPr>
-              <w:fldChar w:fldCharType="begin"/>
-            </w:r>
-            <w:r>
-              <w:rPr>
-                <w:noProof/>
-                <w:webHidden/>
-              </w:rPr>
-              <w:instrText xml:space="preserve"> PAGEREF _Toc222743215 \h </w:instrText>
-            </w:r>
-            <w:r>
-              <w:rPr>
-                <w:noProof/>
-                <w:webHidden/>
-              </w:rPr>
-            </w:r>
-            <w:r>
-              <w:rPr>
-                <w:noProof/>
-                <w:webHidden/>
-              </w:rPr>
-              <w:fldChar w:fldCharType="separate"/>
-            </w:r>
-            <w:r>
-              <w:rPr>
-                <w:noProof/>
-                <w:webHidden/>
-              </w:rPr>
-              <w:t>6</w:t>
-            </w:r>
-            <w:r>
-              <w:rPr>
-                <w:noProof/>
-                <w:webHidden/>
-              </w:rPr>
-              <w:fldChar w:fldCharType="end"/>
-            </w:r>
-          </w:hyperlink>
-        </w:p>
-        <w:p>
-          <w:pPr>
-            <w:pStyle w:val="TJ3"/>
-            <w:tabs>
-              <w:tab w:val="right" w:leader="dot" w:pos="9062"/>
-            </w:tabs>
-            <w:spacing w:line="360" w:lineRule="auto"/>
-            <w:jc w:val="both"/>
-            <w:rPr>
-              <w:rFonts w:eastAsiaTheme="minorEastAsia"/>
-              <w:noProof/>
-              <w:lang w:eastAsia="hu-HU"/>
-            </w:rPr>
-          </w:pPr>
-          <w:hyperlink w:anchor="_Toc222743216" w:history="1">
-            <w:r>
-              <w:rPr>
-                <w:rStyle w:val="Hiperhivatkozs"/>
-                <w:noProof/>
-              </w:rPr>
-              <w:t>3.4.2 Topológia</w:t>
-            </w:r>
-            <w:r>
-              <w:rPr>
-                <w:noProof/>
-                <w:webHidden/>
-              </w:rPr>
-              <w:tab/>
-            </w:r>
-            <w:r>
-              <w:rPr>
-                <w:noProof/>
-                <w:webHidden/>
-              </w:rPr>
-              <w:fldChar w:fldCharType="begin"/>
-            </w:r>
-            <w:r>
-              <w:rPr>
-                <w:noProof/>
-                <w:webHidden/>
-              </w:rPr>
-              <w:instrText xml:space="preserve"> PAGEREF _Toc222743216 \h </w:instrText>
-            </w:r>
-            <w:r>
-              <w:rPr>
-                <w:noProof/>
-                <w:webHidden/>
-              </w:rPr>
-            </w:r>
-            <w:r>
-              <w:rPr>
-                <w:noProof/>
-                <w:webHidden/>
-              </w:rPr>
-              <w:fldChar w:fldCharType="separate"/>
-            </w:r>
-            <w:r>
-              <w:rPr>
-                <w:noProof/>
-                <w:webHidden/>
-              </w:rPr>
-              <w:t>6</w:t>
-            </w:r>
-            <w:r>
-              <w:rPr>
-                <w:noProof/>
-                <w:webHidden/>
-              </w:rPr>
-              <w:fldChar w:fldCharType="end"/>
-            </w:r>
-          </w:hyperlink>
-        </w:p>
-        <w:p>
-          <w:pPr>
-            <w:pStyle w:val="TJ3"/>
-            <w:tabs>
-              <w:tab w:val="right" w:leader="dot" w:pos="9062"/>
-            </w:tabs>
-            <w:spacing w:line="360" w:lineRule="auto"/>
-            <w:jc w:val="both"/>
-            <w:rPr>
-              <w:rFonts w:eastAsiaTheme="minorEastAsia"/>
-              <w:noProof/>
-              <w:lang w:eastAsia="hu-HU"/>
-            </w:rPr>
-          </w:pPr>
-          <w:hyperlink w:anchor="_Toc222743217" w:history="1">
-            <w:r>
-              <w:rPr>
-                <w:rStyle w:val="Hiperhivatkozs"/>
-                <w:noProof/>
-              </w:rPr>
-              <w:t>3.4.3 IPv4 címzés</w:t>
-            </w:r>
-            <w:r>
-              <w:rPr>
-                <w:noProof/>
-                <w:webHidden/>
-              </w:rPr>
-              <w:tab/>
-            </w:r>
-            <w:r>
-              <w:rPr>
-                <w:noProof/>
-                <w:webHidden/>
-              </w:rPr>
-              <w:fldChar w:fldCharType="begin"/>
-            </w:r>
-            <w:r>
-              <w:rPr>
-                <w:noProof/>
-                <w:webHidden/>
-              </w:rPr>
-              <w:instrText xml:space="preserve"> PAGEREF _Toc222743217 \h </w:instrText>
-            </w:r>
-            <w:r>
-              <w:rPr>
-                <w:noProof/>
-                <w:webHidden/>
-              </w:rPr>
-            </w:r>
-            <w:r>
-              <w:rPr>
-                <w:noProof/>
-                <w:webHidden/>
-              </w:rPr>
-              <w:fldChar w:fldCharType="separate"/>
-            </w:r>
-            <w:r>
-              <w:rPr>
-                <w:noProof/>
-                <w:webHidden/>
-              </w:rPr>
-              <w:t>6</w:t>
+              <w:t>17</w:t>
             </w:r>
             <w:r>
               <w:rPr>
@@ -2440,20 +4028,22 @@
               <w:tab w:val="right" w:leader="dot" w:pos="9062"/>
             </w:tabs>
             <w:spacing w:line="360" w:lineRule="auto"/>
-            <w:jc w:val="both"/>
             <w:rPr>
-              <w:rFonts w:eastAsiaTheme="minorEastAsia"/>
+              <w:rFonts w:asciiTheme="minorHAnsi" w:eastAsiaTheme="minorEastAsia" w:hAnsiTheme="minorHAnsi"/>
               <w:noProof/>
+              <w:kern w:val="2"/>
+              <w:szCs w:val="24"/>
               <w:lang w:eastAsia="hu-HU"/>
+              <w14:ligatures w14:val="standardContextual"/>
             </w:rPr>
           </w:pPr>
-          <w:hyperlink w:anchor="_Toc222743218" w:history="1">
+          <w:hyperlink w:anchor="_Toc222826537" w:history="1">
             <w:r>
               <w:rPr>
                 <w:rStyle w:val="Hiperhivatkozs"/>
                 <w:noProof/>
               </w:rPr>
-              <w:t>4. Hálózati szolgáltatások</w:t>
+              <w:t>7. Hálózatprogramozás</w:t>
             </w:r>
             <w:r>
               <w:rPr>
@@ -2474,7 +4064,7 @@
                 <w:noProof/>
                 <w:webHidden/>
               </w:rPr>
-              <w:instrText xml:space="preserve"> PAGEREF _Toc222743218 \h </w:instrText>
+              <w:instrText xml:space="preserve"> PAGEREF _Toc222826537 \h </w:instrText>
             </w:r>
             <w:r>
               <w:rPr>
@@ -2494,655 +4084,7 @@
                 <w:noProof/>
                 <w:webHidden/>
               </w:rPr>
-              <w:t>6</w:t>
-            </w:r>
-            <w:r>
-              <w:rPr>
-                <w:noProof/>
-                <w:webHidden/>
-              </w:rPr>
-              <w:fldChar w:fldCharType="end"/>
-            </w:r>
-          </w:hyperlink>
-        </w:p>
-        <w:p>
-          <w:pPr>
-            <w:pStyle w:val="TJ2"/>
-            <w:tabs>
-              <w:tab w:val="right" w:leader="dot" w:pos="9062"/>
-            </w:tabs>
-            <w:spacing w:line="360" w:lineRule="auto"/>
-            <w:jc w:val="both"/>
-            <w:rPr>
-              <w:rFonts w:eastAsiaTheme="minorEastAsia"/>
-              <w:noProof/>
-              <w:lang w:eastAsia="hu-HU"/>
-            </w:rPr>
-          </w:pPr>
-          <w:hyperlink w:anchor="_Toc222743219" w:history="1">
-            <w:r>
-              <w:rPr>
-                <w:rStyle w:val="Hiperhivatkozs"/>
-                <w:noProof/>
-              </w:rPr>
-              <w:t>4.1 ACL</w:t>
-            </w:r>
-            <w:r>
-              <w:rPr>
-                <w:noProof/>
-                <w:webHidden/>
-              </w:rPr>
-              <w:tab/>
-            </w:r>
-            <w:r>
-              <w:rPr>
-                <w:noProof/>
-                <w:webHidden/>
-              </w:rPr>
-              <w:fldChar w:fldCharType="begin"/>
-            </w:r>
-            <w:r>
-              <w:rPr>
-                <w:noProof/>
-                <w:webHidden/>
-              </w:rPr>
-              <w:instrText xml:space="preserve"> PAGEREF _Toc222743219 \h </w:instrText>
-            </w:r>
-            <w:r>
-              <w:rPr>
-                <w:noProof/>
-                <w:webHidden/>
-              </w:rPr>
-            </w:r>
-            <w:r>
-              <w:rPr>
-                <w:noProof/>
-                <w:webHidden/>
-              </w:rPr>
-              <w:fldChar w:fldCharType="separate"/>
-            </w:r>
-            <w:r>
-              <w:rPr>
-                <w:noProof/>
-                <w:webHidden/>
-              </w:rPr>
-              <w:t>6</w:t>
-            </w:r>
-            <w:r>
-              <w:rPr>
-                <w:noProof/>
-                <w:webHidden/>
-              </w:rPr>
-              <w:fldChar w:fldCharType="end"/>
-            </w:r>
-          </w:hyperlink>
-        </w:p>
-        <w:p>
-          <w:pPr>
-            <w:pStyle w:val="TJ2"/>
-            <w:tabs>
-              <w:tab w:val="right" w:leader="dot" w:pos="9062"/>
-            </w:tabs>
-            <w:spacing w:line="360" w:lineRule="auto"/>
-            <w:jc w:val="both"/>
-            <w:rPr>
-              <w:rFonts w:eastAsiaTheme="minorEastAsia"/>
-              <w:noProof/>
-              <w:lang w:eastAsia="hu-HU"/>
-            </w:rPr>
-          </w:pPr>
-          <w:hyperlink w:anchor="_Toc222743220" w:history="1">
-            <w:r>
-              <w:rPr>
-                <w:rStyle w:val="Hiperhivatkozs"/>
-                <w:noProof/>
-              </w:rPr>
-              <w:t>4.2 DHCP</w:t>
-            </w:r>
-            <w:r>
-              <w:rPr>
-                <w:noProof/>
-                <w:webHidden/>
-              </w:rPr>
-              <w:tab/>
-            </w:r>
-            <w:r>
-              <w:rPr>
-                <w:noProof/>
-                <w:webHidden/>
-              </w:rPr>
-              <w:fldChar w:fldCharType="begin"/>
-            </w:r>
-            <w:r>
-              <w:rPr>
-                <w:noProof/>
-                <w:webHidden/>
-              </w:rPr>
-              <w:instrText xml:space="preserve"> PAGEREF _Toc222743220 \h </w:instrText>
-            </w:r>
-            <w:r>
-              <w:rPr>
-                <w:noProof/>
-                <w:webHidden/>
-              </w:rPr>
-            </w:r>
-            <w:r>
-              <w:rPr>
-                <w:noProof/>
-                <w:webHidden/>
-              </w:rPr>
-              <w:fldChar w:fldCharType="separate"/>
-            </w:r>
-            <w:r>
-              <w:rPr>
-                <w:noProof/>
-                <w:webHidden/>
-              </w:rPr>
-              <w:t>6</w:t>
-            </w:r>
-            <w:r>
-              <w:rPr>
-                <w:noProof/>
-                <w:webHidden/>
-              </w:rPr>
-              <w:fldChar w:fldCharType="end"/>
-            </w:r>
-          </w:hyperlink>
-        </w:p>
-        <w:p>
-          <w:pPr>
-            <w:pStyle w:val="TJ2"/>
-            <w:tabs>
-              <w:tab w:val="right" w:leader="dot" w:pos="9062"/>
-            </w:tabs>
-            <w:spacing w:line="360" w:lineRule="auto"/>
-            <w:jc w:val="both"/>
-            <w:rPr>
-              <w:rFonts w:eastAsiaTheme="minorEastAsia"/>
-              <w:noProof/>
-              <w:lang w:eastAsia="hu-HU"/>
-            </w:rPr>
-          </w:pPr>
-          <w:hyperlink w:anchor="_Toc222743221" w:history="1">
-            <w:r>
-              <w:rPr>
-                <w:rStyle w:val="Hiperhivatkozs"/>
-                <w:noProof/>
-              </w:rPr>
-              <w:t>4.3 DHCP snooping</w:t>
-            </w:r>
-            <w:r>
-              <w:rPr>
-                <w:noProof/>
-                <w:webHidden/>
-              </w:rPr>
-              <w:tab/>
-            </w:r>
-            <w:r>
-              <w:rPr>
-                <w:noProof/>
-                <w:webHidden/>
-              </w:rPr>
-              <w:fldChar w:fldCharType="begin"/>
-            </w:r>
-            <w:r>
-              <w:rPr>
-                <w:noProof/>
-                <w:webHidden/>
-              </w:rPr>
-              <w:instrText xml:space="preserve"> PAGEREF _Toc222743221 \h </w:instrText>
-            </w:r>
-            <w:r>
-              <w:rPr>
-                <w:noProof/>
-                <w:webHidden/>
-              </w:rPr>
-            </w:r>
-            <w:r>
-              <w:rPr>
-                <w:noProof/>
-                <w:webHidden/>
-              </w:rPr>
-              <w:fldChar w:fldCharType="separate"/>
-            </w:r>
-            <w:r>
-              <w:rPr>
-                <w:noProof/>
-                <w:webHidden/>
-              </w:rPr>
-              <w:t>6</w:t>
-            </w:r>
-            <w:r>
-              <w:rPr>
-                <w:noProof/>
-                <w:webHidden/>
-              </w:rPr>
-              <w:fldChar w:fldCharType="end"/>
-            </w:r>
-          </w:hyperlink>
-        </w:p>
-        <w:p>
-          <w:pPr>
-            <w:pStyle w:val="TJ2"/>
-            <w:tabs>
-              <w:tab w:val="right" w:leader="dot" w:pos="9062"/>
-            </w:tabs>
-            <w:spacing w:line="360" w:lineRule="auto"/>
-            <w:jc w:val="both"/>
-            <w:rPr>
-              <w:rFonts w:eastAsiaTheme="minorEastAsia"/>
-              <w:noProof/>
-              <w:lang w:eastAsia="hu-HU"/>
-            </w:rPr>
-          </w:pPr>
-          <w:hyperlink w:anchor="_Toc222743222" w:history="1">
-            <w:r>
-              <w:rPr>
-                <w:rStyle w:val="Hiperhivatkozs"/>
-                <w:noProof/>
-              </w:rPr>
-              <w:t>4.4 GRE Tunnel over IPsec</w:t>
-            </w:r>
-            <w:r>
-              <w:rPr>
-                <w:noProof/>
-                <w:webHidden/>
-              </w:rPr>
-              <w:tab/>
-            </w:r>
-            <w:r>
-              <w:rPr>
-                <w:noProof/>
-                <w:webHidden/>
-              </w:rPr>
-              <w:fldChar w:fldCharType="begin"/>
-            </w:r>
-            <w:r>
-              <w:rPr>
-                <w:noProof/>
-                <w:webHidden/>
-              </w:rPr>
-              <w:instrText xml:space="preserve"> PAGEREF _Toc222743222 \h </w:instrText>
-            </w:r>
-            <w:r>
-              <w:rPr>
-                <w:noProof/>
-                <w:webHidden/>
-              </w:rPr>
-            </w:r>
-            <w:r>
-              <w:rPr>
-                <w:noProof/>
-                <w:webHidden/>
-              </w:rPr>
-              <w:fldChar w:fldCharType="separate"/>
-            </w:r>
-            <w:r>
-              <w:rPr>
-                <w:noProof/>
-                <w:webHidden/>
-              </w:rPr>
-              <w:t>6</w:t>
-            </w:r>
-            <w:r>
-              <w:rPr>
-                <w:noProof/>
-                <w:webHidden/>
-              </w:rPr>
-              <w:fldChar w:fldCharType="end"/>
-            </w:r>
-          </w:hyperlink>
-        </w:p>
-        <w:p>
-          <w:pPr>
-            <w:pStyle w:val="TJ2"/>
-            <w:tabs>
-              <w:tab w:val="right" w:leader="dot" w:pos="9062"/>
-            </w:tabs>
-            <w:spacing w:line="360" w:lineRule="auto"/>
-            <w:jc w:val="both"/>
-            <w:rPr>
-              <w:rFonts w:eastAsiaTheme="minorEastAsia"/>
-              <w:noProof/>
-              <w:lang w:eastAsia="hu-HU"/>
-            </w:rPr>
-          </w:pPr>
-          <w:hyperlink w:anchor="_Toc222743223" w:history="1">
-            <w:r>
-              <w:rPr>
-                <w:rStyle w:val="Hiperhivatkozs"/>
-                <w:noProof/>
-              </w:rPr>
-              <w:t>4.5 HSRP</w:t>
-            </w:r>
-            <w:r>
-              <w:rPr>
-                <w:noProof/>
-                <w:webHidden/>
-              </w:rPr>
-              <w:tab/>
-            </w:r>
-            <w:r>
-              <w:rPr>
-                <w:noProof/>
-                <w:webHidden/>
-              </w:rPr>
-              <w:fldChar w:fldCharType="begin"/>
-            </w:r>
-            <w:r>
-              <w:rPr>
-                <w:noProof/>
-                <w:webHidden/>
-              </w:rPr>
-              <w:instrText xml:space="preserve"> PAGEREF _Toc222743223 \h </w:instrText>
-            </w:r>
-            <w:r>
-              <w:rPr>
-                <w:noProof/>
-                <w:webHidden/>
-              </w:rPr>
-            </w:r>
-            <w:r>
-              <w:rPr>
-                <w:noProof/>
-                <w:webHidden/>
-              </w:rPr>
-              <w:fldChar w:fldCharType="separate"/>
-            </w:r>
-            <w:r>
-              <w:rPr>
-                <w:noProof/>
-                <w:webHidden/>
-              </w:rPr>
-              <w:t>6</w:t>
-            </w:r>
-            <w:r>
-              <w:rPr>
-                <w:noProof/>
-                <w:webHidden/>
-              </w:rPr>
-              <w:fldChar w:fldCharType="end"/>
-            </w:r>
-          </w:hyperlink>
-        </w:p>
-        <w:p>
-          <w:pPr>
-            <w:pStyle w:val="TJ2"/>
-            <w:tabs>
-              <w:tab w:val="right" w:leader="dot" w:pos="9062"/>
-            </w:tabs>
-            <w:spacing w:line="360" w:lineRule="auto"/>
-            <w:jc w:val="both"/>
-            <w:rPr>
-              <w:rFonts w:eastAsiaTheme="minorEastAsia"/>
-              <w:noProof/>
-              <w:lang w:eastAsia="hu-HU"/>
-            </w:rPr>
-          </w:pPr>
-          <w:hyperlink w:anchor="_Toc222743224" w:history="1">
-            <w:r>
-              <w:rPr>
-                <w:rStyle w:val="Hiperhivatkozs"/>
-                <w:noProof/>
-              </w:rPr>
-              <w:t>4.6 NAT</w:t>
-            </w:r>
-            <w:r>
-              <w:rPr>
-                <w:noProof/>
-                <w:webHidden/>
-              </w:rPr>
-              <w:tab/>
-            </w:r>
-            <w:r>
-              <w:rPr>
-                <w:noProof/>
-                <w:webHidden/>
-              </w:rPr>
-              <w:fldChar w:fldCharType="begin"/>
-            </w:r>
-            <w:r>
-              <w:rPr>
-                <w:noProof/>
-                <w:webHidden/>
-              </w:rPr>
-              <w:instrText xml:space="preserve"> PAGEREF _Toc222743224 \h </w:instrText>
-            </w:r>
-            <w:r>
-              <w:rPr>
-                <w:noProof/>
-                <w:webHidden/>
-              </w:rPr>
-            </w:r>
-            <w:r>
-              <w:rPr>
-                <w:noProof/>
-                <w:webHidden/>
-              </w:rPr>
-              <w:fldChar w:fldCharType="separate"/>
-            </w:r>
-            <w:r>
-              <w:rPr>
-                <w:noProof/>
-                <w:webHidden/>
-              </w:rPr>
-              <w:t>6</w:t>
-            </w:r>
-            <w:r>
-              <w:rPr>
-                <w:noProof/>
-                <w:webHidden/>
-              </w:rPr>
-              <w:fldChar w:fldCharType="end"/>
-            </w:r>
-          </w:hyperlink>
-        </w:p>
-        <w:p>
-          <w:pPr>
-            <w:pStyle w:val="TJ2"/>
-            <w:tabs>
-              <w:tab w:val="right" w:leader="dot" w:pos="9062"/>
-            </w:tabs>
-            <w:spacing w:line="360" w:lineRule="auto"/>
-            <w:jc w:val="both"/>
-            <w:rPr>
-              <w:rFonts w:eastAsiaTheme="minorEastAsia"/>
-              <w:noProof/>
-              <w:lang w:eastAsia="hu-HU"/>
-            </w:rPr>
-          </w:pPr>
-          <w:hyperlink w:anchor="_Toc222743225" w:history="1">
-            <w:r>
-              <w:rPr>
-                <w:rStyle w:val="Hiperhivatkozs"/>
-                <w:noProof/>
-              </w:rPr>
-              <w:t>4.7 EIGRP</w:t>
-            </w:r>
-            <w:r>
-              <w:rPr>
-                <w:noProof/>
-                <w:webHidden/>
-              </w:rPr>
-              <w:tab/>
-            </w:r>
-            <w:r>
-              <w:rPr>
-                <w:noProof/>
-                <w:webHidden/>
-              </w:rPr>
-              <w:fldChar w:fldCharType="begin"/>
-            </w:r>
-            <w:r>
-              <w:rPr>
-                <w:noProof/>
-                <w:webHidden/>
-              </w:rPr>
-              <w:instrText xml:space="preserve"> PAGEREF _Toc222743225 \h </w:instrText>
-            </w:r>
-            <w:r>
-              <w:rPr>
-                <w:noProof/>
-                <w:webHidden/>
-              </w:rPr>
-            </w:r>
-            <w:r>
-              <w:rPr>
-                <w:noProof/>
-                <w:webHidden/>
-              </w:rPr>
-              <w:fldChar w:fldCharType="separate"/>
-            </w:r>
-            <w:r>
-              <w:rPr>
-                <w:noProof/>
-                <w:webHidden/>
-              </w:rPr>
-              <w:t>6</w:t>
-            </w:r>
-            <w:r>
-              <w:rPr>
-                <w:noProof/>
-                <w:webHidden/>
-              </w:rPr>
-              <w:fldChar w:fldCharType="end"/>
-            </w:r>
-          </w:hyperlink>
-        </w:p>
-        <w:p>
-          <w:pPr>
-            <w:pStyle w:val="TJ2"/>
-            <w:tabs>
-              <w:tab w:val="right" w:leader="dot" w:pos="9062"/>
-            </w:tabs>
-            <w:spacing w:line="360" w:lineRule="auto"/>
-            <w:jc w:val="both"/>
-            <w:rPr>
-              <w:rFonts w:eastAsiaTheme="minorEastAsia"/>
-              <w:noProof/>
-              <w:lang w:eastAsia="hu-HU"/>
-            </w:rPr>
-          </w:pPr>
-          <w:hyperlink w:anchor="_Toc222743226" w:history="1">
-            <w:r>
-              <w:rPr>
-                <w:rStyle w:val="Hiperhivatkozs"/>
-                <w:noProof/>
-              </w:rPr>
-              <w:t>4.8 Spanning-Tree</w:t>
-            </w:r>
-            <w:r>
-              <w:rPr>
-                <w:noProof/>
-                <w:webHidden/>
-              </w:rPr>
-              <w:tab/>
-            </w:r>
-            <w:r>
-              <w:rPr>
-                <w:noProof/>
-                <w:webHidden/>
-              </w:rPr>
-              <w:fldChar w:fldCharType="begin"/>
-            </w:r>
-            <w:r>
-              <w:rPr>
-                <w:noProof/>
-                <w:webHidden/>
-              </w:rPr>
-              <w:instrText xml:space="preserve"> PAGEREF _Toc222743226 \h </w:instrText>
-            </w:r>
-            <w:r>
-              <w:rPr>
-                <w:noProof/>
-                <w:webHidden/>
-              </w:rPr>
-            </w:r>
-            <w:r>
-              <w:rPr>
-                <w:noProof/>
-                <w:webHidden/>
-              </w:rPr>
-              <w:fldChar w:fldCharType="separate"/>
-            </w:r>
-            <w:r>
-              <w:rPr>
-                <w:noProof/>
-                <w:webHidden/>
-              </w:rPr>
-              <w:t>6</w:t>
-            </w:r>
-            <w:r>
-              <w:rPr>
-                <w:noProof/>
-                <w:webHidden/>
-              </w:rPr>
-              <w:fldChar w:fldCharType="end"/>
-            </w:r>
-          </w:hyperlink>
-        </w:p>
-        <w:p>
-          <w:pPr>
-            <w:pStyle w:val="TJ2"/>
-            <w:tabs>
-              <w:tab w:val="right" w:leader="dot" w:pos="9062"/>
-            </w:tabs>
-            <w:spacing w:line="360" w:lineRule="auto"/>
-            <w:jc w:val="both"/>
-            <w:rPr>
-              <w:rFonts w:eastAsiaTheme="minorEastAsia"/>
-              <w:noProof/>
-              <w:lang w:eastAsia="hu-HU"/>
-            </w:rPr>
-          </w:pPr>
-          <w:hyperlink w:anchor="_Toc222743227" w:history="1">
-            <w:r>
-              <w:rPr>
-                <w:rStyle w:val="Hiperhivatkozs"/>
-                <w:noProof/>
-              </w:rPr>
-              <w:t>4.9 SSH</w:t>
-            </w:r>
-            <w:r>
-              <w:rPr>
-                <w:noProof/>
-                <w:webHidden/>
-              </w:rPr>
-              <w:tab/>
-            </w:r>
-            <w:r>
-              <w:rPr>
-                <w:noProof/>
-                <w:webHidden/>
-              </w:rPr>
-              <w:fldChar w:fldCharType="begin"/>
-            </w:r>
-            <w:r>
-              <w:rPr>
-                <w:noProof/>
-                <w:webHidden/>
-              </w:rPr>
-              <w:instrText xml:space="preserve"> PAGEREF _Toc222743227 \h </w:instrText>
-            </w:r>
-            <w:r>
-              <w:rPr>
-                <w:noProof/>
-                <w:webHidden/>
-              </w:rPr>
-            </w:r>
-            <w:r>
-              <w:rPr>
-                <w:noProof/>
-                <w:webHidden/>
-              </w:rPr>
-              <w:fldChar w:fldCharType="separate"/>
-            </w:r>
-            <w:r>
-              <w:rPr>
-                <w:noProof/>
-                <w:webHidden/>
-              </w:rPr>
-              <w:t>6</w:t>
+              <w:t>17</w:t>
             </w:r>
             <w:r>
               <w:rPr>
@@ -3160,20 +4102,22 @@
               <w:tab w:val="right" w:leader="dot" w:pos="9062"/>
             </w:tabs>
             <w:spacing w:line="360" w:lineRule="auto"/>
-            <w:jc w:val="both"/>
             <w:rPr>
-              <w:rFonts w:eastAsiaTheme="minorEastAsia"/>
+              <w:rFonts w:asciiTheme="minorHAnsi" w:eastAsiaTheme="minorEastAsia" w:hAnsiTheme="minorHAnsi"/>
               <w:noProof/>
+              <w:kern w:val="2"/>
+              <w:szCs w:val="24"/>
               <w:lang w:eastAsia="hu-HU"/>
+              <w14:ligatures w14:val="standardContextual"/>
             </w:rPr>
           </w:pPr>
-          <w:hyperlink w:anchor="_Toc222743228" w:history="1">
+          <w:hyperlink w:anchor="_Toc222826538" w:history="1">
             <w:r>
               <w:rPr>
                 <w:rStyle w:val="Hiperhivatkozs"/>
                 <w:noProof/>
               </w:rPr>
-              <w:t>5. Felhasznált szerverek</w:t>
+              <w:t>8. Feladatmegosztás</w:t>
             </w:r>
             <w:r>
               <w:rPr>
@@ -3194,7 +4138,7 @@
                 <w:noProof/>
                 <w:webHidden/>
               </w:rPr>
-              <w:instrText xml:space="preserve"> PAGEREF _Toc222743228 \h </w:instrText>
+              <w:instrText xml:space="preserve"> PAGEREF _Toc222826538 \h </w:instrText>
             </w:r>
             <w:r>
               <w:rPr>
@@ -3214,7 +4158,7 @@
                 <w:noProof/>
                 <w:webHidden/>
               </w:rPr>
-              <w:t>7</w:t>
+              <w:t>17</w:t>
             </w:r>
             <w:r>
               <w:rPr>
@@ -3232,20 +4176,22 @@
               <w:tab w:val="right" w:leader="dot" w:pos="9062"/>
             </w:tabs>
             <w:spacing w:line="360" w:lineRule="auto"/>
-            <w:jc w:val="both"/>
             <w:rPr>
-              <w:rFonts w:eastAsiaTheme="minorEastAsia"/>
+              <w:rFonts w:asciiTheme="minorHAnsi" w:eastAsiaTheme="minorEastAsia" w:hAnsiTheme="minorHAnsi"/>
               <w:noProof/>
+              <w:kern w:val="2"/>
+              <w:szCs w:val="24"/>
               <w:lang w:eastAsia="hu-HU"/>
+              <w14:ligatures w14:val="standardContextual"/>
             </w:rPr>
           </w:pPr>
-          <w:hyperlink w:anchor="_Toc222743229" w:history="1">
+          <w:hyperlink w:anchor="_Toc222826539" w:history="1">
             <w:r>
               <w:rPr>
                 <w:rStyle w:val="Hiperhivatkozs"/>
                 <w:noProof/>
               </w:rPr>
-              <w:t>6. Szerverszolgáltatások</w:t>
+              <w:t>9. Források</w:t>
             </w:r>
             <w:r>
               <w:rPr>
@@ -3266,7 +4212,7 @@
                 <w:noProof/>
                 <w:webHidden/>
               </w:rPr>
-              <w:instrText xml:space="preserve"> PAGEREF _Toc222743229 \h </w:instrText>
+              <w:instrText xml:space="preserve"> PAGEREF _Toc222826539 \h </w:instrText>
             </w:r>
             <w:r>
               <w:rPr>
@@ -3286,309 +4232,7 @@
                 <w:noProof/>
                 <w:webHidden/>
               </w:rPr>
-              <w:t>7</w:t>
-            </w:r>
-            <w:r>
-              <w:rPr>
-                <w:noProof/>
-                <w:webHidden/>
-              </w:rPr>
-              <w:fldChar w:fldCharType="end"/>
-            </w:r>
-          </w:hyperlink>
-        </w:p>
-        <w:p>
-          <w:pPr>
-            <w:pStyle w:val="TJ2"/>
-            <w:tabs>
-              <w:tab w:val="right" w:leader="dot" w:pos="9062"/>
-            </w:tabs>
-            <w:spacing w:line="360" w:lineRule="auto"/>
-            <w:jc w:val="both"/>
-            <w:rPr>
-              <w:rFonts w:eastAsiaTheme="minorEastAsia"/>
-              <w:noProof/>
-              <w:lang w:eastAsia="hu-HU"/>
-            </w:rPr>
-          </w:pPr>
-          <w:hyperlink w:anchor="_Toc222743230" w:history="1">
-            <w:r>
-              <w:rPr>
-                <w:rStyle w:val="Hiperhivatkozs"/>
-                <w:noProof/>
-              </w:rPr>
-              <w:t>6.1 Iroda telephely</w:t>
-            </w:r>
-            <w:r>
-              <w:rPr>
-                <w:noProof/>
-                <w:webHidden/>
-              </w:rPr>
-              <w:tab/>
-            </w:r>
-            <w:r>
-              <w:rPr>
-                <w:noProof/>
-                <w:webHidden/>
-              </w:rPr>
-              <w:fldChar w:fldCharType="begin"/>
-            </w:r>
-            <w:r>
-              <w:rPr>
-                <w:noProof/>
-                <w:webHidden/>
-              </w:rPr>
-              <w:instrText xml:space="preserve"> PAGEREF _Toc222743230 \h </w:instrText>
-            </w:r>
-            <w:r>
-              <w:rPr>
-                <w:noProof/>
-                <w:webHidden/>
-              </w:rPr>
-            </w:r>
-            <w:r>
-              <w:rPr>
-                <w:noProof/>
-                <w:webHidden/>
-              </w:rPr>
-              <w:fldChar w:fldCharType="separate"/>
-            </w:r>
-            <w:r>
-              <w:rPr>
-                <w:noProof/>
-                <w:webHidden/>
-              </w:rPr>
-              <w:t>7</w:t>
-            </w:r>
-            <w:r>
-              <w:rPr>
-                <w:noProof/>
-                <w:webHidden/>
-              </w:rPr>
-              <w:fldChar w:fldCharType="end"/>
-            </w:r>
-          </w:hyperlink>
-        </w:p>
-        <w:p>
-          <w:pPr>
-            <w:pStyle w:val="TJ2"/>
-            <w:tabs>
-              <w:tab w:val="right" w:leader="dot" w:pos="9062"/>
-            </w:tabs>
-            <w:spacing w:line="360" w:lineRule="auto"/>
-            <w:jc w:val="both"/>
-            <w:rPr>
-              <w:rFonts w:eastAsiaTheme="minorEastAsia"/>
-              <w:noProof/>
-              <w:lang w:eastAsia="hu-HU"/>
-            </w:rPr>
-          </w:pPr>
-          <w:hyperlink w:anchor="_Toc222743231" w:history="1">
-            <w:r>
-              <w:rPr>
-                <w:rStyle w:val="Hiperhivatkozs"/>
-                <w:noProof/>
-              </w:rPr>
-              <w:t>6.2 Gyárüzem telephely</w:t>
-            </w:r>
-            <w:r>
-              <w:rPr>
-                <w:noProof/>
-                <w:webHidden/>
-              </w:rPr>
-              <w:tab/>
-            </w:r>
-            <w:r>
-              <w:rPr>
-                <w:noProof/>
-                <w:webHidden/>
-              </w:rPr>
-              <w:fldChar w:fldCharType="begin"/>
-            </w:r>
-            <w:r>
-              <w:rPr>
-                <w:noProof/>
-                <w:webHidden/>
-              </w:rPr>
-              <w:instrText xml:space="preserve"> PAGEREF _Toc222743231 \h </w:instrText>
-            </w:r>
-            <w:r>
-              <w:rPr>
-                <w:noProof/>
-                <w:webHidden/>
-              </w:rPr>
-            </w:r>
-            <w:r>
-              <w:rPr>
-                <w:noProof/>
-                <w:webHidden/>
-              </w:rPr>
-              <w:fldChar w:fldCharType="separate"/>
-            </w:r>
-            <w:r>
-              <w:rPr>
-                <w:noProof/>
-                <w:webHidden/>
-              </w:rPr>
-              <w:t>7</w:t>
-            </w:r>
-            <w:r>
-              <w:rPr>
-                <w:noProof/>
-                <w:webHidden/>
-              </w:rPr>
-              <w:fldChar w:fldCharType="end"/>
-            </w:r>
-          </w:hyperlink>
-        </w:p>
-        <w:p>
-          <w:pPr>
-            <w:pStyle w:val="TJ2"/>
-            <w:tabs>
-              <w:tab w:val="right" w:leader="dot" w:pos="9062"/>
-            </w:tabs>
-            <w:spacing w:line="360" w:lineRule="auto"/>
-            <w:jc w:val="both"/>
-            <w:rPr>
-              <w:rFonts w:eastAsiaTheme="minorEastAsia"/>
-              <w:noProof/>
-              <w:lang w:eastAsia="hu-HU"/>
-            </w:rPr>
-          </w:pPr>
-          <w:hyperlink w:anchor="_Toc222743232" w:history="1">
-            <w:r>
-              <w:rPr>
-                <w:rStyle w:val="Hiperhivatkozs"/>
-                <w:noProof/>
-              </w:rPr>
-              <w:t>6.3 Szaküzlet telephely</w:t>
-            </w:r>
-            <w:r>
-              <w:rPr>
-                <w:noProof/>
-                <w:webHidden/>
-              </w:rPr>
-              <w:tab/>
-            </w:r>
-            <w:r>
-              <w:rPr>
-                <w:noProof/>
-                <w:webHidden/>
-              </w:rPr>
-              <w:fldChar w:fldCharType="begin"/>
-            </w:r>
-            <w:r>
-              <w:rPr>
-                <w:noProof/>
-                <w:webHidden/>
-              </w:rPr>
-              <w:instrText xml:space="preserve"> PAGEREF _Toc222743232 \h </w:instrText>
-            </w:r>
-            <w:r>
-              <w:rPr>
-                <w:noProof/>
-                <w:webHidden/>
-              </w:rPr>
-            </w:r>
-            <w:r>
-              <w:rPr>
-                <w:noProof/>
-                <w:webHidden/>
-              </w:rPr>
-              <w:fldChar w:fldCharType="separate"/>
-            </w:r>
-            <w:r>
-              <w:rPr>
-                <w:noProof/>
-                <w:webHidden/>
-              </w:rPr>
-              <w:t>7</w:t>
-            </w:r>
-            <w:r>
-              <w:rPr>
-                <w:noProof/>
-                <w:webHidden/>
-              </w:rPr>
-              <w:fldChar w:fldCharType="end"/>
-            </w:r>
-          </w:hyperlink>
-        </w:p>
-        <w:p>
-          <w:pPr>
-            <w:pStyle w:val="TJ2"/>
-            <w:tabs>
-              <w:tab w:val="right" w:leader="dot" w:pos="9062"/>
-            </w:tabs>
-            <w:spacing w:line="360" w:lineRule="auto"/>
-            <w:jc w:val="both"/>
-            <w:rPr>
-              <w:rFonts w:eastAsiaTheme="minorEastAsia"/>
-              <w:noProof/>
-              <w:lang w:eastAsia="hu-HU"/>
-            </w:rPr>
-          </w:pPr>
-          <w:hyperlink w:anchor="_Toc222743233" w:history="1">
-            <w:r>
-              <w:rPr>
-                <w:rStyle w:val="Hiperhivatkozs"/>
-                <w:noProof/>
-              </w:rPr>
-              <w:t xml:space="preserve">6.4 </w:t>
-            </w:r>
-            <w:r>
-              <w:rPr>
-                <w:rStyle w:val="Hiperhivatkozs"/>
-                <w:noProof/>
-              </w:rPr>
-              <w:t>OceanData</w:t>
-            </w:r>
-            <w:r>
-              <w:rPr>
-                <w:rStyle w:val="Hiperhivatkozs"/>
-                <w:noProof/>
-              </w:rPr>
-              <w:t xml:space="preserve"> telephely</w:t>
-            </w:r>
-            <w:r>
-              <w:rPr>
-                <w:noProof/>
-                <w:webHidden/>
-              </w:rPr>
-              <w:tab/>
-            </w:r>
-            <w:r>
-              <w:rPr>
-                <w:noProof/>
-                <w:webHidden/>
-              </w:rPr>
-              <w:fldChar w:fldCharType="begin"/>
-            </w:r>
-            <w:r>
-              <w:rPr>
-                <w:noProof/>
-                <w:webHidden/>
-              </w:rPr>
-              <w:instrText xml:space="preserve"> PAGEREF _Toc222743233 \h </w:instrText>
-            </w:r>
-            <w:r>
-              <w:rPr>
-                <w:noProof/>
-                <w:webHidden/>
-              </w:rPr>
-            </w:r>
-            <w:r>
-              <w:rPr>
-                <w:noProof/>
-                <w:webHidden/>
-              </w:rPr>
-              <w:fldChar w:fldCharType="separate"/>
-            </w:r>
-            <w:r>
-              <w:rPr>
-                <w:noProof/>
-                <w:webHidden/>
-              </w:rPr>
-              <w:t>7</w:t>
+              <w:t>17</w:t>
             </w:r>
             <w:r>
               <w:rPr>
@@ -3606,20 +4250,22 @@
               <w:tab w:val="right" w:leader="dot" w:pos="9062"/>
             </w:tabs>
             <w:spacing w:line="360" w:lineRule="auto"/>
-            <w:jc w:val="both"/>
             <w:rPr>
-              <w:rFonts w:eastAsiaTheme="minorEastAsia"/>
+              <w:rFonts w:asciiTheme="minorHAnsi" w:eastAsiaTheme="minorEastAsia" w:hAnsiTheme="minorHAnsi"/>
               <w:noProof/>
+              <w:kern w:val="2"/>
+              <w:szCs w:val="24"/>
               <w:lang w:eastAsia="hu-HU"/>
+              <w14:ligatures w14:val="standardContextual"/>
             </w:rPr>
           </w:pPr>
-          <w:hyperlink w:anchor="_Toc222743234" w:history="1">
+          <w:hyperlink w:anchor="_Toc222826540" w:history="1">
             <w:r>
               <w:rPr>
                 <w:rStyle w:val="Hiperhivatkozs"/>
                 <w:noProof/>
               </w:rPr>
-              <w:t>7. Hálózatprogramozás</w:t>
+              <w:t>10. Ábrajegyzék</w:t>
             </w:r>
             <w:r>
               <w:rPr>
@@ -3640,7 +4286,7 @@
                 <w:noProof/>
                 <w:webHidden/>
               </w:rPr>
-              <w:instrText xml:space="preserve"> PAGEREF _Toc222743234 \h </w:instrText>
+              <w:instrText xml:space="preserve"> PAGEREF _Toc222826540 \h </w:instrText>
             </w:r>
             <w:r>
               <w:rPr>
@@ -3660,223 +4306,7 @@
                 <w:noProof/>
                 <w:webHidden/>
               </w:rPr>
-              <w:t>7</w:t>
-            </w:r>
-            <w:r>
-              <w:rPr>
-                <w:noProof/>
-                <w:webHidden/>
-              </w:rPr>
-              <w:fldChar w:fldCharType="end"/>
-            </w:r>
-          </w:hyperlink>
-        </w:p>
-        <w:p>
-          <w:pPr>
-            <w:pStyle w:val="TJ1"/>
-            <w:tabs>
-              <w:tab w:val="right" w:leader="dot" w:pos="9062"/>
-            </w:tabs>
-            <w:spacing w:line="360" w:lineRule="auto"/>
-            <w:jc w:val="both"/>
-            <w:rPr>
-              <w:rFonts w:eastAsiaTheme="minorEastAsia"/>
-              <w:noProof/>
-              <w:lang w:eastAsia="hu-HU"/>
-            </w:rPr>
-          </w:pPr>
-          <w:hyperlink w:anchor="_Toc222743235" w:history="1">
-            <w:r>
-              <w:rPr>
-                <w:rStyle w:val="Hiperhivatkozs"/>
-                <w:noProof/>
-              </w:rPr>
-              <w:t>8. Feladatmegosztás</w:t>
-            </w:r>
-            <w:r>
-              <w:rPr>
-                <w:noProof/>
-                <w:webHidden/>
-              </w:rPr>
-              <w:tab/>
-            </w:r>
-            <w:r>
-              <w:rPr>
-                <w:noProof/>
-                <w:webHidden/>
-              </w:rPr>
-              <w:fldChar w:fldCharType="begin"/>
-            </w:r>
-            <w:r>
-              <w:rPr>
-                <w:noProof/>
-                <w:webHidden/>
-              </w:rPr>
-              <w:instrText xml:space="preserve"> PAGEREF _Toc222743235 \h </w:instrText>
-            </w:r>
-            <w:r>
-              <w:rPr>
-                <w:noProof/>
-                <w:webHidden/>
-              </w:rPr>
-            </w:r>
-            <w:r>
-              <w:rPr>
-                <w:noProof/>
-                <w:webHidden/>
-              </w:rPr>
-              <w:fldChar w:fldCharType="separate"/>
-            </w:r>
-            <w:r>
-              <w:rPr>
-                <w:noProof/>
-                <w:webHidden/>
-              </w:rPr>
-              <w:t>7</w:t>
-            </w:r>
-            <w:r>
-              <w:rPr>
-                <w:noProof/>
-                <w:webHidden/>
-              </w:rPr>
-              <w:fldChar w:fldCharType="end"/>
-            </w:r>
-          </w:hyperlink>
-        </w:p>
-        <w:p>
-          <w:pPr>
-            <w:pStyle w:val="TJ1"/>
-            <w:tabs>
-              <w:tab w:val="right" w:leader="dot" w:pos="9062"/>
-            </w:tabs>
-            <w:spacing w:line="360" w:lineRule="auto"/>
-            <w:jc w:val="both"/>
-            <w:rPr>
-              <w:rFonts w:eastAsiaTheme="minorEastAsia"/>
-              <w:noProof/>
-              <w:lang w:eastAsia="hu-HU"/>
-            </w:rPr>
-          </w:pPr>
-          <w:hyperlink w:anchor="_Toc222743236" w:history="1">
-            <w:r>
-              <w:rPr>
-                <w:rStyle w:val="Hiperhivatkozs"/>
-                <w:noProof/>
-              </w:rPr>
-              <w:t>9. Források</w:t>
-            </w:r>
-            <w:r>
-              <w:rPr>
-                <w:noProof/>
-                <w:webHidden/>
-              </w:rPr>
-              <w:tab/>
-            </w:r>
-            <w:r>
-              <w:rPr>
-                <w:noProof/>
-                <w:webHidden/>
-              </w:rPr>
-              <w:fldChar w:fldCharType="begin"/>
-            </w:r>
-            <w:r>
-              <w:rPr>
-                <w:noProof/>
-                <w:webHidden/>
-              </w:rPr>
-              <w:instrText xml:space="preserve"> PAGEREF _Toc222743236 \h </w:instrText>
-            </w:r>
-            <w:r>
-              <w:rPr>
-                <w:noProof/>
-                <w:webHidden/>
-              </w:rPr>
-            </w:r>
-            <w:r>
-              <w:rPr>
-                <w:noProof/>
-                <w:webHidden/>
-              </w:rPr>
-              <w:fldChar w:fldCharType="separate"/>
-            </w:r>
-            <w:r>
-              <w:rPr>
-                <w:noProof/>
-                <w:webHidden/>
-              </w:rPr>
-              <w:t>7</w:t>
-            </w:r>
-            <w:r>
-              <w:rPr>
-                <w:noProof/>
-                <w:webHidden/>
-              </w:rPr>
-              <w:fldChar w:fldCharType="end"/>
-            </w:r>
-          </w:hyperlink>
-        </w:p>
-        <w:p>
-          <w:pPr>
-            <w:pStyle w:val="TJ1"/>
-            <w:tabs>
-              <w:tab w:val="right" w:leader="dot" w:pos="9062"/>
-            </w:tabs>
-            <w:spacing w:line="360" w:lineRule="auto"/>
-            <w:jc w:val="both"/>
-            <w:rPr>
-              <w:rFonts w:eastAsiaTheme="minorEastAsia"/>
-              <w:noProof/>
-              <w:lang w:eastAsia="hu-HU"/>
-            </w:rPr>
-          </w:pPr>
-          <w:hyperlink w:anchor="_Toc222743237" w:history="1">
-            <w:r>
-              <w:rPr>
-                <w:rStyle w:val="Hiperhivatkozs"/>
-                <w:noProof/>
-              </w:rPr>
-              <w:t>10. Ábrajegyzék</w:t>
-            </w:r>
-            <w:r>
-              <w:rPr>
-                <w:noProof/>
-                <w:webHidden/>
-              </w:rPr>
-              <w:tab/>
-            </w:r>
-            <w:r>
-              <w:rPr>
-                <w:noProof/>
-                <w:webHidden/>
-              </w:rPr>
-              <w:fldChar w:fldCharType="begin"/>
-            </w:r>
-            <w:r>
-              <w:rPr>
-                <w:noProof/>
-                <w:webHidden/>
-              </w:rPr>
-              <w:instrText xml:space="preserve"> PAGEREF _Toc222743237 \h </w:instrText>
-            </w:r>
-            <w:r>
-              <w:rPr>
-                <w:noProof/>
-                <w:webHidden/>
-              </w:rPr>
-            </w:r>
-            <w:r>
-              <w:rPr>
-                <w:noProof/>
-                <w:webHidden/>
-              </w:rPr>
-              <w:fldChar w:fldCharType="separate"/>
-            </w:r>
-            <w:r>
-              <w:rPr>
-                <w:noProof/>
-                <w:webHidden/>
-              </w:rPr>
-              <w:t>7</w:t>
+              <w:t>17</w:t>
             </w:r>
             <w:r>
               <w:rPr>
@@ -3906,7 +4336,6 @@
         </w:p>
       </w:sdtContent>
     </w:sdt>
-    <w:bookmarkStart w:id="0" w:name="_Toc222743196" w:displacedByCustomXml="prev"/>
     <w:p>
       <w:pPr>
         <w:jc w:val="both"/>
@@ -3932,6 +4361,7 @@
         </w:numPr>
         <w:jc w:val="both"/>
       </w:pPr>
+      <w:bookmarkStart w:id="0" w:name="_Toc222826494"/>
       <w:r>
         <w:lastRenderedPageBreak/>
         <w:t>Cégünk</w:t>
@@ -3948,7 +4378,7 @@
         <w:spacing w:line="360" w:lineRule="auto"/>
         <w:jc w:val="both"/>
       </w:pPr>
-      <w:bookmarkStart w:id="1" w:name="_Toc222743197"/>
+      <w:bookmarkStart w:id="1" w:name="_Toc222826495"/>
       <w:r>
         <w:t>Leírás</w:t>
       </w:r>
@@ -4208,9 +4638,11 @@
         <w:spacing w:line="360" w:lineRule="auto"/>
         <w:jc w:val="both"/>
       </w:pPr>
+      <w:bookmarkStart w:id="2" w:name="_Toc222826496"/>
       <w:r>
         <w:t>Tevékenységeink</w:t>
       </w:r>
+      <w:bookmarkEnd w:id="2"/>
     </w:p>
     <w:p>
       <w:pPr>
@@ -4259,12 +4691,12 @@
         </w:numPr>
         <w:jc w:val="both"/>
       </w:pPr>
-      <w:bookmarkStart w:id="2" w:name="_Toc222743199"/>
+      <w:bookmarkStart w:id="3" w:name="_Toc222826497"/>
       <w:r>
         <w:lastRenderedPageBreak/>
         <w:t>Projekt feladat</w:t>
       </w:r>
-      <w:bookmarkEnd w:id="2"/>
+      <w:bookmarkEnd w:id="3"/>
     </w:p>
     <w:p>
       <w:pPr>
@@ -4557,12 +4989,12 @@
         </w:numPr>
         <w:jc w:val="both"/>
       </w:pPr>
-      <w:bookmarkStart w:id="3" w:name="_Toc222743200"/>
+      <w:bookmarkStart w:id="4" w:name="_Toc222826498"/>
       <w:r>
         <w:lastRenderedPageBreak/>
         <w:t>Épületek</w:t>
       </w:r>
-      <w:bookmarkEnd w:id="3"/>
+      <w:bookmarkEnd w:id="4"/>
     </w:p>
     <w:p>
       <w:pPr>
@@ -4573,11 +5005,11 @@
         </w:numPr>
         <w:jc w:val="both"/>
       </w:pPr>
-      <w:bookmarkStart w:id="4" w:name="_Toc222743201"/>
+      <w:bookmarkStart w:id="5" w:name="_Toc222826499"/>
       <w:r>
         <w:t>Iroda telephely</w:t>
       </w:r>
-      <w:bookmarkEnd w:id="4"/>
+      <w:bookmarkEnd w:id="5"/>
     </w:p>
     <w:p>
       <w:pPr>
@@ -4589,11 +5021,11 @@
         <w:ind w:hanging="87"/>
         <w:jc w:val="both"/>
       </w:pPr>
-      <w:bookmarkStart w:id="5" w:name="_Toc222743202"/>
+      <w:bookmarkStart w:id="6" w:name="_Toc222826500"/>
       <w:r>
         <w:t>Eszközlista</w:t>
       </w:r>
-      <w:bookmarkEnd w:id="5"/>
+      <w:bookmarkEnd w:id="6"/>
     </w:p>
     <w:p>
       <w:pPr>
@@ -4610,53 +5042,42 @@
         <w:ind w:hanging="87"/>
         <w:jc w:val="both"/>
       </w:pPr>
-      <w:bookmarkStart w:id="6" w:name="_Toc222743203"/>
+      <w:bookmarkStart w:id="7" w:name="_Toc222826501"/>
       <w:r>
         <w:t>Topológia</w:t>
-      </w:r>
-      <w:bookmarkEnd w:id="6"/>
-    </w:p>
-    <w:p>
-      <w:pPr>
-        <w:ind w:left="708"/>
-      </w:pPr>
-    </w:p>
-    <w:p>
-      <w:pPr>
-        <w:ind w:left="708"/>
-      </w:pPr>
-    </w:p>
-    <w:p>
-      <w:pPr>
-        <w:pStyle w:val="Cmsor3"/>
-        <w:jc w:val="both"/>
-      </w:pPr>
-      <w:bookmarkStart w:id="7" w:name="_Toc222743204"/>
-      <w:r>
-        <w:lastRenderedPageBreak/>
-        <w:t>3.1.3 IPv4 címzés</w:t>
       </w:r>
       <w:bookmarkEnd w:id="7"/>
     </w:p>
     <w:p>
       <w:pPr>
-        <w:pStyle w:val="Cmsor2"/>
+        <w:ind w:left="708"/>
+      </w:pPr>
+    </w:p>
+    <w:p>
+      <w:pPr>
+        <w:ind w:left="708"/>
+      </w:pPr>
+    </w:p>
+    <w:p>
+      <w:pPr>
+        <w:pStyle w:val="Cmsor3"/>
         <w:jc w:val="both"/>
       </w:pPr>
-      <w:bookmarkStart w:id="8" w:name="_Toc222743205"/>
-      <w:r>
-        <w:t>3.2 Gyárüzem telephely</w:t>
+      <w:bookmarkStart w:id="8" w:name="_Toc222826502"/>
+      <w:r>
+        <w:lastRenderedPageBreak/>
+        <w:t>3.1.3 IPv4 címzés</w:t>
       </w:r>
       <w:bookmarkEnd w:id="8"/>
     </w:p>
     <w:p>
       <w:pPr>
-        <w:pStyle w:val="Cmsor3"/>
+        <w:pStyle w:val="Cmsor2"/>
         <w:jc w:val="both"/>
       </w:pPr>
-      <w:bookmarkStart w:id="9" w:name="_Toc222743206"/>
-      <w:r>
-        <w:t>3.2.1 Eszközlista</w:t>
+      <w:bookmarkStart w:id="9" w:name="_Toc222826503"/>
+      <w:r>
+        <w:t>3.2 Gyárüzem telephely</w:t>
       </w:r>
       <w:bookmarkEnd w:id="9"/>
     </w:p>
@@ -4665,9 +5086,9 @@
         <w:pStyle w:val="Cmsor3"/>
         <w:jc w:val="both"/>
       </w:pPr>
-      <w:bookmarkStart w:id="10" w:name="_Toc222743207"/>
-      <w:r>
-        <w:t>3.2.2 Topológia</w:t>
+      <w:bookmarkStart w:id="10" w:name="_Toc222826504"/>
+      <w:r>
+        <w:t>3.2.1 Eszközlista</w:t>
       </w:r>
       <w:bookmarkEnd w:id="10"/>
     </w:p>
@@ -4676,9 +5097,9 @@
         <w:pStyle w:val="Cmsor3"/>
         <w:jc w:val="both"/>
       </w:pPr>
-      <w:bookmarkStart w:id="11" w:name="_Toc222743208"/>
-      <w:r>
-        <w:t>3.2.3 IPv4 címzés</w:t>
+      <w:bookmarkStart w:id="11" w:name="_Toc222826505"/>
+      <w:r>
+        <w:t>3.2.2 Topológia</w:t>
       </w:r>
       <w:bookmarkEnd w:id="11"/>
     </w:p>
@@ -4687,57 +5108,49 @@
         <w:pStyle w:val="Cmsor3"/>
         <w:jc w:val="both"/>
       </w:pPr>
-      <w:bookmarkStart w:id="12" w:name="_Toc222743209"/>
-      <w:r>
-        <w:t>3.2.4 IPv6 címzés</w:t>
+      <w:bookmarkStart w:id="12" w:name="_Toc222826506"/>
+      <w:r>
+        <w:t>3.2.3 IPv4 címzés</w:t>
       </w:r>
       <w:bookmarkEnd w:id="12"/>
     </w:p>
     <w:p>
       <w:pPr>
-        <w:pStyle w:val="Cmsor2"/>
+        <w:pStyle w:val="Cmsor3"/>
         <w:jc w:val="both"/>
       </w:pPr>
-      <w:r>
-        <w:tab/>
-      </w:r>
-      <w:bookmarkStart w:id="13" w:name="_Toc222743210"/>
-      <w:r>
-        <w:t>3.3 Szaküzlet telephely</w:t>
+      <w:bookmarkStart w:id="13" w:name="_Toc222826507"/>
+      <w:r>
+        <w:t>3.2.4 IPv6 címzés</w:t>
       </w:r>
       <w:bookmarkEnd w:id="13"/>
     </w:p>
     <w:p>
       <w:pPr>
         <w:pStyle w:val="Cmsor3"/>
-        <w:jc w:val="both"/>
-      </w:pPr>
-      <w:r>
-        <w:tab/>
-      </w:r>
-      <w:r>
-        <w:tab/>
-      </w:r>
-      <w:bookmarkStart w:id="14" w:name="_Toc222743211"/>
-      <w:r>
-        <w:t>3.3.1 Eszközlista</w:t>
+      </w:pPr>
+      <w:bookmarkStart w:id="14" w:name="_Toc222826508"/>
+      <w:r>
+        <w:t xml:space="preserve">3.2.5 </w:t>
+      </w:r>
+      <w:proofErr w:type="spellStart"/>
+      <w:r>
+        <w:t>IoT</w:t>
       </w:r>
       <w:bookmarkEnd w:id="14"/>
+      <w:proofErr w:type="spellEnd"/>
     </w:p>
     <w:p>
       <w:pPr>
-        <w:pStyle w:val="Cmsor3"/>
+        <w:pStyle w:val="Cmsor2"/>
         <w:jc w:val="both"/>
       </w:pPr>
       <w:r>
         <w:tab/>
       </w:r>
-      <w:r>
-        <w:tab/>
-      </w:r>
-      <w:bookmarkStart w:id="15" w:name="_Toc222743212"/>
-      <w:r>
-        <w:t>3.3.2 Topológia</w:t>
+      <w:bookmarkStart w:id="15" w:name="_Toc222826509"/>
+      <w:r>
+        <w:t>3.3 Szaküzlet telephely</w:t>
       </w:r>
       <w:bookmarkEnd w:id="15"/>
     </w:p>
@@ -4752,31 +5165,26 @@
       <w:r>
         <w:tab/>
       </w:r>
-      <w:bookmarkStart w:id="16" w:name="_Toc222743213"/>
-      <w:r>
-        <w:t>3.3.3 IPv4 címzés</w:t>
+      <w:bookmarkStart w:id="16" w:name="_Toc222826510"/>
+      <w:r>
+        <w:t>3.3.1 Eszközlista</w:t>
       </w:r>
       <w:bookmarkEnd w:id="16"/>
     </w:p>
     <w:p>
       <w:pPr>
-        <w:pStyle w:val="Cmsor2"/>
+        <w:pStyle w:val="Cmsor3"/>
         <w:jc w:val="both"/>
       </w:pPr>
       <w:r>
         <w:tab/>
       </w:r>
-      <w:bookmarkStart w:id="17" w:name="_Toc222743214"/>
-      <w:r>
-        <w:t xml:space="preserve">3.4 </w:t>
-      </w:r>
-      <w:proofErr w:type="spellStart"/>
-      <w:r>
-        <w:t>OceanData</w:t>
-      </w:r>
-      <w:proofErr w:type="spellEnd"/>
-      <w:r>
-        <w:t xml:space="preserve"> adatközpont</w:t>
+      <w:r>
+        <w:tab/>
+      </w:r>
+      <w:bookmarkStart w:id="17" w:name="_Toc222826511"/>
+      <w:r>
+        <w:t>3.3.2 Topológia</w:t>
       </w:r>
       <w:bookmarkEnd w:id="17"/>
     </w:p>
@@ -4791,16 +5199,15 @@
       <w:r>
         <w:tab/>
       </w:r>
-      <w:bookmarkStart w:id="18" w:name="_Toc222743215"/>
-      <w:r>
-        <w:t>3.4.1 Eszközlista</w:t>
+      <w:bookmarkStart w:id="18" w:name="_Toc222826512"/>
+      <w:r>
+        <w:t>3.3.3 IPv4 címzés</w:t>
       </w:r>
       <w:bookmarkEnd w:id="18"/>
     </w:p>
     <w:p>
       <w:pPr>
         <w:pStyle w:val="Cmsor3"/>
-        <w:jc w:val="both"/>
       </w:pPr>
       <w:r>
         <w:tab/>
@@ -4808,77 +5215,138 @@
       <w:r>
         <w:tab/>
       </w:r>
-      <w:bookmarkStart w:id="19" w:name="_Toc222743216"/>
-      <w:r>
-        <w:t>3.4.2 Topológia</w:t>
+      <w:bookmarkStart w:id="19" w:name="_Toc222826513"/>
+      <w:r>
+        <w:t xml:space="preserve">3.3.4 </w:t>
+      </w:r>
+      <w:proofErr w:type="spellStart"/>
+      <w:r>
+        <w:t>IoT</w:t>
       </w:r>
       <w:bookmarkEnd w:id="19"/>
+      <w:proofErr w:type="spellEnd"/>
     </w:p>
     <w:p>
       <w:pPr>
-        <w:pStyle w:val="Cmsor3"/>
+        <w:pStyle w:val="Cmsor2"/>
         <w:jc w:val="both"/>
       </w:pPr>
       <w:r>
         <w:tab/>
       </w:r>
-      <w:r>
-        <w:tab/>
-      </w:r>
-      <w:bookmarkStart w:id="20" w:name="_Toc222743217"/>
-      <w:r>
-        <w:t>3.4.3 IPv4 címzés</w:t>
+      <w:bookmarkStart w:id="20" w:name="_Toc222826514"/>
+      <w:r>
+        <w:t xml:space="preserve">3.4 </w:t>
+      </w:r>
+      <w:proofErr w:type="spellStart"/>
+      <w:r>
+        <w:t>OceanData</w:t>
+      </w:r>
+      <w:proofErr w:type="spellEnd"/>
+      <w:r>
+        <w:t xml:space="preserve"> adatközpont</w:t>
       </w:r>
       <w:bookmarkEnd w:id="20"/>
     </w:p>
     <w:p>
       <w:pPr>
-        <w:pStyle w:val="Cmsor1"/>
+        <w:pStyle w:val="Cmsor3"/>
         <w:jc w:val="both"/>
       </w:pPr>
-      <w:bookmarkStart w:id="21" w:name="_Toc222743218"/>
-      <w:r>
-        <w:t>4. Hálózati szolgáltatások</w:t>
+      <w:r>
+        <w:tab/>
+      </w:r>
+      <w:r>
+        <w:tab/>
+      </w:r>
+      <w:bookmarkStart w:id="21" w:name="_Toc222826515"/>
+      <w:r>
+        <w:t>3.4.1 Eszközlista</w:t>
       </w:r>
       <w:bookmarkEnd w:id="21"/>
     </w:p>
     <w:p>
       <w:pPr>
-        <w:pStyle w:val="Cmsor2"/>
+        <w:pStyle w:val="Cmsor3"/>
         <w:jc w:val="both"/>
       </w:pPr>
       <w:r>
         <w:tab/>
       </w:r>
-      <w:bookmarkStart w:id="22" w:name="_Toc222743219"/>
-      <w:r>
-        <w:t>4.1 ACL</w:t>
+      <w:r>
+        <w:tab/>
+      </w:r>
+      <w:bookmarkStart w:id="22" w:name="_Toc222826516"/>
+      <w:r>
+        <w:t>3.4.2 Topológia</w:t>
       </w:r>
       <w:bookmarkEnd w:id="22"/>
     </w:p>
     <w:p>
       <w:pPr>
-        <w:pStyle w:val="Cmsor2"/>
+        <w:pStyle w:val="Cmsor3"/>
         <w:jc w:val="both"/>
       </w:pPr>
       <w:r>
         <w:tab/>
       </w:r>
-      <w:bookmarkStart w:id="23" w:name="_Toc222743220"/>
-      <w:r>
-        <w:t>4.2 DHCP</w:t>
+      <w:r>
+        <w:tab/>
+      </w:r>
+      <w:bookmarkStart w:id="23" w:name="_Toc222826517"/>
+      <w:r>
+        <w:t>3.4.3 IPv4 címzés</w:t>
       </w:r>
       <w:bookmarkEnd w:id="23"/>
     </w:p>
     <w:p>
       <w:pPr>
+        <w:pStyle w:val="Cmsor1"/>
+        <w:jc w:val="both"/>
+      </w:pPr>
+      <w:bookmarkStart w:id="24" w:name="_Toc222826518"/>
+      <w:r>
+        <w:t>4. Hálózati szolgáltatások</w:t>
+      </w:r>
+      <w:bookmarkEnd w:id="24"/>
+    </w:p>
+    <w:p>
+      <w:pPr>
         <w:pStyle w:val="Cmsor2"/>
         <w:jc w:val="both"/>
       </w:pPr>
       <w:r>
         <w:tab/>
       </w:r>
-      <w:bookmarkStart w:id="24" w:name="_Toc222743221"/>
+      <w:bookmarkStart w:id="25" w:name="_Toc222826519"/>
+      <w:r>
+        <w:t>4.1 ACL</w:t>
+      </w:r>
+      <w:bookmarkEnd w:id="25"/>
+    </w:p>
+    <w:p>
+      <w:pPr>
+        <w:pStyle w:val="Cmsor2"/>
+        <w:jc w:val="both"/>
+      </w:pPr>
+      <w:r>
+        <w:tab/>
+      </w:r>
+      <w:bookmarkStart w:id="26" w:name="_Toc222826520"/>
+      <w:r>
+        <w:t>4.2 DHCP</w:t>
+      </w:r>
+      <w:bookmarkEnd w:id="26"/>
+    </w:p>
+    <w:p>
+      <w:pPr>
+        <w:pStyle w:val="Cmsor2"/>
+        <w:jc w:val="both"/>
+      </w:pPr>
+      <w:r>
+        <w:tab/>
+      </w:r>
+      <w:bookmarkStart w:id="27" w:name="_Toc222826521"/>
       <w:r>
         <w:t xml:space="preserve">4.3 DHCP </w:t>
       </w:r>
@@ -4886,7 +5354,7 @@
       <w:r>
         <w:t>snooping</w:t>
       </w:r>
-      <w:bookmarkEnd w:id="24"/>
+      <w:bookmarkEnd w:id="27"/>
       <w:proofErr w:type="spellEnd"/>
     </w:p>
     <w:p>
@@ -4897,7 +5365,7 @@
       <w:r>
         <w:tab/>
       </w:r>
-      <w:bookmarkStart w:id="25" w:name="_Toc222743222"/>
+      <w:bookmarkStart w:id="28" w:name="_Toc222826522"/>
       <w:r>
         <w:t xml:space="preserve">4.4 GRE </w:t>
       </w:r>
@@ -4913,7 +5381,7 @@
       <w:r>
         <w:t>IPsec</w:t>
       </w:r>
-      <w:bookmarkEnd w:id="25"/>
+      <w:bookmarkEnd w:id="28"/>
       <w:proofErr w:type="spellEnd"/>
     </w:p>
     <w:p>
@@ -4924,11 +5392,11 @@
       <w:r>
         <w:tab/>
       </w:r>
-      <w:bookmarkStart w:id="26" w:name="_Toc222743223"/>
+      <w:bookmarkStart w:id="29" w:name="_Toc222826523"/>
       <w:r>
         <w:t>4.5 HSRP</w:t>
       </w:r>
-      <w:bookmarkEnd w:id="26"/>
+      <w:bookmarkEnd w:id="29"/>
     </w:p>
     <w:p>
       <w:pPr>
@@ -4938,11 +5406,11 @@
       <w:r>
         <w:tab/>
       </w:r>
-      <w:bookmarkStart w:id="27" w:name="_Toc222743224"/>
+      <w:bookmarkStart w:id="30" w:name="_Toc222826524"/>
       <w:r>
         <w:t>4.6 NAT</w:t>
       </w:r>
-      <w:bookmarkEnd w:id="27"/>
+      <w:bookmarkEnd w:id="30"/>
     </w:p>
     <w:p>
       <w:pPr>
@@ -4952,11 +5420,11 @@
       <w:r>
         <w:tab/>
       </w:r>
-      <w:bookmarkStart w:id="28" w:name="_Toc222743225"/>
+      <w:bookmarkStart w:id="31" w:name="_Toc222826525"/>
       <w:r>
         <w:t>4.7 EIGRP</w:t>
       </w:r>
-      <w:bookmarkEnd w:id="28"/>
+      <w:bookmarkEnd w:id="31"/>
     </w:p>
     <w:p>
       <w:pPr>
@@ -4966,7 +5434,7 @@
       <w:r>
         <w:tab/>
       </w:r>
-      <w:bookmarkStart w:id="29" w:name="_Toc222743226"/>
+      <w:bookmarkStart w:id="32" w:name="_Toc222826526"/>
       <w:r>
         <w:t xml:space="preserve">4.8 </w:t>
       </w:r>
@@ -4974,7 +5442,7 @@
       <w:r>
         <w:t>Spanning-Tree</w:t>
       </w:r>
-      <w:bookmarkEnd w:id="29"/>
+      <w:bookmarkEnd w:id="32"/>
       <w:proofErr w:type="spellEnd"/>
     </w:p>
     <w:p>
@@ -4985,11 +5453,11 @@
       <w:r>
         <w:tab/>
       </w:r>
-      <w:bookmarkStart w:id="30" w:name="_Toc222743227"/>
+      <w:bookmarkStart w:id="33" w:name="_Toc222826527"/>
       <w:r>
         <w:t>4.9 SSH</w:t>
       </w:r>
-      <w:bookmarkEnd w:id="30"/>
+      <w:bookmarkEnd w:id="33"/>
     </w:p>
     <w:p>
       <w:pPr>
@@ -4997,6 +5465,9 @@
       </w:pPr>
       <w:r>
         <w:tab/>
+      </w:r>
+      <w:bookmarkStart w:id="34" w:name="_Toc222826528"/>
+      <w:r>
         <w:t xml:space="preserve">4.10 </w:t>
       </w:r>
       <w:proofErr w:type="spellStart"/>
@@ -5011,6 +5482,7 @@
       <w:r>
         <w:t>security</w:t>
       </w:r>
+      <w:bookmarkEnd w:id="34"/>
       <w:proofErr w:type="spellEnd"/>
     </w:p>
     <w:p/>
@@ -5019,12 +5491,11 @@
         <w:pStyle w:val="Cmsor1"/>
         <w:jc w:val="both"/>
       </w:pPr>
-      <w:bookmarkStart w:id="31" w:name="_Toc222743228"/>
-      <w:r>
-        <w:lastRenderedPageBreak/>
+      <w:bookmarkStart w:id="35" w:name="_Toc222826529"/>
+      <w:r>
         <w:t>5. Felhasznált szerverek</w:t>
       </w:r>
-      <w:bookmarkEnd w:id="31"/>
+      <w:bookmarkEnd w:id="35"/>
     </w:p>
     <w:p>
       <w:pPr>
@@ -5137,11 +5608,11 @@
         <w:pStyle w:val="Cmsor1"/>
         <w:jc w:val="both"/>
       </w:pPr>
-      <w:bookmarkStart w:id="32" w:name="_Toc222743229"/>
+      <w:bookmarkStart w:id="36" w:name="_Toc222826530"/>
       <w:r>
         <w:t>6. Szerverszolgáltatások</w:t>
       </w:r>
-      <w:bookmarkEnd w:id="32"/>
+      <w:bookmarkEnd w:id="36"/>
     </w:p>
     <w:p>
       <w:pPr>
@@ -5152,11 +5623,11 @@
       <w:r>
         <w:tab/>
       </w:r>
-      <w:bookmarkStart w:id="33" w:name="_Toc222743230"/>
+      <w:bookmarkStart w:id="37" w:name="_Toc222826531"/>
       <w:r>
         <w:t>6.1 Iroda telephely</w:t>
       </w:r>
-      <w:bookmarkEnd w:id="33"/>
+      <w:bookmarkEnd w:id="37"/>
     </w:p>
     <w:p>
       <w:pPr>
@@ -5208,14 +5679,7 @@
           <w:b/>
           <w:bCs/>
         </w:rPr>
-        <w:t>)</w:t>
-      </w:r>
-      <w:r>
-        <w:rPr>
-          <w:b/>
-          <w:bCs/>
-        </w:rPr>
-        <w:t>:</w:t>
+        <w:t>):</w:t>
       </w:r>
     </w:p>
     <w:p>
@@ -5373,6 +5837,9 @@
         </mc:AlternateContent>
       </w:r>
       <w:r>
+        <w:rPr>
+          <w:noProof/>
+        </w:rPr>
         <w:drawing>
           <wp:anchor distT="0" distB="0" distL="114300" distR="114300" simplePos="0" relativeHeight="251673600" behindDoc="1" locked="0" layoutInCell="1" allowOverlap="1" wp14:anchorId="4BF3BEF5" wp14:editId="2C8E1E04">
             <wp:simplePos x="0" y="0"/>
@@ -5438,7 +5905,11 @@
         </w:drawing>
       </w:r>
       <w:r>
-        <w:t xml:space="preserve">A központi iroda felhasználói a corp.migazzi.com tartományhoz csatlakoznak, amely az adatközpontban üzemelő tartományvezérlőkön fut. A szervezeti struktúrának megfelelően létrehozásra került egy </w:t>
+        <w:t xml:space="preserve">A központi iroda felhasználói a corp.migazzi.com tartományhoz csatlakoznak, amely az adatközpontban üzemelő tartományvezérlőkön fut. A szervezeti </w:t>
+      </w:r>
+      <w:r>
+        <w:lastRenderedPageBreak/>
+        <w:t xml:space="preserve">struktúrának megfelelően létrehozásra került egy </w:t>
       </w:r>
       <w:proofErr w:type="spellStart"/>
       <w:r>
@@ -5446,11 +5917,7 @@
       </w:r>
       <w:proofErr w:type="spellEnd"/>
       <w:r>
-        <w:t xml:space="preserve"> nevű szervezeti </w:t>
-      </w:r>
-      <w:r>
-        <w:lastRenderedPageBreak/>
-        <w:t xml:space="preserve">egység (OU), amelyen belül további alárendelt OU-k találhatók: </w:t>
+        <w:t xml:space="preserve"> nevű szervezeti egység (OU), amelyen belül további alárendelt OU-k találhatók: </w:t>
       </w:r>
       <w:proofErr w:type="spellStart"/>
       <w:r>
@@ -5727,6 +6194,10 @@
         </w:rPr>
       </w:pPr>
       <w:r>
+        <w:rPr>
+          <w:noProof/>
+        </w:rPr>
+        <w:lastRenderedPageBreak/>
         <w:drawing>
           <wp:anchor distT="0" distB="0" distL="114300" distR="114300" simplePos="0" relativeHeight="251680768" behindDoc="1" locked="0" layoutInCell="1" allowOverlap="1" wp14:anchorId="2FD6C989" wp14:editId="033A4F5D">
             <wp:simplePos x="0" y="0"/>
@@ -5796,14 +6267,7 @@
           <w:b/>
           <w:bCs/>
         </w:rPr>
-        <w:t>Fájlmegosztás</w:t>
-      </w:r>
-      <w:r>
-        <w:rPr>
-          <w:b/>
-          <w:bCs/>
-        </w:rPr>
-        <w:t>:</w:t>
+        <w:t>Fájlmegosztás:</w:t>
       </w:r>
     </w:p>
     <w:p>
@@ -5954,7 +6418,6 @@
         <w:t xml:space="preserve">. Emellett létezik egy közös vállalati megosztás, amely minden </w:t>
       </w:r>
       <w:r>
-        <w:lastRenderedPageBreak/>
         <w:t xml:space="preserve">tartományi </w:t>
       </w:r>
       <w:r>
@@ -6152,6 +6615,9 @@
         </mc:AlternateContent>
       </w:r>
       <w:r>
+        <w:rPr>
+          <w:noProof/>
+        </w:rPr>
         <w:drawing>
           <wp:anchor distT="0" distB="0" distL="114300" distR="114300" simplePos="0" relativeHeight="251684864" behindDoc="1" locked="0" layoutInCell="1" allowOverlap="1" wp14:anchorId="22F3ACFB" wp14:editId="74C4950E">
             <wp:simplePos x="0" y="0"/>
@@ -6486,6 +6952,7 @@
         <w:rPr>
           <w:noProof/>
         </w:rPr>
+        <w:lastRenderedPageBreak/>
         <mc:AlternateContent>
           <mc:Choice Requires="wps">
             <w:drawing>
@@ -6648,6 +7115,9 @@
         </mc:AlternateContent>
       </w:r>
       <w:r>
+        <w:rPr>
+          <w:noProof/>
+        </w:rPr>
         <w:drawing>
           <wp:anchor distT="0" distB="0" distL="114300" distR="114300" simplePos="0" relativeHeight="251689984" behindDoc="1" locked="0" layoutInCell="1" allowOverlap="1" wp14:anchorId="37CC19C3" wp14:editId="1A7C8449">
             <wp:simplePos x="0" y="0"/>
@@ -6711,14 +7181,7 @@
           <w:b/>
           <w:bCs/>
         </w:rPr>
-        <w:t>Csoportházirend-kezelés (GPO)</w:t>
-      </w:r>
-      <w:r>
-        <w:rPr>
-          <w:b/>
-          <w:bCs/>
-        </w:rPr>
-        <w:t>:</w:t>
+        <w:t>Csoportházirend-kezelés (GPO):</w:t>
       </w:r>
     </w:p>
     <w:p>
@@ -6747,8 +7210,11 @@
         <w:pStyle w:val="Cmsor2"/>
         <w:jc w:val="both"/>
       </w:pPr>
-      <w:r>
-        <w:lastRenderedPageBreak/>
+      <w:bookmarkStart w:id="38" w:name="_Toc222826532"/>
+      <w:r>
+        <w:rPr>
+          <w:noProof/>
+        </w:rPr>
         <w:drawing>
           <wp:inline distT="0" distB="0" distL="0" distR="0" wp14:anchorId="62D773C6" wp14:editId="79CFD211">
             <wp:extent cx="4712701" cy="3390900"/>
@@ -6791,6 +7257,7 @@
           </wp:inline>
         </w:drawing>
       </w:r>
+      <w:bookmarkEnd w:id="38"/>
     </w:p>
     <w:p>
       <w:pPr>
@@ -6798,44 +7265,31 @@
         <w:jc w:val="both"/>
       </w:pPr>
       <w:r>
-        <w:fldChar w:fldCharType="begin"/>
-      </w:r>
-      <w:r>
-        <w:instrText xml:space="preserve"> SEQ ábra \* ARABIC </w:instrText>
-      </w:r>
-      <w:r>
-        <w:fldChar w:fldCharType="separate"/>
-      </w:r>
+        <w:t>9</w:t>
+      </w:r>
+      <w:r>
+        <w:t xml:space="preserve">. ábra: A közös </w:t>
+      </w:r>
+      <w:proofErr w:type="spellStart"/>
+      <w:r>
+        <w:t>share</w:t>
+      </w:r>
+      <w:proofErr w:type="spellEnd"/>
+      <w:r>
+        <w:t xml:space="preserve"> házirendje</w:t>
+      </w:r>
+    </w:p>
+    <w:p>
+      <w:pPr>
+        <w:pStyle w:val="Cmsor2"/>
+        <w:jc w:val="both"/>
+      </w:pPr>
+      <w:bookmarkStart w:id="39" w:name="_Toc222826533"/>
       <w:r>
         <w:rPr>
           <w:noProof/>
         </w:rPr>
-        <w:t>9</w:t>
-      </w:r>
-      <w:r>
-        <w:fldChar w:fldCharType="end"/>
-      </w:r>
-      <w:r>
-        <w:t xml:space="preserve">. ábra: A közös </w:t>
-      </w:r>
-      <w:proofErr w:type="spellStart"/>
-      <w:r>
-        <w:t>share</w:t>
-      </w:r>
-      <w:proofErr w:type="spellEnd"/>
-      <w:r>
-        <w:t xml:space="preserve"> házirendje</w:t>
-      </w:r>
-    </w:p>
-    <w:p>
-      <w:pPr>
-        <w:pStyle w:val="Cmsor2"/>
-        <w:jc w:val="both"/>
-      </w:pPr>
-      <w:r>
-        <w:rPr>
-          <w:noProof/>
-        </w:rPr>
+        <w:lastRenderedPageBreak/>
         <mc:AlternateContent>
           <mc:Choice Requires="wps">
             <w:drawing>
@@ -6943,6 +7397,9 @@
         </mc:AlternateContent>
       </w:r>
       <w:r>
+        <w:rPr>
+          <w:noProof/>
+        </w:rPr>
         <w:drawing>
           <wp:inline distT="0" distB="0" distL="0" distR="0" wp14:anchorId="4B37EAD4" wp14:editId="514E012B">
             <wp:extent cx="4953000" cy="4582237"/>
@@ -6985,10 +7442,10 @@
           </wp:inline>
         </w:drawing>
       </w:r>
+      <w:bookmarkEnd w:id="39"/>
       <w:r>
         <w:tab/>
       </w:r>
-      <w:bookmarkStart w:id="34" w:name="_Toc222743231"/>
     </w:p>
     <w:p>
       <w:pPr>
@@ -7007,8 +7464,10 @@
       <w:pPr>
         <w:pStyle w:val="Cmsor2"/>
         <w:spacing w:line="360" w:lineRule="auto"/>
+        <w:ind w:firstLine="708"/>
         <w:jc w:val="both"/>
       </w:pPr>
+      <w:bookmarkStart w:id="40" w:name="_Toc222826534"/>
       <w:r>
         <w:lastRenderedPageBreak/>
         <w:t>6.2</w:t>
@@ -7019,7 +7478,7 @@
       <w:r>
         <w:t>Gyárüzem telephely</w:t>
       </w:r>
-      <w:bookmarkEnd w:id="34"/>
+      <w:bookmarkEnd w:id="40"/>
     </w:p>
     <w:p>
       <w:pPr>
@@ -7087,6 +7546,202 @@
         <w:ind w:left="1416"/>
       </w:pPr>
       <w:r>
+        <w:rPr>
+          <w:noProof/>
+        </w:rPr>
+        <mc:AlternateContent>
+          <mc:Choice Requires="wps">
+            <w:drawing>
+              <wp:anchor distT="0" distB="0" distL="114300" distR="114300" simplePos="0" relativeHeight="251703296" behindDoc="1" locked="0" layoutInCell="1" allowOverlap="1" wp14:anchorId="75F6E8AD" wp14:editId="2506B371">
+                <wp:simplePos x="0" y="0"/>
+                <wp:positionH relativeFrom="margin">
+                  <wp:align>left</wp:align>
+                </wp:positionH>
+                <wp:positionV relativeFrom="paragraph">
+                  <wp:posOffset>5528945</wp:posOffset>
+                </wp:positionV>
+                <wp:extent cx="4857750" cy="635"/>
+                <wp:effectExtent l="0" t="0" r="0" b="8255"/>
+                <wp:wrapTight wrapText="bothSides">
+                  <wp:wrapPolygon edited="0">
+                    <wp:start x="0" y="0"/>
+                    <wp:lineTo x="0" y="20698"/>
+                    <wp:lineTo x="21515" y="20698"/>
+                    <wp:lineTo x="21515" y="0"/>
+                    <wp:lineTo x="0" y="0"/>
+                  </wp:wrapPolygon>
+                </wp:wrapTight>
+                <wp:docPr id="614899198" name="Szövegdoboz 1"/>
+                <wp:cNvGraphicFramePr/>
+                <a:graphic xmlns:a="http://schemas.openxmlformats.org/drawingml/2006/main">
+                  <a:graphicData uri="http://schemas.microsoft.com/office/word/2010/wordprocessingShape">
+                    <wps:wsp>
+                      <wps:cNvSpPr txBox="1"/>
+                      <wps:spPr>
+                        <a:xfrm>
+                          <a:off x="0" y="0"/>
+                          <a:ext cx="4857750" cy="635"/>
+                        </a:xfrm>
+                        <a:prstGeom prst="rect">
+                          <a:avLst/>
+                        </a:prstGeom>
+                        <a:solidFill>
+                          <a:prstClr val="white"/>
+                        </a:solidFill>
+                        <a:ln>
+                          <a:noFill/>
+                        </a:ln>
+                      </wps:spPr>
+                      <wps:txbx>
+                        <w:txbxContent>
+                          <w:p>
+                            <w:pPr>
+                              <w:pStyle w:val="Kpalrs"/>
+                              <w:rPr>
+                                <w:noProof/>
+                                <w:szCs w:val="22"/>
+                              </w:rPr>
+                            </w:pPr>
+                            <w:r>
+                              <w:rPr>
+                                <w:noProof/>
+                              </w:rPr>
+                              <w:t>11</w:t>
+                            </w:r>
+                            <w:r>
+                              <w:t xml:space="preserve">. ábra: A </w:t>
+                            </w:r>
+                            <w:proofErr w:type="spellStart"/>
+                            <w:r>
+                              <w:t>FactoryWarehouse</w:t>
+                            </w:r>
+                            <w:proofErr w:type="spellEnd"/>
+                            <w:r>
+                              <w:t xml:space="preserve"> OU</w:t>
+                            </w:r>
+                          </w:p>
+                        </w:txbxContent>
+                      </wps:txbx>
+                      <wps:bodyPr rot="0" spcFirstLastPara="0" vertOverflow="overflow" horzOverflow="overflow" vert="horz" wrap="square" lIns="0" tIns="0" rIns="0" bIns="0" numCol="1" spcCol="0" rtlCol="0" fromWordArt="0" anchor="t" anchorCtr="0" forceAA="0" compatLnSpc="1">
+                        <a:prstTxWarp prst="textNoShape">
+                          <a:avLst/>
+                        </a:prstTxWarp>
+                        <a:spAutoFit/>
+                      </wps:bodyPr>
+                    </wps:wsp>
+                  </a:graphicData>
+                </a:graphic>
+              </wp:anchor>
+            </w:drawing>
+          </mc:Choice>
+          <mc:Fallback>
+            <w:pict>
+              <v:shape w14:anchorId="75F6E8AD" id="_x0000_s1038" type="#_x0000_t202" style="position:absolute;left:0;text-align:left;margin-left:0;margin-top:435.35pt;width:382.5pt;height:.05pt;z-index:-251613184;visibility:visible;mso-wrap-style:square;mso-wrap-distance-left:9pt;mso-wrap-distance-top:0;mso-wrap-distance-right:9pt;mso-wrap-distance-bottom:0;mso-position-horizontal:left;mso-position-horizontal-relative:margin;mso-position-vertical:absolute;mso-position-vertical-relative:text;v-text-anchor:top" o:gfxdata="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" stroked="f">
+                <v:textbox style="mso-fit-shape-to-text:t" inset="0,0,0,0">
+                  <w:txbxContent>
+                    <w:p>
+                      <w:pPr>
+                        <w:pStyle w:val="Kpalrs"/>
+                        <w:rPr>
+                          <w:noProof/>
+                          <w:szCs w:val="22"/>
+                        </w:rPr>
+                      </w:pPr>
+                      <w:r>
+                        <w:rPr>
+                          <w:noProof/>
+                        </w:rPr>
+                        <w:t>11</w:t>
+                      </w:r>
+                      <w:r>
+                        <w:t xml:space="preserve">. ábra: A </w:t>
+                      </w:r>
+                      <w:proofErr w:type="spellStart"/>
+                      <w:r>
+                        <w:t>FactoryWarehouse</w:t>
+                      </w:r>
+                      <w:proofErr w:type="spellEnd"/>
+                      <w:r>
+                        <w:t xml:space="preserve"> OU</w:t>
+                      </w:r>
+                    </w:p>
+                  </w:txbxContent>
+                </v:textbox>
+                <w10:wrap type="tight" anchorx="margin"/>
+              </v:shape>
+            </w:pict>
+          </mc:Fallback>
+        </mc:AlternateContent>
+      </w:r>
+      <w:r>
+        <w:rPr>
+          <w:noProof/>
+        </w:rPr>
+        <w:drawing>
+          <wp:anchor distT="0" distB="0" distL="114300" distR="114300" simplePos="0" relativeHeight="251701248" behindDoc="1" locked="0" layoutInCell="1" allowOverlap="1" wp14:anchorId="4BC6FF24" wp14:editId="2FC0C128">
+            <wp:simplePos x="0" y="0"/>
+            <wp:positionH relativeFrom="margin">
+              <wp:align>right</wp:align>
+            </wp:positionH>
+            <wp:positionV relativeFrom="paragraph">
+              <wp:posOffset>1593215</wp:posOffset>
+            </wp:positionV>
+            <wp:extent cx="5762625" cy="3877310"/>
+            <wp:effectExtent l="0" t="0" r="9525" b="8890"/>
+            <wp:wrapTight wrapText="bothSides">
+              <wp:wrapPolygon edited="0">
+                <wp:start x="0" y="0"/>
+                <wp:lineTo x="0" y="21543"/>
+                <wp:lineTo x="21564" y="21543"/>
+                <wp:lineTo x="21564" y="0"/>
+                <wp:lineTo x="0" y="0"/>
+              </wp:wrapPolygon>
+            </wp:wrapTight>
+            <wp:docPr id="1108977490" name="Kép 1" descr="A képen szöveg, képernyőkép, szoftver, Számítógépes ikon látható&#10;&#10;Előfordulhat, hogy az AI által létrehozott tartalom helytelen."/>
+            <wp:cNvGraphicFramePr>
+              <a:graphicFrameLocks xmlns:a="http://schemas.openxmlformats.org/drawingml/2006/main" noChangeAspect="1"/>
+            </wp:cNvGraphicFramePr>
+            <a:graphic xmlns:a="http://schemas.openxmlformats.org/drawingml/2006/main">
+              <a:graphicData uri="http://schemas.openxmlformats.org/drawingml/2006/picture">
+                <pic:pic xmlns:pic="http://schemas.openxmlformats.org/drawingml/2006/picture">
+                  <pic:nvPicPr>
+                    <pic:cNvPr id="1108977490" name="Kép 1" descr="A képen szöveg, képernyőkép, szoftver, Számítógépes ikon látható&#10;&#10;Előfordulhat, hogy az AI által létrehozott tartalom helytelen."/>
+                    <pic:cNvPicPr/>
+                  </pic:nvPicPr>
+                  <pic:blipFill>
+                    <a:blip r:embed="rId21">
+                      <a:extLst>
+                        <a:ext uri="{28A0092B-C50C-407E-A947-70E740481C1C}">
+                          <a14:useLocalDpi xmlns:a14="http://schemas.microsoft.com/office/drawing/2010/main" val="0"/>
+                        </a:ext>
+                      </a:extLst>
+                    </a:blip>
+                    <a:stretch>
+                      <a:fillRect/>
+                    </a:stretch>
+                  </pic:blipFill>
+                  <pic:spPr>
+                    <a:xfrm>
+                      <a:off x="0" y="0"/>
+                      <a:ext cx="5762625" cy="3877310"/>
+                    </a:xfrm>
+                    <a:prstGeom prst="rect">
+                      <a:avLst/>
+                    </a:prstGeom>
+                  </pic:spPr>
+                </pic:pic>
+              </a:graphicData>
+            </a:graphic>
+            <wp14:sizeRelH relativeFrom="margin">
+              <wp14:pctWidth>0</wp14:pctWidth>
+            </wp14:sizeRelH>
+            <wp14:sizeRelV relativeFrom="margin">
+              <wp14:pctHeight>0</wp14:pctHeight>
+            </wp14:sizeRelV>
+          </wp:anchor>
+        </w:drawing>
+      </w:r>
+      <w:r>
         <w:t xml:space="preserve">A gyárüzem munkaállomásai és adminisztratív </w:t>
       </w:r>
       <w:proofErr w:type="spellStart"/>
@@ -7096,6 +7751,82 @@
       <w:proofErr w:type="spellEnd"/>
       <w:r>
         <w:t xml:space="preserve"> a corp.migazzi.com tartomány tagjai. A felhasználók központi hitelesítéssel jelentkeznek be, amely biztosítja az egységes jogosultságkezelést és az erőforrások kontrollált elérését. A gyártáshoz kapcsolódó felhasználók és eszközök szervezeti egységekbe rendezve kerülnek kezelésre, lehetővé téve a célzott házirend- és jogosultságkezelést.</w:t>
+      </w:r>
+      <w:r>
+        <w:rPr>
+          <w:noProof/>
+        </w:rPr>
+        <w:t xml:space="preserve"> </w:t>
+      </w:r>
+    </w:p>
+    <w:p>
+      <w:pPr>
+        <w:pStyle w:val="Listaszerbekezds"/>
+        <w:keepNext/>
+        <w:spacing w:line="360" w:lineRule="auto"/>
+        <w:ind w:left="1428"/>
+      </w:pPr>
+      <w:r>
+        <w:rPr>
+          <w:b/>
+          <w:bCs/>
+        </w:rPr>
+        <w:lastRenderedPageBreak/>
+        <w:drawing>
+          <wp:inline distT="0" distB="0" distL="0" distR="0" wp14:anchorId="5FC7D165" wp14:editId="1EEAF48E">
+            <wp:extent cx="4819650" cy="3239132"/>
+            <wp:effectExtent l="0" t="0" r="0" b="0"/>
+            <wp:docPr id="776847250" name="Kép 1" descr="A képen szöveg, képernyőkép, szoftver, Számítógépes ikon látható&#10;&#10;Előfordulhat, hogy az AI által létrehozott tartalom helytelen."/>
+            <wp:cNvGraphicFramePr>
+              <a:graphicFrameLocks xmlns:a="http://schemas.openxmlformats.org/drawingml/2006/main" noChangeAspect="1"/>
+            </wp:cNvGraphicFramePr>
+            <a:graphic xmlns:a="http://schemas.openxmlformats.org/drawingml/2006/main">
+              <a:graphicData uri="http://schemas.openxmlformats.org/drawingml/2006/picture">
+                <pic:pic xmlns:pic="http://schemas.openxmlformats.org/drawingml/2006/picture">
+                  <pic:nvPicPr>
+                    <pic:cNvPr id="776847250" name="Kép 1" descr="A képen szöveg, képernyőkép, szoftver, Számítógépes ikon látható&#10;&#10;Előfordulhat, hogy az AI által létrehozott tartalom helytelen."/>
+                    <pic:cNvPicPr/>
+                  </pic:nvPicPr>
+                  <pic:blipFill>
+                    <a:blip r:embed="rId22"/>
+                    <a:stretch>
+                      <a:fillRect/>
+                    </a:stretch>
+                  </pic:blipFill>
+                  <pic:spPr>
+                    <a:xfrm>
+                      <a:off x="0" y="0"/>
+                      <a:ext cx="4861303" cy="3267125"/>
+                    </a:xfrm>
+                    <a:prstGeom prst="rect">
+                      <a:avLst/>
+                    </a:prstGeom>
+                  </pic:spPr>
+                </pic:pic>
+              </a:graphicData>
+            </a:graphic>
+          </wp:inline>
+        </w:drawing>
+      </w:r>
+    </w:p>
+    <w:p>
+      <w:pPr>
+        <w:pStyle w:val="Kpalrs"/>
+        <w:ind w:left="708" w:firstLine="708"/>
+      </w:pPr>
+      <w:r>
+        <w:t>12</w:t>
+      </w:r>
+      <w:r>
+        <w:t xml:space="preserve">. ábra: A </w:t>
+      </w:r>
+      <w:proofErr w:type="spellStart"/>
+      <w:r>
+        <w:t>Production</w:t>
+      </w:r>
+      <w:proofErr w:type="spellEnd"/>
+      <w:r>
+        <w:t xml:space="preserve"> OU tartalma</w:t>
       </w:r>
     </w:p>
     <w:p>
@@ -7113,6 +7844,216 @@
       </w:pPr>
       <w:r>
         <w:rPr>
+          <w:noProof/>
+        </w:rPr>
+        <mc:AlternateContent>
+          <mc:Choice Requires="wps">
+            <w:drawing>
+              <wp:anchor distT="0" distB="0" distL="114300" distR="114300" simplePos="0" relativeHeight="251706368" behindDoc="1" locked="0" layoutInCell="1" allowOverlap="1" wp14:anchorId="1194F66A" wp14:editId="5E62019F">
+                <wp:simplePos x="0" y="0"/>
+                <wp:positionH relativeFrom="column">
+                  <wp:posOffset>3322320</wp:posOffset>
+                </wp:positionH>
+                <wp:positionV relativeFrom="paragraph">
+                  <wp:posOffset>3339465</wp:posOffset>
+                </wp:positionV>
+                <wp:extent cx="2438400" cy="635"/>
+                <wp:effectExtent l="0" t="0" r="0" b="0"/>
+                <wp:wrapTight wrapText="bothSides">
+                  <wp:wrapPolygon edited="0">
+                    <wp:start x="0" y="0"/>
+                    <wp:lineTo x="0" y="21600"/>
+                    <wp:lineTo x="21600" y="21600"/>
+                    <wp:lineTo x="21600" y="0"/>
+                  </wp:wrapPolygon>
+                </wp:wrapTight>
+                <wp:docPr id="33294207" name="Szövegdoboz 1"/>
+                <wp:cNvGraphicFramePr/>
+                <a:graphic xmlns:a="http://schemas.openxmlformats.org/drawingml/2006/main">
+                  <a:graphicData uri="http://schemas.microsoft.com/office/word/2010/wordprocessingShape">
+                    <wps:wsp>
+                      <wps:cNvSpPr txBox="1"/>
+                      <wps:spPr>
+                        <a:xfrm>
+                          <a:off x="0" y="0"/>
+                          <a:ext cx="2438400" cy="635"/>
+                        </a:xfrm>
+                        <a:prstGeom prst="rect">
+                          <a:avLst/>
+                        </a:prstGeom>
+                        <a:solidFill>
+                          <a:prstClr val="white"/>
+                        </a:solidFill>
+                        <a:ln>
+                          <a:noFill/>
+                        </a:ln>
+                      </wps:spPr>
+                      <wps:txbx>
+                        <w:txbxContent>
+                          <w:p>
+                            <w:pPr>
+                              <w:pStyle w:val="Kpalrs"/>
+                              <w:rPr>
+                                <w:szCs w:val="22"/>
+                              </w:rPr>
+                            </w:pPr>
+                            <w:r>
+                              <w:t xml:space="preserve">13. ábra: </w:t>
+                            </w:r>
+                            <w:proofErr w:type="spellStart"/>
+                            <w:r>
+                              <w:t>Production</w:t>
+                            </w:r>
+                            <w:proofErr w:type="spellEnd"/>
+                            <w:r>
+                              <w:t xml:space="preserve"> </w:t>
+                            </w:r>
+                            <w:proofErr w:type="spellStart"/>
+                            <w:r>
+                              <w:t>jogosultásai</w:t>
+                            </w:r>
+                            <w:proofErr w:type="spellEnd"/>
+                            <w:r>
+                              <w:t xml:space="preserve"> az </w:t>
+                            </w:r>
+                            <w:proofErr w:type="spellStart"/>
+                            <w:r>
+                              <w:t>SOPs</w:t>
+                            </w:r>
+                            <w:proofErr w:type="spellEnd"/>
+                            <w:r>
+                              <w:t xml:space="preserve"> mappához</w:t>
+                            </w:r>
+                          </w:p>
+                        </w:txbxContent>
+                      </wps:txbx>
+                      <wps:bodyPr rot="0" spcFirstLastPara="0" vertOverflow="overflow" horzOverflow="overflow" vert="horz" wrap="square" lIns="0" tIns="0" rIns="0" bIns="0" numCol="1" spcCol="0" rtlCol="0" fromWordArt="0" anchor="t" anchorCtr="0" forceAA="0" compatLnSpc="1">
+                        <a:prstTxWarp prst="textNoShape">
+                          <a:avLst/>
+                        </a:prstTxWarp>
+                        <a:spAutoFit/>
+                      </wps:bodyPr>
+                    </wps:wsp>
+                  </a:graphicData>
+                </a:graphic>
+              </wp:anchor>
+            </w:drawing>
+          </mc:Choice>
+          <mc:Fallback>
+            <w:pict>
+              <v:shape w14:anchorId="1194F66A" id="_x0000_s1039" type="#_x0000_t202" style="position:absolute;left:0;text-align:left;margin-left:261.6pt;margin-top:262.95pt;width:192pt;height:.05pt;z-index:-251610112;visibility:visible;mso-wrap-style:square;mso-wrap-distance-left:9pt;mso-wrap-distance-top:0;mso-wrap-distance-right:9pt;mso-wrap-distance-bottom:0;mso-position-horizontal:absolute;mso-position-horizontal-relative:text;mso-position-vertical:absolute;mso-position-vertical-relative:text;v-text-anchor:top" o:gfxdata="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" stroked="f">
+                <v:textbox style="mso-fit-shape-to-text:t" inset="0,0,0,0">
+                  <w:txbxContent>
+                    <w:p>
+                      <w:pPr>
+                        <w:pStyle w:val="Kpalrs"/>
+                        <w:rPr>
+                          <w:szCs w:val="22"/>
+                        </w:rPr>
+                      </w:pPr>
+                      <w:r>
+                        <w:t xml:space="preserve">13. ábra: </w:t>
+                      </w:r>
+                      <w:proofErr w:type="spellStart"/>
+                      <w:r>
+                        <w:t>Production</w:t>
+                      </w:r>
+                      <w:proofErr w:type="spellEnd"/>
+                      <w:r>
+                        <w:t xml:space="preserve"> </w:t>
+                      </w:r>
+                      <w:proofErr w:type="spellStart"/>
+                      <w:r>
+                        <w:t>jogosultásai</w:t>
+                      </w:r>
+                      <w:proofErr w:type="spellEnd"/>
+                      <w:r>
+                        <w:t xml:space="preserve"> az </w:t>
+                      </w:r>
+                      <w:proofErr w:type="spellStart"/>
+                      <w:r>
+                        <w:t>SOPs</w:t>
+                      </w:r>
+                      <w:proofErr w:type="spellEnd"/>
+                      <w:r>
+                        <w:t xml:space="preserve"> mappához</w:t>
+                      </w:r>
+                    </w:p>
+                  </w:txbxContent>
+                </v:textbox>
+                <w10:wrap type="tight"/>
+              </v:shape>
+            </w:pict>
+          </mc:Fallback>
+        </mc:AlternateContent>
+      </w:r>
+      <w:r>
+        <w:drawing>
+          <wp:anchor distT="0" distB="0" distL="114300" distR="114300" simplePos="0" relativeHeight="251704320" behindDoc="1" locked="0" layoutInCell="1" allowOverlap="1" wp14:anchorId="4C3DB145" wp14:editId="051D0179">
+            <wp:simplePos x="0" y="0"/>
+            <wp:positionH relativeFrom="margin">
+              <wp:align>right</wp:align>
+            </wp:positionH>
+            <wp:positionV relativeFrom="paragraph">
+              <wp:posOffset>243840</wp:posOffset>
+            </wp:positionV>
+            <wp:extent cx="2438400" cy="3038475"/>
+            <wp:effectExtent l="0" t="0" r="0" b="9525"/>
+            <wp:wrapTight wrapText="bothSides">
+              <wp:wrapPolygon edited="0">
+                <wp:start x="0" y="0"/>
+                <wp:lineTo x="0" y="21532"/>
+                <wp:lineTo x="21431" y="21532"/>
+                <wp:lineTo x="21431" y="0"/>
+                <wp:lineTo x="0" y="0"/>
+              </wp:wrapPolygon>
+            </wp:wrapTight>
+            <wp:docPr id="150576390" name="Kép 1" descr="A képen szöveg, képernyőkép, szoftver, képernyő látható&#10;&#10;Előfordulhat, hogy az AI által létrehozott tartalom helytelen."/>
+            <wp:cNvGraphicFramePr>
+              <a:graphicFrameLocks xmlns:a="http://schemas.openxmlformats.org/drawingml/2006/main" noChangeAspect="1"/>
+            </wp:cNvGraphicFramePr>
+            <a:graphic xmlns:a="http://schemas.openxmlformats.org/drawingml/2006/main">
+              <a:graphicData uri="http://schemas.openxmlformats.org/drawingml/2006/picture">
+                <pic:pic xmlns:pic="http://schemas.openxmlformats.org/drawingml/2006/picture">
+                  <pic:nvPicPr>
+                    <pic:cNvPr id="150576390" name="Kép 1" descr="A képen szöveg, képernyőkép, szoftver, képernyő látható&#10;&#10;Előfordulhat, hogy az AI által létrehozott tartalom helytelen."/>
+                    <pic:cNvPicPr/>
+                  </pic:nvPicPr>
+                  <pic:blipFill>
+                    <a:blip r:embed="rId23">
+                      <a:extLst>
+                        <a:ext uri="{28A0092B-C50C-407E-A947-70E740481C1C}">
+                          <a14:useLocalDpi xmlns:a14="http://schemas.microsoft.com/office/drawing/2010/main" val="0"/>
+                        </a:ext>
+                      </a:extLst>
+                    </a:blip>
+                    <a:stretch>
+                      <a:fillRect/>
+                    </a:stretch>
+                  </pic:blipFill>
+                  <pic:spPr>
+                    <a:xfrm>
+                      <a:off x="0" y="0"/>
+                      <a:ext cx="2438400" cy="3038475"/>
+                    </a:xfrm>
+                    <a:prstGeom prst="rect">
+                      <a:avLst/>
+                    </a:prstGeom>
+                  </pic:spPr>
+                </pic:pic>
+              </a:graphicData>
+            </a:graphic>
+            <wp14:sizeRelH relativeFrom="margin">
+              <wp14:pctWidth>0</wp14:pctWidth>
+            </wp14:sizeRelH>
+            <wp14:sizeRelV relativeFrom="margin">
+              <wp14:pctHeight>0</wp14:pctHeight>
+            </wp14:sizeRelV>
+          </wp:anchor>
+        </w:drawing>
+      </w:r>
+      <w:r>
+        <w:rPr>
           <w:b/>
           <w:bCs/>
         </w:rPr>
@@ -7130,6 +8071,9 @@
       <w:pPr>
         <w:spacing w:line="360" w:lineRule="auto"/>
         <w:ind w:left="1416"/>
+        <w:rPr>
+          <w:noProof/>
+        </w:rPr>
       </w:pPr>
       <w:r>
         <w:t xml:space="preserve">A gyártelephely dolgozói hozzáférnek a központi fájlszerveren kialakított, részlegspecifikus megosztásokhoz (pl. gyártási dokumentáció, műszaki rajzok, raktárnyilvántartás), valamint a vállalati közös megosztáshoz. A hozzáférések biztonsági csoportokon keresztül </w:t>
@@ -7141,6 +8085,25 @@
       <w:proofErr w:type="spellEnd"/>
       <w:r>
         <w:t>, biztosítva, hogy kizárólag az arra jogosult felhasználók férjenek hozzá az érzékeny műszaki és logisztikai adatokhoz.</w:t>
+      </w:r>
+      <w:r>
+        <w:rPr>
+          <w:noProof/>
+        </w:rPr>
+        <w:t xml:space="preserve"> </w:t>
+      </w:r>
+    </w:p>
+    <w:p>
+      <w:pPr>
+        <w:rPr>
+          <w:noProof/>
+        </w:rPr>
+      </w:pPr>
+      <w:r>
+        <w:rPr>
+          <w:noProof/>
+        </w:rPr>
+        <w:br w:type="page"/>
       </w:r>
     </w:p>
     <w:p>
@@ -7157,6 +8120,66 @@
         </w:rPr>
       </w:pPr>
       <w:r>
+        <w:lastRenderedPageBreak/>
+        <w:drawing>
+          <wp:anchor distT="0" distB="0" distL="114300" distR="114300" simplePos="0" relativeHeight="251707392" behindDoc="1" locked="0" layoutInCell="1" allowOverlap="1" wp14:anchorId="06F10D68" wp14:editId="7F5A7EB3">
+            <wp:simplePos x="0" y="0"/>
+            <wp:positionH relativeFrom="margin">
+              <wp:align>right</wp:align>
+            </wp:positionH>
+            <wp:positionV relativeFrom="paragraph">
+              <wp:posOffset>5715</wp:posOffset>
+            </wp:positionV>
+            <wp:extent cx="1971675" cy="1885950"/>
+            <wp:effectExtent l="0" t="0" r="9525" b="0"/>
+            <wp:wrapTight wrapText="bothSides">
+              <wp:wrapPolygon edited="0">
+                <wp:start x="0" y="0"/>
+                <wp:lineTo x="0" y="21382"/>
+                <wp:lineTo x="21496" y="21382"/>
+                <wp:lineTo x="21496" y="0"/>
+                <wp:lineTo x="0" y="0"/>
+              </wp:wrapPolygon>
+            </wp:wrapTight>
+            <wp:docPr id="757215713" name="Kép 1" descr="A képen szöveg, képernyőkép, Betűtípus látható&#10;&#10;Előfordulhat, hogy az AI által létrehozott tartalom helytelen."/>
+            <wp:cNvGraphicFramePr>
+              <a:graphicFrameLocks xmlns:a="http://schemas.openxmlformats.org/drawingml/2006/main" noChangeAspect="1"/>
+            </wp:cNvGraphicFramePr>
+            <a:graphic xmlns:a="http://schemas.openxmlformats.org/drawingml/2006/main">
+              <a:graphicData uri="http://schemas.openxmlformats.org/drawingml/2006/picture">
+                <pic:pic xmlns:pic="http://schemas.openxmlformats.org/drawingml/2006/picture">
+                  <pic:nvPicPr>
+                    <pic:cNvPr id="757215713" name="Kép 1" descr="A képen szöveg, képernyőkép, Betűtípus látható&#10;&#10;Előfordulhat, hogy az AI által létrehozott tartalom helytelen."/>
+                    <pic:cNvPicPr/>
+                  </pic:nvPicPr>
+                  <pic:blipFill>
+                    <a:blip r:embed="rId24">
+                      <a:extLst>
+                        <a:ext uri="{28A0092B-C50C-407E-A947-70E740481C1C}">
+                          <a14:useLocalDpi xmlns:a14="http://schemas.microsoft.com/office/drawing/2010/main" val="0"/>
+                        </a:ext>
+                      </a:extLst>
+                    </a:blip>
+                    <a:stretch>
+                      <a:fillRect/>
+                    </a:stretch>
+                  </pic:blipFill>
+                  <pic:spPr>
+                    <a:xfrm>
+                      <a:off x="0" y="0"/>
+                      <a:ext cx="1971675" cy="1885950"/>
+                    </a:xfrm>
+                    <a:prstGeom prst="rect">
+                      <a:avLst/>
+                    </a:prstGeom>
+                  </pic:spPr>
+                </pic:pic>
+              </a:graphicData>
+            </a:graphic>
+          </wp:anchor>
+        </w:drawing>
+      </w:r>
+      <w:r>
         <w:rPr>
           <w:b/>
           <w:bCs/>
@@ -7177,6 +8200,74 @@
         <w:ind w:left="1416"/>
       </w:pPr>
       <w:r>
+        <w:rPr>
+          <w:noProof/>
+        </w:rPr>
+        <w:drawing>
+          <wp:anchor distT="0" distB="0" distL="114300" distR="114300" simplePos="0" relativeHeight="251708416" behindDoc="1" locked="0" layoutInCell="1" allowOverlap="1" wp14:anchorId="23684712" wp14:editId="5257687F">
+            <wp:simplePos x="0" y="0"/>
+            <wp:positionH relativeFrom="margin">
+              <wp:align>right</wp:align>
+            </wp:positionH>
+            <wp:positionV relativeFrom="paragraph">
+              <wp:posOffset>2373630</wp:posOffset>
+            </wp:positionV>
+            <wp:extent cx="5762625" cy="4133850"/>
+            <wp:effectExtent l="0" t="0" r="9525" b="0"/>
+            <wp:wrapTight wrapText="bothSides">
+              <wp:wrapPolygon edited="0">
+                <wp:start x="0" y="0"/>
+                <wp:lineTo x="0" y="21500"/>
+                <wp:lineTo x="21564" y="21500"/>
+                <wp:lineTo x="21564" y="0"/>
+                <wp:lineTo x="0" y="0"/>
+              </wp:wrapPolygon>
+            </wp:wrapTight>
+            <wp:docPr id="1743587549" name="Kép 1" descr="A képen szöveg, képernyőkép, szoftver, Számítógépes ikon látható&#10;&#10;Előfordulhat, hogy az AI által létrehozott tartalom helytelen."/>
+            <wp:cNvGraphicFramePr>
+              <a:graphicFrameLocks xmlns:a="http://schemas.openxmlformats.org/drawingml/2006/main" noChangeAspect="1"/>
+            </wp:cNvGraphicFramePr>
+            <a:graphic xmlns:a="http://schemas.openxmlformats.org/drawingml/2006/main">
+              <a:graphicData uri="http://schemas.openxmlformats.org/drawingml/2006/picture">
+                <pic:pic xmlns:pic="http://schemas.openxmlformats.org/drawingml/2006/picture">
+                  <pic:nvPicPr>
+                    <pic:cNvPr id="1743587549" name="Kép 1" descr="A képen szöveg, képernyőkép, szoftver, Számítógépes ikon látható&#10;&#10;Előfordulhat, hogy az AI által létrehozott tartalom helytelen."/>
+                    <pic:cNvPicPr/>
+                  </pic:nvPicPr>
+                  <pic:blipFill>
+                    <a:blip r:embed="rId25">
+                      <a:extLst>
+                        <a:ext uri="{28A0092B-C50C-407E-A947-70E740481C1C}">
+                          <a14:useLocalDpi xmlns:a14="http://schemas.microsoft.com/office/drawing/2010/main" val="0"/>
+                        </a:ext>
+                      </a:extLst>
+                    </a:blip>
+                    <a:stretch>
+                      <a:fillRect/>
+                    </a:stretch>
+                  </pic:blipFill>
+                  <pic:spPr>
+                    <a:xfrm>
+                      <a:off x="0" y="0"/>
+                      <a:ext cx="5762625" cy="4133850"/>
+                    </a:xfrm>
+                    <a:prstGeom prst="rect">
+                      <a:avLst/>
+                    </a:prstGeom>
+                  </pic:spPr>
+                </pic:pic>
+              </a:graphicData>
+            </a:graphic>
+            <wp14:sizeRelH relativeFrom="margin">
+              <wp14:pctWidth>0</wp14:pctWidth>
+            </wp14:sizeRelH>
+            <wp14:sizeRelV relativeFrom="margin">
+              <wp14:pctHeight>0</wp14:pctHeight>
+            </wp14:sizeRelV>
+          </wp:anchor>
+        </w:drawing>
+      </w:r>
+      <w:r>
         <w:t xml:space="preserve">A gyárüzem </w:t>
       </w:r>
       <w:proofErr w:type="spellStart"/>
@@ -7186,96 +8277,254 @@
       <w:proofErr w:type="spellEnd"/>
       <w:r>
         <w:t xml:space="preserve"> célzott csoportházirendek kerülnek alkalmazásra. Ezek biztosítják a hálózati meghajtók automatikus felcsatolását, a biztonsági beállítások egységesítését, valamint a felhasználói környezet szabályozását. A gyártási környezetben működő gépeken korlátozott felhasználói jogosultságok és szigorított biztonsági beállítások érvényesülnek a működési stabilitás érdekében.</w:t>
+      </w:r>
+      <w:r>
+        <w:rPr>
+          <w:noProof/>
+        </w:rPr>
+        <w:t xml:space="preserve"> </w:t>
       </w:r>
     </w:p>
     <w:p>
       <w:pPr>
+        <w:rPr>
+          <w:rFonts w:eastAsiaTheme="majorEastAsia" w:cstheme="majorBidi"/>
+          <w:b/>
+          <w:sz w:val="26"/>
+          <w:szCs w:val="26"/>
+        </w:rPr>
+      </w:pPr>
+      <w:bookmarkStart w:id="41" w:name="_Toc222826535"/>
+      <w:r>
+        <w:br w:type="page"/>
+      </w:r>
+    </w:p>
+    <w:p>
+      <w:pPr>
+        <w:pStyle w:val="Cmsor2"/>
+        <w:ind w:firstLine="708"/>
+        <w:jc w:val="both"/>
+      </w:pPr>
+      <w:r>
+        <w:lastRenderedPageBreak/>
+        <w:t>6.3 Szaküzlet telephely</w:t>
+      </w:r>
+      <w:bookmarkEnd w:id="41"/>
+    </w:p>
+    <w:p>
+      <w:pPr>
+        <w:pStyle w:val="Listaszerbekezds"/>
+        <w:numPr>
+          <w:ilvl w:val="0"/>
+          <w:numId w:val="5"/>
+        </w:numPr>
+        <w:spacing w:line="360" w:lineRule="auto"/>
+      </w:pPr>
+      <w:r>
+        <w:rPr>
+          <w:b/>
+          <w:bCs/>
+        </w:rPr>
+        <w:t>Címtárszolgáltatás (</w:t>
+      </w:r>
+      <w:proofErr w:type="spellStart"/>
+      <w:r>
+        <w:rPr>
+          <w:b/>
+          <w:bCs/>
+        </w:rPr>
+        <w:t>Active</w:t>
+      </w:r>
+      <w:proofErr w:type="spellEnd"/>
+      <w:r>
+        <w:rPr>
+          <w:b/>
+          <w:bCs/>
+        </w:rPr>
+        <w:t xml:space="preserve"> </w:t>
+      </w:r>
+      <w:proofErr w:type="spellStart"/>
+      <w:r>
+        <w:rPr>
+          <w:b/>
+          <w:bCs/>
+        </w:rPr>
+        <w:t>Directory</w:t>
+      </w:r>
+      <w:proofErr w:type="spellEnd"/>
+      <w:r>
+        <w:rPr>
+          <w:b/>
+          <w:bCs/>
+        </w:rPr>
+        <w:t>)</w:t>
+      </w:r>
+      <w:r>
+        <w:rPr>
+          <w:b/>
+          <w:bCs/>
+        </w:rPr>
+        <w:t>:</w:t>
+      </w:r>
+      <w:r>
+        <w:br/>
+        <w:t>A szaküzlet munkaállomásai és értékesítési rendszerei a corp.migazzi.com tartomány tagjai. A felhasználók központi hitelesítéssel jelentkeznek be, amely biztosítja az egységes azonosítást és a jogosultságok központi kezelését. A szaküzleti felhasználók elkülönített szervezeti egységben kerülnek kezelésre, lehetővé téve a kiskereskedelmi környezethez igazított házirendek alkalmazását.</w:t>
+      </w:r>
+    </w:p>
+    <w:p>
+      <w:pPr>
+        <w:pStyle w:val="Listaszerbekezds"/>
+        <w:numPr>
+          <w:ilvl w:val="0"/>
+          <w:numId w:val="5"/>
+        </w:numPr>
+        <w:spacing w:line="360" w:lineRule="auto"/>
+      </w:pPr>
+      <w:r>
+        <w:rPr>
+          <w:b/>
+          <w:bCs/>
+        </w:rPr>
+        <w:t>Fájlmegosztás</w:t>
+      </w:r>
+      <w:r>
+        <w:rPr>
+          <w:b/>
+          <w:bCs/>
+        </w:rPr>
+        <w:t>:</w:t>
+      </w:r>
+      <w:r>
+        <w:br/>
+        <w:t xml:space="preserve">A szaküzlet munkatársai hozzáférnek a számukra releváns központi megosztásokhoz, például értékesítési dokumentumokhoz, </w:t>
+      </w:r>
+      <w:proofErr w:type="spellStart"/>
+      <w:r>
+        <w:t>árlistákhoz</w:t>
+      </w:r>
+      <w:proofErr w:type="spellEnd"/>
+      <w:r>
+        <w:t xml:space="preserve"> és marketinganyagokhoz. A hozzáférések biztonsági csoportokon keresztül </w:t>
+      </w:r>
+      <w:proofErr w:type="spellStart"/>
+      <w:r>
+        <w:t>szabályozottak</w:t>
+      </w:r>
+      <w:proofErr w:type="spellEnd"/>
+      <w:r>
+        <w:t>, biztosítva, hogy kizárólag az értékesítéshez szükséges adatok legyenek elérhetők. A vállalati közös megosztás itt is elérhető a belső kommunikáció és sablonok használata céljából.</w:t>
+      </w:r>
+    </w:p>
+    <w:p>
+      <w:pPr>
+        <w:pStyle w:val="Listaszerbekezds"/>
+        <w:numPr>
+          <w:ilvl w:val="0"/>
+          <w:numId w:val="5"/>
+        </w:numPr>
+        <w:spacing w:line="360" w:lineRule="auto"/>
+      </w:pPr>
+      <w:r>
+        <w:rPr>
+          <w:b/>
+          <w:bCs/>
+        </w:rPr>
+        <w:t>Csoportházirend-kezelés (GPO)</w:t>
+      </w:r>
+      <w:r>
+        <w:rPr>
+          <w:b/>
+          <w:bCs/>
+        </w:rPr>
+        <w:t>:</w:t>
+      </w:r>
+      <w:r>
+        <w:br/>
+        <w:t xml:space="preserve">A szaküzleti munkaállomásokra célzott csoportházirendek kerülnek alkalmazásra, amelyek automatikusan felcsatolják a szükséges hálózati meghajtókat, valamint egységes biztonsági és felhasználói beállításokat </w:t>
+      </w:r>
+      <w:proofErr w:type="spellStart"/>
+      <w:r>
+        <w:t>érvényesítenek</w:t>
+      </w:r>
+      <w:proofErr w:type="spellEnd"/>
+      <w:r>
+        <w:t>. A környezetben korlátozott felhasználói jogosultságok kerülnek bevezetésre, minimalizálva a rendszer módosításának lehetőségét és növelve az üzletmenet stabilitását.</w:t>
+      </w:r>
+    </w:p>
+    <w:p/>
+    <w:p>
+      <w:pPr>
         <w:pStyle w:val="Cmsor2"/>
         <w:jc w:val="both"/>
       </w:pPr>
       <w:r>
-        <w:lastRenderedPageBreak/>
         <w:tab/>
       </w:r>
-      <w:bookmarkStart w:id="35" w:name="_Toc222743232"/>
-      <w:r>
-        <w:t>6.3 Szaküzlet telephely</w:t>
-      </w:r>
-      <w:bookmarkEnd w:id="35"/>
+      <w:bookmarkStart w:id="42" w:name="_Toc222826536"/>
+      <w:r>
+        <w:t xml:space="preserve">6.4 </w:t>
+      </w:r>
+      <w:proofErr w:type="spellStart"/>
+      <w:r>
+        <w:t>OceanData</w:t>
+      </w:r>
+      <w:proofErr w:type="spellEnd"/>
+      <w:r>
+        <w:t xml:space="preserve"> </w:t>
+      </w:r>
+      <w:r>
+        <w:t>adatközpont</w:t>
+      </w:r>
+      <w:bookmarkEnd w:id="42"/>
     </w:p>
     <w:p>
       <w:pPr>
-        <w:pStyle w:val="Cmsor2"/>
+        <w:pStyle w:val="Cmsor1"/>
         <w:jc w:val="both"/>
       </w:pPr>
-      <w:r>
-        <w:tab/>
-      </w:r>
-      <w:bookmarkStart w:id="36" w:name="_Toc222743233"/>
-      <w:r>
-        <w:t xml:space="preserve">6.4 </w:t>
-      </w:r>
-      <w:proofErr w:type="spellStart"/>
-      <w:r>
-        <w:t>OceanData</w:t>
-      </w:r>
-      <w:proofErr w:type="spellEnd"/>
-      <w:r>
-        <w:t xml:space="preserve"> </w:t>
-      </w:r>
-      <w:bookmarkEnd w:id="36"/>
-      <w:r>
-        <w:t>adatközpont</w:t>
-      </w:r>
+      <w:bookmarkStart w:id="43" w:name="_Toc222826537"/>
+      <w:r>
+        <w:t>7. Hálózatprogramozás</w:t>
+      </w:r>
+      <w:bookmarkEnd w:id="43"/>
     </w:p>
     <w:p>
       <w:pPr>
         <w:pStyle w:val="Cmsor1"/>
         <w:jc w:val="both"/>
       </w:pPr>
-      <w:bookmarkStart w:id="37" w:name="_Toc222743234"/>
-      <w:r>
-        <w:t>7. Hálózatprogramozás</w:t>
-      </w:r>
-      <w:bookmarkEnd w:id="37"/>
+      <w:bookmarkStart w:id="44" w:name="_Toc222826538"/>
+      <w:r>
+        <w:t>8. Feladatmegosztás</w:t>
+      </w:r>
+      <w:bookmarkEnd w:id="44"/>
     </w:p>
     <w:p>
       <w:pPr>
         <w:pStyle w:val="Cmsor1"/>
         <w:jc w:val="both"/>
       </w:pPr>
-      <w:bookmarkStart w:id="38" w:name="_Toc222743235"/>
-      <w:r>
-        <w:t>8. Feladatmegosztás</w:t>
-      </w:r>
-      <w:bookmarkEnd w:id="38"/>
+      <w:bookmarkStart w:id="45" w:name="_Toc222826539"/>
+      <w:r>
+        <w:t>9. Források</w:t>
+      </w:r>
+      <w:bookmarkEnd w:id="45"/>
     </w:p>
     <w:p>
       <w:pPr>
         <w:pStyle w:val="Cmsor1"/>
         <w:jc w:val="both"/>
       </w:pPr>
-      <w:bookmarkStart w:id="39" w:name="_Toc222743236"/>
-      <w:r>
-        <w:t>9. Források</w:t>
-      </w:r>
-      <w:bookmarkEnd w:id="39"/>
-    </w:p>
-    <w:p>
-      <w:pPr>
-        <w:pStyle w:val="Cmsor1"/>
-        <w:jc w:val="both"/>
-      </w:pPr>
-      <w:bookmarkStart w:id="40" w:name="_Toc222743237"/>
+      <w:bookmarkStart w:id="46" w:name="_Toc222826540"/>
       <w:r>
         <w:t>10. Ábrajegyzék</w:t>
       </w:r>
-      <w:bookmarkEnd w:id="40"/>
+      <w:bookmarkEnd w:id="46"/>
     </w:p>
     <w:sectPr>
-      <w:headerReference w:type="default" r:id="rId21"/>
-      <w:footerReference w:type="default" r:id="rId22"/>
-      <w:headerReference w:type="first" r:id="rId23"/>
+      <w:headerReference w:type="default" r:id="rId26"/>
+      <w:footerReference w:type="default" r:id="rId27"/>
+      <w:headerReference w:type="first" r:id="rId28"/>
       <w:pgSz w:w="11906" w:h="16838"/>
       <w:pgMar w:top="1417" w:right="1417" w:bottom="1417" w:left="1417" w:header="708" w:footer="708" w:gutter="0"/>
       <w:pgNumType w:start="0"/>
@@ -7546,7 +8795,7 @@
               <v:stroke joinstyle="miter"/>
               <v:path gradientshapeok="t" o:connecttype="rect"/>
             </v:shapetype>
-            <v:shape id="_x0000_s1038" type="#_x0000_t202" style="position:absolute;margin-left:272.15pt;margin-top:-8.4pt;width:207pt;height:110.6pt;z-index:251662336;visibility:visible;mso-wrap-style:square;mso-width-percent:0;mso-height-percent:200;mso-wrap-distance-left:9pt;mso-wrap-distance-top:3.6pt;mso-wrap-distance-right:9pt;mso-wrap-distance-bottom:3.6pt;mso-position-horizontal:absolute;mso-position-horizontal-relative:text;mso-position-vertical:absolute;mso-position-vertical-relative:text;mso-width-percent:0;mso-height-percent:200;mso-width-relative:margin;mso-height-relative:margin;v-text-anchor:top" o:gfxdata="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" stroked="f">
+            <v:shape id="_x0000_s1040" type="#_x0000_t202" style="position:absolute;margin-left:272.15pt;margin-top:-8.4pt;width:207pt;height:110.6pt;z-index:251662336;visibility:visible;mso-wrap-style:square;mso-width-percent:0;mso-height-percent:200;mso-wrap-distance-left:9pt;mso-wrap-distance-top:3.6pt;mso-wrap-distance-right:9pt;mso-wrap-distance-bottom:3.6pt;mso-position-horizontal:absolute;mso-position-horizontal-relative:text;mso-position-vertical:absolute;mso-position-vertical-relative:text;mso-width-percent:0;mso-height-percent:200;mso-width-relative:margin;mso-height-relative:margin;v-text-anchor:top" o:gfxdata="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" stroked="f">
               <v:textbox style="mso-fit-shape-to-text:t">
                 <w:txbxContent>
                   <w:p>
@@ -8078,7 +9327,7 @@
   <w:abstractNum w:abstractNumId="3" w15:restartNumberingAfterBreak="0">
     <w:nsid w:val="4ED756F8"/>
     <w:multiLevelType w:val="hybridMultilevel"/>
-    <w:tmpl w:val="7E5E66EC"/>
+    <w:tmpl w:val="B8C4C138"/>
     <w:lvl w:ilvl="0" w:tplc="040E0001">
       <w:start w:val="1"/>
       <w:numFmt w:val="bullet"/>
@@ -9031,6 +10280,18 @@
       <w:szCs w:val="18"/>
     </w:rPr>
   </w:style>
+  <w:style w:type="paragraph" w:styleId="NormlWeb">
+    <w:name w:val="Normal (Web)"/>
+    <w:basedOn w:val="Norml"/>
+    <w:uiPriority w:val="99"/>
+    <w:semiHidden/>
+    <w:unhideWhenUsed/>
+    <w:rsid w:val="00895E7A"/>
+    <w:rPr>
+      <w:rFonts w:cs="Times New Roman"/>
+      <w:szCs w:val="24"/>
+    </w:rPr>
+  </w:style>
 </w:styles>
 </file>
 

--- a/dokumentacio/DOKUMENTÁCIÓ.docx
+++ b/dokumentacio/DOKUMENTÁCIÓ.docx
@@ -365,7 +365,14 @@
                                 <w:sz w:val="36"/>
                                 <w:szCs w:val="32"/>
                               </w:rPr>
-                              <w:t>2025</w:t>
+                              <w:t>202</w:t>
+                            </w:r>
+                            <w:r>
+                              <w:rPr>
+                                <w:sz w:val="36"/>
+                                <w:szCs w:val="32"/>
+                              </w:rPr>
+                              <w:t>6</w:t>
                             </w:r>
                           </w:p>
                         </w:txbxContent>
@@ -438,7 +445,14 @@
                           <w:sz w:val="36"/>
                           <w:szCs w:val="32"/>
                         </w:rPr>
-                        <w:t>2025</w:t>
+                        <w:t>202</w:t>
+                      </w:r>
+                      <w:r>
+                        <w:rPr>
+                          <w:sz w:val="36"/>
+                          <w:szCs w:val="32"/>
+                        </w:rPr>
+                        <w:t>6</w:t>
                       </w:r>
                     </w:p>
                   </w:txbxContent>
@@ -5742,24 +5756,14 @@
                                 <w:szCs w:val="22"/>
                               </w:rPr>
                             </w:pPr>
-                            <w:r>
-                              <w:fldChar w:fldCharType="begin"/>
-                            </w:r>
-                            <w:r>
-                              <w:instrText xml:space="preserve"> SEQ ábra \* ARABIC </w:instrText>
-                            </w:r>
-                            <w:r>
-                              <w:fldChar w:fldCharType="separate"/>
-                            </w:r>
-                            <w:r>
-                              <w:rPr>
-                                <w:noProof/>
-                              </w:rPr>
-                              <w:t>3</w:t>
-                            </w:r>
-                            <w:r>
-                              <w:fldChar w:fldCharType="end"/>
-                            </w:r>
+                            <w:fldSimple w:instr=" SEQ ábra \* ARABIC ">
+                              <w:r>
+                                <w:rPr>
+                                  <w:noProof/>
+                                </w:rPr>
+                                <w:t>3</w:t>
+                              </w:r>
+                            </w:fldSimple>
                             <w:r>
                               <w:t xml:space="preserve">. ábra: A </w:t>
                             </w:r>
@@ -5798,24 +5802,14 @@
                           <w:szCs w:val="22"/>
                         </w:rPr>
                       </w:pPr>
-                      <w:r>
-                        <w:fldChar w:fldCharType="begin"/>
-                      </w:r>
-                      <w:r>
-                        <w:instrText xml:space="preserve"> SEQ ábra \* ARABIC </w:instrText>
-                      </w:r>
-                      <w:r>
-                        <w:fldChar w:fldCharType="separate"/>
-                      </w:r>
-                      <w:r>
-                        <w:rPr>
-                          <w:noProof/>
-                        </w:rPr>
-                        <w:t>3</w:t>
-                      </w:r>
-                      <w:r>
-                        <w:fldChar w:fldCharType="end"/>
-                      </w:r>
+                      <w:fldSimple w:instr=" SEQ ábra \* ARABIC ">
+                        <w:r>
+                          <w:rPr>
+                            <w:noProof/>
+                          </w:rPr>
+                          <w:t>3</w:t>
+                        </w:r>
+                      </w:fldSimple>
                       <w:r>
                         <w:t xml:space="preserve">. ábra: A </w:t>
                       </w:r>
@@ -6330,24 +6324,14 @@
                                 <w:szCs w:val="22"/>
                               </w:rPr>
                             </w:pPr>
-                            <w:r>
-                              <w:fldChar w:fldCharType="begin"/>
-                            </w:r>
-                            <w:r>
-                              <w:instrText xml:space="preserve"> SEQ ábra \* ARABIC </w:instrText>
-                            </w:r>
-                            <w:r>
-                              <w:fldChar w:fldCharType="separate"/>
-                            </w:r>
-                            <w:r>
-                              <w:rPr>
-                                <w:noProof/>
-                              </w:rPr>
-                              <w:t>5</w:t>
-                            </w:r>
-                            <w:r>
-                              <w:fldChar w:fldCharType="end"/>
-                            </w:r>
+                            <w:fldSimple w:instr=" SEQ ábra \* ARABIC ">
+                              <w:r>
+                                <w:rPr>
+                                  <w:noProof/>
+                                </w:rPr>
+                                <w:t>5</w:t>
+                              </w:r>
+                            </w:fldSimple>
                             <w:r>
                               <w:t>. ábra: A Management megosztás jogosultságai</w:t>
                             </w:r>
@@ -6378,24 +6362,14 @@
                           <w:szCs w:val="22"/>
                         </w:rPr>
                       </w:pPr>
-                      <w:r>
-                        <w:fldChar w:fldCharType="begin"/>
-                      </w:r>
-                      <w:r>
-                        <w:instrText xml:space="preserve"> SEQ ábra \* ARABIC </w:instrText>
-                      </w:r>
-                      <w:r>
-                        <w:fldChar w:fldCharType="separate"/>
-                      </w:r>
-                      <w:r>
-                        <w:rPr>
-                          <w:noProof/>
-                        </w:rPr>
-                        <w:t>5</w:t>
-                      </w:r>
-                      <w:r>
-                        <w:fldChar w:fldCharType="end"/>
-                      </w:r>
+                      <w:fldSimple w:instr=" SEQ ábra \* ARABIC ">
+                        <w:r>
+                          <w:rPr>
+                            <w:noProof/>
+                          </w:rPr>
+                          <w:t>5</w:t>
+                        </w:r>
+                      </w:fldSimple>
                       <w:r>
                         <w:t>. ábra: A Management megosztás jogosultságai</w:t>
                       </w:r>
@@ -7004,24 +6978,14 @@
                                 <w:szCs w:val="22"/>
                               </w:rPr>
                             </w:pPr>
-                            <w:r>
-                              <w:fldChar w:fldCharType="begin"/>
-                            </w:r>
-                            <w:r>
-                              <w:instrText xml:space="preserve"> SEQ ábra \* ARABIC </w:instrText>
-                            </w:r>
-                            <w:r>
-                              <w:fldChar w:fldCharType="separate"/>
-                            </w:r>
-                            <w:r>
-                              <w:rPr>
-                                <w:noProof/>
-                              </w:rPr>
-                              <w:t>8</w:t>
-                            </w:r>
-                            <w:r>
-                              <w:fldChar w:fldCharType="end"/>
-                            </w:r>
+                            <w:fldSimple w:instr=" SEQ ábra \* ARABIC ">
+                              <w:r>
+                                <w:rPr>
+                                  <w:noProof/>
+                                </w:rPr>
+                                <w:t>8</w:t>
+                              </w:r>
+                            </w:fldSimple>
                             <w:r>
                               <w:t xml:space="preserve">. ábra: A </w:t>
                             </w:r>
@@ -7068,24 +7032,14 @@
                           <w:szCs w:val="22"/>
                         </w:rPr>
                       </w:pPr>
-                      <w:r>
-                        <w:fldChar w:fldCharType="begin"/>
-                      </w:r>
-                      <w:r>
-                        <w:instrText xml:space="preserve"> SEQ ábra \* ARABIC </w:instrText>
-                      </w:r>
-                      <w:r>
-                        <w:fldChar w:fldCharType="separate"/>
-                      </w:r>
-                      <w:r>
-                        <w:rPr>
-                          <w:noProof/>
-                        </w:rPr>
-                        <w:t>8</w:t>
-                      </w:r>
-                      <w:r>
-                        <w:fldChar w:fldCharType="end"/>
-                      </w:r>
+                      <w:fldSimple w:instr=" SEQ ábra \* ARABIC ">
+                        <w:r>
+                          <w:rPr>
+                            <w:noProof/>
+                          </w:rPr>
+                          <w:t>8</w:t>
+                        </w:r>
+                      </w:fldSimple>
                       <w:r>
                         <w:t xml:space="preserve">. ábra: A </w:t>
                       </w:r>
@@ -7284,127 +7238,13 @@
         <w:pStyle w:val="Cmsor2"/>
         <w:jc w:val="both"/>
       </w:pPr>
-      <w:bookmarkStart w:id="39" w:name="_Toc222826533"/>
-      <w:r>
-        <w:rPr>
-          <w:noProof/>
-        </w:rPr>
+      <w:r>
         <w:lastRenderedPageBreak/>
-        <mc:AlternateContent>
-          <mc:Choice Requires="wps">
-            <w:drawing>
-              <wp:anchor distT="0" distB="0" distL="114300" distR="114300" simplePos="0" relativeHeight="251700224" behindDoc="1" locked="0" layoutInCell="1" allowOverlap="1" wp14:anchorId="46AD156F" wp14:editId="38633DEE">
-                <wp:simplePos x="0" y="0"/>
-                <wp:positionH relativeFrom="margin">
-                  <wp:align>left</wp:align>
-                </wp:positionH>
-                <wp:positionV relativeFrom="paragraph">
-                  <wp:posOffset>4666615</wp:posOffset>
-                </wp:positionV>
-                <wp:extent cx="5081270" cy="635"/>
-                <wp:effectExtent l="0" t="0" r="5080" b="8255"/>
-                <wp:wrapTight wrapText="bothSides">
-                  <wp:wrapPolygon edited="0">
-                    <wp:start x="0" y="0"/>
-                    <wp:lineTo x="0" y="20698"/>
-                    <wp:lineTo x="21541" y="20698"/>
-                    <wp:lineTo x="21541" y="0"/>
-                    <wp:lineTo x="0" y="0"/>
-                  </wp:wrapPolygon>
-                </wp:wrapTight>
-                <wp:docPr id="913904559" name="Szövegdoboz 1"/>
-                <wp:cNvGraphicFramePr/>
-                <a:graphic xmlns:a="http://schemas.openxmlformats.org/drawingml/2006/main">
-                  <a:graphicData uri="http://schemas.microsoft.com/office/word/2010/wordprocessingShape">
-                    <wps:wsp>
-                      <wps:cNvSpPr txBox="1"/>
-                      <wps:spPr>
-                        <a:xfrm>
-                          <a:off x="0" y="0"/>
-                          <a:ext cx="5081270" cy="635"/>
-                        </a:xfrm>
-                        <a:prstGeom prst="rect">
-                          <a:avLst/>
-                        </a:prstGeom>
-                        <a:solidFill>
-                          <a:prstClr val="white"/>
-                        </a:solidFill>
-                        <a:ln>
-                          <a:noFill/>
-                        </a:ln>
-                      </wps:spPr>
-                      <wps:txbx>
-                        <w:txbxContent>
-                          <w:p>
-                            <w:pPr>
-                              <w:pStyle w:val="Kpalrs"/>
-                              <w:rPr>
-                                <w:b/>
-                                <w:color w:val="auto"/>
-                                <w:sz w:val="26"/>
-                                <w:szCs w:val="26"/>
-                              </w:rPr>
-                            </w:pPr>
-                            <w:r>
-                              <w:t>10</w:t>
-                            </w:r>
-                            <w:r>
-                              <w:t>. ábra: Az egységes háttér házirendje</w:t>
-                            </w:r>
-                          </w:p>
-                        </w:txbxContent>
-                      </wps:txbx>
-                      <wps:bodyPr rot="0" spcFirstLastPara="0" vertOverflow="overflow" horzOverflow="overflow" vert="horz" wrap="square" lIns="0" tIns="0" rIns="0" bIns="0" numCol="1" spcCol="0" rtlCol="0" fromWordArt="0" anchor="t" anchorCtr="0" forceAA="0" compatLnSpc="1">
-                        <a:prstTxWarp prst="textNoShape">
-                          <a:avLst/>
-                        </a:prstTxWarp>
-                        <a:spAutoFit/>
-                      </wps:bodyPr>
-                    </wps:wsp>
-                  </a:graphicData>
-                </a:graphic>
-              </wp:anchor>
-            </w:drawing>
-          </mc:Choice>
-          <mc:Fallback>
-            <w:pict>
-              <v:shape w14:anchorId="46AD156F" id="_x0000_s1037" type="#_x0000_t202" style="position:absolute;left:0;text-align:left;margin-left:0;margin-top:367.45pt;width:400.1pt;height:.05pt;z-index:-251616256;visibility:visible;mso-wrap-style:square;mso-wrap-distance-left:9pt;mso-wrap-distance-top:0;mso-wrap-distance-right:9pt;mso-wrap-distance-bottom:0;mso-position-horizontal:left;mso-position-horizontal-relative:margin;mso-position-vertical:absolute;mso-position-vertical-relative:text;v-text-anchor:top" o:gfxdata="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" stroked="f">
-                <v:textbox style="mso-fit-shape-to-text:t" inset="0,0,0,0">
-                  <w:txbxContent>
-                    <w:p>
-                      <w:pPr>
-                        <w:pStyle w:val="Kpalrs"/>
-                        <w:rPr>
-                          <w:b/>
-                          <w:color w:val="auto"/>
-                          <w:sz w:val="26"/>
-                          <w:szCs w:val="26"/>
-                        </w:rPr>
-                      </w:pPr>
-                      <w:r>
-                        <w:t>10</w:t>
-                      </w:r>
-                      <w:r>
-                        <w:t>. ábra: Az egységes háttér házirendje</w:t>
-                      </w:r>
-                    </w:p>
-                  </w:txbxContent>
-                </v:textbox>
-                <w10:wrap type="tight" anchorx="margin"/>
-              </v:shape>
-            </w:pict>
-          </mc:Fallback>
-        </mc:AlternateContent>
-      </w:r>
-      <w:r>
-        <w:rPr>
-          <w:noProof/>
-        </w:rPr>
         <w:drawing>
-          <wp:inline distT="0" distB="0" distL="0" distR="0" wp14:anchorId="4B37EAD4" wp14:editId="514E012B">
-            <wp:extent cx="4953000" cy="4582237"/>
-            <wp:effectExtent l="0" t="0" r="0" b="8890"/>
-            <wp:docPr id="2077358397" name="Kép 1" descr="A képen szöveg, képernyőkép, szoftver, szám látható&#10;&#10;Előfordulhat, hogy az AI által létrehozott tartalom helytelen."/>
+          <wp:inline distT="0" distB="0" distL="0" distR="0" wp14:anchorId="6216F52C" wp14:editId="754371F3">
+            <wp:extent cx="5760720" cy="5346700"/>
+            <wp:effectExtent l="0" t="0" r="0" b="6350"/>
+            <wp:docPr id="717606017" name="Kép 1" descr="A képen szöveg, képernyőkép, szoftver, szám látható&#10;&#10;Előfordulhat, hogy az AI által létrehozott tartalom helytelen."/>
             <wp:cNvGraphicFramePr>
               <a:graphicFrameLocks xmlns:a="http://schemas.openxmlformats.org/drawingml/2006/main" noChangeAspect="1"/>
             </wp:cNvGraphicFramePr>
@@ -7412,17 +7252,11 @@
               <a:graphicData uri="http://schemas.openxmlformats.org/drawingml/2006/picture">
                 <pic:pic xmlns:pic="http://schemas.openxmlformats.org/drawingml/2006/picture">
                   <pic:nvPicPr>
-                    <pic:cNvPr id="2077358397" name="Kép 1" descr="A képen szöveg, képernyőkép, szoftver, szám látható&#10;&#10;Előfordulhat, hogy az AI által létrehozott tartalom helytelen."/>
+                    <pic:cNvPr id="717606017" name="Kép 1" descr="A képen szöveg, képernyőkép, szoftver, szám látható&#10;&#10;Előfordulhat, hogy az AI által létrehozott tartalom helytelen."/>
                     <pic:cNvPicPr/>
                   </pic:nvPicPr>
                   <pic:blipFill>
-                    <a:blip r:embed="rId20">
-                      <a:extLst>
-                        <a:ext uri="{28A0092B-C50C-407E-A947-70E740481C1C}">
-                          <a14:useLocalDpi xmlns:a14="http://schemas.microsoft.com/office/drawing/2010/main" val="0"/>
-                        </a:ext>
-                      </a:extLst>
-                    </a:blip>
+                    <a:blip r:embed="rId20"/>
                     <a:stretch>
                       <a:fillRect/>
                     </a:stretch>
@@ -7430,7 +7264,7 @@
                   <pic:spPr>
                     <a:xfrm>
                       <a:off x="0" y="0"/>
-                      <a:ext cx="4965191" cy="4593515"/>
+                      <a:ext cx="5760720" cy="5346700"/>
                     </a:xfrm>
                     <a:prstGeom prst="rect">
                       <a:avLst/>
@@ -7442,7 +7276,21 @@
           </wp:inline>
         </w:drawing>
       </w:r>
-      <w:bookmarkEnd w:id="39"/>
+    </w:p>
+    <w:p>
+      <w:pPr>
+        <w:pStyle w:val="Kpalrs"/>
+        <w:jc w:val="both"/>
+      </w:pPr>
+      <w:r>
+        <w:t>10. ábra: Az egységes háttérkép házirendje</w:t>
+      </w:r>
+    </w:p>
+    <w:p>
+      <w:pPr>
+        <w:pStyle w:val="Cmsor2"/>
+        <w:jc w:val="both"/>
+      </w:pPr>
       <w:r>
         <w:tab/>
       </w:r>
@@ -7467,7 +7315,7 @@
         <w:ind w:firstLine="708"/>
         <w:jc w:val="both"/>
       </w:pPr>
-      <w:bookmarkStart w:id="40" w:name="_Toc222826534"/>
+      <w:bookmarkStart w:id="39" w:name="_Toc222826534"/>
       <w:r>
         <w:lastRenderedPageBreak/>
         <w:t>6.2</w:t>
@@ -7478,7 +7326,7 @@
       <w:r>
         <w:t>Gyárüzem telephely</w:t>
       </w:r>
-      <w:bookmarkEnd w:id="40"/>
+      <w:bookmarkEnd w:id="39"/>
     </w:p>
     <w:p>
       <w:pPr>
@@ -7636,7 +7484,7 @@
           </mc:Choice>
           <mc:Fallback>
             <w:pict>
-              <v:shape w14:anchorId="75F6E8AD" id="_x0000_s1038" type="#_x0000_t202" style="position:absolute;left:0;text-align:left;margin-left:0;margin-top:435.35pt;width:382.5pt;height:.05pt;z-index:-251613184;visibility:visible;mso-wrap-style:square;mso-wrap-distance-left:9pt;mso-wrap-distance-top:0;mso-wrap-distance-right:9pt;mso-wrap-distance-bottom:0;mso-position-horizontal:left;mso-position-horizontal-relative:margin;mso-position-vertical:absolute;mso-position-vertical-relative:text;v-text-anchor:top" o:gfxdata="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" stroked="f">
+              <v:shape w14:anchorId="75F6E8AD" id="_x0000_s1037" type="#_x0000_t202" style="position:absolute;left:0;text-align:left;margin-left:0;margin-top:435.35pt;width:382.5pt;height:.05pt;z-index:-251613184;visibility:visible;mso-wrap-style:square;mso-wrap-distance-left:9pt;mso-wrap-distance-top:0;mso-wrap-distance-right:9pt;mso-wrap-distance-bottom:0;mso-position-horizontal:left;mso-position-horizontal-relative:margin;mso-position-vertical:absolute;mso-position-vertical-relative:text;v-text-anchor:top" o:gfxdata="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" stroked="f">
                 <v:textbox style="mso-fit-shape-to-text:t" inset="0,0,0,0">
                   <w:txbxContent>
                     <w:p>
@@ -7770,6 +7618,7 @@
         <w:rPr>
           <w:b/>
           <w:bCs/>
+          <w:noProof/>
         </w:rPr>
         <w:lastRenderedPageBreak/>
         <w:drawing>
@@ -7941,7 +7790,7 @@
           </mc:Choice>
           <mc:Fallback>
             <w:pict>
-              <v:shape w14:anchorId="1194F66A" id="_x0000_s1039" type="#_x0000_t202" style="position:absolute;left:0;text-align:left;margin-left:261.6pt;margin-top:262.95pt;width:192pt;height:.05pt;z-index:-251610112;visibility:visible;mso-wrap-style:square;mso-wrap-distance-left:9pt;mso-wrap-distance-top:0;mso-wrap-distance-right:9pt;mso-wrap-distance-bottom:0;mso-position-horizontal:absolute;mso-position-horizontal-relative:text;mso-position-vertical:absolute;mso-position-vertical-relative:text;v-text-anchor:top" o:gfxdata="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" stroked="f">
+              <v:shape w14:anchorId="1194F66A" id="_x0000_s1038" type="#_x0000_t202" style="position:absolute;left:0;text-align:left;margin-left:261.6pt;margin-top:262.95pt;width:192pt;height:.05pt;z-index:-251610112;visibility:visible;mso-wrap-style:square;mso-wrap-distance-left:9pt;mso-wrap-distance-top:0;mso-wrap-distance-right:9pt;mso-wrap-distance-bottom:0;mso-position-horizontal:absolute;mso-position-horizontal-relative:text;mso-position-vertical:absolute;mso-position-vertical-relative:text;v-text-anchor:top" o:gfxdata="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" stroked="f">
                 <v:textbox style="mso-fit-shape-to-text:t" inset="0,0,0,0">
                   <w:txbxContent>
                     <w:p>
@@ -7988,6 +7837,9 @@
         </mc:AlternateContent>
       </w:r>
       <w:r>
+        <w:rPr>
+          <w:noProof/>
+        </w:rPr>
         <w:drawing>
           <wp:anchor distT="0" distB="0" distL="114300" distR="114300" simplePos="0" relativeHeight="251704320" behindDoc="1" locked="0" layoutInCell="1" allowOverlap="1" wp14:anchorId="4C3DB145" wp14:editId="051D0179">
             <wp:simplePos x="0" y="0"/>
@@ -8120,6 +7972,9 @@
         </w:rPr>
       </w:pPr>
       <w:r>
+        <w:rPr>
+          <w:noProof/>
+        </w:rPr>
         <w:lastRenderedPageBreak/>
         <w:drawing>
           <wp:anchor distT="0" distB="0" distL="114300" distR="114300" simplePos="0" relativeHeight="251707392" behindDoc="1" locked="0" layoutInCell="1" allowOverlap="1" wp14:anchorId="06F10D68" wp14:editId="7F5A7EB3">
@@ -8199,6 +8054,133 @@
         <w:spacing w:line="360" w:lineRule="auto"/>
         <w:ind w:left="1416"/>
       </w:pPr>
+      <w:r>
+        <w:rPr>
+          <w:noProof/>
+        </w:rPr>
+        <mc:AlternateContent>
+          <mc:Choice Requires="wps">
+            <w:drawing>
+              <wp:anchor distT="0" distB="0" distL="114300" distR="114300" simplePos="0" relativeHeight="251711488" behindDoc="1" locked="0" layoutInCell="1" allowOverlap="1" wp14:anchorId="6098C6E4" wp14:editId="53763CBD">
+                <wp:simplePos x="0" y="0"/>
+                <wp:positionH relativeFrom="column">
+                  <wp:posOffset>-11430</wp:posOffset>
+                </wp:positionH>
+                <wp:positionV relativeFrom="paragraph">
+                  <wp:posOffset>6564630</wp:posOffset>
+                </wp:positionV>
+                <wp:extent cx="5762625" cy="635"/>
+                <wp:effectExtent l="0" t="0" r="0" b="0"/>
+                <wp:wrapTight wrapText="bothSides">
+                  <wp:wrapPolygon edited="0">
+                    <wp:start x="0" y="0"/>
+                    <wp:lineTo x="0" y="21600"/>
+                    <wp:lineTo x="21600" y="21600"/>
+                    <wp:lineTo x="21600" y="0"/>
+                  </wp:wrapPolygon>
+                </wp:wrapTight>
+                <wp:docPr id="381689334" name="Szövegdoboz 1"/>
+                <wp:cNvGraphicFramePr/>
+                <a:graphic xmlns:a="http://schemas.openxmlformats.org/drawingml/2006/main">
+                  <a:graphicData uri="http://schemas.microsoft.com/office/word/2010/wordprocessingShape">
+                    <wps:wsp>
+                      <wps:cNvSpPr txBox="1"/>
+                      <wps:spPr>
+                        <a:xfrm>
+                          <a:off x="0" y="0"/>
+                          <a:ext cx="5762625" cy="635"/>
+                        </a:xfrm>
+                        <a:prstGeom prst="rect">
+                          <a:avLst/>
+                        </a:prstGeom>
+                        <a:solidFill>
+                          <a:prstClr val="white"/>
+                        </a:solidFill>
+                        <a:ln>
+                          <a:noFill/>
+                        </a:ln>
+                      </wps:spPr>
+                      <wps:txbx>
+                        <w:txbxContent>
+                          <w:p>
+                            <w:pPr>
+                              <w:pStyle w:val="Kpalrs"/>
+                              <w:rPr>
+                                <w:noProof/>
+                                <w:szCs w:val="22"/>
+                              </w:rPr>
+                            </w:pPr>
+                            <w:r>
+                              <w:rPr>
+                                <w:noProof/>
+                              </w:rPr>
+                              <w:t>14</w:t>
+                            </w:r>
+                            <w:r>
+                              <w:t xml:space="preserve">. ábra: A </w:t>
+                            </w:r>
+                            <w:proofErr w:type="spellStart"/>
+                            <w:r>
+                              <w:t>Warehouse</w:t>
+                            </w:r>
+                            <w:proofErr w:type="spellEnd"/>
+                            <w:r>
+                              <w:t xml:space="preserve"> meghajtó házirendje</w:t>
+                            </w:r>
+                          </w:p>
+                        </w:txbxContent>
+                      </wps:txbx>
+                      <wps:bodyPr rot="0" spcFirstLastPara="0" vertOverflow="overflow" horzOverflow="overflow" vert="horz" wrap="square" lIns="0" tIns="0" rIns="0" bIns="0" numCol="1" spcCol="0" rtlCol="0" fromWordArt="0" anchor="t" anchorCtr="0" forceAA="0" compatLnSpc="1">
+                        <a:prstTxWarp prst="textNoShape">
+                          <a:avLst/>
+                        </a:prstTxWarp>
+                        <a:spAutoFit/>
+                      </wps:bodyPr>
+                    </wps:wsp>
+                  </a:graphicData>
+                </a:graphic>
+              </wp:anchor>
+            </w:drawing>
+          </mc:Choice>
+          <mc:Fallback>
+            <w:pict>
+              <v:shape w14:anchorId="6098C6E4" id="_x0000_s1039" type="#_x0000_t202" style="position:absolute;left:0;text-align:left;margin-left:-.9pt;margin-top:516.9pt;width:453.75pt;height:.05pt;z-index:-251604992;visibility:visible;mso-wrap-style:square;mso-wrap-distance-left:9pt;mso-wrap-distance-top:0;mso-wrap-distance-right:9pt;mso-wrap-distance-bottom:0;mso-position-horizontal:absolute;mso-position-horizontal-relative:text;mso-position-vertical:absolute;mso-position-vertical-relative:text;v-text-anchor:top" o:gfxdata="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" stroked="f">
+                <v:textbox style="mso-fit-shape-to-text:t" inset="0,0,0,0">
+                  <w:txbxContent>
+                    <w:p>
+                      <w:pPr>
+                        <w:pStyle w:val="Kpalrs"/>
+                        <w:rPr>
+                          <w:noProof/>
+                          <w:szCs w:val="22"/>
+                        </w:rPr>
+                      </w:pPr>
+                      <w:r>
+                        <w:rPr>
+                          <w:noProof/>
+                        </w:rPr>
+                        <w:t>14</w:t>
+                      </w:r>
+                      <w:r>
+                        <w:t xml:space="preserve">. ábra: A </w:t>
+                      </w:r>
+                      <w:proofErr w:type="spellStart"/>
+                      <w:r>
+                        <w:t>Warehouse</w:t>
+                      </w:r>
+                      <w:proofErr w:type="spellEnd"/>
+                      <w:r>
+                        <w:t xml:space="preserve"> meghajtó házirendje</w:t>
+                      </w:r>
+                    </w:p>
+                  </w:txbxContent>
+                </v:textbox>
+                <w10:wrap type="tight"/>
+              </v:shape>
+            </w:pict>
+          </mc:Fallback>
+        </mc:AlternateContent>
+      </w:r>
       <w:r>
         <w:rPr>
           <w:noProof/>
@@ -8294,7 +8276,7 @@
           <w:szCs w:val="26"/>
         </w:rPr>
       </w:pPr>
-      <w:bookmarkStart w:id="41" w:name="_Toc222826535"/>
+      <w:bookmarkStart w:id="40" w:name="_Toc222826535"/>
       <w:r>
         <w:br w:type="page"/>
       </w:r>
@@ -8309,7 +8291,7 @@
         <w:lastRenderedPageBreak/>
         <w:t>6.3 Szaküzlet telephely</w:t>
       </w:r>
-      <w:bookmarkEnd w:id="41"/>
+      <w:bookmarkEnd w:id="40"/>
     </w:p>
     <w:p>
       <w:pPr>
@@ -8322,6 +8304,194 @@
       </w:pPr>
       <w:r>
         <w:rPr>
+          <w:noProof/>
+        </w:rPr>
+        <mc:AlternateContent>
+          <mc:Choice Requires="wps">
+            <w:drawing>
+              <wp:anchor distT="0" distB="0" distL="114300" distR="114300" simplePos="0" relativeHeight="251713536" behindDoc="1" locked="0" layoutInCell="1" allowOverlap="1" wp14:anchorId="28BB5532" wp14:editId="643CA6DF">
+                <wp:simplePos x="0" y="0"/>
+                <wp:positionH relativeFrom="column">
+                  <wp:posOffset>0</wp:posOffset>
+                </wp:positionH>
+                <wp:positionV relativeFrom="paragraph">
+                  <wp:posOffset>5777865</wp:posOffset>
+                </wp:positionV>
+                <wp:extent cx="5760720" cy="635"/>
+                <wp:effectExtent l="0" t="0" r="0" b="0"/>
+                <wp:wrapTight wrapText="bothSides">
+                  <wp:wrapPolygon edited="0">
+                    <wp:start x="0" y="0"/>
+                    <wp:lineTo x="0" y="21600"/>
+                    <wp:lineTo x="21600" y="21600"/>
+                    <wp:lineTo x="21600" y="0"/>
+                  </wp:wrapPolygon>
+                </wp:wrapTight>
+                <wp:docPr id="1090100133" name="Szövegdoboz 1"/>
+                <wp:cNvGraphicFramePr/>
+                <a:graphic xmlns:a="http://schemas.openxmlformats.org/drawingml/2006/main">
+                  <a:graphicData uri="http://schemas.microsoft.com/office/word/2010/wordprocessingShape">
+                    <wps:wsp>
+                      <wps:cNvSpPr txBox="1"/>
+                      <wps:spPr>
+                        <a:xfrm>
+                          <a:off x="0" y="0"/>
+                          <a:ext cx="5760720" cy="635"/>
+                        </a:xfrm>
+                        <a:prstGeom prst="rect">
+                          <a:avLst/>
+                        </a:prstGeom>
+                        <a:solidFill>
+                          <a:prstClr val="white"/>
+                        </a:solidFill>
+                        <a:ln>
+                          <a:noFill/>
+                        </a:ln>
+                      </wps:spPr>
+                      <wps:txbx>
+                        <w:txbxContent>
+                          <w:p>
+                            <w:pPr>
+                              <w:pStyle w:val="Kpalrs"/>
+                              <w:rPr>
+                                <w:szCs w:val="22"/>
+                              </w:rPr>
+                            </w:pPr>
+                            <w:fldSimple w:instr=" SEQ ábra \* ARABIC ">
+                              <w:r>
+                                <w:rPr>
+                                  <w:noProof/>
+                                </w:rPr>
+                                <w:t>9</w:t>
+                              </w:r>
+                            </w:fldSimple>
+                            <w:r>
+                              <w:t xml:space="preserve">. ábra: A </w:t>
+                            </w:r>
+                            <w:proofErr w:type="spellStart"/>
+                            <w:r>
+                              <w:t>RetalShop</w:t>
+                            </w:r>
+                            <w:proofErr w:type="spellEnd"/>
+                            <w:r>
+                              <w:t xml:space="preserve"> OU</w:t>
+                            </w:r>
+                          </w:p>
+                        </w:txbxContent>
+                      </wps:txbx>
+                      <wps:bodyPr rot="0" spcFirstLastPara="0" vertOverflow="overflow" horzOverflow="overflow" vert="horz" wrap="square" lIns="0" tIns="0" rIns="0" bIns="0" numCol="1" spcCol="0" rtlCol="0" fromWordArt="0" anchor="t" anchorCtr="0" forceAA="0" compatLnSpc="1">
+                        <a:prstTxWarp prst="textNoShape">
+                          <a:avLst/>
+                        </a:prstTxWarp>
+                        <a:spAutoFit/>
+                      </wps:bodyPr>
+                    </wps:wsp>
+                  </a:graphicData>
+                </a:graphic>
+              </wp:anchor>
+            </w:drawing>
+          </mc:Choice>
+          <mc:Fallback>
+            <w:pict>
+              <v:shape w14:anchorId="28BB5532" id="_x0000_s1040" type="#_x0000_t202" style="position:absolute;left:0;text-align:left;margin-left:0;margin-top:454.95pt;width:453.6pt;height:.05pt;z-index:-251602944;visibility:visible;mso-wrap-style:square;mso-wrap-distance-left:9pt;mso-wrap-distance-top:0;mso-wrap-distance-right:9pt;mso-wrap-distance-bottom:0;mso-position-horizontal:absolute;mso-position-horizontal-relative:text;mso-position-vertical:absolute;mso-position-vertical-relative:text;v-text-anchor:top" o:gfxdata="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" stroked="f">
+                <v:textbox style="mso-fit-shape-to-text:t" inset="0,0,0,0">
+                  <w:txbxContent>
+                    <w:p>
+                      <w:pPr>
+                        <w:pStyle w:val="Kpalrs"/>
+                        <w:rPr>
+                          <w:szCs w:val="22"/>
+                        </w:rPr>
+                      </w:pPr>
+                      <w:fldSimple w:instr=" SEQ ábra \* ARABIC ">
+                        <w:r>
+                          <w:rPr>
+                            <w:noProof/>
+                          </w:rPr>
+                          <w:t>9</w:t>
+                        </w:r>
+                      </w:fldSimple>
+                      <w:r>
+                        <w:t xml:space="preserve">. ábra: A </w:t>
+                      </w:r>
+                      <w:proofErr w:type="spellStart"/>
+                      <w:r>
+                        <w:t>RetalShop</w:t>
+                      </w:r>
+                      <w:proofErr w:type="spellEnd"/>
+                      <w:r>
+                        <w:t xml:space="preserve"> OU</w:t>
+                      </w:r>
+                    </w:p>
+                  </w:txbxContent>
+                </v:textbox>
+                <w10:wrap type="tight"/>
+              </v:shape>
+            </w:pict>
+          </mc:Fallback>
+        </mc:AlternateContent>
+      </w:r>
+      <w:r>
+        <w:drawing>
+          <wp:anchor distT="0" distB="0" distL="114300" distR="114300" simplePos="0" relativeHeight="251709440" behindDoc="1" locked="0" layoutInCell="1" allowOverlap="1" wp14:anchorId="47BE5B39" wp14:editId="6FD6CB1F">
+            <wp:simplePos x="0" y="0"/>
+            <wp:positionH relativeFrom="margin">
+              <wp:align>right</wp:align>
+            </wp:positionH>
+            <wp:positionV relativeFrom="paragraph">
+              <wp:posOffset>1838960</wp:posOffset>
+            </wp:positionV>
+            <wp:extent cx="5760720" cy="3881755"/>
+            <wp:effectExtent l="0" t="0" r="0" b="4445"/>
+            <wp:wrapTight wrapText="bothSides">
+              <wp:wrapPolygon edited="0">
+                <wp:start x="0" y="0"/>
+                <wp:lineTo x="0" y="21519"/>
+                <wp:lineTo x="21500" y="21519"/>
+                <wp:lineTo x="21500" y="0"/>
+                <wp:lineTo x="0" y="0"/>
+              </wp:wrapPolygon>
+            </wp:wrapTight>
+            <wp:docPr id="146810829" name="Kép 1" descr="A képen szöveg, képernyőkép, szoftver, Számítógépes ikon látható&#10;&#10;Előfordulhat, hogy az AI által létrehozott tartalom helytelen."/>
+            <wp:cNvGraphicFramePr>
+              <a:graphicFrameLocks xmlns:a="http://schemas.openxmlformats.org/drawingml/2006/main" noChangeAspect="1"/>
+            </wp:cNvGraphicFramePr>
+            <a:graphic xmlns:a="http://schemas.openxmlformats.org/drawingml/2006/main">
+              <a:graphicData uri="http://schemas.openxmlformats.org/drawingml/2006/picture">
+                <pic:pic xmlns:pic="http://schemas.openxmlformats.org/drawingml/2006/picture">
+                  <pic:nvPicPr>
+                    <pic:cNvPr id="146810829" name="Kép 1" descr="A képen szöveg, képernyőkép, szoftver, Számítógépes ikon látható&#10;&#10;Előfordulhat, hogy az AI által létrehozott tartalom helytelen."/>
+                    <pic:cNvPicPr/>
+                  </pic:nvPicPr>
+                  <pic:blipFill>
+                    <a:blip r:embed="rId26">
+                      <a:extLst>
+                        <a:ext uri="{28A0092B-C50C-407E-A947-70E740481C1C}">
+                          <a14:useLocalDpi xmlns:a14="http://schemas.microsoft.com/office/drawing/2010/main" val="0"/>
+                        </a:ext>
+                      </a:extLst>
+                    </a:blip>
+                    <a:stretch>
+                      <a:fillRect/>
+                    </a:stretch>
+                  </pic:blipFill>
+                  <pic:spPr>
+                    <a:xfrm>
+                      <a:off x="0" y="0"/>
+                      <a:ext cx="5760720" cy="3881755"/>
+                    </a:xfrm>
+                    <a:prstGeom prst="rect">
+                      <a:avLst/>
+                    </a:prstGeom>
+                  </pic:spPr>
+                </pic:pic>
+              </a:graphicData>
+            </a:graphic>
+          </wp:anchor>
+        </w:drawing>
+      </w:r>
+      <w:r>
+        <w:rPr>
           <w:b/>
           <w:bCs/>
         </w:rPr>
@@ -8369,6 +8539,27 @@
       <w:r>
         <w:br/>
         <w:t>A szaküzlet munkaállomásai és értékesítési rendszerei a corp.migazzi.com tartomány tagjai. A felhasználók központi hitelesítéssel jelentkeznek be, amely biztosítja az egységes azonosítást és a jogosultságok központi kezelését. A szaküzleti felhasználók elkülönített szervezeti egységben kerülnek kezelésre, lehetővé téve a kiskereskedelmi környezethez igazított házirendek alkalmazását.</w:t>
+      </w:r>
+      <w:r>
+        <w:rPr>
+          <w:noProof/>
+        </w:rPr>
+        <w:t xml:space="preserve"> </w:t>
+      </w:r>
+    </w:p>
+    <w:p>
+      <w:pPr>
+        <w:rPr>
+          <w:b/>
+          <w:bCs/>
+        </w:rPr>
+      </w:pPr>
+      <w:r>
+        <w:rPr>
+          <w:b/>
+          <w:bCs/>
+        </w:rPr>
+        <w:br w:type="page"/>
       </w:r>
     </w:p>
     <w:p>
@@ -8382,6 +8573,380 @@
       </w:pPr>
       <w:r>
         <w:rPr>
+          <w:noProof/>
+        </w:rPr>
+        <w:lastRenderedPageBreak/>
+        <mc:AlternateContent>
+          <mc:Choice Requires="wps">
+            <w:drawing>
+              <wp:anchor distT="0" distB="0" distL="114300" distR="114300" simplePos="0" relativeHeight="251719680" behindDoc="1" locked="0" layoutInCell="1" allowOverlap="1" wp14:anchorId="10B4ECAA" wp14:editId="63B4BBA7">
+                <wp:simplePos x="0" y="0"/>
+                <wp:positionH relativeFrom="column">
+                  <wp:posOffset>3395980</wp:posOffset>
+                </wp:positionH>
+                <wp:positionV relativeFrom="paragraph">
+                  <wp:posOffset>7559040</wp:posOffset>
+                </wp:positionV>
+                <wp:extent cx="2355850" cy="635"/>
+                <wp:effectExtent l="0" t="0" r="0" b="0"/>
+                <wp:wrapTight wrapText="bothSides">
+                  <wp:wrapPolygon edited="0">
+                    <wp:start x="0" y="0"/>
+                    <wp:lineTo x="0" y="21600"/>
+                    <wp:lineTo x="21600" y="21600"/>
+                    <wp:lineTo x="21600" y="0"/>
+                  </wp:wrapPolygon>
+                </wp:wrapTight>
+                <wp:docPr id="1956363348" name="Szövegdoboz 1"/>
+                <wp:cNvGraphicFramePr/>
+                <a:graphic xmlns:a="http://schemas.openxmlformats.org/drawingml/2006/main">
+                  <a:graphicData uri="http://schemas.microsoft.com/office/word/2010/wordprocessingShape">
+                    <wps:wsp>
+                      <wps:cNvSpPr txBox="1"/>
+                      <wps:spPr>
+                        <a:xfrm>
+                          <a:off x="0" y="0"/>
+                          <a:ext cx="2355850" cy="635"/>
+                        </a:xfrm>
+                        <a:prstGeom prst="rect">
+                          <a:avLst/>
+                        </a:prstGeom>
+                        <a:solidFill>
+                          <a:prstClr val="white"/>
+                        </a:solidFill>
+                        <a:ln>
+                          <a:noFill/>
+                        </a:ln>
+                      </wps:spPr>
+                      <wps:txbx>
+                        <w:txbxContent>
+                          <w:p>
+                            <w:pPr>
+                              <w:pStyle w:val="Kpalrs"/>
+                              <w:rPr>
+                                <w:szCs w:val="22"/>
+                              </w:rPr>
+                            </w:pPr>
+                            <w:r>
+                              <w:t>16</w:t>
+                            </w:r>
+                            <w:r>
+                              <w:t xml:space="preserve">. ábra: A </w:t>
+                            </w:r>
+                            <w:proofErr w:type="spellStart"/>
+                            <w:r>
+                              <w:t>CustomerService</w:t>
+                            </w:r>
+                            <w:proofErr w:type="spellEnd"/>
+                            <w:r>
+                              <w:t xml:space="preserve"> mappa jogosultságai</w:t>
+                            </w:r>
+                          </w:p>
+                        </w:txbxContent>
+                      </wps:txbx>
+                      <wps:bodyPr rot="0" spcFirstLastPara="0" vertOverflow="overflow" horzOverflow="overflow" vert="horz" wrap="square" lIns="0" tIns="0" rIns="0" bIns="0" numCol="1" spcCol="0" rtlCol="0" fromWordArt="0" anchor="t" anchorCtr="0" forceAA="0" compatLnSpc="1">
+                        <a:prstTxWarp prst="textNoShape">
+                          <a:avLst/>
+                        </a:prstTxWarp>
+                        <a:spAutoFit/>
+                      </wps:bodyPr>
+                    </wps:wsp>
+                  </a:graphicData>
+                </a:graphic>
+              </wp:anchor>
+            </w:drawing>
+          </mc:Choice>
+          <mc:Fallback>
+            <w:pict>
+              <v:shape w14:anchorId="10B4ECAA" id="_x0000_s1041" type="#_x0000_t202" style="position:absolute;left:0;text-align:left;margin-left:267.4pt;margin-top:595.2pt;width:185.5pt;height:.05pt;z-index:-251596800;visibility:visible;mso-wrap-style:square;mso-wrap-distance-left:9pt;mso-wrap-distance-top:0;mso-wrap-distance-right:9pt;mso-wrap-distance-bottom:0;mso-position-horizontal:absolute;mso-position-horizontal-relative:text;mso-position-vertical:absolute;mso-position-vertical-relative:text;v-text-anchor:top" o:gfxdata="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" stroked="f">
+                <v:textbox style="mso-fit-shape-to-text:t" inset="0,0,0,0">
+                  <w:txbxContent>
+                    <w:p>
+                      <w:pPr>
+                        <w:pStyle w:val="Kpalrs"/>
+                        <w:rPr>
+                          <w:szCs w:val="22"/>
+                        </w:rPr>
+                      </w:pPr>
+                      <w:r>
+                        <w:t>16</w:t>
+                      </w:r>
+                      <w:r>
+                        <w:t xml:space="preserve">. ábra: A </w:t>
+                      </w:r>
+                      <w:proofErr w:type="spellStart"/>
+                      <w:r>
+                        <w:t>CustomerService</w:t>
+                      </w:r>
+                      <w:proofErr w:type="spellEnd"/>
+                      <w:r>
+                        <w:t xml:space="preserve"> mappa jogosultságai</w:t>
+                      </w:r>
+                    </w:p>
+                  </w:txbxContent>
+                </v:textbox>
+                <w10:wrap type="tight"/>
+              </v:shape>
+            </w:pict>
+          </mc:Fallback>
+        </mc:AlternateContent>
+      </w:r>
+      <w:r>
+        <w:drawing>
+          <wp:anchor distT="0" distB="0" distL="114300" distR="114300" simplePos="0" relativeHeight="251717632" behindDoc="1" locked="0" layoutInCell="1" allowOverlap="1" wp14:anchorId="275B569B" wp14:editId="195674F9">
+            <wp:simplePos x="0" y="0"/>
+            <wp:positionH relativeFrom="margin">
+              <wp:posOffset>3395980</wp:posOffset>
+            </wp:positionH>
+            <wp:positionV relativeFrom="paragraph">
+              <wp:posOffset>4587240</wp:posOffset>
+            </wp:positionV>
+            <wp:extent cx="2355850" cy="2914650"/>
+            <wp:effectExtent l="0" t="0" r="6350" b="0"/>
+            <wp:wrapTight wrapText="bothSides">
+              <wp:wrapPolygon edited="0">
+                <wp:start x="0" y="0"/>
+                <wp:lineTo x="0" y="21459"/>
+                <wp:lineTo x="21484" y="21459"/>
+                <wp:lineTo x="21484" y="0"/>
+                <wp:lineTo x="0" y="0"/>
+              </wp:wrapPolygon>
+            </wp:wrapTight>
+            <wp:docPr id="1016757039" name="Kép 1" descr="A képen szöveg, képernyőkép, képernyő, szoftver látható&#10;&#10;Előfordulhat, hogy az AI által létrehozott tartalom helytelen."/>
+            <wp:cNvGraphicFramePr>
+              <a:graphicFrameLocks xmlns:a="http://schemas.openxmlformats.org/drawingml/2006/main" noChangeAspect="1"/>
+            </wp:cNvGraphicFramePr>
+            <a:graphic xmlns:a="http://schemas.openxmlformats.org/drawingml/2006/main">
+              <a:graphicData uri="http://schemas.openxmlformats.org/drawingml/2006/picture">
+                <pic:pic xmlns:pic="http://schemas.openxmlformats.org/drawingml/2006/picture">
+                  <pic:nvPicPr>
+                    <pic:cNvPr id="1016757039" name="Kép 1" descr="A képen szöveg, képernyőkép, képernyő, szoftver látható&#10;&#10;Előfordulhat, hogy az AI által létrehozott tartalom helytelen."/>
+                    <pic:cNvPicPr/>
+                  </pic:nvPicPr>
+                  <pic:blipFill>
+                    <a:blip r:embed="rId27">
+                      <a:extLst>
+                        <a:ext uri="{28A0092B-C50C-407E-A947-70E740481C1C}">
+                          <a14:useLocalDpi xmlns:a14="http://schemas.microsoft.com/office/drawing/2010/main" val="0"/>
+                        </a:ext>
+                      </a:extLst>
+                    </a:blip>
+                    <a:stretch>
+                      <a:fillRect/>
+                    </a:stretch>
+                  </pic:blipFill>
+                  <pic:spPr>
+                    <a:xfrm>
+                      <a:off x="0" y="0"/>
+                      <a:ext cx="2355850" cy="2914650"/>
+                    </a:xfrm>
+                    <a:prstGeom prst="rect">
+                      <a:avLst/>
+                    </a:prstGeom>
+                  </pic:spPr>
+                </pic:pic>
+              </a:graphicData>
+            </a:graphic>
+            <wp14:sizeRelH relativeFrom="margin">
+              <wp14:pctWidth>0</wp14:pctWidth>
+            </wp14:sizeRelH>
+            <wp14:sizeRelV relativeFrom="margin">
+              <wp14:pctHeight>0</wp14:pctHeight>
+            </wp14:sizeRelV>
+          </wp:anchor>
+        </w:drawing>
+      </w:r>
+      <w:r>
+        <w:rPr>
+          <w:noProof/>
+        </w:rPr>
+        <mc:AlternateContent>
+          <mc:Choice Requires="wps">
+            <w:drawing>
+              <wp:anchor distT="0" distB="0" distL="114300" distR="114300" simplePos="0" relativeHeight="251716608" behindDoc="1" locked="0" layoutInCell="1" allowOverlap="1" wp14:anchorId="72105FB7" wp14:editId="28E1CE64">
+                <wp:simplePos x="0" y="0"/>
+                <wp:positionH relativeFrom="column">
+                  <wp:posOffset>0</wp:posOffset>
+                </wp:positionH>
+                <wp:positionV relativeFrom="paragraph">
+                  <wp:posOffset>3915410</wp:posOffset>
+                </wp:positionV>
+                <wp:extent cx="5760720" cy="635"/>
+                <wp:effectExtent l="0" t="0" r="0" b="0"/>
+                <wp:wrapTight wrapText="bothSides">
+                  <wp:wrapPolygon edited="0">
+                    <wp:start x="0" y="0"/>
+                    <wp:lineTo x="0" y="21600"/>
+                    <wp:lineTo x="21600" y="21600"/>
+                    <wp:lineTo x="21600" y="0"/>
+                  </wp:wrapPolygon>
+                </wp:wrapTight>
+                <wp:docPr id="689720546" name="Szövegdoboz 1"/>
+                <wp:cNvGraphicFramePr/>
+                <a:graphic xmlns:a="http://schemas.openxmlformats.org/drawingml/2006/main">
+                  <a:graphicData uri="http://schemas.microsoft.com/office/word/2010/wordprocessingShape">
+                    <wps:wsp>
+                      <wps:cNvSpPr txBox="1"/>
+                      <wps:spPr>
+                        <a:xfrm>
+                          <a:off x="0" y="0"/>
+                          <a:ext cx="5760720" cy="635"/>
+                        </a:xfrm>
+                        <a:prstGeom prst="rect">
+                          <a:avLst/>
+                        </a:prstGeom>
+                        <a:solidFill>
+                          <a:prstClr val="white"/>
+                        </a:solidFill>
+                        <a:ln>
+                          <a:noFill/>
+                        </a:ln>
+                      </wps:spPr>
+                      <wps:txbx>
+                        <w:txbxContent>
+                          <w:p>
+                            <w:pPr>
+                              <w:pStyle w:val="Kpalrs"/>
+                              <w:rPr>
+                                <w:noProof/>
+                                <w:szCs w:val="22"/>
+                              </w:rPr>
+                            </w:pPr>
+                            <w:r>
+                              <w:rPr>
+                                <w:noProof/>
+                              </w:rPr>
+                              <w:t>15</w:t>
+                            </w:r>
+                            <w:r>
+                              <w:t xml:space="preserve">. ábra: A </w:t>
+                            </w:r>
+                            <w:proofErr w:type="spellStart"/>
+                            <w:r>
+                              <w:t>Sales</w:t>
+                            </w:r>
+                            <w:proofErr w:type="spellEnd"/>
+                            <w:r>
+                              <w:t xml:space="preserve"> OU tartalma</w:t>
+                            </w:r>
+                          </w:p>
+                        </w:txbxContent>
+                      </wps:txbx>
+                      <wps:bodyPr rot="0" spcFirstLastPara="0" vertOverflow="overflow" horzOverflow="overflow" vert="horz" wrap="square" lIns="0" tIns="0" rIns="0" bIns="0" numCol="1" spcCol="0" rtlCol="0" fromWordArt="0" anchor="t" anchorCtr="0" forceAA="0" compatLnSpc="1">
+                        <a:prstTxWarp prst="textNoShape">
+                          <a:avLst/>
+                        </a:prstTxWarp>
+                        <a:spAutoFit/>
+                      </wps:bodyPr>
+                    </wps:wsp>
+                  </a:graphicData>
+                </a:graphic>
+              </wp:anchor>
+            </w:drawing>
+          </mc:Choice>
+          <mc:Fallback>
+            <w:pict>
+              <v:shape w14:anchorId="72105FB7" id="_x0000_s1042" type="#_x0000_t202" style="position:absolute;left:0;text-align:left;margin-left:0;margin-top:308.3pt;width:453.6pt;height:.05pt;z-index:-251599872;visibility:visible;mso-wrap-style:square;mso-wrap-distance-left:9pt;mso-wrap-distance-top:0;mso-wrap-distance-right:9pt;mso-wrap-distance-bottom:0;mso-position-horizontal:absolute;mso-position-horizontal-relative:text;mso-position-vertical:absolute;mso-position-vertical-relative:text;v-text-anchor:top" o:gfxdata="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" stroked="f">
+                <v:textbox style="mso-fit-shape-to-text:t" inset="0,0,0,0">
+                  <w:txbxContent>
+                    <w:p>
+                      <w:pPr>
+                        <w:pStyle w:val="Kpalrs"/>
+                        <w:rPr>
+                          <w:noProof/>
+                          <w:szCs w:val="22"/>
+                        </w:rPr>
+                      </w:pPr>
+                      <w:r>
+                        <w:rPr>
+                          <w:noProof/>
+                        </w:rPr>
+                        <w:t>15</w:t>
+                      </w:r>
+                      <w:r>
+                        <w:t xml:space="preserve">. ábra: A </w:t>
+                      </w:r>
+                      <w:proofErr w:type="spellStart"/>
+                      <w:r>
+                        <w:t>Sales</w:t>
+                      </w:r>
+                      <w:proofErr w:type="spellEnd"/>
+                      <w:r>
+                        <w:t xml:space="preserve"> OU tartalma</w:t>
+                      </w:r>
+                    </w:p>
+                  </w:txbxContent>
+                </v:textbox>
+                <w10:wrap type="tight"/>
+              </v:shape>
+            </w:pict>
+          </mc:Fallback>
+        </mc:AlternateContent>
+      </w:r>
+      <w:r>
+        <w:rPr>
+          <w:noProof/>
+        </w:rPr>
+        <w:drawing>
+          <wp:anchor distT="0" distB="0" distL="114300" distR="114300" simplePos="0" relativeHeight="251714560" behindDoc="1" locked="0" layoutInCell="1" allowOverlap="1" wp14:anchorId="54EC9C7B" wp14:editId="047A02F5">
+            <wp:simplePos x="0" y="0"/>
+            <wp:positionH relativeFrom="margin">
+              <wp:align>right</wp:align>
+            </wp:positionH>
+            <wp:positionV relativeFrom="paragraph">
+              <wp:posOffset>0</wp:posOffset>
+            </wp:positionV>
+            <wp:extent cx="5760720" cy="3858260"/>
+            <wp:effectExtent l="0" t="0" r="0" b="8890"/>
+            <wp:wrapTight wrapText="bothSides">
+              <wp:wrapPolygon edited="0">
+                <wp:start x="0" y="0"/>
+                <wp:lineTo x="0" y="21543"/>
+                <wp:lineTo x="21500" y="21543"/>
+                <wp:lineTo x="21500" y="0"/>
+                <wp:lineTo x="0" y="0"/>
+              </wp:wrapPolygon>
+            </wp:wrapTight>
+            <wp:docPr id="884149880" name="Kép 1" descr="A képen szöveg, képernyőkép, szoftver, Számítógépes ikon látható&#10;&#10;Előfordulhat, hogy az AI által létrehozott tartalom helytelen."/>
+            <wp:cNvGraphicFramePr>
+              <a:graphicFrameLocks xmlns:a="http://schemas.openxmlformats.org/drawingml/2006/main" noChangeAspect="1"/>
+            </wp:cNvGraphicFramePr>
+            <a:graphic xmlns:a="http://schemas.openxmlformats.org/drawingml/2006/main">
+              <a:graphicData uri="http://schemas.openxmlformats.org/drawingml/2006/picture">
+                <pic:pic xmlns:pic="http://schemas.openxmlformats.org/drawingml/2006/picture">
+                  <pic:nvPicPr>
+                    <pic:cNvPr id="884149880" name="Kép 1" descr="A képen szöveg, képernyőkép, szoftver, Számítógépes ikon látható&#10;&#10;Előfordulhat, hogy az AI által létrehozott tartalom helytelen."/>
+                    <pic:cNvPicPr/>
+                  </pic:nvPicPr>
+                  <pic:blipFill>
+                    <a:blip r:embed="rId28">
+                      <a:extLst>
+                        <a:ext uri="{28A0092B-C50C-407E-A947-70E740481C1C}">
+                          <a14:useLocalDpi xmlns:a14="http://schemas.microsoft.com/office/drawing/2010/main" val="0"/>
+                        </a:ext>
+                      </a:extLst>
+                    </a:blip>
+                    <a:stretch>
+                      <a:fillRect/>
+                    </a:stretch>
+                  </pic:blipFill>
+                  <pic:spPr>
+                    <a:xfrm>
+                      <a:off x="0" y="0"/>
+                      <a:ext cx="5760720" cy="3858260"/>
+                    </a:xfrm>
+                    <a:prstGeom prst="rect">
+                      <a:avLst/>
+                    </a:prstGeom>
+                  </pic:spPr>
+                </pic:pic>
+              </a:graphicData>
+            </a:graphic>
+          </wp:anchor>
+        </w:drawing>
+      </w:r>
+      <w:r>
+        <w:rPr>
           <w:b/>
           <w:bCs/>
         </w:rPr>
@@ -8413,6 +8978,12 @@
       <w:proofErr w:type="spellEnd"/>
       <w:r>
         <w:t>, biztosítva, hogy kizárólag az értékesítéshez szükséges adatok legyenek elérhetők. A vállalati közös megosztás itt is elérhető a belső kommunikáció és sablonok használata céljából.</w:t>
+      </w:r>
+      <w:r>
+        <w:rPr>
+          <w:noProof/>
+        </w:rPr>
+        <w:t xml:space="preserve"> </w:t>
       </w:r>
     </w:p>
     <w:p>
@@ -8442,13 +9013,272 @@
         <w:br/>
         <w:t xml:space="preserve">A szaküzleti munkaállomásokra célzott csoportházirendek kerülnek alkalmazásra, amelyek automatikusan felcsatolják a szükséges hálózati meghajtókat, valamint egységes biztonsági és felhasználói beállításokat </w:t>
       </w:r>
+      <w:r>
+        <w:rPr>
+          <w:noProof/>
+        </w:rPr>
+        <w:lastRenderedPageBreak/>
+        <mc:AlternateContent>
+          <mc:Choice Requires="wps">
+            <w:drawing>
+              <wp:anchor distT="0" distB="0" distL="114300" distR="114300" simplePos="0" relativeHeight="251722752" behindDoc="1" locked="0" layoutInCell="1" allowOverlap="1" wp14:anchorId="0F1CC266" wp14:editId="1368B197">
+                <wp:simplePos x="0" y="0"/>
+                <wp:positionH relativeFrom="column">
+                  <wp:posOffset>4217670</wp:posOffset>
+                </wp:positionH>
+                <wp:positionV relativeFrom="paragraph">
+                  <wp:posOffset>895350</wp:posOffset>
+                </wp:positionV>
+                <wp:extent cx="1543050" cy="635"/>
+                <wp:effectExtent l="0" t="0" r="0" b="0"/>
+                <wp:wrapTight wrapText="bothSides">
+                  <wp:wrapPolygon edited="0">
+                    <wp:start x="0" y="0"/>
+                    <wp:lineTo x="0" y="21600"/>
+                    <wp:lineTo x="21600" y="21600"/>
+                    <wp:lineTo x="21600" y="0"/>
+                  </wp:wrapPolygon>
+                </wp:wrapTight>
+                <wp:docPr id="104418844" name="Szövegdoboz 1"/>
+                <wp:cNvGraphicFramePr/>
+                <a:graphic xmlns:a="http://schemas.openxmlformats.org/drawingml/2006/main">
+                  <a:graphicData uri="http://schemas.microsoft.com/office/word/2010/wordprocessingShape">
+                    <wps:wsp>
+                      <wps:cNvSpPr txBox="1"/>
+                      <wps:spPr>
+                        <a:xfrm>
+                          <a:off x="0" y="0"/>
+                          <a:ext cx="1543050" cy="635"/>
+                        </a:xfrm>
+                        <a:prstGeom prst="rect">
+                          <a:avLst/>
+                        </a:prstGeom>
+                        <a:solidFill>
+                          <a:prstClr val="white"/>
+                        </a:solidFill>
+                        <a:ln>
+                          <a:noFill/>
+                        </a:ln>
+                      </wps:spPr>
+                      <wps:txbx>
+                        <w:txbxContent>
+                          <w:p>
+                            <w:pPr>
+                              <w:pStyle w:val="Kpalrs"/>
+                              <w:rPr>
+                                <w:b/>
+                                <w:bCs/>
+                                <w:szCs w:val="22"/>
+                              </w:rPr>
+                            </w:pPr>
+                            <w:r>
+                              <w:rPr>
+                                <w:b/>
+                                <w:bCs/>
+                              </w:rPr>
+                              <w:t>17</w:t>
+                            </w:r>
+                            <w:r>
+                              <w:t xml:space="preserve">. ábra: </w:t>
+                            </w:r>
+                            <w:proofErr w:type="spellStart"/>
+                            <w:r>
+                              <w:t>RetailShop</w:t>
+                            </w:r>
+                            <w:proofErr w:type="spellEnd"/>
+                            <w:r>
+                              <w:t xml:space="preserve"> OU házirendjei</w:t>
+                            </w:r>
+                          </w:p>
+                        </w:txbxContent>
+                      </wps:txbx>
+                      <wps:bodyPr rot="0" spcFirstLastPara="0" vertOverflow="overflow" horzOverflow="overflow" vert="horz" wrap="square" lIns="0" tIns="0" rIns="0" bIns="0" numCol="1" spcCol="0" rtlCol="0" fromWordArt="0" anchor="t" anchorCtr="0" forceAA="0" compatLnSpc="1">
+                        <a:prstTxWarp prst="textNoShape">
+                          <a:avLst/>
+                        </a:prstTxWarp>
+                        <a:spAutoFit/>
+                      </wps:bodyPr>
+                    </wps:wsp>
+                  </a:graphicData>
+                </a:graphic>
+              </wp:anchor>
+            </w:drawing>
+          </mc:Choice>
+          <mc:Fallback>
+            <w:pict>
+              <v:shape w14:anchorId="0F1CC266" id="_x0000_s1043" type="#_x0000_t202" style="position:absolute;left:0;text-align:left;margin-left:332.1pt;margin-top:70.5pt;width:121.5pt;height:.05pt;z-index:-251593728;visibility:visible;mso-wrap-style:square;mso-wrap-distance-left:9pt;mso-wrap-distance-top:0;mso-wrap-distance-right:9pt;mso-wrap-distance-bottom:0;mso-position-horizontal:absolute;mso-position-horizontal-relative:text;mso-position-vertical:absolute;mso-position-vertical-relative:text;v-text-anchor:top" o:gfxdata="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" stroked="f">
+                <v:textbox style="mso-fit-shape-to-text:t" inset="0,0,0,0">
+                  <w:txbxContent>
+                    <w:p>
+                      <w:pPr>
+                        <w:pStyle w:val="Kpalrs"/>
+                        <w:rPr>
+                          <w:b/>
+                          <w:bCs/>
+                          <w:szCs w:val="22"/>
+                        </w:rPr>
+                      </w:pPr>
+                      <w:r>
+                        <w:rPr>
+                          <w:b/>
+                          <w:bCs/>
+                        </w:rPr>
+                        <w:t>17</w:t>
+                      </w:r>
+                      <w:r>
+                        <w:t xml:space="preserve">. ábra: </w:t>
+                      </w:r>
+                      <w:proofErr w:type="spellStart"/>
+                      <w:r>
+                        <w:t>RetailShop</w:t>
+                      </w:r>
+                      <w:proofErr w:type="spellEnd"/>
+                      <w:r>
+                        <w:t xml:space="preserve"> OU házirendjei</w:t>
+                      </w:r>
+                    </w:p>
+                  </w:txbxContent>
+                </v:textbox>
+                <w10:wrap type="tight"/>
+              </v:shape>
+            </w:pict>
+          </mc:Fallback>
+        </mc:AlternateContent>
+      </w:r>
+      <w:r>
+        <w:drawing>
+          <wp:anchor distT="0" distB="0" distL="114300" distR="114300" simplePos="0" relativeHeight="251720704" behindDoc="1" locked="0" layoutInCell="1" allowOverlap="1" wp14:anchorId="2F3CB48F" wp14:editId="6BD926CD">
+            <wp:simplePos x="0" y="0"/>
+            <wp:positionH relativeFrom="margin">
+              <wp:align>right</wp:align>
+            </wp:positionH>
+            <wp:positionV relativeFrom="paragraph">
+              <wp:posOffset>0</wp:posOffset>
+            </wp:positionV>
+            <wp:extent cx="1543050" cy="838200"/>
+            <wp:effectExtent l="0" t="0" r="0" b="0"/>
+            <wp:wrapTight wrapText="bothSides">
+              <wp:wrapPolygon edited="0">
+                <wp:start x="0" y="0"/>
+                <wp:lineTo x="0" y="21109"/>
+                <wp:lineTo x="21333" y="21109"/>
+                <wp:lineTo x="21333" y="0"/>
+                <wp:lineTo x="0" y="0"/>
+              </wp:wrapPolygon>
+            </wp:wrapTight>
+            <wp:docPr id="118904369" name="Kép 1" descr="A képen szöveg, Betűtípus, képernyőkép, tervezés látható&#10;&#10;Előfordulhat, hogy az AI által létrehozott tartalom helytelen."/>
+            <wp:cNvGraphicFramePr>
+              <a:graphicFrameLocks xmlns:a="http://schemas.openxmlformats.org/drawingml/2006/main" noChangeAspect="1"/>
+            </wp:cNvGraphicFramePr>
+            <a:graphic xmlns:a="http://schemas.openxmlformats.org/drawingml/2006/main">
+              <a:graphicData uri="http://schemas.openxmlformats.org/drawingml/2006/picture">
+                <pic:pic xmlns:pic="http://schemas.openxmlformats.org/drawingml/2006/picture">
+                  <pic:nvPicPr>
+                    <pic:cNvPr id="118904369" name="Kép 1" descr="A képen szöveg, Betűtípus, képernyőkép, tervezés látható&#10;&#10;Előfordulhat, hogy az AI által létrehozott tartalom helytelen."/>
+                    <pic:cNvPicPr/>
+                  </pic:nvPicPr>
+                  <pic:blipFill>
+                    <a:blip r:embed="rId29">
+                      <a:extLst>
+                        <a:ext uri="{28A0092B-C50C-407E-A947-70E740481C1C}">
+                          <a14:useLocalDpi xmlns:a14="http://schemas.microsoft.com/office/drawing/2010/main" val="0"/>
+                        </a:ext>
+                      </a:extLst>
+                    </a:blip>
+                    <a:stretch>
+                      <a:fillRect/>
+                    </a:stretch>
+                  </pic:blipFill>
+                  <pic:spPr>
+                    <a:xfrm>
+                      <a:off x="0" y="0"/>
+                      <a:ext cx="1543050" cy="838200"/>
+                    </a:xfrm>
+                    <a:prstGeom prst="rect">
+                      <a:avLst/>
+                    </a:prstGeom>
+                  </pic:spPr>
+                </pic:pic>
+              </a:graphicData>
+            </a:graphic>
+          </wp:anchor>
+        </w:drawing>
+      </w:r>
       <w:proofErr w:type="spellStart"/>
       <w:r>
         <w:t>érvényesítenek</w:t>
       </w:r>
       <w:proofErr w:type="spellEnd"/>
       <w:r>
-        <w:t>. A környezetben korlátozott felhasználói jogosultságok kerülnek bevezetésre, minimalizálva a rendszer módosításának lehetőségét és növelve az üzletmenet stabilitását.</w:t>
+        <w:t xml:space="preserve">. A környezetben korlátozott felhasználói jogosultságok kerülnek bevezetésre, minimalizálva a rendszer módosításának </w:t>
+      </w:r>
+      <w:r>
+        <w:drawing>
+          <wp:anchor distT="0" distB="0" distL="114300" distR="114300" simplePos="0" relativeHeight="251723776" behindDoc="1" locked="0" layoutInCell="1" allowOverlap="1" wp14:anchorId="780034FE" wp14:editId="1720105E">
+            <wp:simplePos x="0" y="0"/>
+            <wp:positionH relativeFrom="margin">
+              <wp:align>right</wp:align>
+            </wp:positionH>
+            <wp:positionV relativeFrom="paragraph">
+              <wp:posOffset>1257300</wp:posOffset>
+            </wp:positionV>
+            <wp:extent cx="5760720" cy="4146550"/>
+            <wp:effectExtent l="0" t="0" r="0" b="6350"/>
+            <wp:wrapTight wrapText="bothSides">
+              <wp:wrapPolygon edited="0">
+                <wp:start x="0" y="0"/>
+                <wp:lineTo x="0" y="21534"/>
+                <wp:lineTo x="21500" y="21534"/>
+                <wp:lineTo x="21500" y="0"/>
+                <wp:lineTo x="0" y="0"/>
+              </wp:wrapPolygon>
+            </wp:wrapTight>
+            <wp:docPr id="1949386482" name="Kép 1" descr="A képen szöveg, képernyőkép, szoftver, Számítógépes ikon látható&#10;&#10;Előfordulhat, hogy az AI által létrehozott tartalom helytelen."/>
+            <wp:cNvGraphicFramePr>
+              <a:graphicFrameLocks xmlns:a="http://schemas.openxmlformats.org/drawingml/2006/main" noChangeAspect="1"/>
+            </wp:cNvGraphicFramePr>
+            <a:graphic xmlns:a="http://schemas.openxmlformats.org/drawingml/2006/main">
+              <a:graphicData uri="http://schemas.openxmlformats.org/drawingml/2006/picture">
+                <pic:pic xmlns:pic="http://schemas.openxmlformats.org/drawingml/2006/picture">
+                  <pic:nvPicPr>
+                    <pic:cNvPr id="1949386482" name="Kép 1" descr="A képen szöveg, képernyőkép, szoftver, Számítógépes ikon látható&#10;&#10;Előfordulhat, hogy az AI által létrehozott tartalom helytelen."/>
+                    <pic:cNvPicPr/>
+                  </pic:nvPicPr>
+                  <pic:blipFill>
+                    <a:blip r:embed="rId30">
+                      <a:extLst>
+                        <a:ext uri="{28A0092B-C50C-407E-A947-70E740481C1C}">
+                          <a14:useLocalDpi xmlns:a14="http://schemas.microsoft.com/office/drawing/2010/main" val="0"/>
+                        </a:ext>
+                      </a:extLst>
+                    </a:blip>
+                    <a:stretch>
+                      <a:fillRect/>
+                    </a:stretch>
+                  </pic:blipFill>
+                  <pic:spPr>
+                    <a:xfrm>
+                      <a:off x="0" y="0"/>
+                      <a:ext cx="5760720" cy="4146550"/>
+                    </a:xfrm>
+                    <a:prstGeom prst="rect">
+                      <a:avLst/>
+                    </a:prstGeom>
+                  </pic:spPr>
+                </pic:pic>
+              </a:graphicData>
+            </a:graphic>
+          </wp:anchor>
+        </w:drawing>
+      </w:r>
+      <w:r>
+        <w:t>lehetőségét és növelve az üzletmenet stabilitását.</w:t>
+      </w:r>
+      <w:r>
+        <w:rPr>
+          <w:noProof/>
+        </w:rPr>
+        <w:t xml:space="preserve"> </w:t>
       </w:r>
     </w:p>
     <w:p/>
@@ -8460,7 +9290,7 @@
       <w:r>
         <w:tab/>
       </w:r>
-      <w:bookmarkStart w:id="42" w:name="_Toc222826536"/>
+      <w:bookmarkStart w:id="41" w:name="_Toc222826536"/>
       <w:r>
         <w:t xml:space="preserve">6.4 </w:t>
       </w:r>
@@ -8474,6 +9304,17 @@
       </w:r>
       <w:r>
         <w:t>adatközpont</w:t>
+      </w:r>
+      <w:bookmarkEnd w:id="41"/>
+    </w:p>
+    <w:p>
+      <w:pPr>
+        <w:pStyle w:val="Cmsor1"/>
+        <w:jc w:val="both"/>
+      </w:pPr>
+      <w:bookmarkStart w:id="42" w:name="_Toc222826537"/>
+      <w:r>
+        <w:t>7. Hálózatprogramozás</w:t>
       </w:r>
       <w:bookmarkEnd w:id="42"/>
     </w:p>
@@ -8482,9 +9323,9 @@
         <w:pStyle w:val="Cmsor1"/>
         <w:jc w:val="both"/>
       </w:pPr>
-      <w:bookmarkStart w:id="43" w:name="_Toc222826537"/>
-      <w:r>
-        <w:t>7. Hálózatprogramozás</w:t>
+      <w:bookmarkStart w:id="43" w:name="_Toc222826538"/>
+      <w:r>
+        <w:t>8. Feladatmegosztás</w:t>
       </w:r>
       <w:bookmarkEnd w:id="43"/>
     </w:p>
@@ -8493,9 +9334,9 @@
         <w:pStyle w:val="Cmsor1"/>
         <w:jc w:val="both"/>
       </w:pPr>
-      <w:bookmarkStart w:id="44" w:name="_Toc222826538"/>
-      <w:r>
-        <w:t>8. Feladatmegosztás</w:t>
+      <w:bookmarkStart w:id="44" w:name="_Toc222826539"/>
+      <w:r>
+        <w:t>9. Források</w:t>
       </w:r>
       <w:bookmarkEnd w:id="44"/>
     </w:p>
@@ -8504,27 +9345,16 @@
         <w:pStyle w:val="Cmsor1"/>
         <w:jc w:val="both"/>
       </w:pPr>
-      <w:bookmarkStart w:id="45" w:name="_Toc222826539"/>
-      <w:r>
-        <w:t>9. Források</w:t>
+      <w:bookmarkStart w:id="45" w:name="_Toc222826540"/>
+      <w:r>
+        <w:t>10. Ábrajegyzék</w:t>
       </w:r>
       <w:bookmarkEnd w:id="45"/>
     </w:p>
-    <w:p>
-      <w:pPr>
-        <w:pStyle w:val="Cmsor1"/>
-        <w:jc w:val="both"/>
-      </w:pPr>
-      <w:bookmarkStart w:id="46" w:name="_Toc222826540"/>
-      <w:r>
-        <w:t>10. Ábrajegyzék</w:t>
-      </w:r>
-      <w:bookmarkEnd w:id="46"/>
-    </w:p>
     <w:sectPr>
-      <w:headerReference w:type="default" r:id="rId26"/>
-      <w:footerReference w:type="default" r:id="rId27"/>
-      <w:headerReference w:type="first" r:id="rId28"/>
+      <w:headerReference w:type="default" r:id="rId31"/>
+      <w:footerReference w:type="default" r:id="rId32"/>
+      <w:headerReference w:type="first" r:id="rId33"/>
       <w:pgSz w:w="11906" w:h="16838"/>
       <w:pgMar w:top="1417" w:right="1417" w:bottom="1417" w:left="1417" w:header="708" w:footer="708" w:gutter="0"/>
       <w:pgNumType w:start="0"/>
@@ -8795,7 +9625,7 @@
               <v:stroke joinstyle="miter"/>
               <v:path gradientshapeok="t" o:connecttype="rect"/>
             </v:shapetype>
-            <v:shape id="_x0000_s1040" type="#_x0000_t202" style="position:absolute;margin-left:272.15pt;margin-top:-8.4pt;width:207pt;height:110.6pt;z-index:251662336;visibility:visible;mso-wrap-style:square;mso-width-percent:0;mso-height-percent:200;mso-wrap-distance-left:9pt;mso-wrap-distance-top:3.6pt;mso-wrap-distance-right:9pt;mso-wrap-distance-bottom:3.6pt;mso-position-horizontal:absolute;mso-position-horizontal-relative:text;mso-position-vertical:absolute;mso-position-vertical-relative:text;mso-width-percent:0;mso-height-percent:200;mso-width-relative:margin;mso-height-relative:margin;v-text-anchor:top" o:gfxdata="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" stroked="f">
+            <v:shape id="_x0000_s1044" type="#_x0000_t202" style="position:absolute;margin-left:272.15pt;margin-top:-8.4pt;width:207pt;height:110.6pt;z-index:251662336;visibility:visible;mso-wrap-style:square;mso-width-percent:0;mso-height-percent:200;mso-wrap-distance-left:9pt;mso-wrap-distance-top:3.6pt;mso-wrap-distance-right:9pt;mso-wrap-distance-bottom:3.6pt;mso-position-horizontal:absolute;mso-position-horizontal-relative:text;mso-position-vertical:absolute;mso-position-vertical-relative:text;mso-width-percent:0;mso-height-percent:200;mso-width-relative:margin;mso-height-relative:margin;v-text-anchor:top" o:gfxdata="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" stroked="f">
               <v:textbox style="mso-fit-shape-to-text:t">
                 <w:txbxContent>
                   <w:p>
@@ -10040,6 +10870,7 @@
   <w:style w:type="character" w:default="1" w:styleId="Bekezdsalapbettpusa">
     <w:name w:val="Default Paragraph Font"/>
     <w:uiPriority w:val="1"/>
+    <w:semiHidden/>
     <w:unhideWhenUsed/>
   </w:style>
   <w:style w:type="table" w:default="1" w:styleId="Normltblzat">

--- a/dokumentacio/DOKUMENTÁCIÓ.docx
+++ b/dokumentacio/DOKUMENTÁCIÓ.docx
@@ -4958,23 +4958,7 @@
         </mc:AlternateContent>
       </w:r>
       <w:r>
-        <w:t xml:space="preserve">A szerveroldali infrastruktúra </w:t>
-      </w:r>
-      <w:proofErr w:type="spellStart"/>
-      <w:r>
-        <w:t>virtualizált</w:t>
-      </w:r>
-      <w:proofErr w:type="spellEnd"/>
-      <w:r>
-        <w:t xml:space="preserve"> környezetre épül, amely lehetővé teszi több logikai szerver futtatását egy fizikai hardveren, ezzel optimalizálva az erőforrás-</w:t>
-      </w:r>
-      <w:proofErr w:type="spellStart"/>
-      <w:r>
-        <w:t>kihasználtságot</w:t>
-      </w:r>
-      <w:proofErr w:type="spellEnd"/>
-      <w:r>
-        <w:t xml:space="preserve"> és növelve a rendelkezésre állást. A rendszer tartalmaz címtárszolgáltatást, fájlszervert, web- és adatbázisszervert, valamint mentési és naplózási megoldásokat. A kialakítás során kiemelt szempont az adatbiztonság, a jogosultságkezelés, a redundancia és az üzletmenet-folytonosság biztosítása, beleértve a rendszeres biztonsági mentéseket és a hibatűrő konfigurációkat.</w:t>
+        <w:t>A szerveroldali infrastruktúra virtualizált környezetre épül, amely lehetővé teszi több logikai szerver futtatását egy fizikai hardveren, ezzel optimalizálva az erőforrás-kihasználtságot és növelve a rendelkezésre állást. A rendszer tartalmaz címtárszolgáltatást, fájlszervert, web- és adatbázisszervert, valamint mentési és naplózási megoldásokat. A kialakítás során kiemelt szempont az adatbiztonság, a jogosultságkezelés, a redundancia és az üzletmenet-folytonosság biztosítása, beleértve a rendszeres biztonsági mentéseket és a hibatűrő konfigurációkat.</w:t>
       </w:r>
     </w:p>
     <w:p>
@@ -5145,14 +5129,9 @@
       </w:pPr>
       <w:bookmarkStart w:id="14" w:name="_Toc222826508"/>
       <w:r>
-        <w:t xml:space="preserve">3.2.5 </w:t>
-      </w:r>
-      <w:proofErr w:type="spellStart"/>
-      <w:r>
-        <w:t>IoT</w:t>
+        <w:t>3.2.5 IoT</w:t>
       </w:r>
       <w:bookmarkEnd w:id="14"/>
-      <w:proofErr w:type="spellEnd"/>
     </w:p>
     <w:p>
       <w:pPr>
@@ -5231,14 +5210,9 @@
       </w:r>
       <w:bookmarkStart w:id="19" w:name="_Toc222826513"/>
       <w:r>
-        <w:t xml:space="preserve">3.3.4 </w:t>
-      </w:r>
-      <w:proofErr w:type="spellStart"/>
-      <w:r>
-        <w:t>IoT</w:t>
+        <w:t>3.3.4 IoT</w:t>
       </w:r>
       <w:bookmarkEnd w:id="19"/>
-      <w:proofErr w:type="spellEnd"/>
     </w:p>
     <w:p>
       <w:pPr>
@@ -5252,11 +5226,9 @@
       <w:r>
         <w:t xml:space="preserve">3.4 </w:t>
       </w:r>
-      <w:proofErr w:type="spellStart"/>
       <w:r>
         <w:t>OceanData</w:t>
       </w:r>
-      <w:proofErr w:type="spellEnd"/>
       <w:r>
         <w:t xml:space="preserve"> adatközpont</w:t>
       </w:r>
@@ -5362,14 +5334,9 @@
       </w:r>
       <w:bookmarkStart w:id="27" w:name="_Toc222826521"/>
       <w:r>
-        <w:t xml:space="preserve">4.3 DHCP </w:t>
-      </w:r>
-      <w:proofErr w:type="spellStart"/>
-      <w:r>
-        <w:t>snooping</w:t>
+        <w:t>4.3 DHCP snooping</w:t>
       </w:r>
       <w:bookmarkEnd w:id="27"/>
-      <w:proofErr w:type="spellEnd"/>
     </w:p>
     <w:p>
       <w:pPr>
@@ -5381,22 +5348,9 @@
       </w:r>
       <w:bookmarkStart w:id="28" w:name="_Toc222826522"/>
       <w:r>
-        <w:t xml:space="preserve">4.4 GRE </w:t>
-      </w:r>
-      <w:proofErr w:type="spellStart"/>
-      <w:r>
-        <w:t>Tunnel</w:t>
-      </w:r>
-      <w:proofErr w:type="spellEnd"/>
-      <w:r>
-        <w:t xml:space="preserve"> over </w:t>
-      </w:r>
-      <w:proofErr w:type="spellStart"/>
-      <w:r>
-        <w:t>IPsec</w:t>
+        <w:t>4.4 GRE Tunnel over IPsec</w:t>
       </w:r>
       <w:bookmarkEnd w:id="28"/>
-      <w:proofErr w:type="spellEnd"/>
     </w:p>
     <w:p>
       <w:pPr>
@@ -5450,14 +5404,9 @@
       </w:r>
       <w:bookmarkStart w:id="32" w:name="_Toc222826526"/>
       <w:r>
-        <w:t xml:space="preserve">4.8 </w:t>
-      </w:r>
-      <w:proofErr w:type="spellStart"/>
-      <w:r>
-        <w:t>Spanning-Tree</w:t>
+        <w:t>4.8 Spanning-Tree</w:t>
       </w:r>
       <w:bookmarkEnd w:id="32"/>
-      <w:proofErr w:type="spellEnd"/>
     </w:p>
     <w:p>
       <w:pPr>
@@ -5482,22 +5431,9 @@
       </w:r>
       <w:bookmarkStart w:id="34" w:name="_Toc222826528"/>
       <w:r>
-        <w:t xml:space="preserve">4.10 </w:t>
-      </w:r>
-      <w:proofErr w:type="spellStart"/>
-      <w:r>
-        <w:t>Switchport</w:t>
-      </w:r>
-      <w:proofErr w:type="spellEnd"/>
-      <w:r>
-        <w:t xml:space="preserve"> </w:t>
-      </w:r>
-      <w:proofErr w:type="spellStart"/>
-      <w:r>
-        <w:t>security</w:t>
+        <w:t>4.10 Switchport security</w:t>
       </w:r>
       <w:bookmarkEnd w:id="34"/>
-      <w:proofErr w:type="spellEnd"/>
     </w:p>
     <w:p/>
     <w:p>
@@ -5519,23 +5455,7 @@
         <w:tab/>
       </w:r>
       <w:r>
-        <w:t>Windows Server 2025 Enterprise (</w:t>
-      </w:r>
-      <w:proofErr w:type="spellStart"/>
-      <w:r>
-        <w:t>Desktop</w:t>
-      </w:r>
-      <w:proofErr w:type="spellEnd"/>
-      <w:r>
-        <w:t xml:space="preserve"> </w:t>
-      </w:r>
-      <w:proofErr w:type="spellStart"/>
-      <w:r>
-        <w:t>Experience</w:t>
-      </w:r>
-      <w:proofErr w:type="spellEnd"/>
-      <w:r>
-        <w:t>):</w:t>
+        <w:t>Windows Server 2025 Enterprise (Desktop Experience):</w:t>
       </w:r>
     </w:p>
     <w:p>
@@ -5582,21 +5502,8 @@
         <w:spacing w:line="360" w:lineRule="auto"/>
         <w:ind w:left="708"/>
       </w:pPr>
-      <w:proofErr w:type="spellStart"/>
-      <w:r>
-        <w:t>Raspbian</w:t>
-      </w:r>
-      <w:proofErr w:type="spellEnd"/>
-      <w:r>
-        <w:t xml:space="preserve"> </w:t>
-      </w:r>
-      <w:proofErr w:type="spellStart"/>
-      <w:r>
-        <w:t>Bullseye</w:t>
-      </w:r>
-      <w:proofErr w:type="spellEnd"/>
-      <w:r>
-        <w:t>:</w:t>
+      <w:r>
+        <w:t>Raspbian Bullseye:</w:t>
       </w:r>
     </w:p>
     <w:p>
@@ -5608,14 +5515,12 @@
         </w:numPr>
         <w:spacing w:line="360" w:lineRule="auto"/>
       </w:pPr>
-      <w:proofErr w:type="spellStart"/>
       <w:r>
         <w:t>Linux</w:t>
       </w:r>
       <w:r>
         <w:t>SRV</w:t>
       </w:r>
-      <w:proofErr w:type="spellEnd"/>
     </w:p>
     <w:p>
       <w:pPr>
@@ -5661,39 +5566,7 @@
           <w:b/>
           <w:bCs/>
         </w:rPr>
-        <w:t>Címtárszolgáltatás (</w:t>
-      </w:r>
-      <w:proofErr w:type="spellStart"/>
-      <w:r>
-        <w:rPr>
-          <w:b/>
-          <w:bCs/>
-        </w:rPr>
-        <w:t>Active</w:t>
-      </w:r>
-      <w:proofErr w:type="spellEnd"/>
-      <w:r>
-        <w:rPr>
-          <w:b/>
-          <w:bCs/>
-        </w:rPr>
-        <w:t xml:space="preserve"> </w:t>
-      </w:r>
-      <w:proofErr w:type="spellStart"/>
-      <w:r>
-        <w:rPr>
-          <w:b/>
-          <w:bCs/>
-        </w:rPr>
-        <w:t>Directory</w:t>
-      </w:r>
-      <w:proofErr w:type="spellEnd"/>
-      <w:r>
-        <w:rPr>
-          <w:b/>
-          <w:bCs/>
-        </w:rPr>
-        <w:t>):</w:t>
+        <w:t>Címtárszolgáltatás (Active Directory):</w:t>
       </w:r>
     </w:p>
     <w:p>
@@ -5765,15 +5638,7 @@
                               </w:r>
                             </w:fldSimple>
                             <w:r>
-                              <w:t xml:space="preserve">. ábra: A </w:t>
-                            </w:r>
-                            <w:proofErr w:type="spellStart"/>
-                            <w:r>
-                              <w:t>HeadOffice</w:t>
-                            </w:r>
-                            <w:proofErr w:type="spellEnd"/>
-                            <w:r>
-                              <w:t xml:space="preserve"> OU</w:t>
+                              <w:t>. ábra: A HeadOffice OU</w:t>
                             </w:r>
                           </w:p>
                         </w:txbxContent>
@@ -5811,15 +5676,7 @@
                         </w:r>
                       </w:fldSimple>
                       <w:r>
-                        <w:t xml:space="preserve">. ábra: A </w:t>
-                      </w:r>
-                      <w:proofErr w:type="spellStart"/>
-                      <w:r>
-                        <w:t>HeadOffice</w:t>
-                      </w:r>
-                      <w:proofErr w:type="spellEnd"/>
-                      <w:r>
-                        <w:t xml:space="preserve"> OU</w:t>
+                        <w:t>. ábra: A HeadOffice OU</w:t>
                       </w:r>
                     </w:p>
                   </w:txbxContent>
@@ -5903,31 +5760,7 @@
       </w:r>
       <w:r>
         <w:lastRenderedPageBreak/>
-        <w:t xml:space="preserve">struktúrának megfelelően létrehozásra került egy </w:t>
-      </w:r>
-      <w:proofErr w:type="spellStart"/>
-      <w:r>
-        <w:t>HeadOffice</w:t>
-      </w:r>
-      <w:proofErr w:type="spellEnd"/>
-      <w:r>
-        <w:t xml:space="preserve"> nevű szervezeti egység (OU), amelyen belül további alárendelt OU-k találhatók: </w:t>
-      </w:r>
-      <w:proofErr w:type="spellStart"/>
-      <w:r>
-        <w:t>Engineering</w:t>
-      </w:r>
-      <w:proofErr w:type="spellEnd"/>
-      <w:r>
-        <w:t xml:space="preserve">, </w:t>
-      </w:r>
-      <w:proofErr w:type="spellStart"/>
-      <w:r>
-        <w:t>Finance</w:t>
-      </w:r>
-      <w:proofErr w:type="spellEnd"/>
-      <w:r>
-        <w:t>, HR,</w:t>
+        <w:t>struktúrának megfelelően létrehozásra került egy HeadOffice nevű szervezeti egység (OU), amelyen belül további alárendelt OU-k találhatók: Engineering, Finance, HR,</w:t>
       </w:r>
       <w:r>
         <w:t xml:space="preserve"> IT,</w:t>
@@ -6157,15 +5990,7 @@
         </w:drawing>
       </w:r>
       <w:r>
-        <w:t xml:space="preserve">alkalmazását és az adminisztráció </w:t>
-      </w:r>
-      <w:proofErr w:type="spellStart"/>
-      <w:r>
-        <w:t>delegálhatóságát</w:t>
-      </w:r>
-      <w:proofErr w:type="spellEnd"/>
-      <w:r>
-        <w:t>.</w:t>
+        <w:t>alkalmazását és az adminisztráció delegálhatóságát.</w:t>
       </w:r>
       <w:r>
         <w:rPr>
@@ -6484,23 +6309,7 @@
                               <w:fldChar w:fldCharType="end"/>
                             </w:r>
                             <w:r>
-                              <w:t xml:space="preserve">. ábra: A </w:t>
-                            </w:r>
-                            <w:proofErr w:type="spellStart"/>
-                            <w:r>
-                              <w:t>Reports</w:t>
-                            </w:r>
-                            <w:proofErr w:type="spellEnd"/>
-                            <w:r>
-                              <w:t xml:space="preserve"> mappához a </w:t>
-                            </w:r>
-                            <w:proofErr w:type="spellStart"/>
-                            <w:r>
-                              <w:t>finance</w:t>
-                            </w:r>
-                            <w:proofErr w:type="spellEnd"/>
-                            <w:r>
-                              <w:t xml:space="preserve"> jogosultsága</w:t>
+                              <w:t>. ábra: A Reports mappához a finance jogosultsága</w:t>
                             </w:r>
                           </w:p>
                         </w:txbxContent>
@@ -6561,23 +6370,7 @@
                         <w:fldChar w:fldCharType="end"/>
                       </w:r>
                       <w:r>
-                        <w:t xml:space="preserve">. ábra: A </w:t>
-                      </w:r>
-                      <w:proofErr w:type="spellStart"/>
-                      <w:r>
-                        <w:t>Reports</w:t>
-                      </w:r>
-                      <w:proofErr w:type="spellEnd"/>
-                      <w:r>
-                        <w:t xml:space="preserve"> mappához a </w:t>
-                      </w:r>
-                      <w:proofErr w:type="spellStart"/>
-                      <w:r>
-                        <w:t>finance</w:t>
-                      </w:r>
-                      <w:proofErr w:type="spellEnd"/>
-                      <w:r>
-                        <w:t xml:space="preserve"> jogosultsága</w:t>
+                        <w:t>. ábra: A Reports mappához a finance jogosultsága</w:t>
                       </w:r>
                     </w:p>
                   </w:txbxContent>
@@ -6743,15 +6536,7 @@
                               <w:fldChar w:fldCharType="end"/>
                             </w:r>
                             <w:r>
-                              <w:t xml:space="preserve">. ábra: A </w:t>
-                            </w:r>
-                            <w:proofErr w:type="spellStart"/>
-                            <w:r>
-                              <w:t>Reports</w:t>
-                            </w:r>
-                            <w:proofErr w:type="spellEnd"/>
-                            <w:r>
-                              <w:t xml:space="preserve"> mappához a management jogosultsága</w:t>
+                              <w:t>. ábra: A Reports mappához a management jogosultsága</w:t>
                             </w:r>
                           </w:p>
                         </w:txbxContent>
@@ -6812,15 +6597,7 @@
                         <w:fldChar w:fldCharType="end"/>
                       </w:r>
                       <w:r>
-                        <w:t xml:space="preserve">. ábra: A </w:t>
-                      </w:r>
-                      <w:proofErr w:type="spellStart"/>
-                      <w:r>
-                        <w:t>Reports</w:t>
-                      </w:r>
-                      <w:proofErr w:type="spellEnd"/>
-                      <w:r>
-                        <w:t xml:space="preserve"> mappához a management jogosultsága</w:t>
+                        <w:t>. ábra: A Reports mappához a management jogosultsága</w:t>
                       </w:r>
                     </w:p>
                   </w:txbxContent>
@@ -6987,23 +6764,7 @@
                               </w:r>
                             </w:fldSimple>
                             <w:r>
-                              <w:t xml:space="preserve">. ábra: A </w:t>
-                            </w:r>
-                            <w:proofErr w:type="spellStart"/>
-                            <w:r>
-                              <w:t>domain</w:t>
-                            </w:r>
-                            <w:proofErr w:type="spellEnd"/>
-                            <w:r>
-                              <w:t xml:space="preserve"> szintű és a </w:t>
-                            </w:r>
-                            <w:proofErr w:type="spellStart"/>
-                            <w:r>
-                              <w:t>HeadOffice</w:t>
-                            </w:r>
-                            <w:proofErr w:type="spellEnd"/>
-                            <w:r>
-                              <w:t xml:space="preserve"> házirendjei</w:t>
+                              <w:t>. ábra: A domain szintű és a HeadOffice házirendjei</w:t>
                             </w:r>
                           </w:p>
                         </w:txbxContent>
@@ -7041,23 +6802,7 @@
                         </w:r>
                       </w:fldSimple>
                       <w:r>
-                        <w:t xml:space="preserve">. ábra: A </w:t>
-                      </w:r>
-                      <w:proofErr w:type="spellStart"/>
-                      <w:r>
-                        <w:t>domain</w:t>
-                      </w:r>
-                      <w:proofErr w:type="spellEnd"/>
-                      <w:r>
-                        <w:t xml:space="preserve"> szintű és a </w:t>
-                      </w:r>
-                      <w:proofErr w:type="spellStart"/>
-                      <w:r>
-                        <w:t>HeadOffice</w:t>
-                      </w:r>
-                      <w:proofErr w:type="spellEnd"/>
-                      <w:r>
-                        <w:t xml:space="preserve"> házirendjei</w:t>
+                        <w:t>. ábra: A domain szintű és a HeadOffice házirendjei</w:t>
                       </w:r>
                     </w:p>
                   </w:txbxContent>
@@ -7222,15 +6967,7 @@
         <w:t>9</w:t>
       </w:r>
       <w:r>
-        <w:t xml:space="preserve">. ábra: A közös </w:t>
-      </w:r>
-      <w:proofErr w:type="spellStart"/>
-      <w:r>
-        <w:t>share</w:t>
-      </w:r>
-      <w:proofErr w:type="spellEnd"/>
-      <w:r>
-        <w:t xml:space="preserve"> házirendje</w:t>
+        <w:t>. ábra: A közös share házirendje</w:t>
       </w:r>
     </w:p>
     <w:p>
@@ -7239,6 +6976,9 @@
         <w:jc w:val="both"/>
       </w:pPr>
       <w:r>
+        <w:rPr>
+          <w:noProof/>
+        </w:rPr>
         <w:lastRenderedPageBreak/>
         <w:drawing>
           <wp:inline distT="0" distB="0" distL="0" distR="0" wp14:anchorId="6216F52C" wp14:editId="754371F3">
@@ -7346,39 +7086,7 @@
           <w:b/>
           <w:bCs/>
         </w:rPr>
-        <w:t>Címtárszolgáltatás (</w:t>
-      </w:r>
-      <w:proofErr w:type="spellStart"/>
-      <w:r>
-        <w:rPr>
-          <w:b/>
-          <w:bCs/>
-        </w:rPr>
-        <w:t>Active</w:t>
-      </w:r>
-      <w:proofErr w:type="spellEnd"/>
-      <w:r>
-        <w:rPr>
-          <w:b/>
-          <w:bCs/>
-        </w:rPr>
-        <w:t xml:space="preserve"> </w:t>
-      </w:r>
-      <w:proofErr w:type="spellStart"/>
-      <w:r>
-        <w:rPr>
-          <w:b/>
-          <w:bCs/>
-        </w:rPr>
-        <w:t>Directory</w:t>
-      </w:r>
-      <w:proofErr w:type="spellEnd"/>
-      <w:r>
-        <w:rPr>
-          <w:b/>
-          <w:bCs/>
-        </w:rPr>
-        <w:t>)</w:t>
+        <w:t>Címtárszolgáltatás (Active Directory)</w:t>
       </w:r>
       <w:r>
         <w:rPr>
@@ -7457,15 +7165,7 @@
                               <w:t>11</w:t>
                             </w:r>
                             <w:r>
-                              <w:t xml:space="preserve">. ábra: A </w:t>
-                            </w:r>
-                            <w:proofErr w:type="spellStart"/>
-                            <w:r>
-                              <w:t>FactoryWarehouse</w:t>
-                            </w:r>
-                            <w:proofErr w:type="spellEnd"/>
-                            <w:r>
-                              <w:t xml:space="preserve"> OU</w:t>
+                              <w:t>. ábra: A FactoryWarehouse OU</w:t>
                             </w:r>
                           </w:p>
                         </w:txbxContent>
@@ -7502,15 +7202,7 @@
                         <w:t>11</w:t>
                       </w:r>
                       <w:r>
-                        <w:t xml:space="preserve">. ábra: A </w:t>
-                      </w:r>
-                      <w:proofErr w:type="spellStart"/>
-                      <w:r>
-                        <w:t>FactoryWarehouse</w:t>
-                      </w:r>
-                      <w:proofErr w:type="spellEnd"/>
-                      <w:r>
-                        <w:t xml:space="preserve"> OU</w:t>
+                        <w:t>. ábra: A FactoryWarehouse OU</w:t>
                       </w:r>
                     </w:p>
                   </w:txbxContent>
@@ -7590,15 +7282,7 @@
         </w:drawing>
       </w:r>
       <w:r>
-        <w:t xml:space="preserve">A gyárüzem munkaállomásai és adminisztratív </w:t>
-      </w:r>
-      <w:proofErr w:type="spellStart"/>
-      <w:r>
-        <w:t>gépei</w:t>
-      </w:r>
-      <w:proofErr w:type="spellEnd"/>
-      <w:r>
-        <w:t xml:space="preserve"> a corp.migazzi.com tartomány tagjai. A felhasználók központi hitelesítéssel jelentkeznek be, amely biztosítja az egységes jogosultságkezelést és az erőforrások kontrollált elérését. A gyártáshoz kapcsolódó felhasználók és eszközök szervezeti egységekbe rendezve kerülnek kezelésre, lehetővé téve a célzott házirend- és jogosultságkezelést.</w:t>
+        <w:t>A gyárüzem munkaállomásai és adminisztratív gépei a corp.migazzi.com tartomány tagjai. A felhasználók központi hitelesítéssel jelentkeznek be, amely biztosítja az egységes jogosultságkezelést és az erőforrások kontrollált elérését. A gyártáshoz kapcsolódó felhasználók és eszközök szervezeti egységekbe rendezve kerülnek kezelésre, lehetővé téve a célzott házirend- és jogosultságkezelést.</w:t>
       </w:r>
       <w:r>
         <w:rPr>
@@ -7667,15 +7351,7 @@
         <w:t>12</w:t>
       </w:r>
       <w:r>
-        <w:t xml:space="preserve">. ábra: A </w:t>
-      </w:r>
-      <w:proofErr w:type="spellStart"/>
-      <w:r>
-        <w:t>Production</w:t>
-      </w:r>
-      <w:proofErr w:type="spellEnd"/>
-      <w:r>
-        <w:t xml:space="preserve"> OU tartalma</w:t>
+        <w:t>. ábra: A Production OU tartalma</w:t>
       </w:r>
     </w:p>
     <w:p>
@@ -7747,31 +7423,7 @@
                               </w:rPr>
                             </w:pPr>
                             <w:r>
-                              <w:t xml:space="preserve">13. ábra: </w:t>
-                            </w:r>
-                            <w:proofErr w:type="spellStart"/>
-                            <w:r>
-                              <w:t>Production</w:t>
-                            </w:r>
-                            <w:proofErr w:type="spellEnd"/>
-                            <w:r>
-                              <w:t xml:space="preserve"> </w:t>
-                            </w:r>
-                            <w:proofErr w:type="spellStart"/>
-                            <w:r>
-                              <w:t>jogosultásai</w:t>
-                            </w:r>
-                            <w:proofErr w:type="spellEnd"/>
-                            <w:r>
-                              <w:t xml:space="preserve"> az </w:t>
-                            </w:r>
-                            <w:proofErr w:type="spellStart"/>
-                            <w:r>
-                              <w:t>SOPs</w:t>
-                            </w:r>
-                            <w:proofErr w:type="spellEnd"/>
-                            <w:r>
-                              <w:t xml:space="preserve"> mappához</w:t>
+                              <w:t>13. ábra: Production jogosultásai az SOPs mappához</w:t>
                             </w:r>
                           </w:p>
                         </w:txbxContent>
@@ -7801,31 +7453,7 @@
                         </w:rPr>
                       </w:pPr>
                       <w:r>
-                        <w:t xml:space="preserve">13. ábra: </w:t>
-                      </w:r>
-                      <w:proofErr w:type="spellStart"/>
-                      <w:r>
-                        <w:t>Production</w:t>
-                      </w:r>
-                      <w:proofErr w:type="spellEnd"/>
-                      <w:r>
-                        <w:t xml:space="preserve"> </w:t>
-                      </w:r>
-                      <w:proofErr w:type="spellStart"/>
-                      <w:r>
-                        <w:t>jogosultásai</w:t>
-                      </w:r>
-                      <w:proofErr w:type="spellEnd"/>
-                      <w:r>
-                        <w:t xml:space="preserve"> az </w:t>
-                      </w:r>
-                      <w:proofErr w:type="spellStart"/>
-                      <w:r>
-                        <w:t>SOPs</w:t>
-                      </w:r>
-                      <w:proofErr w:type="spellEnd"/>
-                      <w:r>
-                        <w:t xml:space="preserve"> mappához</w:t>
+                        <w:t>13. ábra: Production jogosultásai az SOPs mappához</w:t>
                       </w:r>
                     </w:p>
                   </w:txbxContent>
@@ -7928,15 +7556,7 @@
         </w:rPr>
       </w:pPr>
       <w:r>
-        <w:t xml:space="preserve">A gyártelephely dolgozói hozzáférnek a központi fájlszerveren kialakított, részlegspecifikus megosztásokhoz (pl. gyártási dokumentáció, műszaki rajzok, raktárnyilvántartás), valamint a vállalati közös megosztáshoz. A hozzáférések biztonsági csoportokon keresztül </w:t>
-      </w:r>
-      <w:proofErr w:type="spellStart"/>
-      <w:r>
-        <w:t>szabályozottak</w:t>
-      </w:r>
-      <w:proofErr w:type="spellEnd"/>
-      <w:r>
-        <w:t>, biztosítva, hogy kizárólag az arra jogosult felhasználók férjenek hozzá az érzékeny műszaki és logisztikai adatokhoz.</w:t>
+        <w:t>A gyártelephely dolgozói hozzáférnek a központi fájlszerveren kialakított, részlegspecifikus megosztásokhoz (pl. gyártási dokumentáció, műszaki rajzok, raktárnyilvántartás), valamint a vállalati közös megosztáshoz. A hozzáférések biztonsági csoportokon keresztül szabályozottak, biztosítva, hogy kizárólag az arra jogosult felhasználók férjenek hozzá az érzékeny műszaki és logisztikai adatokhoz.</w:t>
       </w:r>
       <w:r>
         <w:rPr>
@@ -8117,15 +7737,7 @@
                               <w:t>14</w:t>
                             </w:r>
                             <w:r>
-                              <w:t xml:space="preserve">. ábra: A </w:t>
-                            </w:r>
-                            <w:proofErr w:type="spellStart"/>
-                            <w:r>
-                              <w:t>Warehouse</w:t>
-                            </w:r>
-                            <w:proofErr w:type="spellEnd"/>
-                            <w:r>
-                              <w:t xml:space="preserve"> meghajtó házirendje</w:t>
+                              <w:t>. ábra: A Warehouse meghajtó házirendje</w:t>
                             </w:r>
                           </w:p>
                         </w:txbxContent>
@@ -8162,15 +7774,7 @@
                         <w:t>14</w:t>
                       </w:r>
                       <w:r>
-                        <w:t xml:space="preserve">. ábra: A </w:t>
-                      </w:r>
-                      <w:proofErr w:type="spellStart"/>
-                      <w:r>
-                        <w:t>Warehouse</w:t>
-                      </w:r>
-                      <w:proofErr w:type="spellEnd"/>
-                      <w:r>
-                        <w:t xml:space="preserve"> meghajtó házirendje</w:t>
+                        <w:t>. ábra: A Warehouse meghajtó házirendje</w:t>
                       </w:r>
                     </w:p>
                   </w:txbxContent>
@@ -8250,15 +7854,7 @@
         </w:drawing>
       </w:r>
       <w:r>
-        <w:t xml:space="preserve">A gyárüzem </w:t>
-      </w:r>
-      <w:proofErr w:type="spellStart"/>
-      <w:r>
-        <w:t>kliensgépeire</w:t>
-      </w:r>
-      <w:proofErr w:type="spellEnd"/>
-      <w:r>
-        <w:t xml:space="preserve"> célzott csoportházirendek kerülnek alkalmazásra. Ezek biztosítják a hálózati meghajtók automatikus felcsatolását, a biztonsági beállítások egységesítését, valamint a felhasználói környezet szabályozását. A gyártási környezetben működő gépeken korlátozott felhasználói jogosultságok és szigorított biztonsági beállítások érvényesülnek a működési stabilitás érdekében.</w:t>
+        <w:t>A gyárüzem kliensgépeire célzott csoportházirendek kerülnek alkalmazásra. Ezek biztosítják a hálózati meghajtók automatikus felcsatolását, a biztonsági beállítások egységesítését, valamint a felhasználói környezet szabályozását. A gyártási környezetben működő gépeken korlátozott felhasználói jogosultságok és szigorított biztonsági beállítások érvényesülnek a működési stabilitás érdekében.</w:t>
       </w:r>
       <w:r>
         <w:rPr>
@@ -8366,15 +7962,7 @@
                               </w:r>
                             </w:fldSimple>
                             <w:r>
-                              <w:t xml:space="preserve">. ábra: A </w:t>
-                            </w:r>
-                            <w:proofErr w:type="spellStart"/>
-                            <w:r>
-                              <w:t>RetalShop</w:t>
-                            </w:r>
-                            <w:proofErr w:type="spellEnd"/>
-                            <w:r>
-                              <w:t xml:space="preserve"> OU</w:t>
+                              <w:t>. ábra: A RetalShop OU</w:t>
                             </w:r>
                           </w:p>
                         </w:txbxContent>
@@ -8412,15 +8000,7 @@
                         </w:r>
                       </w:fldSimple>
                       <w:r>
-                        <w:t xml:space="preserve">. ábra: A </w:t>
-                      </w:r>
-                      <w:proofErr w:type="spellStart"/>
-                      <w:r>
-                        <w:t>RetalShop</w:t>
-                      </w:r>
-                      <w:proofErr w:type="spellEnd"/>
-                      <w:r>
-                        <w:t xml:space="preserve"> OU</w:t>
+                        <w:t>. ábra: A RetalShop OU</w:t>
                       </w:r>
                     </w:p>
                   </w:txbxContent>
@@ -8432,6 +8012,9 @@
         </mc:AlternateContent>
       </w:r>
       <w:r>
+        <w:rPr>
+          <w:noProof/>
+        </w:rPr>
         <w:drawing>
           <wp:anchor distT="0" distB="0" distL="114300" distR="114300" simplePos="0" relativeHeight="251709440" behindDoc="1" locked="0" layoutInCell="1" allowOverlap="1" wp14:anchorId="47BE5B39" wp14:editId="6FD6CB1F">
             <wp:simplePos x="0" y="0"/>
@@ -8495,39 +8078,7 @@
           <w:b/>
           <w:bCs/>
         </w:rPr>
-        <w:t>Címtárszolgáltatás (</w:t>
-      </w:r>
-      <w:proofErr w:type="spellStart"/>
-      <w:r>
-        <w:rPr>
-          <w:b/>
-          <w:bCs/>
-        </w:rPr>
-        <w:t>Active</w:t>
-      </w:r>
-      <w:proofErr w:type="spellEnd"/>
-      <w:r>
-        <w:rPr>
-          <w:b/>
-          <w:bCs/>
-        </w:rPr>
-        <w:t xml:space="preserve"> </w:t>
-      </w:r>
-      <w:proofErr w:type="spellStart"/>
-      <w:r>
-        <w:rPr>
-          <w:b/>
-          <w:bCs/>
-        </w:rPr>
-        <w:t>Directory</w:t>
-      </w:r>
-      <w:proofErr w:type="spellEnd"/>
-      <w:r>
-        <w:rPr>
-          <w:b/>
-          <w:bCs/>
-        </w:rPr>
-        <w:t>)</w:t>
+        <w:t>Címtárszolgáltatás (Active Directory)</w:t>
       </w:r>
       <w:r>
         <w:rPr>
@@ -8631,15 +8182,7 @@
                               <w:t>16</w:t>
                             </w:r>
                             <w:r>
-                              <w:t xml:space="preserve">. ábra: A </w:t>
-                            </w:r>
-                            <w:proofErr w:type="spellStart"/>
-                            <w:r>
-                              <w:t>CustomerService</w:t>
-                            </w:r>
-                            <w:proofErr w:type="spellEnd"/>
-                            <w:r>
-                              <w:t xml:space="preserve"> mappa jogosultságai</w:t>
+                              <w:t>. ábra: A CustomerService mappa jogosultságai</w:t>
                             </w:r>
                           </w:p>
                         </w:txbxContent>
@@ -8672,15 +8215,7 @@
                         <w:t>16</w:t>
                       </w:r>
                       <w:r>
-                        <w:t xml:space="preserve">. ábra: A </w:t>
-                      </w:r>
-                      <w:proofErr w:type="spellStart"/>
-                      <w:r>
-                        <w:t>CustomerService</w:t>
-                      </w:r>
-                      <w:proofErr w:type="spellEnd"/>
-                      <w:r>
-                        <w:t xml:space="preserve"> mappa jogosultságai</w:t>
+                        <w:t>. ábra: A CustomerService mappa jogosultságai</w:t>
                       </w:r>
                     </w:p>
                   </w:txbxContent>
@@ -8692,6 +8227,9 @@
         </mc:AlternateContent>
       </w:r>
       <w:r>
+        <w:rPr>
+          <w:noProof/>
+        </w:rPr>
         <w:drawing>
           <wp:anchor distT="0" distB="0" distL="114300" distR="114300" simplePos="0" relativeHeight="251717632" behindDoc="1" locked="0" layoutInCell="1" allowOverlap="1" wp14:anchorId="275B569B" wp14:editId="195674F9">
             <wp:simplePos x="0" y="0"/>
@@ -8819,15 +8357,7 @@
                               <w:t>15</w:t>
                             </w:r>
                             <w:r>
-                              <w:t xml:space="preserve">. ábra: A </w:t>
-                            </w:r>
-                            <w:proofErr w:type="spellStart"/>
-                            <w:r>
-                              <w:t>Sales</w:t>
-                            </w:r>
-                            <w:proofErr w:type="spellEnd"/>
-                            <w:r>
-                              <w:t xml:space="preserve"> OU tartalma</w:t>
+                              <w:t>. ábra: A Sales OU tartalma</w:t>
                             </w:r>
                           </w:p>
                         </w:txbxContent>
@@ -8864,15 +8394,7 @@
                         <w:t>15</w:t>
                       </w:r>
                       <w:r>
-                        <w:t xml:space="preserve">. ábra: A </w:t>
-                      </w:r>
-                      <w:proofErr w:type="spellStart"/>
-                      <w:r>
-                        <w:t>Sales</w:t>
-                      </w:r>
-                      <w:proofErr w:type="spellEnd"/>
-                      <w:r>
-                        <w:t xml:space="preserve"> OU tartalma</w:t>
+                        <w:t>. ábra: A Sales OU tartalma</w:t>
                       </w:r>
                     </w:p>
                   </w:txbxContent>
@@ -8961,23 +8483,7 @@
       </w:r>
       <w:r>
         <w:br/>
-        <w:t xml:space="preserve">A szaküzlet munkatársai hozzáférnek a számukra releváns központi megosztásokhoz, például értékesítési dokumentumokhoz, </w:t>
-      </w:r>
-      <w:proofErr w:type="spellStart"/>
-      <w:r>
-        <w:t>árlistákhoz</w:t>
-      </w:r>
-      <w:proofErr w:type="spellEnd"/>
-      <w:r>
-        <w:t xml:space="preserve"> és marketinganyagokhoz. A hozzáférések biztonsági csoportokon keresztül </w:t>
-      </w:r>
-      <w:proofErr w:type="spellStart"/>
-      <w:r>
-        <w:t>szabályozottak</w:t>
-      </w:r>
-      <w:proofErr w:type="spellEnd"/>
-      <w:r>
-        <w:t>, biztosítva, hogy kizárólag az értékesítéshez szükséges adatok legyenek elérhetők. A vállalati közös megosztás itt is elérhető a belső kommunikáció és sablonok használata céljából.</w:t>
+        <w:t>A szaküzlet munkatársai hozzáférnek a számukra releváns központi megosztásokhoz, például értékesítési dokumentumokhoz, árlistákhoz és marketinganyagokhoz. A hozzáférések biztonsági csoportokon keresztül szabályozottak, biztosítva, hogy kizárólag az értékesítéshez szükséges adatok legyenek elérhetők. A vállalati közös megosztás itt is elérhető a belső kommunikáció és sablonok használata céljából.</w:t>
       </w:r>
       <w:r>
         <w:rPr>
@@ -9079,15 +8585,7 @@
                               <w:t>17</w:t>
                             </w:r>
                             <w:r>
-                              <w:t xml:space="preserve">. ábra: </w:t>
-                            </w:r>
-                            <w:proofErr w:type="spellStart"/>
-                            <w:r>
-                              <w:t>RetailShop</w:t>
-                            </w:r>
-                            <w:proofErr w:type="spellEnd"/>
-                            <w:r>
-                              <w:t xml:space="preserve"> OU házirendjei</w:t>
+                              <w:t>. ábra: RetailShop OU házirendjei</w:t>
                             </w:r>
                           </w:p>
                         </w:txbxContent>
@@ -9126,15 +8624,7 @@
                         <w:t>17</w:t>
                       </w:r>
                       <w:r>
-                        <w:t xml:space="preserve">. ábra: </w:t>
-                      </w:r>
-                      <w:proofErr w:type="spellStart"/>
-                      <w:r>
-                        <w:t>RetailShop</w:t>
-                      </w:r>
-                      <w:proofErr w:type="spellEnd"/>
-                      <w:r>
-                        <w:t xml:space="preserve"> OU házirendjei</w:t>
+                        <w:t>. ábra: RetailShop OU házirendjei</w:t>
                       </w:r>
                     </w:p>
                   </w:txbxContent>
@@ -9146,6 +8636,9 @@
         </mc:AlternateContent>
       </w:r>
       <w:r>
+        <w:rPr>
+          <w:noProof/>
+        </w:rPr>
         <w:drawing>
           <wp:anchor distT="0" distB="0" distL="114300" distR="114300" simplePos="0" relativeHeight="251720704" behindDoc="1" locked="0" layoutInCell="1" allowOverlap="1" wp14:anchorId="2F3CB48F" wp14:editId="6BD926CD">
             <wp:simplePos x="0" y="0"/>
@@ -9204,32 +8697,203 @@
           </wp:anchor>
         </w:drawing>
       </w:r>
-      <w:proofErr w:type="spellStart"/>
-      <w:r>
-        <w:t>érvényesítenek</w:t>
-      </w:r>
-      <w:proofErr w:type="spellEnd"/>
-      <w:r>
-        <w:t xml:space="preserve">. A környezetben korlátozott felhasználói jogosultságok kerülnek bevezetésre, minimalizálva a rendszer módosításának </w:t>
-      </w:r>
-      <w:r>
+      <w:r>
+        <w:t xml:space="preserve">érvényesítenek. A környezetben korlátozott felhasználói jogosultságok kerülnek bevezetésre, minimalizálva a rendszer módosításának </w:t>
+      </w:r>
+      <w:r>
+        <w:rPr>
+          <w:noProof/>
+        </w:rPr>
+        <mc:AlternateContent>
+          <mc:Choice Requires="wps">
+            <w:drawing>
+              <wp:anchor distT="0" distB="0" distL="114300" distR="114300" simplePos="0" relativeHeight="251735040" behindDoc="1" locked="0" layoutInCell="1" allowOverlap="1" wp14:anchorId="75C17B74" wp14:editId="3E5B06C1">
+                <wp:simplePos x="0" y="0"/>
+                <wp:positionH relativeFrom="column">
+                  <wp:posOffset>194310</wp:posOffset>
+                </wp:positionH>
+                <wp:positionV relativeFrom="paragraph">
+                  <wp:posOffset>5130165</wp:posOffset>
+                </wp:positionV>
+                <wp:extent cx="5372100" cy="635"/>
+                <wp:effectExtent l="0" t="0" r="0" b="0"/>
+                <wp:wrapTight wrapText="bothSides">
+                  <wp:wrapPolygon edited="0">
+                    <wp:start x="0" y="0"/>
+                    <wp:lineTo x="0" y="21600"/>
+                    <wp:lineTo x="21600" y="21600"/>
+                    <wp:lineTo x="21600" y="0"/>
+                  </wp:wrapPolygon>
+                </wp:wrapTight>
+                <wp:docPr id="1484864086" name="Szövegdoboz 1"/>
+                <wp:cNvGraphicFramePr/>
+                <a:graphic xmlns:a="http://schemas.openxmlformats.org/drawingml/2006/main">
+                  <a:graphicData uri="http://schemas.microsoft.com/office/word/2010/wordprocessingShape">
+                    <wps:wsp>
+                      <wps:cNvSpPr txBox="1"/>
+                      <wps:spPr>
+                        <a:xfrm>
+                          <a:off x="0" y="0"/>
+                          <a:ext cx="5372100" cy="635"/>
+                        </a:xfrm>
+                        <a:prstGeom prst="rect">
+                          <a:avLst/>
+                        </a:prstGeom>
+                        <a:solidFill>
+                          <a:prstClr val="white"/>
+                        </a:solidFill>
+                        <a:ln>
+                          <a:noFill/>
+                        </a:ln>
+                      </wps:spPr>
+                      <wps:txbx>
+                        <w:txbxContent>
+                          <w:p>
+                            <w:pPr>
+                              <w:pStyle w:val="Kpalrs"/>
+                              <w:rPr>
+                                <w:b/>
+                                <w:bCs/>
+                                <w:szCs w:val="22"/>
+                              </w:rPr>
+                            </w:pPr>
+                            <w:r>
+                              <w:rPr>
+                                <w:b/>
+                                <w:bCs/>
+                              </w:rPr>
+                              <w:fldChar w:fldCharType="begin"/>
+                            </w:r>
+                            <w:r>
+                              <w:rPr>
+                                <w:b/>
+                                <w:bCs/>
+                              </w:rPr>
+                              <w:instrText xml:space="preserve"> SEQ ábra \* ARABIC </w:instrText>
+                            </w:r>
+                            <w:r>
+                              <w:rPr>
+                                <w:b/>
+                                <w:bCs/>
+                              </w:rPr>
+                              <w:fldChar w:fldCharType="separate"/>
+                            </w:r>
+                            <w:r>
+                              <w:rPr>
+                                <w:b/>
+                                <w:bCs/>
+                                <w:noProof/>
+                              </w:rPr>
+                              <w:t>10</w:t>
+                            </w:r>
+                            <w:r>
+                              <w:rPr>
+                                <w:b/>
+                                <w:bCs/>
+                              </w:rPr>
+                              <w:fldChar w:fldCharType="end"/>
+                            </w:r>
+                            <w:r>
+                              <w:t>. ábra: A Sales meghajtó házirendje</w:t>
+                            </w:r>
+                          </w:p>
+                        </w:txbxContent>
+                      </wps:txbx>
+                      <wps:bodyPr rot="0" spcFirstLastPara="0" vertOverflow="overflow" horzOverflow="overflow" vert="horz" wrap="square" lIns="0" tIns="0" rIns="0" bIns="0" numCol="1" spcCol="0" rtlCol="0" fromWordArt="0" anchor="t" anchorCtr="0" forceAA="0" compatLnSpc="1">
+                        <a:prstTxWarp prst="textNoShape">
+                          <a:avLst/>
+                        </a:prstTxWarp>
+                        <a:spAutoFit/>
+                      </wps:bodyPr>
+                    </wps:wsp>
+                  </a:graphicData>
+                </a:graphic>
+              </wp:anchor>
+            </w:drawing>
+          </mc:Choice>
+          <mc:Fallback>
+            <w:pict>
+              <v:shape w14:anchorId="75C17B74" id="_x0000_s1044" type="#_x0000_t202" style="position:absolute;left:0;text-align:left;margin-left:15.3pt;margin-top:403.95pt;width:423pt;height:.05pt;z-index:-251581440;visibility:visible;mso-wrap-style:square;mso-wrap-distance-left:9pt;mso-wrap-distance-top:0;mso-wrap-distance-right:9pt;mso-wrap-distance-bottom:0;mso-position-horizontal:absolute;mso-position-horizontal-relative:text;mso-position-vertical:absolute;mso-position-vertical-relative:text;v-text-anchor:top" o:gfxdata="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" stroked="f">
+                <v:textbox style="mso-fit-shape-to-text:t" inset="0,0,0,0">
+                  <w:txbxContent>
+                    <w:p>
+                      <w:pPr>
+                        <w:pStyle w:val="Kpalrs"/>
+                        <w:rPr>
+                          <w:b/>
+                          <w:bCs/>
+                          <w:szCs w:val="22"/>
+                        </w:rPr>
+                      </w:pPr>
+                      <w:r>
+                        <w:rPr>
+                          <w:b/>
+                          <w:bCs/>
+                        </w:rPr>
+                        <w:fldChar w:fldCharType="begin"/>
+                      </w:r>
+                      <w:r>
+                        <w:rPr>
+                          <w:b/>
+                          <w:bCs/>
+                        </w:rPr>
+                        <w:instrText xml:space="preserve"> SEQ ábra \* ARABIC </w:instrText>
+                      </w:r>
+                      <w:r>
+                        <w:rPr>
+                          <w:b/>
+                          <w:bCs/>
+                        </w:rPr>
+                        <w:fldChar w:fldCharType="separate"/>
+                      </w:r>
+                      <w:r>
+                        <w:rPr>
+                          <w:b/>
+                          <w:bCs/>
+                          <w:noProof/>
+                        </w:rPr>
+                        <w:t>10</w:t>
+                      </w:r>
+                      <w:r>
+                        <w:rPr>
+                          <w:b/>
+                          <w:bCs/>
+                        </w:rPr>
+                        <w:fldChar w:fldCharType="end"/>
+                      </w:r>
+                      <w:r>
+                        <w:t>. ábra: A Sales meghajtó házirendje</w:t>
+                      </w:r>
+                    </w:p>
+                  </w:txbxContent>
+                </v:textbox>
+                <w10:wrap type="tight"/>
+              </v:shape>
+            </w:pict>
+          </mc:Fallback>
+        </mc:AlternateContent>
+      </w:r>
+      <w:r>
+        <w:rPr>
+          <w:noProof/>
+        </w:rPr>
         <w:drawing>
-          <wp:anchor distT="0" distB="0" distL="114300" distR="114300" simplePos="0" relativeHeight="251723776" behindDoc="1" locked="0" layoutInCell="1" allowOverlap="1" wp14:anchorId="780034FE" wp14:editId="1720105E">
+          <wp:anchor distT="0" distB="0" distL="114300" distR="114300" simplePos="0" relativeHeight="251723776" behindDoc="1" locked="0" layoutInCell="1" allowOverlap="1" wp14:anchorId="780034FE" wp14:editId="42BB1CC8">
             <wp:simplePos x="0" y="0"/>
             <wp:positionH relativeFrom="margin">
-              <wp:align>right</wp:align>
+              <wp:align>center</wp:align>
             </wp:positionH>
             <wp:positionV relativeFrom="paragraph">
-              <wp:posOffset>1257300</wp:posOffset>
+              <wp:posOffset>1205865</wp:posOffset>
             </wp:positionV>
-            <wp:extent cx="5760720" cy="4146550"/>
-            <wp:effectExtent l="0" t="0" r="0" b="6350"/>
+            <wp:extent cx="5372100" cy="3867150"/>
+            <wp:effectExtent l="0" t="0" r="0" b="0"/>
             <wp:wrapTight wrapText="bothSides">
               <wp:wrapPolygon edited="0">
                 <wp:start x="0" y="0"/>
-                <wp:lineTo x="0" y="21534"/>
-                <wp:lineTo x="21500" y="21534"/>
-                <wp:lineTo x="21500" y="0"/>
+                <wp:lineTo x="0" y="21494"/>
+                <wp:lineTo x="21523" y="21494"/>
+                <wp:lineTo x="21523" y="0"/>
                 <wp:lineTo x="0" y="0"/>
               </wp:wrapPolygon>
             </wp:wrapTight>
@@ -9259,7 +8923,7 @@
                   <pic:spPr>
                     <a:xfrm>
                       <a:off x="0" y="0"/>
-                      <a:ext cx="5760720" cy="4146550"/>
+                      <a:ext cx="5372100" cy="3867150"/>
                     </a:xfrm>
                     <a:prstGeom prst="rect">
                       <a:avLst/>
@@ -9268,6 +8932,12 @@
                 </pic:pic>
               </a:graphicData>
             </a:graphic>
+            <wp14:sizeRelH relativeFrom="margin">
+              <wp14:pctWidth>0</wp14:pctWidth>
+            </wp14:sizeRelH>
+            <wp14:sizeRelV relativeFrom="margin">
+              <wp14:pctHeight>0</wp14:pctHeight>
+            </wp14:sizeRelV>
           </wp:anchor>
         </w:drawing>
       </w:r>
@@ -9281,6 +8951,1214 @@
         <w:t xml:space="preserve"> </w:t>
       </w:r>
     </w:p>
+    <w:p>
+      <w:pPr>
+        <w:pStyle w:val="Listaszerbekezds"/>
+        <w:numPr>
+          <w:ilvl w:val="0"/>
+          <w:numId w:val="5"/>
+        </w:numPr>
+        <w:spacing w:line="360" w:lineRule="auto"/>
+        <w:rPr>
+          <w:b/>
+          <w:bCs/>
+        </w:rPr>
+      </w:pPr>
+      <w:r>
+        <w:rPr>
+          <w:noProof/>
+        </w:rPr>
+        <w:drawing>
+          <wp:anchor distT="0" distB="0" distL="114300" distR="114300" simplePos="0" relativeHeight="251725824" behindDoc="0" locked="0" layoutInCell="1" allowOverlap="1" wp14:anchorId="13483DF3" wp14:editId="36455D89">
+            <wp:simplePos x="0" y="0"/>
+            <wp:positionH relativeFrom="margin">
+              <wp:align>right</wp:align>
+            </wp:positionH>
+            <wp:positionV relativeFrom="paragraph">
+              <wp:posOffset>4280535</wp:posOffset>
+            </wp:positionV>
+            <wp:extent cx="2941320" cy="3347720"/>
+            <wp:effectExtent l="0" t="0" r="0" b="5080"/>
+            <wp:wrapSquare wrapText="bothSides"/>
+            <wp:docPr id="1506924436" name="Kép 32" descr="A képen szöveg, képernyőkép, Betűtípus, szám látható&#10;&#10;Előfordulhat, hogy az AI által létrehozott tartalom helytelen."/>
+            <wp:cNvGraphicFramePr>
+              <a:graphicFrameLocks xmlns:a="http://schemas.openxmlformats.org/drawingml/2006/main" noChangeAspect="1"/>
+            </wp:cNvGraphicFramePr>
+            <a:graphic xmlns:a="http://schemas.openxmlformats.org/drawingml/2006/main">
+              <a:graphicData uri="http://schemas.openxmlformats.org/drawingml/2006/picture">
+                <pic:pic xmlns:pic="http://schemas.openxmlformats.org/drawingml/2006/picture">
+                  <pic:nvPicPr>
+                    <pic:cNvPr id="1506924436" name="Kép 32" descr="A képen szöveg, képernyőkép, Betűtípus, szám látható&#10;&#10;Előfordulhat, hogy az AI által létrehozott tartalom helytelen."/>
+                    <pic:cNvPicPr>
+                      <a:picLocks noChangeAspect="1" noChangeArrowheads="1"/>
+                    </pic:cNvPicPr>
+                  </pic:nvPicPr>
+                  <pic:blipFill>
+                    <a:blip r:embed="rId31">
+                      <a:extLst>
+                        <a:ext uri="{28A0092B-C50C-407E-A947-70E740481C1C}">
+                          <a14:useLocalDpi xmlns:a14="http://schemas.microsoft.com/office/drawing/2010/main" val="0"/>
+                        </a:ext>
+                      </a:extLst>
+                    </a:blip>
+                    <a:srcRect/>
+                    <a:stretch>
+                      <a:fillRect/>
+                    </a:stretch>
+                  </pic:blipFill>
+                  <pic:spPr bwMode="auto">
+                    <a:xfrm>
+                      <a:off x="0" y="0"/>
+                      <a:ext cx="2941320" cy="3347720"/>
+                    </a:xfrm>
+                    <a:prstGeom prst="rect">
+                      <a:avLst/>
+                    </a:prstGeom>
+                    <a:noFill/>
+                  </pic:spPr>
+                </pic:pic>
+              </a:graphicData>
+            </a:graphic>
+            <wp14:sizeRelH relativeFrom="margin">
+              <wp14:pctWidth>0</wp14:pctWidth>
+            </wp14:sizeRelH>
+            <wp14:sizeRelV relativeFrom="margin">
+              <wp14:pctHeight>0</wp14:pctHeight>
+            </wp14:sizeRelV>
+          </wp:anchor>
+        </w:drawing>
+      </w:r>
+      <w:r>
+        <w:rPr>
+          <w:b/>
+          <w:bCs/>
+        </w:rPr>
+        <w:t>Linux s</w:t>
+      </w:r>
+      <w:r>
+        <w:rPr>
+          <w:b/>
+          <w:bCs/>
+        </w:rPr>
+        <w:t xml:space="preserve">zerver adatok </w:t>
+      </w:r>
+    </w:p>
+    <w:p>
+      <w:pPr>
+        <w:spacing w:line="360" w:lineRule="auto"/>
+        <w:ind w:left="1416"/>
+      </w:pPr>
+      <w:r>
+        <w:t xml:space="preserve">Az intranet rendszer egy Raspbian Bullseye Server operációs rendszert futtató szerveren működik. A szerver IPv4 címe 192.168.10.2, amelyen keresztül a helyi hálózatból közvetlenül elérhető. Az alapértelmezett átjáró címe 192.168.10.1, amely </w:t>
+      </w:r>
+      <w:r>
+        <w:lastRenderedPageBreak/>
+        <w:t xml:space="preserve">biztosítja a hálózati kommunikációt a többi eszközzel. </w:t>
+      </w:r>
+    </w:p>
+    <w:p>
+      <w:pPr>
+        <w:spacing w:line="360" w:lineRule="auto"/>
+        <w:ind w:left="1416"/>
+      </w:pPr>
+      <w:r>
+        <w:t>A rendszer DNS feloldása a belső hálózaton történik, így a szerver a böngészőben az intra.migazzi.com domain néven érhető el, amely a localhostra (192.168.10.2) mutat.</w:t>
+      </w:r>
+    </w:p>
+    <w:p>
+      <w:pPr>
+        <w:pStyle w:val="Listaszerbekezds"/>
+        <w:numPr>
+          <w:ilvl w:val="0"/>
+          <w:numId w:val="5"/>
+        </w:numPr>
+        <w:spacing w:line="360" w:lineRule="auto"/>
+        <w:rPr>
+          <w:b/>
+          <w:bCs/>
+        </w:rPr>
+      </w:pPr>
+      <w:r>
+        <w:rPr>
+          <w:b/>
+          <w:bCs/>
+        </w:rPr>
+        <w:t xml:space="preserve">Intranet </w:t>
+      </w:r>
+    </w:p>
+    <w:p>
+      <w:pPr>
+        <w:spacing w:line="360" w:lineRule="auto"/>
+        <w:ind w:left="1416"/>
+      </w:pPr>
+      <w:r>
+        <w:t>A MIGAZZI intranet egy belső használatra fejlesztett, PHP + MySQL alapú rendszer, amely biztonságos bejelentkezést biztosít, naplózza a felhasználói aktivitást, részleg alapú fájlmegosztást tesz lehetővé és lokális hálózaton működik DNS névvel.</w:t>
+      </w:r>
+    </w:p>
+    <w:p>
+      <w:pPr>
+        <w:spacing w:line="360" w:lineRule="auto"/>
+        <w:ind w:left="1416"/>
+      </w:pPr>
+      <w:r>
+        <w:rPr>
+          <w:noProof/>
+        </w:rPr>
+        <w:drawing>
+          <wp:anchor distT="0" distB="0" distL="114300" distR="114300" simplePos="0" relativeHeight="251726848" behindDoc="0" locked="0" layoutInCell="1" allowOverlap="1" wp14:anchorId="557D55E3" wp14:editId="71AE8097">
+            <wp:simplePos x="0" y="0"/>
+            <wp:positionH relativeFrom="column">
+              <wp:posOffset>936625</wp:posOffset>
+            </wp:positionH>
+            <wp:positionV relativeFrom="paragraph">
+              <wp:posOffset>293370</wp:posOffset>
+            </wp:positionV>
+            <wp:extent cx="3860165" cy="2834640"/>
+            <wp:effectExtent l="0" t="0" r="6985" b="3810"/>
+            <wp:wrapTopAndBottom/>
+            <wp:docPr id="238597310" name="Kép 31" descr="A képen szöveg, képernyőkép, szoftver, Multimédiás szoftver látható&#10;&#10;Előfordulhat, hogy az AI által létrehozott tartalom helytelen."/>
+            <wp:cNvGraphicFramePr>
+              <a:graphicFrameLocks xmlns:a="http://schemas.openxmlformats.org/drawingml/2006/main" noChangeAspect="1"/>
+            </wp:cNvGraphicFramePr>
+            <a:graphic xmlns:a="http://schemas.openxmlformats.org/drawingml/2006/main">
+              <a:graphicData uri="http://schemas.openxmlformats.org/drawingml/2006/picture">
+                <pic:pic xmlns:pic="http://schemas.openxmlformats.org/drawingml/2006/picture">
+                  <pic:nvPicPr>
+                    <pic:cNvPr id="238597310" name="Kép 31" descr="A képen szöveg, képernyőkép, szoftver, Multimédiás szoftver látható&#10;&#10;Előfordulhat, hogy az AI által létrehozott tartalom helytelen."/>
+                    <pic:cNvPicPr>
+                      <a:picLocks noChangeAspect="1" noChangeArrowheads="1"/>
+                    </pic:cNvPicPr>
+                  </pic:nvPicPr>
+                  <pic:blipFill>
+                    <a:blip r:embed="rId32">
+                      <a:extLst>
+                        <a:ext uri="{28A0092B-C50C-407E-A947-70E740481C1C}">
+                          <a14:useLocalDpi xmlns:a14="http://schemas.microsoft.com/office/drawing/2010/main" val="0"/>
+                        </a:ext>
+                      </a:extLst>
+                    </a:blip>
+                    <a:srcRect/>
+                    <a:stretch>
+                      <a:fillRect/>
+                    </a:stretch>
+                  </pic:blipFill>
+                  <pic:spPr bwMode="auto">
+                    <a:xfrm>
+                      <a:off x="0" y="0"/>
+                      <a:ext cx="3860165" cy="2834640"/>
+                    </a:xfrm>
+                    <a:prstGeom prst="rect">
+                      <a:avLst/>
+                    </a:prstGeom>
+                    <a:noFill/>
+                  </pic:spPr>
+                </pic:pic>
+              </a:graphicData>
+            </a:graphic>
+            <wp14:sizeRelH relativeFrom="margin">
+              <wp14:pctWidth>0</wp14:pctWidth>
+            </wp14:sizeRelH>
+            <wp14:sizeRelV relativeFrom="margin">
+              <wp14:pctHeight>0</wp14:pctHeight>
+            </wp14:sizeRelV>
+          </wp:anchor>
+        </w:drawing>
+      </w:r>
+      <w:r>
+        <w:t>Felhasználónév + jelszó alapú hitelesítés</w:t>
+      </w:r>
+    </w:p>
+    <w:p>
+      <w:pPr>
+        <w:spacing w:line="360" w:lineRule="auto"/>
+        <w:ind w:left="1416"/>
+      </w:pPr>
+      <w:r>
+        <w:t>Intranet bejelentkezés ’bob’ felhasználóval(’intra.migazzi.com’)</w:t>
+      </w:r>
+    </w:p>
+    <w:p>
+      <w:pPr>
+        <w:spacing w:line="360" w:lineRule="auto"/>
+        <w:ind w:left="1416"/>
+      </w:pPr>
+      <w:r>
+        <w:rPr>
+          <w:noProof/>
+        </w:rPr>
+        <w:lastRenderedPageBreak/>
+        <w:drawing>
+          <wp:anchor distT="0" distB="0" distL="114300" distR="114300" simplePos="0" relativeHeight="251727872" behindDoc="0" locked="0" layoutInCell="1" allowOverlap="1" wp14:anchorId="4454D1A9" wp14:editId="4E8806FB">
+            <wp:simplePos x="0" y="0"/>
+            <wp:positionH relativeFrom="column">
+              <wp:posOffset>936625</wp:posOffset>
+            </wp:positionH>
+            <wp:positionV relativeFrom="paragraph">
+              <wp:posOffset>403860</wp:posOffset>
+            </wp:positionV>
+            <wp:extent cx="4498340" cy="3230880"/>
+            <wp:effectExtent l="0" t="0" r="0" b="7620"/>
+            <wp:wrapTopAndBottom/>
+            <wp:docPr id="1782866508" name="Kép 30" descr="A képen szöveg, képernyőkép, szoftver, Számítógépes ikon látható&#10;&#10;Előfordulhat, hogy az AI által létrehozott tartalom helytelen."/>
+            <wp:cNvGraphicFramePr>
+              <a:graphicFrameLocks xmlns:a="http://schemas.openxmlformats.org/drawingml/2006/main" noChangeAspect="1"/>
+            </wp:cNvGraphicFramePr>
+            <a:graphic xmlns:a="http://schemas.openxmlformats.org/drawingml/2006/main">
+              <a:graphicData uri="http://schemas.openxmlformats.org/drawingml/2006/picture">
+                <pic:pic xmlns:pic="http://schemas.openxmlformats.org/drawingml/2006/picture">
+                  <pic:nvPicPr>
+                    <pic:cNvPr id="1782866508" name="Kép 30" descr="A képen szöveg, képernyőkép, szoftver, Számítógépes ikon látható&#10;&#10;Előfordulhat, hogy az AI által létrehozott tartalom helytelen."/>
+                    <pic:cNvPicPr>
+                      <a:picLocks noChangeAspect="1" noChangeArrowheads="1"/>
+                    </pic:cNvPicPr>
+                  </pic:nvPicPr>
+                  <pic:blipFill>
+                    <a:blip r:embed="rId33">
+                      <a:extLst>
+                        <a:ext uri="{28A0092B-C50C-407E-A947-70E740481C1C}">
+                          <a14:useLocalDpi xmlns:a14="http://schemas.microsoft.com/office/drawing/2010/main" val="0"/>
+                        </a:ext>
+                      </a:extLst>
+                    </a:blip>
+                    <a:srcRect/>
+                    <a:stretch>
+                      <a:fillRect/>
+                    </a:stretch>
+                  </pic:blipFill>
+                  <pic:spPr bwMode="auto">
+                    <a:xfrm>
+                      <a:off x="0" y="0"/>
+                      <a:ext cx="4498340" cy="3230880"/>
+                    </a:xfrm>
+                    <a:prstGeom prst="rect">
+                      <a:avLst/>
+                    </a:prstGeom>
+                    <a:noFill/>
+                  </pic:spPr>
+                </pic:pic>
+              </a:graphicData>
+            </a:graphic>
+            <wp14:sizeRelH relativeFrom="margin">
+              <wp14:pctWidth>0</wp14:pctWidth>
+            </wp14:sizeRelH>
+            <wp14:sizeRelV relativeFrom="margin">
+              <wp14:pctHeight>0</wp14:pctHeight>
+            </wp14:sizeRelV>
+          </wp:anchor>
+        </w:drawing>
+      </w:r>
+    </w:p>
+    <w:p>
+      <w:pPr>
+        <w:spacing w:line="360" w:lineRule="auto"/>
+        <w:ind w:left="1416"/>
+      </w:pPr>
+      <w:r>
+        <w:t xml:space="preserve">Bejelentkezés után láthatjuk a nevét, </w:t>
+      </w:r>
+      <w:r>
+        <w:t>pozícióját</w:t>
+      </w:r>
+      <w:r>
+        <w:t>,</w:t>
+      </w:r>
+      <w:r>
+        <w:t xml:space="preserve"> illetve a belépésének idejét.</w:t>
+      </w:r>
+    </w:p>
+    <w:p>
+      <w:pPr>
+        <w:spacing w:line="360" w:lineRule="auto"/>
+        <w:ind w:left="1416"/>
+      </w:pPr>
+      <w:r>
+        <w:rPr>
+          <w:noProof/>
+        </w:rPr>
+        <w:drawing>
+          <wp:anchor distT="0" distB="0" distL="114300" distR="114300" simplePos="0" relativeHeight="251728896" behindDoc="0" locked="0" layoutInCell="1" allowOverlap="1" wp14:anchorId="04FC2554" wp14:editId="5380BB33">
+            <wp:simplePos x="0" y="0"/>
+            <wp:positionH relativeFrom="column">
+              <wp:posOffset>935990</wp:posOffset>
+            </wp:positionH>
+            <wp:positionV relativeFrom="paragraph">
+              <wp:posOffset>356870</wp:posOffset>
+            </wp:positionV>
+            <wp:extent cx="4606290" cy="3314700"/>
+            <wp:effectExtent l="0" t="0" r="3810" b="0"/>
+            <wp:wrapTopAndBottom/>
+            <wp:docPr id="1634159426" name="Kép 29" descr="A képen szöveg, képernyőkép, szoftver, képernyő látható&#10;&#10;Előfordulhat, hogy az AI által létrehozott tartalom helytelen."/>
+            <wp:cNvGraphicFramePr>
+              <a:graphicFrameLocks xmlns:a="http://schemas.openxmlformats.org/drawingml/2006/main" noChangeAspect="1"/>
+            </wp:cNvGraphicFramePr>
+            <a:graphic xmlns:a="http://schemas.openxmlformats.org/drawingml/2006/main">
+              <a:graphicData uri="http://schemas.openxmlformats.org/drawingml/2006/picture">
+                <pic:pic xmlns:pic="http://schemas.openxmlformats.org/drawingml/2006/picture">
+                  <pic:nvPicPr>
+                    <pic:cNvPr id="1634159426" name="Kép 29" descr="A képen szöveg, képernyőkép, szoftver, képernyő látható&#10;&#10;Előfordulhat, hogy az AI által létrehozott tartalom helytelen."/>
+                    <pic:cNvPicPr>
+                      <a:picLocks noChangeAspect="1" noChangeArrowheads="1"/>
+                    </pic:cNvPicPr>
+                  </pic:nvPicPr>
+                  <pic:blipFill>
+                    <a:blip r:embed="rId34">
+                      <a:extLst>
+                        <a:ext uri="{28A0092B-C50C-407E-A947-70E740481C1C}">
+                          <a14:useLocalDpi xmlns:a14="http://schemas.microsoft.com/office/drawing/2010/main" val="0"/>
+                        </a:ext>
+                      </a:extLst>
+                    </a:blip>
+                    <a:srcRect/>
+                    <a:stretch>
+                      <a:fillRect/>
+                    </a:stretch>
+                  </pic:blipFill>
+                  <pic:spPr bwMode="auto">
+                    <a:xfrm>
+                      <a:off x="0" y="0"/>
+                      <a:ext cx="4606290" cy="3314700"/>
+                    </a:xfrm>
+                    <a:prstGeom prst="rect">
+                      <a:avLst/>
+                    </a:prstGeom>
+                    <a:noFill/>
+                  </pic:spPr>
+                </pic:pic>
+              </a:graphicData>
+            </a:graphic>
+            <wp14:sizeRelH relativeFrom="margin">
+              <wp14:pctWidth>0</wp14:pctWidth>
+            </wp14:sizeRelH>
+            <wp14:sizeRelV relativeFrom="margin">
+              <wp14:pctHeight>0</wp14:pctHeight>
+            </wp14:sizeRelV>
+          </wp:anchor>
+        </w:drawing>
+      </w:r>
+    </w:p>
+    <w:p>
+      <w:pPr>
+        <w:spacing w:line="360" w:lineRule="auto"/>
+        <w:ind w:left="1416"/>
+      </w:pPr>
+      <w:r>
+        <w:t>Lejjebb tekerve láthatjuk a fájlmegosztási rendszert. Ő</w:t>
+      </w:r>
+      <w:r>
+        <w:t xml:space="preserve"> </w:t>
+      </w:r>
+      <w:r>
+        <w:t>(bob) hozzáfér a publikus-, illetve a saját beosztása alatt lévő mappákon belüli fájlokat.</w:t>
+      </w:r>
+    </w:p>
+    <w:p>
+      <w:pPr>
+        <w:spacing w:line="360" w:lineRule="auto"/>
+        <w:ind w:left="1416"/>
+        <w:rPr>
+          <w:b/>
+          <w:bCs/>
+        </w:rPr>
+      </w:pPr>
+    </w:p>
+    <w:p>
+      <w:pPr>
+        <w:spacing w:line="360" w:lineRule="auto"/>
+        <w:ind w:left="1416"/>
+        <w:rPr>
+          <w:b/>
+          <w:bCs/>
+        </w:rPr>
+      </w:pPr>
+      <w:r>
+        <w:rPr>
+          <w:b/>
+          <w:noProof/>
+        </w:rPr>
+        <w:lastRenderedPageBreak/>
+        <w:drawing>
+          <wp:inline distT="0" distB="0" distL="0" distR="0" wp14:anchorId="09EAFCB5" wp14:editId="0C9A8293">
+            <wp:extent cx="4533900" cy="3314700"/>
+            <wp:effectExtent l="0" t="0" r="0" b="0"/>
+            <wp:docPr id="876033606" name="Kép 24" descr="A képen szöveg, képernyőkép, szoftver, Számítógépes ikon látható&#10;&#10;Előfordulhat, hogy az AI által létrehozott tartalom helytelen."/>
+            <wp:cNvGraphicFramePr>
+              <a:graphicFrameLocks xmlns:a="http://schemas.openxmlformats.org/drawingml/2006/main" noChangeAspect="1"/>
+            </wp:cNvGraphicFramePr>
+            <a:graphic xmlns:a="http://schemas.openxmlformats.org/drawingml/2006/main">
+              <a:graphicData uri="http://schemas.openxmlformats.org/drawingml/2006/picture">
+                <pic:pic xmlns:pic="http://schemas.openxmlformats.org/drawingml/2006/picture">
+                  <pic:nvPicPr>
+                    <pic:cNvPr id="876033606" name="Kép 24" descr="A képen szöveg, képernyőkép, szoftver, Számítógépes ikon látható&#10;&#10;Előfordulhat, hogy az AI által létrehozott tartalom helytelen."/>
+                    <pic:cNvPicPr>
+                      <a:picLocks noChangeAspect="1" noChangeArrowheads="1"/>
+                    </pic:cNvPicPr>
+                  </pic:nvPicPr>
+                  <pic:blipFill>
+                    <a:blip r:embed="rId35">
+                      <a:extLst>
+                        <a:ext uri="{28A0092B-C50C-407E-A947-70E740481C1C}">
+                          <a14:useLocalDpi xmlns:a14="http://schemas.microsoft.com/office/drawing/2010/main" val="0"/>
+                        </a:ext>
+                      </a:extLst>
+                    </a:blip>
+                    <a:srcRect/>
+                    <a:stretch>
+                      <a:fillRect/>
+                    </a:stretch>
+                  </pic:blipFill>
+                  <pic:spPr bwMode="auto">
+                    <a:xfrm>
+                      <a:off x="0" y="0"/>
+                      <a:ext cx="4533900" cy="3314700"/>
+                    </a:xfrm>
+                    <a:prstGeom prst="rect">
+                      <a:avLst/>
+                    </a:prstGeom>
+                    <a:noFill/>
+                    <a:ln>
+                      <a:noFill/>
+                    </a:ln>
+                  </pic:spPr>
+                </pic:pic>
+              </a:graphicData>
+            </a:graphic>
+          </wp:inline>
+        </w:drawing>
+      </w:r>
+    </w:p>
+    <w:p>
+      <w:pPr>
+        <w:spacing w:line="360" w:lineRule="auto"/>
+        <w:ind w:left="1416"/>
+      </w:pPr>
+      <w:r>
+        <w:t>Ezen az ábrán látható, hogy megnyitotta a publikusan elérhető fájlt</w:t>
+      </w:r>
+      <w:r>
+        <w:t xml:space="preserve"> </w:t>
+      </w:r>
+      <w:r>
+        <w:t>(migazzi_policy.pdf) intraneten keresztül.</w:t>
+      </w:r>
+    </w:p>
+    <w:p>
+      <w:pPr>
+        <w:spacing w:line="360" w:lineRule="auto"/>
+        <w:ind w:left="1416"/>
+        <w:rPr>
+          <w:b/>
+          <w:bCs/>
+        </w:rPr>
+      </w:pPr>
+    </w:p>
+    <w:p>
+      <w:pPr>
+        <w:spacing w:line="360" w:lineRule="auto"/>
+        <w:ind w:left="1416"/>
+        <w:rPr>
+          <w:b/>
+          <w:bCs/>
+        </w:rPr>
+      </w:pPr>
+      <w:r>
+        <w:rPr>
+          <w:b/>
+          <w:noProof/>
+        </w:rPr>
+        <w:drawing>
+          <wp:inline distT="0" distB="0" distL="0" distR="0" wp14:anchorId="16ED6F1E" wp14:editId="1E8FFC39">
+            <wp:extent cx="4533900" cy="2990850"/>
+            <wp:effectExtent l="0" t="0" r="0" b="0"/>
+            <wp:docPr id="552764876" name="Kép 23" descr="A képen szöveg, képernyőkép, szoftver, képernyő látható&#10;&#10;Előfordulhat, hogy az AI által létrehozott tartalom helytelen."/>
+            <wp:cNvGraphicFramePr>
+              <a:graphicFrameLocks xmlns:a="http://schemas.openxmlformats.org/drawingml/2006/main" noChangeAspect="1"/>
+            </wp:cNvGraphicFramePr>
+            <a:graphic xmlns:a="http://schemas.openxmlformats.org/drawingml/2006/main">
+              <a:graphicData uri="http://schemas.openxmlformats.org/drawingml/2006/picture">
+                <pic:pic xmlns:pic="http://schemas.openxmlformats.org/drawingml/2006/picture">
+                  <pic:nvPicPr>
+                    <pic:cNvPr id="552764876" name="Kép 23" descr="A képen szöveg, képernyőkép, szoftver, képernyő látható&#10;&#10;Előfordulhat, hogy az AI által létrehozott tartalom helytelen."/>
+                    <pic:cNvPicPr>
+                      <a:picLocks noChangeAspect="1" noChangeArrowheads="1"/>
+                    </pic:cNvPicPr>
+                  </pic:nvPicPr>
+                  <pic:blipFill>
+                    <a:blip r:embed="rId36">
+                      <a:extLst>
+                        <a:ext uri="{28A0092B-C50C-407E-A947-70E740481C1C}">
+                          <a14:useLocalDpi xmlns:a14="http://schemas.microsoft.com/office/drawing/2010/main" val="0"/>
+                        </a:ext>
+                      </a:extLst>
+                    </a:blip>
+                    <a:srcRect/>
+                    <a:stretch>
+                      <a:fillRect/>
+                    </a:stretch>
+                  </pic:blipFill>
+                  <pic:spPr bwMode="auto">
+                    <a:xfrm>
+                      <a:off x="0" y="0"/>
+                      <a:ext cx="4533900" cy="2990850"/>
+                    </a:xfrm>
+                    <a:prstGeom prst="rect">
+                      <a:avLst/>
+                    </a:prstGeom>
+                    <a:noFill/>
+                    <a:ln>
+                      <a:noFill/>
+                    </a:ln>
+                  </pic:spPr>
+                </pic:pic>
+              </a:graphicData>
+            </a:graphic>
+          </wp:inline>
+        </w:drawing>
+      </w:r>
+    </w:p>
+    <w:p>
+      <w:pPr>
+        <w:spacing w:line="360" w:lineRule="auto"/>
+        <w:ind w:left="1416"/>
+      </w:pPr>
+      <w:r>
+        <w:t>A fájlmegosztás mapparendszere ezen az ábrán látható.</w:t>
+      </w:r>
+    </w:p>
+    <w:p>
+      <w:pPr>
+        <w:spacing w:line="360" w:lineRule="auto"/>
+        <w:rPr>
+          <w:b/>
+          <w:bCs/>
+        </w:rPr>
+      </w:pPr>
+      <w:r>
+        <w:rPr>
+          <w:b/>
+          <w:bCs/>
+        </w:rPr>
+        <w:br w:type="page"/>
+      </w:r>
+    </w:p>
+    <w:p>
+      <w:pPr>
+        <w:pStyle w:val="Listaszerbekezds"/>
+        <w:numPr>
+          <w:ilvl w:val="0"/>
+          <w:numId w:val="5"/>
+        </w:numPr>
+        <w:spacing w:line="360" w:lineRule="auto"/>
+        <w:rPr>
+          <w:b/>
+          <w:bCs/>
+        </w:rPr>
+      </w:pPr>
+      <w:r>
+        <w:rPr>
+          <w:b/>
+          <w:bCs/>
+        </w:rPr>
+        <w:lastRenderedPageBreak/>
+        <w:t xml:space="preserve">Adatbázis </w:t>
+      </w:r>
+    </w:p>
+    <w:p>
+      <w:pPr>
+        <w:spacing w:line="360" w:lineRule="auto"/>
+        <w:ind w:left="1416"/>
+      </w:pPr>
+      <w:r>
+        <w:t xml:space="preserve">A MIGAZZI intranet rendszer a felhasználói hitelesítés és aktivitás nyomon követésére a Users nevű MySQL adatbázist használ. Az adatbázisban a Login tábla tárolja a felhasználói fiókok adatait, így a felhasználó vezeték- és keresztnevét, bejelentkezési nevét, valamint a jelszót biztonságos, bcrypt hash formátumban. Minden felhasználóhoz egy egyedi azonosító (UserID) tartozik, amely biztosítja az adatok egyértelmű kezelését. </w:t>
+      </w:r>
+    </w:p>
+    <w:p>
+      <w:pPr>
+        <w:spacing w:line="360" w:lineRule="auto"/>
+        <w:ind w:left="1416"/>
+      </w:pPr>
+      <w:r>
+        <w:t xml:space="preserve">A rendszer biztonságos működéséhez a jelszavak soha nem kerülnek egyszerű szöveges formában tárolásra, és a tábla lehetővé teszi a felhasználók hitelesítését a bejelentkezés során. A Logging tábla kizárólag az intranet rendszer be- és kijelentkezési eseményeit naplózza, rögzítve a felhasználó nevét, szerepkörét, az esemény időpontját és az esemény típusát (login vagy logout). </w:t>
+      </w:r>
+    </w:p>
+    <w:p>
+      <w:pPr>
+        <w:spacing w:line="360" w:lineRule="auto"/>
+        <w:ind w:left="1416"/>
+      </w:pPr>
+      <w:r>
+        <w:rPr>
+          <w:noProof/>
+        </w:rPr>
+        <w:drawing>
+          <wp:anchor distT="0" distB="0" distL="114300" distR="114300" simplePos="0" relativeHeight="251730944" behindDoc="0" locked="0" layoutInCell="1" allowOverlap="1" wp14:anchorId="5830AE54" wp14:editId="16F305D6">
+            <wp:simplePos x="0" y="0"/>
+            <wp:positionH relativeFrom="column">
+              <wp:posOffset>875665</wp:posOffset>
+            </wp:positionH>
+            <wp:positionV relativeFrom="paragraph">
+              <wp:posOffset>1270059</wp:posOffset>
+            </wp:positionV>
+            <wp:extent cx="4526280" cy="3263265"/>
+            <wp:effectExtent l="0" t="0" r="7620" b="0"/>
+            <wp:wrapTopAndBottom/>
+            <wp:docPr id="431786642" name="Kép 28" descr="A képen szöveg, képernyőkép, szoftver, Számítógépes ikon látható&#10;&#10;Előfordulhat, hogy az AI által létrehozott tartalom helytelen."/>
+            <wp:cNvGraphicFramePr>
+              <a:graphicFrameLocks xmlns:a="http://schemas.openxmlformats.org/drawingml/2006/main" noChangeAspect="1"/>
+            </wp:cNvGraphicFramePr>
+            <a:graphic xmlns:a="http://schemas.openxmlformats.org/drawingml/2006/main">
+              <a:graphicData uri="http://schemas.openxmlformats.org/drawingml/2006/picture">
+                <pic:pic xmlns:pic="http://schemas.openxmlformats.org/drawingml/2006/picture">
+                  <pic:nvPicPr>
+                    <pic:cNvPr id="431786642" name="Kép 28" descr="A képen szöveg, képernyőkép, szoftver, Számítógépes ikon látható&#10;&#10;Előfordulhat, hogy az AI által létrehozott tartalom helytelen."/>
+                    <pic:cNvPicPr>
+                      <a:picLocks noChangeAspect="1" noChangeArrowheads="1"/>
+                    </pic:cNvPicPr>
+                  </pic:nvPicPr>
+                  <pic:blipFill>
+                    <a:blip r:embed="rId37">
+                      <a:extLst>
+                        <a:ext uri="{28A0092B-C50C-407E-A947-70E740481C1C}">
+                          <a14:useLocalDpi xmlns:a14="http://schemas.microsoft.com/office/drawing/2010/main" val="0"/>
+                        </a:ext>
+                      </a:extLst>
+                    </a:blip>
+                    <a:srcRect/>
+                    <a:stretch>
+                      <a:fillRect/>
+                    </a:stretch>
+                  </pic:blipFill>
+                  <pic:spPr bwMode="auto">
+                    <a:xfrm>
+                      <a:off x="0" y="0"/>
+                      <a:ext cx="4526280" cy="3263265"/>
+                    </a:xfrm>
+                    <a:prstGeom prst="rect">
+                      <a:avLst/>
+                    </a:prstGeom>
+                    <a:noFill/>
+                  </pic:spPr>
+                </pic:pic>
+              </a:graphicData>
+            </a:graphic>
+            <wp14:sizeRelH relativeFrom="margin">
+              <wp14:pctWidth>0</wp14:pctWidth>
+            </wp14:sizeRelH>
+            <wp14:sizeRelV relativeFrom="margin">
+              <wp14:pctHeight>0</wp14:pctHeight>
+            </wp14:sizeRelV>
+          </wp:anchor>
+        </w:drawing>
+      </w:r>
+      <w:r>
+        <w:t>A naplózás biztosítja a rendszer átláthatóságát és visszakövethetőségét, lehetővé téve az adminisztrátorok számára a felhasználói bejelentkezések ellenőrzését és a biztonsági incidensek felderítését. Így a felhasználók biztonságosan férhetnek hozzá az intranet szolgáltatásokhoz, miközben a rendszer működése átlátható és auditálható marad.</w:t>
+      </w:r>
+    </w:p>
+    <w:p>
+      <w:pPr>
+        <w:spacing w:line="360" w:lineRule="auto"/>
+        <w:ind w:left="1416"/>
+      </w:pPr>
+      <w:r>
+        <w:t>A rendszergazda phpMyAdmin használatával tudja fejleszteni-, kezelni- illetve ellenőrizni az adatbázist, ezen az ábrán a jelszóval védett bejelentkezés látható.</w:t>
+      </w:r>
+    </w:p>
+    <w:p>
+      <w:pPr>
+        <w:spacing w:line="360" w:lineRule="auto"/>
+      </w:pPr>
+      <w:r>
+        <w:rPr>
+          <w:noProof/>
+        </w:rPr>
+        <w:lastRenderedPageBreak/>
+        <w:drawing>
+          <wp:anchor distT="0" distB="0" distL="114300" distR="114300" simplePos="0" relativeHeight="251729920" behindDoc="0" locked="0" layoutInCell="1" allowOverlap="1" wp14:anchorId="5E9CA9CD" wp14:editId="6C7977D1">
+            <wp:simplePos x="0" y="0"/>
+            <wp:positionH relativeFrom="column">
+              <wp:posOffset>938530</wp:posOffset>
+            </wp:positionH>
+            <wp:positionV relativeFrom="paragraph">
+              <wp:posOffset>289560</wp:posOffset>
+            </wp:positionV>
+            <wp:extent cx="4195445" cy="2880360"/>
+            <wp:effectExtent l="0" t="0" r="0" b="0"/>
+            <wp:wrapTopAndBottom/>
+            <wp:docPr id="2062983595" name="Kép 27" descr="A képen szöveg, képernyőkép, szoftver, képernyő látható&#10;&#10;Előfordulhat, hogy az AI által létrehozott tartalom helytelen."/>
+            <wp:cNvGraphicFramePr>
+              <a:graphicFrameLocks xmlns:a="http://schemas.openxmlformats.org/drawingml/2006/main" noChangeAspect="1"/>
+            </wp:cNvGraphicFramePr>
+            <a:graphic xmlns:a="http://schemas.openxmlformats.org/drawingml/2006/main">
+              <a:graphicData uri="http://schemas.openxmlformats.org/drawingml/2006/picture">
+                <pic:pic xmlns:pic="http://schemas.openxmlformats.org/drawingml/2006/picture">
+                  <pic:nvPicPr>
+                    <pic:cNvPr id="2062983595" name="Kép 27" descr="A képen szöveg, képernyőkép, szoftver, képernyő látható&#10;&#10;Előfordulhat, hogy az AI által létrehozott tartalom helytelen."/>
+                    <pic:cNvPicPr>
+                      <a:picLocks noChangeAspect="1" noChangeArrowheads="1"/>
+                    </pic:cNvPicPr>
+                  </pic:nvPicPr>
+                  <pic:blipFill>
+                    <a:blip r:embed="rId38">
+                      <a:extLst>
+                        <a:ext uri="{28A0092B-C50C-407E-A947-70E740481C1C}">
+                          <a14:useLocalDpi xmlns:a14="http://schemas.microsoft.com/office/drawing/2010/main" val="0"/>
+                        </a:ext>
+                      </a:extLst>
+                    </a:blip>
+                    <a:srcRect/>
+                    <a:stretch>
+                      <a:fillRect/>
+                    </a:stretch>
+                  </pic:blipFill>
+                  <pic:spPr bwMode="auto">
+                    <a:xfrm>
+                      <a:off x="0" y="0"/>
+                      <a:ext cx="4195445" cy="2880360"/>
+                    </a:xfrm>
+                    <a:prstGeom prst="rect">
+                      <a:avLst/>
+                    </a:prstGeom>
+                    <a:noFill/>
+                  </pic:spPr>
+                </pic:pic>
+              </a:graphicData>
+            </a:graphic>
+            <wp14:sizeRelH relativeFrom="margin">
+              <wp14:pctWidth>0</wp14:pctWidth>
+            </wp14:sizeRelH>
+            <wp14:sizeRelV relativeFrom="margin">
+              <wp14:pctHeight>0</wp14:pctHeight>
+            </wp14:sizeRelV>
+          </wp:anchor>
+        </w:drawing>
+      </w:r>
+    </w:p>
+    <w:p>
+      <w:pPr>
+        <w:spacing w:line="360" w:lineRule="auto"/>
+        <w:ind w:left="1416"/>
+      </w:pPr>
+      <w:r>
+        <w:t xml:space="preserve"> Itt látható az adatbázis </w:t>
+      </w:r>
+      <w:proofErr w:type="gramStart"/>
+      <w:r>
+        <w:t>felépítése(</w:t>
+      </w:r>
+      <w:proofErr w:type="gramEnd"/>
+      <w:r>
+        <w:t>Users[adatbázis]</w:t>
+      </w:r>
+      <w:r>
+        <w:sym w:font="Wingdings" w:char="F0E0"/>
+      </w:r>
+      <w:r>
+        <w:t>logging; Login[táblák])</w:t>
+      </w:r>
+    </w:p>
+    <w:p>
+      <w:pPr>
+        <w:spacing w:line="360" w:lineRule="auto"/>
+        <w:ind w:left="1416"/>
+      </w:pPr>
+    </w:p>
+    <w:p>
+      <w:pPr>
+        <w:spacing w:line="360" w:lineRule="auto"/>
+        <w:ind w:left="1416"/>
+      </w:pPr>
+      <w:r>
+        <w:rPr>
+          <w:noProof/>
+        </w:rPr>
+        <w:drawing>
+          <wp:inline distT="0" distB="0" distL="0" distR="0" wp14:anchorId="2DCC90B1" wp14:editId="0AF67FDF">
+            <wp:extent cx="4238625" cy="3048000"/>
+            <wp:effectExtent l="0" t="0" r="9525" b="0"/>
+            <wp:docPr id="1616540462" name="Kép 22" descr="A képen szöveg, képernyőkép, szoftver, Számítógépes ikon látható&#10;&#10;Előfordulhat, hogy az AI által létrehozott tartalom helytelen."/>
+            <wp:cNvGraphicFramePr>
+              <a:graphicFrameLocks xmlns:a="http://schemas.openxmlformats.org/drawingml/2006/main" noChangeAspect="1"/>
+            </wp:cNvGraphicFramePr>
+            <a:graphic xmlns:a="http://schemas.openxmlformats.org/drawingml/2006/main">
+              <a:graphicData uri="http://schemas.openxmlformats.org/drawingml/2006/picture">
+                <pic:pic xmlns:pic="http://schemas.openxmlformats.org/drawingml/2006/picture">
+                  <pic:nvPicPr>
+                    <pic:cNvPr id="1616540462" name="Kép 22" descr="A képen szöveg, képernyőkép, szoftver, Számítógépes ikon látható&#10;&#10;Előfordulhat, hogy az AI által létrehozott tartalom helytelen."/>
+                    <pic:cNvPicPr>
+                      <a:picLocks noChangeAspect="1" noChangeArrowheads="1"/>
+                    </pic:cNvPicPr>
+                  </pic:nvPicPr>
+                  <pic:blipFill>
+                    <a:blip r:embed="rId39">
+                      <a:extLst>
+                        <a:ext uri="{28A0092B-C50C-407E-A947-70E740481C1C}">
+                          <a14:useLocalDpi xmlns:a14="http://schemas.microsoft.com/office/drawing/2010/main" val="0"/>
+                        </a:ext>
+                      </a:extLst>
+                    </a:blip>
+                    <a:srcRect/>
+                    <a:stretch>
+                      <a:fillRect/>
+                    </a:stretch>
+                  </pic:blipFill>
+                  <pic:spPr bwMode="auto">
+                    <a:xfrm>
+                      <a:off x="0" y="0"/>
+                      <a:ext cx="4238625" cy="3048000"/>
+                    </a:xfrm>
+                    <a:prstGeom prst="rect">
+                      <a:avLst/>
+                    </a:prstGeom>
+                    <a:noFill/>
+                    <a:ln>
+                      <a:noFill/>
+                    </a:ln>
+                  </pic:spPr>
+                </pic:pic>
+              </a:graphicData>
+            </a:graphic>
+          </wp:inline>
+        </w:drawing>
+      </w:r>
+    </w:p>
+    <w:p>
+      <w:pPr>
+        <w:spacing w:line="360" w:lineRule="auto"/>
+        <w:ind w:left="1416"/>
+      </w:pPr>
+      <w:r>
+        <w:t>Login tábla tartalmazza a teszt felhasználók adatait.</w:t>
+      </w:r>
+    </w:p>
+    <w:p>
+      <w:pPr>
+        <w:spacing w:line="360" w:lineRule="auto"/>
+        <w:ind w:left="1416"/>
+      </w:pPr>
+      <w:r>
+        <w:rPr>
+          <w:noProof/>
+        </w:rPr>
+        <w:lastRenderedPageBreak/>
+        <w:drawing>
+          <wp:inline distT="0" distB="0" distL="0" distR="0" wp14:anchorId="1BD79205" wp14:editId="2D9433B4">
+            <wp:extent cx="4229100" cy="2876550"/>
+            <wp:effectExtent l="0" t="0" r="0" b="0"/>
+            <wp:docPr id="495513537" name="Kép 21" descr="A képen szöveg, képernyőkép, szoftver, Számítógépes ikon látható&#10;&#10;Előfordulhat, hogy az AI által létrehozott tartalom helytelen."/>
+            <wp:cNvGraphicFramePr>
+              <a:graphicFrameLocks xmlns:a="http://schemas.openxmlformats.org/drawingml/2006/main" noChangeAspect="1"/>
+            </wp:cNvGraphicFramePr>
+            <a:graphic xmlns:a="http://schemas.openxmlformats.org/drawingml/2006/main">
+              <a:graphicData uri="http://schemas.openxmlformats.org/drawingml/2006/picture">
+                <pic:pic xmlns:pic="http://schemas.openxmlformats.org/drawingml/2006/picture">
+                  <pic:nvPicPr>
+                    <pic:cNvPr id="495513537" name="Kép 21" descr="A képen szöveg, képernyőkép, szoftver, Számítógépes ikon látható&#10;&#10;Előfordulhat, hogy az AI által létrehozott tartalom helytelen."/>
+                    <pic:cNvPicPr>
+                      <a:picLocks noChangeAspect="1" noChangeArrowheads="1"/>
+                    </pic:cNvPicPr>
+                  </pic:nvPicPr>
+                  <pic:blipFill>
+                    <a:blip r:embed="rId40">
+                      <a:extLst>
+                        <a:ext uri="{28A0092B-C50C-407E-A947-70E740481C1C}">
+                          <a14:useLocalDpi xmlns:a14="http://schemas.microsoft.com/office/drawing/2010/main" val="0"/>
+                        </a:ext>
+                      </a:extLst>
+                    </a:blip>
+                    <a:srcRect/>
+                    <a:stretch>
+                      <a:fillRect/>
+                    </a:stretch>
+                  </pic:blipFill>
+                  <pic:spPr bwMode="auto">
+                    <a:xfrm>
+                      <a:off x="0" y="0"/>
+                      <a:ext cx="4229100" cy="2876550"/>
+                    </a:xfrm>
+                    <a:prstGeom prst="rect">
+                      <a:avLst/>
+                    </a:prstGeom>
+                    <a:noFill/>
+                    <a:ln>
+                      <a:noFill/>
+                    </a:ln>
+                  </pic:spPr>
+                </pic:pic>
+              </a:graphicData>
+            </a:graphic>
+          </wp:inline>
+        </w:drawing>
+      </w:r>
+    </w:p>
+    <w:p>
+      <w:pPr>
+        <w:spacing w:line="360" w:lineRule="auto"/>
+        <w:ind w:left="1416"/>
+      </w:pPr>
+      <w:r>
+        <w:t>Logging tábla tartalmazza az intranetes tevékenységek logolását.</w:t>
+      </w:r>
+    </w:p>
+    <w:p>
+      <w:pPr>
+        <w:pStyle w:val="Listaszerbekezds"/>
+        <w:numPr>
+          <w:ilvl w:val="0"/>
+          <w:numId w:val="5"/>
+        </w:numPr>
+        <w:spacing w:line="360" w:lineRule="auto"/>
+        <w:rPr>
+          <w:b/>
+          <w:bCs/>
+        </w:rPr>
+      </w:pPr>
+      <w:r>
+        <w:rPr>
+          <w:b/>
+          <w:bCs/>
+        </w:rPr>
+        <w:t>DHCP</w:t>
+      </w:r>
+    </w:p>
+    <w:p>
+      <w:pPr>
+        <w:spacing w:line="360" w:lineRule="auto"/>
+        <w:ind w:left="1416"/>
+      </w:pPr>
+      <w:r>
+        <w:rPr>
+          <w:noProof/>
+        </w:rPr>
+        <w:drawing>
+          <wp:anchor distT="0" distB="0" distL="114300" distR="114300" simplePos="0" relativeHeight="251731968" behindDoc="0" locked="0" layoutInCell="1" allowOverlap="1" wp14:anchorId="3B2AFCC8" wp14:editId="63DF7CF6">
+            <wp:simplePos x="0" y="0"/>
+            <wp:positionH relativeFrom="column">
+              <wp:posOffset>913765</wp:posOffset>
+            </wp:positionH>
+            <wp:positionV relativeFrom="paragraph">
+              <wp:posOffset>738623</wp:posOffset>
+            </wp:positionV>
+            <wp:extent cx="4679950" cy="3253740"/>
+            <wp:effectExtent l="0" t="0" r="6350" b="3810"/>
+            <wp:wrapTopAndBottom/>
+            <wp:docPr id="135097378" name="Kép 26" descr="A képen szöveg, elektronika, képernyőkép, számítógép látható&#10;&#10;Előfordulhat, hogy az AI által létrehozott tartalom helytelen."/>
+            <wp:cNvGraphicFramePr>
+              <a:graphicFrameLocks xmlns:a="http://schemas.openxmlformats.org/drawingml/2006/main" noChangeAspect="1"/>
+            </wp:cNvGraphicFramePr>
+            <a:graphic xmlns:a="http://schemas.openxmlformats.org/drawingml/2006/main">
+              <a:graphicData uri="http://schemas.openxmlformats.org/drawingml/2006/picture">
+                <pic:pic xmlns:pic="http://schemas.openxmlformats.org/drawingml/2006/picture">
+                  <pic:nvPicPr>
+                    <pic:cNvPr id="135097378" name="Kép 26" descr="A képen szöveg, elektronika, képernyőkép, számítógép látható&#10;&#10;Előfordulhat, hogy az AI által létrehozott tartalom helytelen."/>
+                    <pic:cNvPicPr>
+                      <a:picLocks noChangeAspect="1" noChangeArrowheads="1"/>
+                    </pic:cNvPicPr>
+                  </pic:nvPicPr>
+                  <pic:blipFill>
+                    <a:blip r:embed="rId41">
+                      <a:extLst>
+                        <a:ext uri="{28A0092B-C50C-407E-A947-70E740481C1C}">
+                          <a14:useLocalDpi xmlns:a14="http://schemas.microsoft.com/office/drawing/2010/main" val="0"/>
+                        </a:ext>
+                      </a:extLst>
+                    </a:blip>
+                    <a:srcRect/>
+                    <a:stretch>
+                      <a:fillRect/>
+                    </a:stretch>
+                  </pic:blipFill>
+                  <pic:spPr bwMode="auto">
+                    <a:xfrm>
+                      <a:off x="0" y="0"/>
+                      <a:ext cx="4679950" cy="3253740"/>
+                    </a:xfrm>
+                    <a:prstGeom prst="rect">
+                      <a:avLst/>
+                    </a:prstGeom>
+                    <a:noFill/>
+                  </pic:spPr>
+                </pic:pic>
+              </a:graphicData>
+            </a:graphic>
+            <wp14:sizeRelH relativeFrom="margin">
+              <wp14:pctWidth>0</wp14:pctWidth>
+            </wp14:sizeRelH>
+            <wp14:sizeRelV relativeFrom="margin">
+              <wp14:pctHeight>0</wp14:pctHeight>
+            </wp14:sizeRelV>
+          </wp:anchor>
+        </w:drawing>
+      </w:r>
+      <w:r>
+        <w:t xml:space="preserve">A szaküzlet telephelyén működő szerveren DHCP szolgáltatás is üzemel, amely automatikusan IP-címet oszt ki a belső hálózatra csatlakozó eszközök számára. A DHCP konfiguráció az /etc/dhcp/dhcpd.conf fájlban található. </w:t>
+      </w:r>
+    </w:p>
+    <w:p>
+      <w:pPr>
+        <w:spacing w:line="360" w:lineRule="auto"/>
+        <w:ind w:left="1416"/>
+      </w:pPr>
+      <w:r>
+        <w:t xml:space="preserve">A konfiguráció a 192.168.10.0 hálózatra vonatkozik 255.255.255.248 hálózati maszkkal, amely egy /29-es alhálózat. Ez az alhálózat összesen 8 címet tartalmaz, amelyek közül 6 használható hosztcímként. </w:t>
+      </w:r>
+    </w:p>
+    <w:p>
+      <w:pPr>
+        <w:spacing w:line="360" w:lineRule="auto"/>
+        <w:ind w:left="1416"/>
+      </w:pPr>
+      <w:r>
+        <w:lastRenderedPageBreak/>
+        <w:t xml:space="preserve">A DHCP szerver a 192.168.10.3 és 192.168.10.6 közötti IP-címeket osztja ki dinamikusan a kliensek számára. Az alapértelmezett átjáróként a 192.168.10.1 cím kerül kiosztásra. </w:t>
+      </w:r>
+    </w:p>
+    <w:p>
+      <w:pPr>
+        <w:spacing w:line="360" w:lineRule="auto"/>
+        <w:ind w:left="1416"/>
+      </w:pPr>
+      <w:r>
+        <w:t xml:space="preserve">A kliensek a 192.168.20.4 című DNS szervert használják </w:t>
+      </w:r>
+      <w:proofErr w:type="gramStart"/>
+      <w:r>
+        <w:t>névfeloldásra</w:t>
+      </w:r>
+      <w:proofErr w:type="gramEnd"/>
+      <w:r>
+        <w:t xml:space="preserve"> illetve tartalmazza a 192.168.20.5 című Backup DNS-t is, valamint a „local” domain név kerül beállításra számukra. A hálózat broadcast címe 192.168.10.7. </w:t>
+      </w:r>
+    </w:p>
+    <w:p>
+      <w:pPr>
+        <w:spacing w:line="360" w:lineRule="auto"/>
+        <w:ind w:left="1416"/>
+      </w:pPr>
+      <w:r>
+        <w:t>Az alapértelmezett bérleti idő 600 másodperc, míg a maximális bérleti idő 7200 másodperc. A DHCP szolgáltatás biztosítja, hogy a hálózatra csatlakozó eszközök automatikusan megkapják a működésükhöz szükséges hálózati paramétereket.</w:t>
+      </w:r>
+    </w:p>
+    <w:p>
+      <w:pPr>
+        <w:pStyle w:val="Listaszerbekezds"/>
+        <w:numPr>
+          <w:ilvl w:val="0"/>
+          <w:numId w:val="5"/>
+        </w:numPr>
+        <w:spacing w:line="360" w:lineRule="auto"/>
+        <w:rPr>
+          <w:b/>
+          <w:bCs/>
+        </w:rPr>
+      </w:pPr>
+      <w:r>
+        <w:rPr>
+          <w:b/>
+          <w:bCs/>
+        </w:rPr>
+        <w:t xml:space="preserve">DNS </w:t>
+      </w:r>
+    </w:p>
+    <w:p>
+      <w:pPr>
+        <w:spacing w:line="360" w:lineRule="auto"/>
+        <w:ind w:left="1416"/>
+      </w:pPr>
+      <w:r>
+        <w:t xml:space="preserve">A szaküzlet telephelyén a névfeloldás belső, lokális DNS szolgáltatással történik. A DNS szerver biztosítja, hogy az eszközök IP-cím helyett könnyen megjegyezhető domain név használatával érjék el a belső szolgáltatásokat. </w:t>
+      </w:r>
+    </w:p>
+    <w:p>
+      <w:pPr>
+        <w:spacing w:line="360" w:lineRule="auto"/>
+        <w:ind w:left="1416"/>
+      </w:pPr>
+      <w:r>
+        <w:rPr>
+          <w:noProof/>
+        </w:rPr>
+        <w:drawing>
+          <wp:anchor distT="0" distB="0" distL="114300" distR="114300" simplePos="0" relativeHeight="251732992" behindDoc="0" locked="0" layoutInCell="1" allowOverlap="1" wp14:anchorId="7B30604A" wp14:editId="1E3C2524">
+            <wp:simplePos x="0" y="0"/>
+            <wp:positionH relativeFrom="column">
+              <wp:posOffset>860425</wp:posOffset>
+            </wp:positionH>
+            <wp:positionV relativeFrom="paragraph">
+              <wp:posOffset>0</wp:posOffset>
+            </wp:positionV>
+            <wp:extent cx="4625340" cy="3074670"/>
+            <wp:effectExtent l="0" t="0" r="3810" b="0"/>
+            <wp:wrapSquare wrapText="bothSides"/>
+            <wp:docPr id="928766223" name="Kép 25" descr="A képen szöveg, képernyőkép, szoftver, képernyő látható&#10;&#10;Előfordulhat, hogy az AI által létrehozott tartalom helytelen."/>
+            <wp:cNvGraphicFramePr>
+              <a:graphicFrameLocks xmlns:a="http://schemas.openxmlformats.org/drawingml/2006/main" noChangeAspect="1"/>
+            </wp:cNvGraphicFramePr>
+            <a:graphic xmlns:a="http://schemas.openxmlformats.org/drawingml/2006/main">
+              <a:graphicData uri="http://schemas.openxmlformats.org/drawingml/2006/picture">
+                <pic:pic xmlns:pic="http://schemas.openxmlformats.org/drawingml/2006/picture">
+                  <pic:nvPicPr>
+                    <pic:cNvPr id="928766223" name="Kép 25" descr="A képen szöveg, képernyőkép, szoftver, képernyő látható&#10;&#10;Előfordulhat, hogy az AI által létrehozott tartalom helytelen."/>
+                    <pic:cNvPicPr>
+                      <a:picLocks noChangeAspect="1" noChangeArrowheads="1"/>
+                    </pic:cNvPicPr>
+                  </pic:nvPicPr>
+                  <pic:blipFill>
+                    <a:blip r:embed="rId42">
+                      <a:extLst>
+                        <a:ext uri="{28A0092B-C50C-407E-A947-70E740481C1C}">
+                          <a14:useLocalDpi xmlns:a14="http://schemas.microsoft.com/office/drawing/2010/main" val="0"/>
+                        </a:ext>
+                      </a:extLst>
+                    </a:blip>
+                    <a:srcRect/>
+                    <a:stretch>
+                      <a:fillRect/>
+                    </a:stretch>
+                  </pic:blipFill>
+                  <pic:spPr bwMode="auto">
+                    <a:xfrm>
+                      <a:off x="0" y="0"/>
+                      <a:ext cx="4625340" cy="3074670"/>
+                    </a:xfrm>
+                    <a:prstGeom prst="rect">
+                      <a:avLst/>
+                    </a:prstGeom>
+                    <a:noFill/>
+                  </pic:spPr>
+                </pic:pic>
+              </a:graphicData>
+            </a:graphic>
+            <wp14:sizeRelH relativeFrom="margin">
+              <wp14:pctWidth>0</wp14:pctWidth>
+            </wp14:sizeRelH>
+            <wp14:sizeRelV relativeFrom="margin">
+              <wp14:pctHeight>0</wp14:pctHeight>
+            </wp14:sizeRelV>
+          </wp:anchor>
+        </w:drawing>
+      </w:r>
+      <w:r>
+        <w:t xml:space="preserve">Az intranet rendszer a 192.168.10.2 IP-címen működik, amely a belső DNS-ben az intra.migazzi.com névhez van hozzárendelve. Ennek köszönhetően a felhasználóknak nem szükséges az IP-címet megjegyezniük, elegendő a domain nevet beírniuk a böngésző címsorába. </w:t>
+      </w:r>
+    </w:p>
+    <w:p>
+      <w:pPr>
+        <w:spacing w:line="360" w:lineRule="auto"/>
+        <w:ind w:left="1416"/>
+      </w:pPr>
+      <w:r>
+        <w:lastRenderedPageBreak/>
+        <w:t xml:space="preserve">A DNS feloldás kizárólag a belső hálózaton működik, így az intra.migazzi.com cím külső hálózatról nem érhető el. Ez növeli a rendszer biztonságát, mivel az intranet szolgáltatás nem publikus az internet felé. </w:t>
+      </w:r>
+    </w:p>
+    <w:p>
+      <w:pPr>
+        <w:spacing w:line="360" w:lineRule="auto"/>
+        <w:ind w:left="1416"/>
+      </w:pPr>
+      <w:r>
+        <w:t>A kliensek a DHCP szerver által kiosztott DNS beállítás alapján automatikusan a megadott belső DNS szervert használják, amely biztosítja a domain név és az IP-cím közötti megfeleltetést. A lokális DNS használata egyszerűbbé, átláthatóbbá és felhasználóbarátabbá teszi a belső hálózati szolgáltatások elérését.</w:t>
+      </w:r>
+    </w:p>
     <w:p/>
     <w:p>
       <w:pPr>
@@ -9294,11 +10172,9 @@
       <w:r>
         <w:t xml:space="preserve">6.4 </w:t>
       </w:r>
-      <w:proofErr w:type="spellStart"/>
       <w:r>
         <w:t>OceanData</w:t>
       </w:r>
-      <w:proofErr w:type="spellEnd"/>
       <w:r>
         <w:t xml:space="preserve"> </w:t>
       </w:r>
@@ -9352,9 +10228,9 @@
       <w:bookmarkEnd w:id="45"/>
     </w:p>
     <w:sectPr>
-      <w:headerReference w:type="default" r:id="rId31"/>
-      <w:footerReference w:type="default" r:id="rId32"/>
-      <w:headerReference w:type="first" r:id="rId33"/>
+      <w:headerReference w:type="default" r:id="rId43"/>
+      <w:footerReference w:type="default" r:id="rId44"/>
+      <w:headerReference w:type="first" r:id="rId45"/>
       <w:pgSz w:w="11906" w:h="16838"/>
       <w:pgMar w:top="1417" w:right="1417" w:bottom="1417" w:left="1417" w:header="708" w:footer="708" w:gutter="0"/>
       <w:pgNumType w:start="0"/>
@@ -9625,7 +10501,7 @@
               <v:stroke joinstyle="miter"/>
               <v:path gradientshapeok="t" o:connecttype="rect"/>
             </v:shapetype>
-            <v:shape id="_x0000_s1044" type="#_x0000_t202" style="position:absolute;margin-left:272.15pt;margin-top:-8.4pt;width:207pt;height:110.6pt;z-index:251662336;visibility:visible;mso-wrap-style:square;mso-width-percent:0;mso-height-percent:200;mso-wrap-distance-left:9pt;mso-wrap-distance-top:3.6pt;mso-wrap-distance-right:9pt;mso-wrap-distance-bottom:3.6pt;mso-position-horizontal:absolute;mso-position-horizontal-relative:text;mso-position-vertical:absolute;mso-position-vertical-relative:text;mso-width-percent:0;mso-height-percent:200;mso-width-relative:margin;mso-height-relative:margin;v-text-anchor:top" o:gfxdata="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" stroked="f">
+            <v:shape id="_x0000_s1045" type="#_x0000_t202" style="position:absolute;margin-left:272.15pt;margin-top:-8.4pt;width:207pt;height:110.6pt;z-index:251662336;visibility:visible;mso-wrap-style:square;mso-width-percent:0;mso-height-percent:200;mso-wrap-distance-left:9pt;mso-wrap-distance-top:3.6pt;mso-wrap-distance-right:9pt;mso-wrap-distance-bottom:3.6pt;mso-position-horizontal:absolute;mso-position-horizontal-relative:text;mso-position-vertical:absolute;mso-position-vertical-relative:text;mso-width-percent:0;mso-height-percent:200;mso-width-relative:margin;mso-height-relative:margin;v-text-anchor:top" o:gfxdata="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" stroked="f">
               <v:textbox style="mso-fit-shape-to-text:t">
                 <w:txbxContent>
                   <w:p>
@@ -10157,7 +11033,7 @@
   <w:abstractNum w:abstractNumId="3" w15:restartNumberingAfterBreak="0">
     <w:nsid w:val="4ED756F8"/>
     <w:multiLevelType w:val="hybridMultilevel"/>
-    <w:tmpl w:val="B8C4C138"/>
+    <w:tmpl w:val="76503FC2"/>
     <w:lvl w:ilvl="0" w:tplc="040E0001">
       <w:start w:val="1"/>
       <w:numFmt w:val="bullet"/>
